--- a/Document/Taller2_G2_VEBNM.docx
+++ b/Document/Taller2_G2_VEBNM.docx
@@ -928,8 +928,214 @@
       </w:r>
       <w:proofErr w:type="spellEnd"/>
       <w:r>
-        <w:t xml:space="preserve"> o categóricas). No dude en redefinir las variables en caso de que lo considere necesario. </w:t>
-      </w:r>
+        <w:t xml:space="preserve"> o categóricas). No dude en redefinir las variables en caso de que lo considere necesario.</w:t>
+      </w:r>
+    </w:p>
+    <w:p>
+      <w:pPr>
+        <w:pStyle w:val="font-claude-response-body"/>
+        <w:ind w:left="708"/>
+        <w:jc w:val="both"/>
+        <w:rPr>
+          <w:rFonts w:ascii="Arial Narrow" w:eastAsiaTheme="minorHAnsi" w:hAnsi="Arial Narrow" w:cstheme="minorBidi"/>
+          <w:sz w:val="22"/>
+          <w:lang w:val="es-ES_tradnl" w:eastAsia="en-US"/>
+        </w:rPr>
+      </w:pPr>
+      <w:r>
+        <w:rPr>
+          <w:rFonts w:ascii="Arial Narrow" w:eastAsiaTheme="minorHAnsi" w:hAnsi="Arial Narrow" w:cstheme="minorBidi"/>
+          <w:b/>
+          <w:bCs/>
+          <w:sz w:val="22"/>
+          <w:lang w:val="es-ES_tradnl" w:eastAsia="en-US"/>
+        </w:rPr>
+        <w:t>Respuesta:</w:t>
+      </w:r>
+      <w:r>
+        <w:rPr>
+          <w:rFonts w:ascii="Arial Narrow" w:eastAsiaTheme="minorHAnsi" w:hAnsi="Arial Narrow" w:cstheme="minorBidi"/>
+          <w:sz w:val="22"/>
+          <w:lang w:val="es-ES_tradnl" w:eastAsia="en-US"/>
+        </w:rPr>
+        <w:t xml:space="preserve"> </w:t>
+      </w:r>
+      <w:r>
+        <w:rPr>
+          <w:rFonts w:ascii="Arial Narrow" w:eastAsiaTheme="minorHAnsi" w:hAnsi="Arial Narrow" w:cstheme="minorBidi"/>
+          <w:sz w:val="22"/>
+          <w:lang w:val="es-ES_tradnl" w:eastAsia="en-US"/>
+        </w:rPr>
+        <w:t>A partir de la hoja RAW de la base BaseCasas2001.xls, que contiene información de 1.277 viviendas ubicadas en Bogotá, se construyó una base de datos depurada para estimar el precio implícito de la proximidad a parques mediante la metodología de precios hedónicos.</w:t>
+      </w:r>
+    </w:p>
+    <w:p>
+      <w:pPr>
+        <w:pStyle w:val="font-claude-response-body"/>
+        <w:numPr>
+          <w:ilvl w:val="0"/>
+          <w:numId w:val="28"/>
+        </w:numPr>
+        <w:spacing w:after="0" w:afterAutospacing="0"/>
+        <w:jc w:val="both"/>
+        <w:rPr>
+          <w:rFonts w:ascii="Arial Narrow" w:eastAsiaTheme="minorHAnsi" w:hAnsi="Arial Narrow" w:cstheme="minorBidi"/>
+          <w:sz w:val="22"/>
+          <w:lang w:val="es-ES_tradnl" w:eastAsia="en-US"/>
+        </w:rPr>
+      </w:pPr>
+      <w:r>
+        <w:rPr>
+          <w:rFonts w:ascii="Arial Narrow" w:eastAsiaTheme="minorHAnsi" w:hAnsi="Arial Narrow" w:cstheme="minorBidi"/>
+          <w:b/>
+          <w:bCs/>
+          <w:sz w:val="22"/>
+          <w:lang w:val="es-ES_tradnl" w:eastAsia="en-US"/>
+        </w:rPr>
+        <w:t>Se realizaron las siguientes transformaciones.</w:t>
+      </w:r>
+      <w:r>
+        <w:rPr>
+          <w:rFonts w:ascii="Arial Narrow" w:eastAsiaTheme="minorHAnsi" w:hAnsi="Arial Narrow" w:cstheme="minorBidi"/>
+          <w:sz w:val="22"/>
+          <w:lang w:val="es-ES_tradnl" w:eastAsia="en-US"/>
+        </w:rPr>
+        <w:t xml:space="preserve"> Las variables de conteo con rangos textuales (NROCUARTOS, NROBANOS, NROGARAJES) fueron convertidas a variables numéricas asignando el límite inferior de cada rango. Las variables dicotómicas con codificación S/N fueron recodificadas como variables </w:t>
+      </w:r>
+      <w:proofErr w:type="spellStart"/>
+      <w:r>
+        <w:rPr>
+          <w:rFonts w:ascii="Arial Narrow" w:eastAsiaTheme="minorHAnsi" w:hAnsi="Arial Narrow" w:cstheme="minorBidi"/>
+          <w:sz w:val="22"/>
+          <w:lang w:val="es-ES_tradnl" w:eastAsia="en-US"/>
+        </w:rPr>
+        <w:t>dummy</w:t>
+      </w:r>
+      <w:proofErr w:type="spellEnd"/>
+      <w:r>
+        <w:rPr>
+          <w:rFonts w:ascii="Arial Narrow" w:eastAsiaTheme="minorHAnsi" w:hAnsi="Arial Narrow" w:cstheme="minorBidi"/>
+          <w:sz w:val="22"/>
+          <w:lang w:val="es-ES_tradnl" w:eastAsia="en-US"/>
+        </w:rPr>
+        <w:t xml:space="preserve"> (1=Sí, 0=No), tratando las celdas vacías como No. La variable TIEMPOCONSTRUIDO fue convertida en </w:t>
+      </w:r>
+      <w:proofErr w:type="spellStart"/>
+      <w:r>
+        <w:rPr>
+          <w:rFonts w:ascii="Arial Narrow" w:eastAsiaTheme="minorHAnsi" w:hAnsi="Arial Narrow" w:cstheme="minorBidi"/>
+          <w:sz w:val="22"/>
+          <w:lang w:val="es-ES_tradnl" w:eastAsia="en-US"/>
+        </w:rPr>
+        <w:t>dummies</w:t>
+      </w:r>
+      <w:proofErr w:type="spellEnd"/>
+      <w:r>
+        <w:rPr>
+          <w:rFonts w:ascii="Arial Narrow" w:eastAsiaTheme="minorHAnsi" w:hAnsi="Arial Narrow" w:cstheme="minorBidi"/>
+          <w:sz w:val="22"/>
+          <w:lang w:val="es-ES_tradnl" w:eastAsia="en-US"/>
+        </w:rPr>
+        <w:t xml:space="preserve"> tomando 'Más de 20 años' como categoría de referencia. La variable ESTRATO fue convertida en </w:t>
+      </w:r>
+      <w:proofErr w:type="spellStart"/>
+      <w:r>
+        <w:rPr>
+          <w:rFonts w:ascii="Arial Narrow" w:eastAsiaTheme="minorHAnsi" w:hAnsi="Arial Narrow" w:cstheme="minorBidi"/>
+          <w:sz w:val="22"/>
+          <w:lang w:val="es-ES_tradnl" w:eastAsia="en-US"/>
+        </w:rPr>
+        <w:t>dummies</w:t>
+      </w:r>
+      <w:proofErr w:type="spellEnd"/>
+      <w:r>
+        <w:rPr>
+          <w:rFonts w:ascii="Arial Narrow" w:eastAsiaTheme="minorHAnsi" w:hAnsi="Arial Narrow" w:cstheme="minorBidi"/>
+          <w:sz w:val="22"/>
+          <w:lang w:val="es-ES_tradnl" w:eastAsia="en-US"/>
+        </w:rPr>
+        <w:t xml:space="preserve"> tomando estrato 6 como referencia, dado que representa el mayor valor de mercado</w:t>
+      </w:r>
+      <w:r>
+        <w:rPr>
+          <w:rFonts w:ascii="Arial Narrow" w:eastAsiaTheme="minorHAnsi" w:hAnsi="Arial Narrow" w:cstheme="minorBidi"/>
+          <w:i/>
+          <w:iCs/>
+          <w:sz w:val="22"/>
+          <w:lang w:val="es-ES_tradnl" w:eastAsia="en-US"/>
+        </w:rPr>
+        <w:t>.</w:t>
+      </w:r>
+    </w:p>
+    <w:p>
+      <w:pPr>
+        <w:pStyle w:val="font-claude-response-body"/>
+        <w:spacing w:before="0" w:beforeAutospacing="0" w:after="0" w:afterAutospacing="0"/>
+        <w:ind w:left="1068"/>
+        <w:jc w:val="both"/>
+        <w:rPr>
+          <w:rFonts w:ascii="Arial Narrow" w:eastAsiaTheme="minorHAnsi" w:hAnsi="Arial Narrow" w:cstheme="minorBidi"/>
+          <w:sz w:val="22"/>
+          <w:lang w:val="es-ES_tradnl" w:eastAsia="en-US"/>
+        </w:rPr>
+      </w:pPr>
+    </w:p>
+    <w:p>
+      <w:pPr>
+        <w:pStyle w:val="font-claude-response-body"/>
+        <w:numPr>
+          <w:ilvl w:val="0"/>
+          <w:numId w:val="28"/>
+        </w:numPr>
+        <w:jc w:val="both"/>
+        <w:rPr>
+          <w:rFonts w:ascii="Arial Narrow" w:eastAsiaTheme="minorHAnsi" w:hAnsi="Arial Narrow" w:cstheme="minorBidi"/>
+          <w:sz w:val="22"/>
+          <w:lang w:val="es-ES_tradnl" w:eastAsia="en-US"/>
+        </w:rPr>
+      </w:pPr>
+      <w:r>
+        <w:rPr>
+          <w:rFonts w:ascii="Arial Narrow" w:eastAsiaTheme="minorHAnsi" w:hAnsi="Arial Narrow" w:cstheme="minorBidi"/>
+          <w:b/>
+          <w:bCs/>
+          <w:sz w:val="22"/>
+          <w:lang w:val="es-ES_tradnl" w:eastAsia="en-US"/>
+        </w:rPr>
+        <w:t>Se eliminaron observaciones atípicas:</w:t>
+      </w:r>
+      <w:r>
+        <w:rPr>
+          <w:rFonts w:ascii="Arial Narrow" w:eastAsiaTheme="minorHAnsi" w:hAnsi="Arial Narrow" w:cstheme="minorBidi"/>
+          <w:sz w:val="22"/>
+          <w:lang w:val="es-ES_tradnl" w:eastAsia="en-US"/>
+        </w:rPr>
+        <w:t xml:space="preserve"> la única vivienda clasificada 'Sobre plano', 5 viviendas con área de 1 m² y 101 viviendas con área superior a 500 m², quedando una muestra final de 1.170 observaciones. La variable dependiente VALORVENTA fue transformada en logaritmo natural para corregir la distribución sesgada de los precios. La variable de interés principal es </w:t>
+      </w:r>
+      <w:proofErr w:type="spellStart"/>
+      <w:r>
+        <w:rPr>
+          <w:rFonts w:ascii="Arial Narrow" w:eastAsiaTheme="minorHAnsi" w:hAnsi="Arial Narrow" w:cstheme="minorBidi"/>
+          <w:sz w:val="22"/>
+          <w:lang w:val="es-ES_tradnl" w:eastAsia="en-US"/>
+        </w:rPr>
+        <w:t>Distparq</w:t>
+      </w:r>
+      <w:proofErr w:type="spellEnd"/>
+      <w:r>
+        <w:rPr>
+          <w:rFonts w:ascii="Arial Narrow" w:eastAsiaTheme="minorHAnsi" w:hAnsi="Arial Narrow" w:cstheme="minorBidi"/>
+          <w:sz w:val="22"/>
+          <w:lang w:val="es-ES_tradnl" w:eastAsia="en-US"/>
+        </w:rPr>
+        <w:t>, que mide la distancia en metros al parque más cercano</w:t>
+      </w:r>
+    </w:p>
+    <w:p>
+      <w:pPr>
+        <w:pStyle w:val="Prrafodelista"/>
+        <w:jc w:val="both"/>
+      </w:pPr>
     </w:p>
     <w:p>
       <w:pPr>
@@ -947,15 +1153,2783 @@
     <w:p>
       <w:pPr>
         <w:pStyle w:val="Prrafodelista"/>
-        <w:numPr>
-          <w:ilvl w:val="0"/>
-          <w:numId w:val="21"/>
-        </w:numPr>
         <w:jc w:val="both"/>
       </w:pPr>
-      <w:r>
-        <w:t>Una vez seleccione el modelo de su preferencia, comente los resultados de su regresión (significancia de las variables, bondad de ajuste, coeficientes). Guarde los valores predichos del precio de las viviendas.</w:t>
-      </w:r>
+    </w:p>
+    <w:p>
+      <w:pPr>
+        <w:pStyle w:val="Prrafodelista"/>
+        <w:jc w:val="both"/>
+        <w:rPr>
+          <w:b/>
+          <w:bCs/>
+        </w:rPr>
+      </w:pPr>
+      <w:r>
+        <w:rPr>
+          <w:b/>
+          <w:bCs/>
+        </w:rPr>
+        <w:t>Respuesta:</w:t>
+      </w:r>
+    </w:p>
+    <w:p>
+      <w:pPr>
+        <w:pStyle w:val="Prrafodelista"/>
+        <w:jc w:val="both"/>
+        <w:rPr>
+          <w:b/>
+          <w:bCs/>
+        </w:rPr>
+      </w:pPr>
+    </w:p>
+    <w:p>
+      <w:pPr>
+        <w:pStyle w:val="Prrafodelista"/>
+        <w:jc w:val="both"/>
+      </w:pPr>
+      <w:r>
+        <w:rPr>
+          <w:b/>
+          <w:bCs/>
+        </w:rPr>
+        <w:t>Modelo 1</w:t>
+      </w:r>
+      <w:r>
+        <w:rPr>
+          <w:b/>
+          <w:bCs/>
+        </w:rPr>
+        <w:t>:</w:t>
+      </w:r>
+      <w:r>
+        <w:t xml:space="preserve"> Es un modelo lineal - lineal</w:t>
+      </w:r>
+    </w:p>
+    <w:p>
+      <w:pPr>
+        <w:pStyle w:val="Prrafodelista"/>
+        <w:jc w:val="both"/>
+      </w:pPr>
+      <m:oMathPara>
+        <m:oMath>
+          <m:r>
+            <w:rPr>
+              <w:rFonts w:ascii="Cambria Math" w:hAnsi="Cambria Math"/>
+            </w:rPr>
+            <m:t>VALORVENT</m:t>
+          </m:r>
+          <m:sSub>
+            <m:sSubPr>
+              <m:ctrlPr>
+                <w:rPr>
+                  <w:rFonts w:ascii="Cambria Math" w:hAnsi="Cambria Math"/>
+                  <w:i/>
+                </w:rPr>
+              </m:ctrlPr>
+            </m:sSubPr>
+            <m:e>
+              <m:r>
+                <w:rPr>
+                  <w:rFonts w:ascii="Cambria Math" w:hAnsi="Cambria Math"/>
+                </w:rPr>
+                <m:t>A</m:t>
+              </m:r>
+            </m:e>
+            <m:sub>
+              <m:r>
+                <w:rPr>
+                  <w:rFonts w:ascii="Cambria Math" w:hAnsi="Cambria Math"/>
+                </w:rPr>
+                <m:t>i</m:t>
+              </m:r>
+            </m:sub>
+          </m:sSub>
+          <m:r>
+            <w:rPr>
+              <w:rFonts w:ascii="Cambria Math" w:hAnsi="Cambria Math"/>
+            </w:rPr>
+            <m:t>=ARE</m:t>
+          </m:r>
+          <m:sSub>
+            <m:sSubPr>
+              <m:ctrlPr>
+                <w:rPr>
+                  <w:rFonts w:ascii="Cambria Math" w:hAnsi="Cambria Math"/>
+                  <w:i/>
+                </w:rPr>
+              </m:ctrlPr>
+            </m:sSubPr>
+            <m:e>
+              <m:r>
+                <w:rPr>
+                  <w:rFonts w:ascii="Cambria Math" w:hAnsi="Cambria Math"/>
+                </w:rPr>
+                <m:t>A</m:t>
+              </m:r>
+            </m:e>
+            <m:sub>
+              <m:r>
+                <w:rPr>
+                  <w:rFonts w:ascii="Cambria Math" w:hAnsi="Cambria Math"/>
+                </w:rPr>
+                <m:t>i</m:t>
+              </m:r>
+            </m:sub>
+          </m:sSub>
+          <m:r>
+            <w:rPr>
+              <w:rFonts w:ascii="Cambria Math" w:hAnsi="Cambria Math"/>
+            </w:rPr>
+            <m:t>+cuarto</m:t>
+          </m:r>
+          <m:sSub>
+            <m:sSubPr>
+              <m:ctrlPr>
+                <w:rPr>
+                  <w:rFonts w:ascii="Cambria Math" w:hAnsi="Cambria Math"/>
+                  <w:i/>
+                </w:rPr>
+              </m:ctrlPr>
+            </m:sSubPr>
+            <m:e>
+              <m:r>
+                <w:rPr>
+                  <w:rFonts w:ascii="Cambria Math" w:hAnsi="Cambria Math"/>
+                </w:rPr>
+                <m:t>s</m:t>
+              </m:r>
+            </m:e>
+            <m:sub>
+              <m:r>
+                <w:rPr>
+                  <w:rFonts w:ascii="Cambria Math" w:hAnsi="Cambria Math"/>
+                </w:rPr>
+                <m:t>i</m:t>
+              </m:r>
+            </m:sub>
+          </m:sSub>
+          <m:r>
+            <w:rPr>
+              <w:rFonts w:ascii="Cambria Math" w:hAnsi="Cambria Math"/>
+            </w:rPr>
+            <m:t>+bano</m:t>
+          </m:r>
+          <m:sSub>
+            <m:sSubPr>
+              <m:ctrlPr>
+                <w:rPr>
+                  <w:rFonts w:ascii="Cambria Math" w:hAnsi="Cambria Math"/>
+                  <w:i/>
+                </w:rPr>
+              </m:ctrlPr>
+            </m:sSubPr>
+            <m:e>
+              <m:r>
+                <w:rPr>
+                  <w:rFonts w:ascii="Cambria Math" w:hAnsi="Cambria Math"/>
+                </w:rPr>
+                <m:t>s</m:t>
+              </m:r>
+            </m:e>
+            <m:sub>
+              <m:r>
+                <w:rPr>
+                  <w:rFonts w:ascii="Cambria Math" w:hAnsi="Cambria Math"/>
+                </w:rPr>
+                <m:t>i</m:t>
+              </m:r>
+            </m:sub>
+          </m:sSub>
+          <m:r>
+            <w:rPr>
+              <w:rFonts w:ascii="Cambria Math" w:hAnsi="Cambria Math"/>
+            </w:rPr>
+            <m:t>+garaje</m:t>
+          </m:r>
+          <m:sSub>
+            <m:sSubPr>
+              <m:ctrlPr>
+                <w:rPr>
+                  <w:rFonts w:ascii="Cambria Math" w:hAnsi="Cambria Math"/>
+                  <w:i/>
+                </w:rPr>
+              </m:ctrlPr>
+            </m:sSubPr>
+            <m:e>
+              <m:r>
+                <w:rPr>
+                  <w:rFonts w:ascii="Cambria Math" w:hAnsi="Cambria Math"/>
+                </w:rPr>
+                <m:t>s</m:t>
+              </m:r>
+            </m:e>
+            <m:sub>
+              <m:r>
+                <w:rPr>
+                  <w:rFonts w:ascii="Cambria Math" w:hAnsi="Cambria Math"/>
+                </w:rPr>
+                <m:t>i</m:t>
+              </m:r>
+            </m:sub>
+          </m:sSub>
+          <m:r>
+            <w:rPr>
+              <w:rFonts w:ascii="Cambria Math" w:hAnsi="Cambria Math"/>
+            </w:rPr>
+            <m:t>+garaj</m:t>
+          </m:r>
+          <m:sSub>
+            <m:sSubPr>
+              <m:ctrlPr>
+                <w:rPr>
+                  <w:rFonts w:ascii="Cambria Math" w:hAnsi="Cambria Math"/>
+                  <w:i/>
+                </w:rPr>
+              </m:ctrlPr>
+            </m:sSubPr>
+            <m:e>
+              <m:r>
+                <w:rPr>
+                  <w:rFonts w:ascii="Cambria Math" w:hAnsi="Cambria Math"/>
+                </w:rPr>
+                <m:t>es</m:t>
+              </m:r>
+            </m:e>
+            <m:sub>
+              <m:r>
+                <w:rPr>
+                  <w:rFonts w:ascii="Cambria Math" w:hAnsi="Cambria Math"/>
+                </w:rPr>
+                <m:t>i</m:t>
+              </m:r>
+            </m:sub>
+          </m:sSub>
+          <m:r>
+            <w:rPr>
+              <w:rFonts w:ascii="Cambria Math" w:hAnsi="Cambria Math"/>
+            </w:rPr>
+            <m:t>+</m:t>
+          </m:r>
+          <m:sSub>
+            <m:sSubPr>
+              <m:ctrlPr>
+                <w:rPr>
+                  <w:rFonts w:ascii="Cambria Math" w:hAnsi="Cambria Math"/>
+                  <w:i/>
+                </w:rPr>
+              </m:ctrlPr>
+            </m:sSubPr>
+            <m:e>
+              <m:r>
+                <w:rPr>
+                  <w:rFonts w:ascii="Cambria Math" w:hAnsi="Cambria Math"/>
+                </w:rPr>
+                <m:t>t</m:t>
+              </m:r>
+            </m:e>
+            <m:sub>
+              <m:r>
+                <w:rPr>
+                  <w:rFonts w:ascii="Cambria Math" w:hAnsi="Cambria Math"/>
+                </w:rPr>
+                <m:t>nueva</m:t>
+              </m:r>
+            </m:sub>
+          </m:sSub>
+          <m:r>
+            <w:rPr>
+              <w:rFonts w:ascii="Cambria Math" w:hAnsi="Cambria Math"/>
+            </w:rPr>
+            <m:t>+</m:t>
+          </m:r>
+          <m:sSub>
+            <m:sSubPr>
+              <m:ctrlPr>
+                <w:rPr>
+                  <w:rFonts w:ascii="Cambria Math" w:hAnsi="Cambria Math"/>
+                  <w:i/>
+                </w:rPr>
+              </m:ctrlPr>
+            </m:sSubPr>
+            <m:e>
+              <m:r>
+                <w:rPr>
+                  <w:rFonts w:ascii="Cambria Math" w:hAnsi="Cambria Math"/>
+                </w:rPr>
+                <m:t>t</m:t>
+              </m:r>
+            </m:e>
+            <m:sub>
+              <m:r>
+                <w:rPr>
+                  <w:rFonts w:ascii="Cambria Math" w:hAnsi="Cambria Math"/>
+                </w:rPr>
+                <m:t>0-5</m:t>
+              </m:r>
+            </m:sub>
+          </m:sSub>
+          <m:r>
+            <w:rPr>
+              <w:rFonts w:ascii="Cambria Math" w:hAnsi="Cambria Math"/>
+            </w:rPr>
+            <m:t>+</m:t>
+          </m:r>
+          <m:sSub>
+            <m:sSubPr>
+              <m:ctrlPr>
+                <w:rPr>
+                  <w:rFonts w:ascii="Cambria Math" w:hAnsi="Cambria Math"/>
+                  <w:i/>
+                </w:rPr>
+              </m:ctrlPr>
+            </m:sSubPr>
+            <m:e>
+              <m:r>
+                <w:rPr>
+                  <w:rFonts w:ascii="Cambria Math" w:hAnsi="Cambria Math"/>
+                </w:rPr>
+                <m:t>t</m:t>
+              </m:r>
+            </m:e>
+            <m:sub>
+              <m:r>
+                <w:rPr>
+                  <w:rFonts w:ascii="Cambria Math" w:hAnsi="Cambria Math"/>
+                </w:rPr>
+                <m:t>5-10</m:t>
+              </m:r>
+            </m:sub>
+          </m:sSub>
+          <m:r>
+            <w:rPr>
+              <w:rFonts w:ascii="Cambria Math" w:hAnsi="Cambria Math"/>
+            </w:rPr>
+            <m:t>+</m:t>
+          </m:r>
+          <m:sSub>
+            <m:sSubPr>
+              <m:ctrlPr>
+                <w:rPr>
+                  <w:rFonts w:ascii="Cambria Math" w:hAnsi="Cambria Math"/>
+                  <w:i/>
+                </w:rPr>
+              </m:ctrlPr>
+            </m:sSubPr>
+            <m:e>
+              <m:r>
+                <w:rPr>
+                  <w:rFonts w:ascii="Cambria Math" w:hAnsi="Cambria Math"/>
+                </w:rPr>
+                <m:t>t</m:t>
+              </m:r>
+            </m:e>
+            <m:sub>
+              <m:r>
+                <w:rPr>
+                  <w:rFonts w:ascii="Cambria Math" w:hAnsi="Cambria Math"/>
+                </w:rPr>
+                <m:t>10-20</m:t>
+              </m:r>
+            </m:sub>
+          </m:sSub>
+          <m:r>
+            <w:rPr>
+              <w:rFonts w:ascii="Cambria Math" w:hAnsi="Cambria Math"/>
+            </w:rPr>
+            <m:t>+concanchasquas</m:t>
+          </m:r>
+          <m:sSub>
+            <m:sSubPr>
+              <m:ctrlPr>
+                <w:rPr>
+                  <w:rFonts w:ascii="Cambria Math" w:hAnsi="Cambria Math"/>
+                  <w:i/>
+                </w:rPr>
+              </m:ctrlPr>
+            </m:sSubPr>
+            <m:e>
+              <m:r>
+                <w:rPr>
+                  <w:rFonts w:ascii="Cambria Math" w:hAnsi="Cambria Math"/>
+                </w:rPr>
+                <m:t>h</m:t>
+              </m:r>
+            </m:e>
+            <m:sub>
+              <m:r>
+                <w:rPr>
+                  <w:rFonts w:ascii="Cambria Math" w:hAnsi="Cambria Math"/>
+                </w:rPr>
+                <m:t>i</m:t>
+              </m:r>
+            </m:sub>
+          </m:sSub>
+          <m:r>
+            <w:rPr>
+              <w:rFonts w:ascii="Cambria Math" w:hAnsi="Cambria Math"/>
+            </w:rPr>
+            <m:t>+congimnasi</m:t>
+          </m:r>
+          <m:sSub>
+            <m:sSubPr>
+              <m:ctrlPr>
+                <w:rPr>
+                  <w:rFonts w:ascii="Cambria Math" w:hAnsi="Cambria Math"/>
+                  <w:i/>
+                </w:rPr>
+              </m:ctrlPr>
+            </m:sSubPr>
+            <m:e>
+              <m:r>
+                <w:rPr>
+                  <w:rFonts w:ascii="Cambria Math" w:hAnsi="Cambria Math"/>
+                </w:rPr>
+                <m:t>o</m:t>
+              </m:r>
+            </m:e>
+            <m:sub>
+              <m:r>
+                <w:rPr>
+                  <w:rFonts w:ascii="Cambria Math" w:hAnsi="Cambria Math"/>
+                </w:rPr>
+                <m:t>i</m:t>
+              </m:r>
+            </m:sub>
+          </m:sSub>
+          <m:r>
+            <w:rPr>
+              <w:rFonts w:ascii="Cambria Math" w:hAnsi="Cambria Math"/>
+            </w:rPr>
+            <m:t>+conjardininterio</m:t>
+          </m:r>
+          <m:sSub>
+            <m:sSubPr>
+              <m:ctrlPr>
+                <w:rPr>
+                  <w:rFonts w:ascii="Cambria Math" w:hAnsi="Cambria Math"/>
+                  <w:i/>
+                </w:rPr>
+              </m:ctrlPr>
+            </m:sSubPr>
+            <m:e>
+              <m:r>
+                <w:rPr>
+                  <w:rFonts w:ascii="Cambria Math" w:hAnsi="Cambria Math"/>
+                </w:rPr>
+                <m:t>r</m:t>
+              </m:r>
+            </m:e>
+            <m:sub>
+              <m:r>
+                <w:rPr>
+                  <w:rFonts w:ascii="Cambria Math" w:hAnsi="Cambria Math"/>
+                </w:rPr>
+                <m:t>i</m:t>
+              </m:r>
+            </m:sub>
+          </m:sSub>
+          <m:r>
+            <w:rPr>
+              <w:rFonts w:ascii="Cambria Math" w:hAnsi="Cambria Math"/>
+            </w:rPr>
+            <m:t>+consaun</m:t>
+          </m:r>
+          <m:sSub>
+            <m:sSubPr>
+              <m:ctrlPr>
+                <w:rPr>
+                  <w:rFonts w:ascii="Cambria Math" w:hAnsi="Cambria Math"/>
+                  <w:i/>
+                </w:rPr>
+              </m:ctrlPr>
+            </m:sSubPr>
+            <m:e>
+              <m:r>
+                <w:rPr>
+                  <w:rFonts w:ascii="Cambria Math" w:hAnsi="Cambria Math"/>
+                </w:rPr>
+                <m:t>a</m:t>
+              </m:r>
+            </m:e>
+            <m:sub>
+              <m:r>
+                <w:rPr>
+                  <w:rFonts w:ascii="Cambria Math" w:hAnsi="Cambria Math"/>
+                </w:rPr>
+                <m:t>i</m:t>
+              </m:r>
+            </m:sub>
+          </m:sSub>
+          <m:r>
+            <w:rPr>
+              <w:rFonts w:ascii="Cambria Math" w:hAnsi="Cambria Math"/>
+            </w:rPr>
+            <m:t>+conzonasnino</m:t>
+          </m:r>
+          <m:sSub>
+            <m:sSubPr>
+              <m:ctrlPr>
+                <w:rPr>
+                  <w:rFonts w:ascii="Cambria Math" w:hAnsi="Cambria Math"/>
+                  <w:i/>
+                </w:rPr>
+              </m:ctrlPr>
+            </m:sSubPr>
+            <m:e>
+              <m:r>
+                <w:rPr>
+                  <w:rFonts w:ascii="Cambria Math" w:hAnsi="Cambria Math"/>
+                </w:rPr>
+                <m:t>s</m:t>
+              </m:r>
+            </m:e>
+            <m:sub>
+              <m:r>
+                <w:rPr>
+                  <w:rFonts w:ascii="Cambria Math" w:hAnsi="Cambria Math"/>
+                </w:rPr>
+                <m:t>i</m:t>
+              </m:r>
+            </m:sub>
+          </m:sSub>
+          <m:r>
+            <w:rPr>
+              <w:rFonts w:ascii="Cambria Math" w:hAnsi="Cambria Math"/>
+            </w:rPr>
+            <m:t>+conzonaverde</m:t>
+          </m:r>
+          <m:sSub>
+            <m:sSubPr>
+              <m:ctrlPr>
+                <w:rPr>
+                  <w:rFonts w:ascii="Cambria Math" w:hAnsi="Cambria Math"/>
+                  <w:i/>
+                </w:rPr>
+              </m:ctrlPr>
+            </m:sSubPr>
+            <m:e>
+              <m:r>
+                <w:rPr>
+                  <w:rFonts w:ascii="Cambria Math" w:hAnsi="Cambria Math"/>
+                </w:rPr>
+                <m:t>s</m:t>
+              </m:r>
+            </m:e>
+            <m:sub>
+              <m:r>
+                <w:rPr>
+                  <w:rFonts w:ascii="Cambria Math" w:hAnsi="Cambria Math"/>
+                </w:rPr>
+                <m:t>i</m:t>
+              </m:r>
+            </m:sub>
+          </m:sSub>
+          <m:r>
+            <w:rPr>
+              <w:rFonts w:ascii="Cambria Math" w:hAnsi="Cambria Math"/>
+            </w:rPr>
+            <m:t>+conjuntocerrad</m:t>
+          </m:r>
+          <m:sSub>
+            <m:sSubPr>
+              <m:ctrlPr>
+                <w:rPr>
+                  <w:rFonts w:ascii="Cambria Math" w:hAnsi="Cambria Math"/>
+                  <w:i/>
+                </w:rPr>
+              </m:ctrlPr>
+            </m:sSubPr>
+            <m:e>
+              <m:r>
+                <w:rPr>
+                  <w:rFonts w:ascii="Cambria Math" w:hAnsi="Cambria Math"/>
+                </w:rPr>
+                <m:t>o</m:t>
+              </m:r>
+            </m:e>
+            <m:sub>
+              <m:r>
+                <w:rPr>
+                  <w:rFonts w:ascii="Cambria Math" w:hAnsi="Cambria Math"/>
+                </w:rPr>
+                <m:t>i</m:t>
+              </m:r>
+            </m:sub>
+          </m:sSub>
+          <m:r>
+            <w:rPr>
+              <w:rFonts w:ascii="Cambria Math" w:hAnsi="Cambria Math"/>
+            </w:rPr>
+            <m:t>+est</m:t>
+          </m:r>
+          <m:sSub>
+            <m:sSubPr>
+              <m:ctrlPr>
+                <w:rPr>
+                  <w:rFonts w:ascii="Cambria Math" w:hAnsi="Cambria Math"/>
+                  <w:i/>
+                </w:rPr>
+              </m:ctrlPr>
+            </m:sSubPr>
+            <m:e>
+              <m:r>
+                <w:rPr>
+                  <w:rFonts w:ascii="Cambria Math" w:hAnsi="Cambria Math"/>
+                </w:rPr>
+                <m:t>1</m:t>
+              </m:r>
+            </m:e>
+            <m:sub>
+              <m:r>
+                <w:rPr>
+                  <w:rFonts w:ascii="Cambria Math" w:hAnsi="Cambria Math"/>
+                </w:rPr>
+                <m:t>i</m:t>
+              </m:r>
+            </m:sub>
+          </m:sSub>
+          <m:r>
+            <w:rPr>
+              <w:rFonts w:ascii="Cambria Math" w:hAnsi="Cambria Math"/>
+            </w:rPr>
+            <m:t>+est</m:t>
+          </m:r>
+          <m:sSub>
+            <m:sSubPr>
+              <m:ctrlPr>
+                <w:rPr>
+                  <w:rFonts w:ascii="Cambria Math" w:hAnsi="Cambria Math"/>
+                  <w:i/>
+                </w:rPr>
+              </m:ctrlPr>
+            </m:sSubPr>
+            <m:e>
+              <m:r>
+                <w:rPr>
+                  <w:rFonts w:ascii="Cambria Math" w:hAnsi="Cambria Math"/>
+                </w:rPr>
+                <m:t>2</m:t>
+              </m:r>
+            </m:e>
+            <m:sub>
+              <m:r>
+                <w:rPr>
+                  <w:rFonts w:ascii="Cambria Math" w:hAnsi="Cambria Math"/>
+                </w:rPr>
+                <m:t>i</m:t>
+              </m:r>
+            </m:sub>
+          </m:sSub>
+          <m:r>
+            <w:rPr>
+              <w:rFonts w:ascii="Cambria Math" w:hAnsi="Cambria Math"/>
+            </w:rPr>
+            <m:t>+est</m:t>
+          </m:r>
+          <m:sSub>
+            <m:sSubPr>
+              <m:ctrlPr>
+                <w:rPr>
+                  <w:rFonts w:ascii="Cambria Math" w:hAnsi="Cambria Math"/>
+                  <w:i/>
+                </w:rPr>
+              </m:ctrlPr>
+            </m:sSubPr>
+            <m:e>
+              <m:r>
+                <w:rPr>
+                  <w:rFonts w:ascii="Cambria Math" w:hAnsi="Cambria Math"/>
+                </w:rPr>
+                <m:t>3</m:t>
+              </m:r>
+            </m:e>
+            <m:sub>
+              <m:r>
+                <w:rPr>
+                  <w:rFonts w:ascii="Cambria Math" w:hAnsi="Cambria Math"/>
+                </w:rPr>
+                <m:t>i</m:t>
+              </m:r>
+            </m:sub>
+          </m:sSub>
+          <m:r>
+            <w:rPr>
+              <w:rFonts w:ascii="Cambria Math" w:hAnsi="Cambria Math"/>
+            </w:rPr>
+            <m:t>+est</m:t>
+          </m:r>
+          <m:sSub>
+            <m:sSubPr>
+              <m:ctrlPr>
+                <w:rPr>
+                  <w:rFonts w:ascii="Cambria Math" w:hAnsi="Cambria Math"/>
+                  <w:i/>
+                </w:rPr>
+              </m:ctrlPr>
+            </m:sSubPr>
+            <m:e>
+              <m:r>
+                <w:rPr>
+                  <w:rFonts w:ascii="Cambria Math" w:hAnsi="Cambria Math"/>
+                </w:rPr>
+                <m:t>4</m:t>
+              </m:r>
+            </m:e>
+            <m:sub>
+              <m:r>
+                <w:rPr>
+                  <w:rFonts w:ascii="Cambria Math" w:hAnsi="Cambria Math"/>
+                </w:rPr>
+                <m:t>i</m:t>
+              </m:r>
+            </m:sub>
+          </m:sSub>
+          <m:r>
+            <w:rPr>
+              <w:rFonts w:ascii="Cambria Math" w:hAnsi="Cambria Math"/>
+            </w:rPr>
+            <m:t>+est</m:t>
+          </m:r>
+          <m:sSub>
+            <m:sSubPr>
+              <m:ctrlPr>
+                <w:rPr>
+                  <w:rFonts w:ascii="Cambria Math" w:hAnsi="Cambria Math"/>
+                  <w:i/>
+                </w:rPr>
+              </m:ctrlPr>
+            </m:sSubPr>
+            <m:e>
+              <m:r>
+                <w:rPr>
+                  <w:rFonts w:ascii="Cambria Math" w:hAnsi="Cambria Math"/>
+                </w:rPr>
+                <m:t>5</m:t>
+              </m:r>
+            </m:e>
+            <m:sub>
+              <m:r>
+                <w:rPr>
+                  <w:rFonts w:ascii="Cambria Math" w:hAnsi="Cambria Math"/>
+                </w:rPr>
+                <m:t>i</m:t>
+              </m:r>
+            </m:sub>
+          </m:sSub>
+          <m:r>
+            <w:rPr>
+              <w:rFonts w:ascii="Cambria Math" w:hAnsi="Cambria Math"/>
+            </w:rPr>
+            <m:t>+viaprincipa</m:t>
+          </m:r>
+          <m:sSub>
+            <m:sSubPr>
+              <m:ctrlPr>
+                <w:rPr>
+                  <w:rFonts w:ascii="Cambria Math" w:hAnsi="Cambria Math"/>
+                  <w:i/>
+                </w:rPr>
+              </m:ctrlPr>
+            </m:sSubPr>
+            <m:e>
+              <m:r>
+                <w:rPr>
+                  <w:rFonts w:ascii="Cambria Math" w:hAnsi="Cambria Math"/>
+                </w:rPr>
+                <m:t>l</m:t>
+              </m:r>
+            </m:e>
+            <m:sub>
+              <m:r>
+                <w:rPr>
+                  <w:rFonts w:ascii="Cambria Math" w:hAnsi="Cambria Math"/>
+                </w:rPr>
+                <m:t>i</m:t>
+              </m:r>
+            </m:sub>
+          </m:sSub>
+          <m:r>
+            <w:rPr>
+              <w:rFonts w:ascii="Cambria Math" w:hAnsi="Cambria Math"/>
+            </w:rPr>
+            <m:t>+viasecundari</m:t>
+          </m:r>
+          <m:sSub>
+            <m:sSubPr>
+              <m:ctrlPr>
+                <w:rPr>
+                  <w:rFonts w:ascii="Cambria Math" w:hAnsi="Cambria Math"/>
+                  <w:i/>
+                </w:rPr>
+              </m:ctrlPr>
+            </m:sSubPr>
+            <m:e>
+              <m:r>
+                <w:rPr>
+                  <w:rFonts w:ascii="Cambria Math" w:hAnsi="Cambria Math"/>
+                </w:rPr>
+                <m:t>a</m:t>
+              </m:r>
+            </m:e>
+            <m:sub>
+              <m:r>
+                <w:rPr>
+                  <w:rFonts w:ascii="Cambria Math" w:hAnsi="Cambria Math"/>
+                </w:rPr>
+                <m:t>i</m:t>
+              </m:r>
+            </m:sub>
+          </m:sSub>
+          <m:r>
+            <w:rPr>
+              <w:rFonts w:ascii="Cambria Math" w:hAnsi="Cambria Math"/>
+            </w:rPr>
+            <m:t>+Distpar</m:t>
+          </m:r>
+          <m:sSub>
+            <m:sSubPr>
+              <m:ctrlPr>
+                <w:rPr>
+                  <w:rFonts w:ascii="Cambria Math" w:hAnsi="Cambria Math"/>
+                  <w:i/>
+                </w:rPr>
+              </m:ctrlPr>
+            </m:sSubPr>
+            <m:e>
+              <m:r>
+                <w:rPr>
+                  <w:rFonts w:ascii="Cambria Math" w:hAnsi="Cambria Math"/>
+                </w:rPr>
+                <m:t>q</m:t>
+              </m:r>
+            </m:e>
+            <m:sub>
+              <m:r>
+                <w:rPr>
+                  <w:rFonts w:ascii="Cambria Math" w:hAnsi="Cambria Math"/>
+                </w:rPr>
+                <m:t>i</m:t>
+              </m:r>
+            </m:sub>
+          </m:sSub>
+          <m:r>
+            <w:rPr>
+              <w:rFonts w:ascii="Cambria Math" w:hAnsi="Cambria Math"/>
+            </w:rPr>
+            <m:t>+</m:t>
+          </m:r>
+          <m:sSub>
+            <m:sSubPr>
+              <m:ctrlPr>
+                <w:rPr>
+                  <w:rFonts w:ascii="Cambria Math" w:hAnsi="Cambria Math"/>
+                  <w:i/>
+                </w:rPr>
+              </m:ctrlPr>
+            </m:sSubPr>
+            <m:e>
+              <m:r>
+                <w:rPr>
+                  <w:rFonts w:ascii="Cambria Math" w:hAnsi="Cambria Math"/>
+                </w:rPr>
+                <m:t>ϵ</m:t>
+              </m:r>
+            </m:e>
+            <m:sub>
+              <m:r>
+                <w:rPr>
+                  <w:rFonts w:ascii="Cambria Math" w:hAnsi="Cambria Math"/>
+                </w:rPr>
+                <m:t>i</m:t>
+              </m:r>
+            </m:sub>
+          </m:sSub>
+        </m:oMath>
+      </m:oMathPara>
+    </w:p>
+    <w:p>
+      <w:pPr>
+        <w:pStyle w:val="Prrafodelista"/>
+        <w:jc w:val="both"/>
+      </w:pPr>
+    </w:p>
+    <w:p>
+      <w:pPr>
+        <w:pStyle w:val="Prrafodelista"/>
+        <w:jc w:val="both"/>
+      </w:pPr>
+      <w:r>
+        <w:rPr>
+          <w:b/>
+          <w:bCs/>
+        </w:rPr>
+        <w:t>Modelo 2</w:t>
+      </w:r>
+      <w:r>
+        <w:rPr>
+          <w:b/>
+          <w:bCs/>
+        </w:rPr>
+        <w:t>:</w:t>
+      </w:r>
+      <w:r>
+        <w:t xml:space="preserve"> </w:t>
+      </w:r>
+      <w:r>
+        <w:t xml:space="preserve">Es un modelo </w:t>
+      </w:r>
+      <w:r>
+        <w:t>log</w:t>
+      </w:r>
+      <w:r>
+        <w:t xml:space="preserve"> </w:t>
+      </w:r>
+      <w:r>
+        <w:t>–</w:t>
+      </w:r>
+      <w:r>
+        <w:t xml:space="preserve"> lineal</w:t>
+      </w:r>
+    </w:p>
+    <w:p>
+      <w:pPr>
+        <w:pStyle w:val="Prrafodelista"/>
+        <w:jc w:val="both"/>
+      </w:pPr>
+    </w:p>
+    <w:p>
+      <w:pPr>
+        <w:pStyle w:val="Prrafodelista"/>
+        <w:jc w:val="both"/>
+      </w:pPr>
+      <m:oMathPara>
+        <m:oMath>
+          <m:func>
+            <m:funcPr>
+              <m:ctrlPr>
+                <w:rPr>
+                  <w:rFonts w:ascii="Cambria Math" w:hAnsi="Cambria Math"/>
+                  <w:i/>
+                </w:rPr>
+              </m:ctrlPr>
+            </m:funcPr>
+            <m:fName>
+              <m:r>
+                <m:rPr>
+                  <m:sty m:val="p"/>
+                </m:rPr>
+                <w:rPr>
+                  <w:rFonts w:ascii="Cambria Math" w:hAnsi="Cambria Math"/>
+                </w:rPr>
+                <m:t>log</m:t>
+              </m:r>
+            </m:fName>
+            <m:e>
+              <m:r>
+                <w:rPr>
+                  <w:rFonts w:ascii="Cambria Math" w:hAnsi="Cambria Math"/>
+                </w:rPr>
+                <m:t>(</m:t>
+              </m:r>
+            </m:e>
+          </m:func>
+          <m:r>
+            <w:rPr>
+              <w:rFonts w:ascii="Cambria Math" w:hAnsi="Cambria Math"/>
+            </w:rPr>
+            <m:t>preci</m:t>
+          </m:r>
+          <m:sSub>
+            <m:sSubPr>
+              <m:ctrlPr>
+                <w:rPr>
+                  <w:rFonts w:ascii="Cambria Math" w:hAnsi="Cambria Math"/>
+                  <w:i/>
+                </w:rPr>
+              </m:ctrlPr>
+            </m:sSubPr>
+            <m:e>
+              <m:r>
+                <w:rPr>
+                  <w:rFonts w:ascii="Cambria Math" w:hAnsi="Cambria Math"/>
+                </w:rPr>
+                <m:t>o</m:t>
+              </m:r>
+            </m:e>
+            <m:sub>
+              <m:r>
+                <w:rPr>
+                  <w:rFonts w:ascii="Cambria Math" w:hAnsi="Cambria Math"/>
+                </w:rPr>
+                <m:t>i</m:t>
+              </m:r>
+            </m:sub>
+          </m:sSub>
+          <m:r>
+            <w:rPr>
+              <w:rFonts w:ascii="Cambria Math" w:hAnsi="Cambria Math"/>
+            </w:rPr>
+            <m:t>)</m:t>
+          </m:r>
+          <m:r>
+            <w:rPr>
+              <w:rFonts w:ascii="Cambria Math" w:hAnsi="Cambria Math"/>
+            </w:rPr>
+            <m:t>=ARE</m:t>
+          </m:r>
+          <m:sSub>
+            <m:sSubPr>
+              <m:ctrlPr>
+                <w:rPr>
+                  <w:rFonts w:ascii="Cambria Math" w:hAnsi="Cambria Math"/>
+                  <w:i/>
+                </w:rPr>
+              </m:ctrlPr>
+            </m:sSubPr>
+            <m:e>
+              <m:r>
+                <w:rPr>
+                  <w:rFonts w:ascii="Cambria Math" w:hAnsi="Cambria Math"/>
+                </w:rPr>
+                <m:t>A</m:t>
+              </m:r>
+            </m:e>
+            <m:sub>
+              <m:r>
+                <w:rPr>
+                  <w:rFonts w:ascii="Cambria Math" w:hAnsi="Cambria Math"/>
+                </w:rPr>
+                <m:t>i</m:t>
+              </m:r>
+            </m:sub>
+          </m:sSub>
+          <m:r>
+            <w:rPr>
+              <w:rFonts w:ascii="Cambria Math" w:hAnsi="Cambria Math"/>
+            </w:rPr>
+            <m:t>+cuarto</m:t>
+          </m:r>
+          <m:sSub>
+            <m:sSubPr>
+              <m:ctrlPr>
+                <w:rPr>
+                  <w:rFonts w:ascii="Cambria Math" w:hAnsi="Cambria Math"/>
+                  <w:i/>
+                </w:rPr>
+              </m:ctrlPr>
+            </m:sSubPr>
+            <m:e>
+              <m:r>
+                <w:rPr>
+                  <w:rFonts w:ascii="Cambria Math" w:hAnsi="Cambria Math"/>
+                </w:rPr>
+                <m:t>s</m:t>
+              </m:r>
+            </m:e>
+            <m:sub>
+              <m:r>
+                <w:rPr>
+                  <w:rFonts w:ascii="Cambria Math" w:hAnsi="Cambria Math"/>
+                </w:rPr>
+                <m:t>i</m:t>
+              </m:r>
+            </m:sub>
+          </m:sSub>
+          <m:r>
+            <w:rPr>
+              <w:rFonts w:ascii="Cambria Math" w:hAnsi="Cambria Math"/>
+            </w:rPr>
+            <m:t>+bano</m:t>
+          </m:r>
+          <m:sSub>
+            <m:sSubPr>
+              <m:ctrlPr>
+                <w:rPr>
+                  <w:rFonts w:ascii="Cambria Math" w:hAnsi="Cambria Math"/>
+                  <w:i/>
+                </w:rPr>
+              </m:ctrlPr>
+            </m:sSubPr>
+            <m:e>
+              <m:r>
+                <w:rPr>
+                  <w:rFonts w:ascii="Cambria Math" w:hAnsi="Cambria Math"/>
+                </w:rPr>
+                <m:t>s</m:t>
+              </m:r>
+            </m:e>
+            <m:sub>
+              <m:r>
+                <w:rPr>
+                  <w:rFonts w:ascii="Cambria Math" w:hAnsi="Cambria Math"/>
+                </w:rPr>
+                <m:t>i</m:t>
+              </m:r>
+            </m:sub>
+          </m:sSub>
+          <m:r>
+            <w:rPr>
+              <w:rFonts w:ascii="Cambria Math" w:hAnsi="Cambria Math"/>
+            </w:rPr>
+            <m:t>+garaje</m:t>
+          </m:r>
+          <m:sSub>
+            <m:sSubPr>
+              <m:ctrlPr>
+                <w:rPr>
+                  <w:rFonts w:ascii="Cambria Math" w:hAnsi="Cambria Math"/>
+                  <w:i/>
+                </w:rPr>
+              </m:ctrlPr>
+            </m:sSubPr>
+            <m:e>
+              <m:r>
+                <w:rPr>
+                  <w:rFonts w:ascii="Cambria Math" w:hAnsi="Cambria Math"/>
+                </w:rPr>
+                <m:t>s</m:t>
+              </m:r>
+            </m:e>
+            <m:sub>
+              <m:r>
+                <w:rPr>
+                  <w:rFonts w:ascii="Cambria Math" w:hAnsi="Cambria Math"/>
+                </w:rPr>
+                <m:t>i</m:t>
+              </m:r>
+            </m:sub>
+          </m:sSub>
+          <m:r>
+            <w:rPr>
+              <w:rFonts w:ascii="Cambria Math" w:hAnsi="Cambria Math"/>
+            </w:rPr>
+            <m:t>+garaj</m:t>
+          </m:r>
+          <m:sSub>
+            <m:sSubPr>
+              <m:ctrlPr>
+                <w:rPr>
+                  <w:rFonts w:ascii="Cambria Math" w:hAnsi="Cambria Math"/>
+                  <w:i/>
+                </w:rPr>
+              </m:ctrlPr>
+            </m:sSubPr>
+            <m:e>
+              <m:r>
+                <w:rPr>
+                  <w:rFonts w:ascii="Cambria Math" w:hAnsi="Cambria Math"/>
+                </w:rPr>
+                <m:t>es</m:t>
+              </m:r>
+            </m:e>
+            <m:sub>
+              <m:r>
+                <w:rPr>
+                  <w:rFonts w:ascii="Cambria Math" w:hAnsi="Cambria Math"/>
+                </w:rPr>
+                <m:t>i</m:t>
+              </m:r>
+            </m:sub>
+          </m:sSub>
+          <m:r>
+            <w:rPr>
+              <w:rFonts w:ascii="Cambria Math" w:hAnsi="Cambria Math"/>
+            </w:rPr>
+            <m:t>+</m:t>
+          </m:r>
+          <m:sSub>
+            <m:sSubPr>
+              <m:ctrlPr>
+                <w:rPr>
+                  <w:rFonts w:ascii="Cambria Math" w:hAnsi="Cambria Math"/>
+                  <w:i/>
+                </w:rPr>
+              </m:ctrlPr>
+            </m:sSubPr>
+            <m:e>
+              <m:r>
+                <w:rPr>
+                  <w:rFonts w:ascii="Cambria Math" w:hAnsi="Cambria Math"/>
+                </w:rPr>
+                <m:t>t</m:t>
+              </m:r>
+            </m:e>
+            <m:sub>
+              <m:r>
+                <w:rPr>
+                  <w:rFonts w:ascii="Cambria Math" w:hAnsi="Cambria Math"/>
+                </w:rPr>
+                <m:t>nueva</m:t>
+              </m:r>
+            </m:sub>
+          </m:sSub>
+          <m:r>
+            <w:rPr>
+              <w:rFonts w:ascii="Cambria Math" w:hAnsi="Cambria Math"/>
+            </w:rPr>
+            <m:t>+</m:t>
+          </m:r>
+          <m:sSub>
+            <m:sSubPr>
+              <m:ctrlPr>
+                <w:rPr>
+                  <w:rFonts w:ascii="Cambria Math" w:hAnsi="Cambria Math"/>
+                  <w:i/>
+                </w:rPr>
+              </m:ctrlPr>
+            </m:sSubPr>
+            <m:e>
+              <m:r>
+                <w:rPr>
+                  <w:rFonts w:ascii="Cambria Math" w:hAnsi="Cambria Math"/>
+                </w:rPr>
+                <m:t>t</m:t>
+              </m:r>
+            </m:e>
+            <m:sub>
+              <m:r>
+                <w:rPr>
+                  <w:rFonts w:ascii="Cambria Math" w:hAnsi="Cambria Math"/>
+                </w:rPr>
+                <m:t>0-5</m:t>
+              </m:r>
+            </m:sub>
+          </m:sSub>
+          <m:r>
+            <w:rPr>
+              <w:rFonts w:ascii="Cambria Math" w:hAnsi="Cambria Math"/>
+            </w:rPr>
+            <m:t>+</m:t>
+          </m:r>
+          <m:sSub>
+            <m:sSubPr>
+              <m:ctrlPr>
+                <w:rPr>
+                  <w:rFonts w:ascii="Cambria Math" w:hAnsi="Cambria Math"/>
+                  <w:i/>
+                </w:rPr>
+              </m:ctrlPr>
+            </m:sSubPr>
+            <m:e>
+              <m:r>
+                <w:rPr>
+                  <w:rFonts w:ascii="Cambria Math" w:hAnsi="Cambria Math"/>
+                </w:rPr>
+                <m:t>t</m:t>
+              </m:r>
+            </m:e>
+            <m:sub>
+              <m:r>
+                <w:rPr>
+                  <w:rFonts w:ascii="Cambria Math" w:hAnsi="Cambria Math"/>
+                </w:rPr>
+                <m:t>5-10</m:t>
+              </m:r>
+            </m:sub>
+          </m:sSub>
+          <m:r>
+            <w:rPr>
+              <w:rFonts w:ascii="Cambria Math" w:hAnsi="Cambria Math"/>
+            </w:rPr>
+            <m:t>+</m:t>
+          </m:r>
+          <m:sSub>
+            <m:sSubPr>
+              <m:ctrlPr>
+                <w:rPr>
+                  <w:rFonts w:ascii="Cambria Math" w:hAnsi="Cambria Math"/>
+                  <w:i/>
+                </w:rPr>
+              </m:ctrlPr>
+            </m:sSubPr>
+            <m:e>
+              <m:r>
+                <w:rPr>
+                  <w:rFonts w:ascii="Cambria Math" w:hAnsi="Cambria Math"/>
+                </w:rPr>
+                <m:t>t</m:t>
+              </m:r>
+            </m:e>
+            <m:sub>
+              <m:r>
+                <w:rPr>
+                  <w:rFonts w:ascii="Cambria Math" w:hAnsi="Cambria Math"/>
+                </w:rPr>
+                <m:t>10-20</m:t>
+              </m:r>
+            </m:sub>
+          </m:sSub>
+          <m:r>
+            <w:rPr>
+              <w:rFonts w:ascii="Cambria Math" w:hAnsi="Cambria Math"/>
+            </w:rPr>
+            <m:t>+concanchasquas</m:t>
+          </m:r>
+          <m:sSub>
+            <m:sSubPr>
+              <m:ctrlPr>
+                <w:rPr>
+                  <w:rFonts w:ascii="Cambria Math" w:hAnsi="Cambria Math"/>
+                  <w:i/>
+                </w:rPr>
+              </m:ctrlPr>
+            </m:sSubPr>
+            <m:e>
+              <m:r>
+                <w:rPr>
+                  <w:rFonts w:ascii="Cambria Math" w:hAnsi="Cambria Math"/>
+                </w:rPr>
+                <m:t>h</m:t>
+              </m:r>
+            </m:e>
+            <m:sub>
+              <m:r>
+                <w:rPr>
+                  <w:rFonts w:ascii="Cambria Math" w:hAnsi="Cambria Math"/>
+                </w:rPr>
+                <m:t>i</m:t>
+              </m:r>
+            </m:sub>
+          </m:sSub>
+          <m:r>
+            <w:rPr>
+              <w:rFonts w:ascii="Cambria Math" w:hAnsi="Cambria Math"/>
+            </w:rPr>
+            <m:t>+congimnasi</m:t>
+          </m:r>
+          <m:sSub>
+            <m:sSubPr>
+              <m:ctrlPr>
+                <w:rPr>
+                  <w:rFonts w:ascii="Cambria Math" w:hAnsi="Cambria Math"/>
+                  <w:i/>
+                </w:rPr>
+              </m:ctrlPr>
+            </m:sSubPr>
+            <m:e>
+              <m:r>
+                <w:rPr>
+                  <w:rFonts w:ascii="Cambria Math" w:hAnsi="Cambria Math"/>
+                </w:rPr>
+                <m:t>o</m:t>
+              </m:r>
+            </m:e>
+            <m:sub>
+              <m:r>
+                <w:rPr>
+                  <w:rFonts w:ascii="Cambria Math" w:hAnsi="Cambria Math"/>
+                </w:rPr>
+                <m:t>i</m:t>
+              </m:r>
+            </m:sub>
+          </m:sSub>
+          <m:r>
+            <w:rPr>
+              <w:rFonts w:ascii="Cambria Math" w:hAnsi="Cambria Math"/>
+            </w:rPr>
+            <m:t>+conjardininterio</m:t>
+          </m:r>
+          <m:sSub>
+            <m:sSubPr>
+              <m:ctrlPr>
+                <w:rPr>
+                  <w:rFonts w:ascii="Cambria Math" w:hAnsi="Cambria Math"/>
+                  <w:i/>
+                </w:rPr>
+              </m:ctrlPr>
+            </m:sSubPr>
+            <m:e>
+              <m:r>
+                <w:rPr>
+                  <w:rFonts w:ascii="Cambria Math" w:hAnsi="Cambria Math"/>
+                </w:rPr>
+                <m:t>r</m:t>
+              </m:r>
+            </m:e>
+            <m:sub>
+              <m:r>
+                <w:rPr>
+                  <w:rFonts w:ascii="Cambria Math" w:hAnsi="Cambria Math"/>
+                </w:rPr>
+                <m:t>i</m:t>
+              </m:r>
+            </m:sub>
+          </m:sSub>
+          <m:r>
+            <w:rPr>
+              <w:rFonts w:ascii="Cambria Math" w:hAnsi="Cambria Math"/>
+            </w:rPr>
+            <m:t>+consaun</m:t>
+          </m:r>
+          <m:sSub>
+            <m:sSubPr>
+              <m:ctrlPr>
+                <w:rPr>
+                  <w:rFonts w:ascii="Cambria Math" w:hAnsi="Cambria Math"/>
+                  <w:i/>
+                </w:rPr>
+              </m:ctrlPr>
+            </m:sSubPr>
+            <m:e>
+              <m:r>
+                <w:rPr>
+                  <w:rFonts w:ascii="Cambria Math" w:hAnsi="Cambria Math"/>
+                </w:rPr>
+                <m:t>a</m:t>
+              </m:r>
+            </m:e>
+            <m:sub>
+              <m:r>
+                <w:rPr>
+                  <w:rFonts w:ascii="Cambria Math" w:hAnsi="Cambria Math"/>
+                </w:rPr>
+                <m:t>i</m:t>
+              </m:r>
+            </m:sub>
+          </m:sSub>
+          <m:r>
+            <w:rPr>
+              <w:rFonts w:ascii="Cambria Math" w:hAnsi="Cambria Math"/>
+            </w:rPr>
+            <m:t>+conzonasnino</m:t>
+          </m:r>
+          <m:sSub>
+            <m:sSubPr>
+              <m:ctrlPr>
+                <w:rPr>
+                  <w:rFonts w:ascii="Cambria Math" w:hAnsi="Cambria Math"/>
+                  <w:i/>
+                </w:rPr>
+              </m:ctrlPr>
+            </m:sSubPr>
+            <m:e>
+              <m:r>
+                <w:rPr>
+                  <w:rFonts w:ascii="Cambria Math" w:hAnsi="Cambria Math"/>
+                </w:rPr>
+                <m:t>s</m:t>
+              </m:r>
+            </m:e>
+            <m:sub>
+              <m:r>
+                <w:rPr>
+                  <w:rFonts w:ascii="Cambria Math" w:hAnsi="Cambria Math"/>
+                </w:rPr>
+                <m:t>i</m:t>
+              </m:r>
+            </m:sub>
+          </m:sSub>
+          <m:r>
+            <w:rPr>
+              <w:rFonts w:ascii="Cambria Math" w:hAnsi="Cambria Math"/>
+            </w:rPr>
+            <m:t>+conzonaverde</m:t>
+          </m:r>
+          <m:sSub>
+            <m:sSubPr>
+              <m:ctrlPr>
+                <w:rPr>
+                  <w:rFonts w:ascii="Cambria Math" w:hAnsi="Cambria Math"/>
+                  <w:i/>
+                </w:rPr>
+              </m:ctrlPr>
+            </m:sSubPr>
+            <m:e>
+              <m:r>
+                <w:rPr>
+                  <w:rFonts w:ascii="Cambria Math" w:hAnsi="Cambria Math"/>
+                </w:rPr>
+                <m:t>s</m:t>
+              </m:r>
+            </m:e>
+            <m:sub>
+              <m:r>
+                <w:rPr>
+                  <w:rFonts w:ascii="Cambria Math" w:hAnsi="Cambria Math"/>
+                </w:rPr>
+                <m:t>i</m:t>
+              </m:r>
+            </m:sub>
+          </m:sSub>
+          <m:r>
+            <w:rPr>
+              <w:rFonts w:ascii="Cambria Math" w:hAnsi="Cambria Math"/>
+            </w:rPr>
+            <m:t>+conjuntocerrad</m:t>
+          </m:r>
+          <m:sSub>
+            <m:sSubPr>
+              <m:ctrlPr>
+                <w:rPr>
+                  <w:rFonts w:ascii="Cambria Math" w:hAnsi="Cambria Math"/>
+                  <w:i/>
+                </w:rPr>
+              </m:ctrlPr>
+            </m:sSubPr>
+            <m:e>
+              <m:r>
+                <w:rPr>
+                  <w:rFonts w:ascii="Cambria Math" w:hAnsi="Cambria Math"/>
+                </w:rPr>
+                <m:t>o</m:t>
+              </m:r>
+            </m:e>
+            <m:sub>
+              <m:r>
+                <w:rPr>
+                  <w:rFonts w:ascii="Cambria Math" w:hAnsi="Cambria Math"/>
+                </w:rPr>
+                <m:t>i</m:t>
+              </m:r>
+            </m:sub>
+          </m:sSub>
+          <m:r>
+            <w:rPr>
+              <w:rFonts w:ascii="Cambria Math" w:hAnsi="Cambria Math"/>
+            </w:rPr>
+            <m:t>+est</m:t>
+          </m:r>
+          <m:sSub>
+            <m:sSubPr>
+              <m:ctrlPr>
+                <w:rPr>
+                  <w:rFonts w:ascii="Cambria Math" w:hAnsi="Cambria Math"/>
+                  <w:i/>
+                </w:rPr>
+              </m:ctrlPr>
+            </m:sSubPr>
+            <m:e>
+              <m:r>
+                <w:rPr>
+                  <w:rFonts w:ascii="Cambria Math" w:hAnsi="Cambria Math"/>
+                </w:rPr>
+                <m:t>1</m:t>
+              </m:r>
+            </m:e>
+            <m:sub>
+              <m:r>
+                <w:rPr>
+                  <w:rFonts w:ascii="Cambria Math" w:hAnsi="Cambria Math"/>
+                </w:rPr>
+                <m:t>i</m:t>
+              </m:r>
+            </m:sub>
+          </m:sSub>
+          <m:r>
+            <w:rPr>
+              <w:rFonts w:ascii="Cambria Math" w:hAnsi="Cambria Math"/>
+            </w:rPr>
+            <m:t>+est</m:t>
+          </m:r>
+          <m:sSub>
+            <m:sSubPr>
+              <m:ctrlPr>
+                <w:rPr>
+                  <w:rFonts w:ascii="Cambria Math" w:hAnsi="Cambria Math"/>
+                  <w:i/>
+                </w:rPr>
+              </m:ctrlPr>
+            </m:sSubPr>
+            <m:e>
+              <m:r>
+                <w:rPr>
+                  <w:rFonts w:ascii="Cambria Math" w:hAnsi="Cambria Math"/>
+                </w:rPr>
+                <m:t>2</m:t>
+              </m:r>
+            </m:e>
+            <m:sub>
+              <m:r>
+                <w:rPr>
+                  <w:rFonts w:ascii="Cambria Math" w:hAnsi="Cambria Math"/>
+                </w:rPr>
+                <m:t>i</m:t>
+              </m:r>
+            </m:sub>
+          </m:sSub>
+          <m:r>
+            <w:rPr>
+              <w:rFonts w:ascii="Cambria Math" w:hAnsi="Cambria Math"/>
+            </w:rPr>
+            <m:t>+est</m:t>
+          </m:r>
+          <m:sSub>
+            <m:sSubPr>
+              <m:ctrlPr>
+                <w:rPr>
+                  <w:rFonts w:ascii="Cambria Math" w:hAnsi="Cambria Math"/>
+                  <w:i/>
+                </w:rPr>
+              </m:ctrlPr>
+            </m:sSubPr>
+            <m:e>
+              <m:r>
+                <w:rPr>
+                  <w:rFonts w:ascii="Cambria Math" w:hAnsi="Cambria Math"/>
+                </w:rPr>
+                <m:t>3</m:t>
+              </m:r>
+            </m:e>
+            <m:sub>
+              <m:r>
+                <w:rPr>
+                  <w:rFonts w:ascii="Cambria Math" w:hAnsi="Cambria Math"/>
+                </w:rPr>
+                <m:t>i</m:t>
+              </m:r>
+            </m:sub>
+          </m:sSub>
+          <m:r>
+            <w:rPr>
+              <w:rFonts w:ascii="Cambria Math" w:hAnsi="Cambria Math"/>
+            </w:rPr>
+            <m:t>+est</m:t>
+          </m:r>
+          <m:sSub>
+            <m:sSubPr>
+              <m:ctrlPr>
+                <w:rPr>
+                  <w:rFonts w:ascii="Cambria Math" w:hAnsi="Cambria Math"/>
+                  <w:i/>
+                </w:rPr>
+              </m:ctrlPr>
+            </m:sSubPr>
+            <m:e>
+              <m:r>
+                <w:rPr>
+                  <w:rFonts w:ascii="Cambria Math" w:hAnsi="Cambria Math"/>
+                </w:rPr>
+                <m:t>4</m:t>
+              </m:r>
+            </m:e>
+            <m:sub>
+              <m:r>
+                <w:rPr>
+                  <w:rFonts w:ascii="Cambria Math" w:hAnsi="Cambria Math"/>
+                </w:rPr>
+                <m:t>i</m:t>
+              </m:r>
+            </m:sub>
+          </m:sSub>
+          <m:r>
+            <w:rPr>
+              <w:rFonts w:ascii="Cambria Math" w:hAnsi="Cambria Math"/>
+            </w:rPr>
+            <m:t>+est</m:t>
+          </m:r>
+          <m:sSub>
+            <m:sSubPr>
+              <m:ctrlPr>
+                <w:rPr>
+                  <w:rFonts w:ascii="Cambria Math" w:hAnsi="Cambria Math"/>
+                  <w:i/>
+                </w:rPr>
+              </m:ctrlPr>
+            </m:sSubPr>
+            <m:e>
+              <m:r>
+                <w:rPr>
+                  <w:rFonts w:ascii="Cambria Math" w:hAnsi="Cambria Math"/>
+                </w:rPr>
+                <m:t>5</m:t>
+              </m:r>
+            </m:e>
+            <m:sub>
+              <m:r>
+                <w:rPr>
+                  <w:rFonts w:ascii="Cambria Math" w:hAnsi="Cambria Math"/>
+                </w:rPr>
+                <m:t>i</m:t>
+              </m:r>
+            </m:sub>
+          </m:sSub>
+          <m:r>
+            <w:rPr>
+              <w:rFonts w:ascii="Cambria Math" w:hAnsi="Cambria Math"/>
+            </w:rPr>
+            <m:t>+viaprincipa</m:t>
+          </m:r>
+          <m:sSub>
+            <m:sSubPr>
+              <m:ctrlPr>
+                <w:rPr>
+                  <w:rFonts w:ascii="Cambria Math" w:hAnsi="Cambria Math"/>
+                  <w:i/>
+                </w:rPr>
+              </m:ctrlPr>
+            </m:sSubPr>
+            <m:e>
+              <m:r>
+                <w:rPr>
+                  <w:rFonts w:ascii="Cambria Math" w:hAnsi="Cambria Math"/>
+                </w:rPr>
+                <m:t>l</m:t>
+              </m:r>
+            </m:e>
+            <m:sub>
+              <m:r>
+                <w:rPr>
+                  <w:rFonts w:ascii="Cambria Math" w:hAnsi="Cambria Math"/>
+                </w:rPr>
+                <m:t>i</m:t>
+              </m:r>
+            </m:sub>
+          </m:sSub>
+          <m:r>
+            <w:rPr>
+              <w:rFonts w:ascii="Cambria Math" w:hAnsi="Cambria Math"/>
+            </w:rPr>
+            <m:t>+viasecundari</m:t>
+          </m:r>
+          <m:sSub>
+            <m:sSubPr>
+              <m:ctrlPr>
+                <w:rPr>
+                  <w:rFonts w:ascii="Cambria Math" w:hAnsi="Cambria Math"/>
+                  <w:i/>
+                </w:rPr>
+              </m:ctrlPr>
+            </m:sSubPr>
+            <m:e>
+              <m:r>
+                <w:rPr>
+                  <w:rFonts w:ascii="Cambria Math" w:hAnsi="Cambria Math"/>
+                </w:rPr>
+                <m:t>a</m:t>
+              </m:r>
+            </m:e>
+            <m:sub>
+              <m:r>
+                <w:rPr>
+                  <w:rFonts w:ascii="Cambria Math" w:hAnsi="Cambria Math"/>
+                </w:rPr>
+                <m:t>i</m:t>
+              </m:r>
+            </m:sub>
+          </m:sSub>
+          <m:r>
+            <w:rPr>
+              <w:rFonts w:ascii="Cambria Math" w:hAnsi="Cambria Math"/>
+            </w:rPr>
+            <m:t>+Distpar</m:t>
+          </m:r>
+          <m:sSub>
+            <m:sSubPr>
+              <m:ctrlPr>
+                <w:rPr>
+                  <w:rFonts w:ascii="Cambria Math" w:hAnsi="Cambria Math"/>
+                  <w:i/>
+                </w:rPr>
+              </m:ctrlPr>
+            </m:sSubPr>
+            <m:e>
+              <m:r>
+                <w:rPr>
+                  <w:rFonts w:ascii="Cambria Math" w:hAnsi="Cambria Math"/>
+                </w:rPr>
+                <m:t>q</m:t>
+              </m:r>
+            </m:e>
+            <m:sub>
+              <m:r>
+                <w:rPr>
+                  <w:rFonts w:ascii="Cambria Math" w:hAnsi="Cambria Math"/>
+                </w:rPr>
+                <m:t>i</m:t>
+              </m:r>
+            </m:sub>
+          </m:sSub>
+          <m:r>
+            <w:rPr>
+              <w:rFonts w:ascii="Cambria Math" w:hAnsi="Cambria Math"/>
+            </w:rPr>
+            <m:t>+</m:t>
+          </m:r>
+          <m:sSub>
+            <m:sSubPr>
+              <m:ctrlPr>
+                <w:rPr>
+                  <w:rFonts w:ascii="Cambria Math" w:hAnsi="Cambria Math"/>
+                  <w:i/>
+                </w:rPr>
+              </m:ctrlPr>
+            </m:sSubPr>
+            <m:e>
+              <m:r>
+                <w:rPr>
+                  <w:rFonts w:ascii="Cambria Math" w:hAnsi="Cambria Math"/>
+                </w:rPr>
+                <m:t>ϵ</m:t>
+              </m:r>
+            </m:e>
+            <m:sub>
+              <m:r>
+                <w:rPr>
+                  <w:rFonts w:ascii="Cambria Math" w:hAnsi="Cambria Math"/>
+                </w:rPr>
+                <m:t>i</m:t>
+              </m:r>
+            </m:sub>
+          </m:sSub>
+        </m:oMath>
+      </m:oMathPara>
+    </w:p>
+    <w:p>
+      <w:pPr>
+        <w:pStyle w:val="Prrafodelista"/>
+        <w:jc w:val="both"/>
+      </w:pPr>
+    </w:p>
+    <w:p>
+      <w:pPr>
+        <w:pStyle w:val="Prrafodelista"/>
+        <w:jc w:val="both"/>
+      </w:pPr>
+      <w:r>
+        <w:rPr>
+          <w:b/>
+          <w:bCs/>
+        </w:rPr>
+        <w:t>Modelo 3</w:t>
+      </w:r>
+      <w:r>
+        <w:rPr>
+          <w:b/>
+          <w:bCs/>
+        </w:rPr>
+        <w:t>:</w:t>
+      </w:r>
+      <w:r>
+        <w:t xml:space="preserve"> </w:t>
+      </w:r>
+      <w:r>
+        <w:t>Es un modelo log – lineal</w:t>
+      </w:r>
+      <w:r>
+        <w:t xml:space="preserve"> con las variables significativas del modelo 2.</w:t>
+      </w:r>
+    </w:p>
+    <w:p>
+      <w:pPr>
+        <w:pStyle w:val="Prrafodelista"/>
+        <w:jc w:val="both"/>
+      </w:pPr>
+    </w:p>
+    <w:p>
+      <w:pPr>
+        <w:pStyle w:val="Prrafodelista"/>
+        <w:jc w:val="both"/>
+      </w:pPr>
+      <m:oMathPara>
+        <m:oMath>
+          <m:func>
+            <m:funcPr>
+              <m:ctrlPr>
+                <w:rPr>
+                  <w:rFonts w:ascii="Cambria Math" w:hAnsi="Cambria Math"/>
+                  <w:i/>
+                </w:rPr>
+              </m:ctrlPr>
+            </m:funcPr>
+            <m:fName>
+              <m:r>
+                <m:rPr>
+                  <m:sty m:val="p"/>
+                </m:rPr>
+                <w:rPr>
+                  <w:rFonts w:ascii="Cambria Math" w:hAnsi="Cambria Math"/>
+                </w:rPr>
+                <m:t>log</m:t>
+              </m:r>
+            </m:fName>
+            <m:e>
+              <m:r>
+                <w:rPr>
+                  <w:rFonts w:ascii="Cambria Math" w:hAnsi="Cambria Math"/>
+                </w:rPr>
+                <m:t>(</m:t>
+              </m:r>
+            </m:e>
+          </m:func>
+          <m:r>
+            <w:rPr>
+              <w:rFonts w:ascii="Cambria Math" w:hAnsi="Cambria Math"/>
+            </w:rPr>
+            <m:t>preci</m:t>
+          </m:r>
+          <m:sSub>
+            <m:sSubPr>
+              <m:ctrlPr>
+                <w:rPr>
+                  <w:rFonts w:ascii="Cambria Math" w:hAnsi="Cambria Math"/>
+                  <w:i/>
+                </w:rPr>
+              </m:ctrlPr>
+            </m:sSubPr>
+            <m:e>
+              <m:r>
+                <w:rPr>
+                  <w:rFonts w:ascii="Cambria Math" w:hAnsi="Cambria Math"/>
+                </w:rPr>
+                <m:t>o</m:t>
+              </m:r>
+            </m:e>
+            <m:sub>
+              <m:r>
+                <w:rPr>
+                  <w:rFonts w:ascii="Cambria Math" w:hAnsi="Cambria Math"/>
+                </w:rPr>
+                <m:t>i</m:t>
+              </m:r>
+            </m:sub>
+          </m:sSub>
+          <m:r>
+            <w:rPr>
+              <w:rFonts w:ascii="Cambria Math" w:hAnsi="Cambria Math"/>
+            </w:rPr>
+            <m:t>)=</m:t>
+          </m:r>
+          <m:sSub>
+            <m:sSubPr>
+              <m:ctrlPr>
+                <w:rPr>
+                  <w:rFonts w:ascii="Cambria Math" w:hAnsi="Cambria Math"/>
+                  <w:i/>
+                </w:rPr>
+              </m:ctrlPr>
+            </m:sSubPr>
+            <m:e>
+              <m:r>
+                <w:rPr>
+                  <w:rFonts w:ascii="Cambria Math" w:hAnsi="Cambria Math"/>
+                </w:rPr>
+                <m:t>β</m:t>
+              </m:r>
+            </m:e>
+            <m:sub>
+              <m:r>
+                <w:rPr>
+                  <w:rFonts w:ascii="Cambria Math" w:hAnsi="Cambria Math"/>
+                </w:rPr>
+                <m:t>0</m:t>
+              </m:r>
+            </m:sub>
+          </m:sSub>
+          <m:r>
+            <w:rPr>
+              <w:rFonts w:ascii="Cambria Math" w:hAnsi="Cambria Math"/>
+            </w:rPr>
+            <m:t>+</m:t>
+          </m:r>
+          <m:sSub>
+            <m:sSubPr>
+              <m:ctrlPr>
+                <w:rPr>
+                  <w:rFonts w:ascii="Cambria Math" w:hAnsi="Cambria Math"/>
+                  <w:i/>
+                </w:rPr>
+              </m:ctrlPr>
+            </m:sSubPr>
+            <m:e>
+              <m:r>
+                <w:rPr>
+                  <w:rFonts w:ascii="Cambria Math" w:hAnsi="Cambria Math"/>
+                </w:rPr>
+                <m:t>β</m:t>
+              </m:r>
+            </m:e>
+            <m:sub>
+              <m:r>
+                <w:rPr>
+                  <w:rFonts w:ascii="Cambria Math" w:hAnsi="Cambria Math"/>
+                </w:rPr>
+                <m:t>1</m:t>
+              </m:r>
+            </m:sub>
+          </m:sSub>
+          <m:r>
+            <w:rPr>
+              <w:rFonts w:ascii="Cambria Math" w:hAnsi="Cambria Math"/>
+            </w:rPr>
+            <m:t>ARE</m:t>
+          </m:r>
+          <m:sSub>
+            <m:sSubPr>
+              <m:ctrlPr>
+                <w:rPr>
+                  <w:rFonts w:ascii="Cambria Math" w:hAnsi="Cambria Math"/>
+                  <w:i/>
+                </w:rPr>
+              </m:ctrlPr>
+            </m:sSubPr>
+            <m:e>
+              <m:r>
+                <w:rPr>
+                  <w:rFonts w:ascii="Cambria Math" w:hAnsi="Cambria Math"/>
+                </w:rPr>
+                <m:t>A</m:t>
+              </m:r>
+            </m:e>
+            <m:sub>
+              <m:r>
+                <w:rPr>
+                  <w:rFonts w:ascii="Cambria Math" w:hAnsi="Cambria Math"/>
+                </w:rPr>
+                <m:t>i</m:t>
+              </m:r>
+            </m:sub>
+          </m:sSub>
+          <m:r>
+            <w:rPr>
+              <w:rFonts w:ascii="Cambria Math" w:hAnsi="Cambria Math"/>
+            </w:rPr>
+            <m:t>+</m:t>
+          </m:r>
+          <m:sSub>
+            <m:sSubPr>
+              <m:ctrlPr>
+                <w:rPr>
+                  <w:rFonts w:ascii="Cambria Math" w:hAnsi="Cambria Math"/>
+                  <w:i/>
+                </w:rPr>
+              </m:ctrlPr>
+            </m:sSubPr>
+            <m:e>
+              <m:r>
+                <w:rPr>
+                  <w:rFonts w:ascii="Cambria Math" w:hAnsi="Cambria Math"/>
+                </w:rPr>
+                <m:t>β</m:t>
+              </m:r>
+            </m:e>
+            <m:sub>
+              <m:r>
+                <w:rPr>
+                  <w:rFonts w:ascii="Cambria Math" w:hAnsi="Cambria Math"/>
+                </w:rPr>
+                <m:t>2</m:t>
+              </m:r>
+            </m:sub>
+          </m:sSub>
+          <m:r>
+            <w:rPr>
+              <w:rFonts w:ascii="Cambria Math" w:hAnsi="Cambria Math"/>
+            </w:rPr>
+            <m:t>bano</m:t>
+          </m:r>
+          <m:sSub>
+            <m:sSubPr>
+              <m:ctrlPr>
+                <w:rPr>
+                  <w:rFonts w:ascii="Cambria Math" w:hAnsi="Cambria Math"/>
+                  <w:i/>
+                </w:rPr>
+              </m:ctrlPr>
+            </m:sSubPr>
+            <m:e>
+              <m:r>
+                <w:rPr>
+                  <w:rFonts w:ascii="Cambria Math" w:hAnsi="Cambria Math"/>
+                </w:rPr>
+                <m:t>s</m:t>
+              </m:r>
+            </m:e>
+            <m:sub>
+              <m:r>
+                <w:rPr>
+                  <w:rFonts w:ascii="Cambria Math" w:hAnsi="Cambria Math"/>
+                </w:rPr>
+                <m:t>i</m:t>
+              </m:r>
+            </m:sub>
+          </m:sSub>
+          <m:r>
+            <w:rPr>
+              <w:rFonts w:ascii="Cambria Math" w:hAnsi="Cambria Math"/>
+            </w:rPr>
+            <m:t>+</m:t>
+          </m:r>
+          <m:sSub>
+            <m:sSubPr>
+              <m:ctrlPr>
+                <w:rPr>
+                  <w:rFonts w:ascii="Cambria Math" w:hAnsi="Cambria Math"/>
+                  <w:i/>
+                </w:rPr>
+              </m:ctrlPr>
+            </m:sSubPr>
+            <m:e>
+              <m:r>
+                <w:rPr>
+                  <w:rFonts w:ascii="Cambria Math" w:hAnsi="Cambria Math"/>
+                </w:rPr>
+                <m:t>β</m:t>
+              </m:r>
+            </m:e>
+            <m:sub>
+              <m:r>
+                <w:rPr>
+                  <w:rFonts w:ascii="Cambria Math" w:hAnsi="Cambria Math"/>
+                </w:rPr>
+                <m:t>3</m:t>
+              </m:r>
+            </m:sub>
+          </m:sSub>
+          <m:r>
+            <w:rPr>
+              <w:rFonts w:ascii="Cambria Math" w:hAnsi="Cambria Math"/>
+            </w:rPr>
+            <m:t>garaje</m:t>
+          </m:r>
+          <m:sSub>
+            <m:sSubPr>
+              <m:ctrlPr>
+                <w:rPr>
+                  <w:rFonts w:ascii="Cambria Math" w:hAnsi="Cambria Math"/>
+                  <w:i/>
+                </w:rPr>
+              </m:ctrlPr>
+            </m:sSubPr>
+            <m:e>
+              <m:r>
+                <w:rPr>
+                  <w:rFonts w:ascii="Cambria Math" w:hAnsi="Cambria Math"/>
+                </w:rPr>
+                <m:t>s</m:t>
+              </m:r>
+            </m:e>
+            <m:sub>
+              <m:r>
+                <w:rPr>
+                  <w:rFonts w:ascii="Cambria Math" w:hAnsi="Cambria Math"/>
+                </w:rPr>
+                <m:t>i</m:t>
+              </m:r>
+            </m:sub>
+          </m:sSub>
+          <m:r>
+            <w:rPr>
+              <w:rFonts w:ascii="Cambria Math" w:hAnsi="Cambria Math"/>
+            </w:rPr>
+            <m:t>+</m:t>
+          </m:r>
+          <m:sSub>
+            <m:sSubPr>
+              <m:ctrlPr>
+                <w:rPr>
+                  <w:rFonts w:ascii="Cambria Math" w:hAnsi="Cambria Math"/>
+                  <w:i/>
+                </w:rPr>
+              </m:ctrlPr>
+            </m:sSubPr>
+            <m:e>
+              <m:r>
+                <w:rPr>
+                  <w:rFonts w:ascii="Cambria Math" w:hAnsi="Cambria Math"/>
+                </w:rPr>
+                <m:t>β</m:t>
+              </m:r>
+            </m:e>
+            <m:sub>
+              <m:r>
+                <w:rPr>
+                  <w:rFonts w:ascii="Cambria Math" w:hAnsi="Cambria Math"/>
+                </w:rPr>
+                <m:t>4</m:t>
+              </m:r>
+            </m:sub>
+          </m:sSub>
+          <m:r>
+            <w:rPr>
+              <w:rFonts w:ascii="Cambria Math" w:hAnsi="Cambria Math"/>
+            </w:rPr>
+            <m:t>garaj</m:t>
+          </m:r>
+          <m:sSub>
+            <m:sSubPr>
+              <m:ctrlPr>
+                <w:rPr>
+                  <w:rFonts w:ascii="Cambria Math" w:hAnsi="Cambria Math"/>
+                  <w:i/>
+                </w:rPr>
+              </m:ctrlPr>
+            </m:sSubPr>
+            <m:e>
+              <m:r>
+                <w:rPr>
+                  <w:rFonts w:ascii="Cambria Math" w:hAnsi="Cambria Math"/>
+                </w:rPr>
+                <m:t>es</m:t>
+              </m:r>
+            </m:e>
+            <m:sub>
+              <m:r>
+                <w:rPr>
+                  <w:rFonts w:ascii="Cambria Math" w:hAnsi="Cambria Math"/>
+                </w:rPr>
+                <m:t>i</m:t>
+              </m:r>
+            </m:sub>
+          </m:sSub>
+          <m:r>
+            <w:rPr>
+              <w:rFonts w:ascii="Cambria Math" w:hAnsi="Cambria Math"/>
+            </w:rPr>
+            <m:t>+</m:t>
+          </m:r>
+          <m:sSub>
+            <m:sSubPr>
+              <m:ctrlPr>
+                <w:rPr>
+                  <w:rFonts w:ascii="Cambria Math" w:hAnsi="Cambria Math"/>
+                  <w:i/>
+                </w:rPr>
+              </m:ctrlPr>
+            </m:sSubPr>
+            <m:e>
+              <m:r>
+                <w:rPr>
+                  <w:rFonts w:ascii="Cambria Math" w:hAnsi="Cambria Math"/>
+                </w:rPr>
+                <m:t>β</m:t>
+              </m:r>
+            </m:e>
+            <m:sub>
+              <m:r>
+                <w:rPr>
+                  <w:rFonts w:ascii="Cambria Math" w:hAnsi="Cambria Math"/>
+                </w:rPr>
+                <m:t>5</m:t>
+              </m:r>
+            </m:sub>
+          </m:sSub>
+          <m:sSub>
+            <m:sSubPr>
+              <m:ctrlPr>
+                <w:rPr>
+                  <w:rFonts w:ascii="Cambria Math" w:hAnsi="Cambria Math"/>
+                  <w:i/>
+                </w:rPr>
+              </m:ctrlPr>
+            </m:sSubPr>
+            <m:e>
+              <m:r>
+                <w:rPr>
+                  <w:rFonts w:ascii="Cambria Math" w:hAnsi="Cambria Math"/>
+                </w:rPr>
+                <m:t>t</m:t>
+              </m:r>
+            </m:e>
+            <m:sub>
+              <m:r>
+                <w:rPr>
+                  <w:rFonts w:ascii="Cambria Math" w:hAnsi="Cambria Math"/>
+                </w:rPr>
+                <m:t>10-20</m:t>
+              </m:r>
+            </m:sub>
+          </m:sSub>
+          <m:r>
+            <w:rPr>
+              <w:rFonts w:ascii="Cambria Math" w:hAnsi="Cambria Math"/>
+            </w:rPr>
+            <m:t>+</m:t>
+          </m:r>
+          <m:sSub>
+            <m:sSubPr>
+              <m:ctrlPr>
+                <w:rPr>
+                  <w:rFonts w:ascii="Cambria Math" w:hAnsi="Cambria Math"/>
+                  <w:i/>
+                </w:rPr>
+              </m:ctrlPr>
+            </m:sSubPr>
+            <m:e>
+              <m:r>
+                <w:rPr>
+                  <w:rFonts w:ascii="Cambria Math" w:hAnsi="Cambria Math"/>
+                </w:rPr>
+                <m:t>β</m:t>
+              </m:r>
+            </m:e>
+            <m:sub>
+              <m:r>
+                <w:rPr>
+                  <w:rFonts w:ascii="Cambria Math" w:hAnsi="Cambria Math"/>
+                </w:rPr>
+                <m:t>6</m:t>
+              </m:r>
+            </m:sub>
+          </m:sSub>
+          <m:r>
+            <w:rPr>
+              <w:rFonts w:ascii="Cambria Math" w:hAnsi="Cambria Math"/>
+            </w:rPr>
+            <m:t>conjuntocerrad</m:t>
+          </m:r>
+          <m:sSub>
+            <m:sSubPr>
+              <m:ctrlPr>
+                <w:rPr>
+                  <w:rFonts w:ascii="Cambria Math" w:hAnsi="Cambria Math"/>
+                  <w:i/>
+                </w:rPr>
+              </m:ctrlPr>
+            </m:sSubPr>
+            <m:e>
+              <m:r>
+                <w:rPr>
+                  <w:rFonts w:ascii="Cambria Math" w:hAnsi="Cambria Math"/>
+                </w:rPr>
+                <m:t>o</m:t>
+              </m:r>
+            </m:e>
+            <m:sub>
+              <m:r>
+                <w:rPr>
+                  <w:rFonts w:ascii="Cambria Math" w:hAnsi="Cambria Math"/>
+                </w:rPr>
+                <m:t>i</m:t>
+              </m:r>
+            </m:sub>
+          </m:sSub>
+          <m:r>
+            <w:rPr>
+              <w:rFonts w:ascii="Cambria Math" w:hAnsi="Cambria Math"/>
+            </w:rPr>
+            <m:t>+</m:t>
+          </m:r>
+          <m:sSub>
+            <m:sSubPr>
+              <m:ctrlPr>
+                <w:rPr>
+                  <w:rFonts w:ascii="Cambria Math" w:hAnsi="Cambria Math"/>
+                  <w:i/>
+                </w:rPr>
+              </m:ctrlPr>
+            </m:sSubPr>
+            <m:e>
+              <m:r>
+                <w:rPr>
+                  <w:rFonts w:ascii="Cambria Math" w:hAnsi="Cambria Math"/>
+                </w:rPr>
+                <m:t>β</m:t>
+              </m:r>
+            </m:e>
+            <m:sub>
+              <m:r>
+                <w:rPr>
+                  <w:rFonts w:ascii="Cambria Math" w:hAnsi="Cambria Math"/>
+                </w:rPr>
+                <m:t>7</m:t>
+              </m:r>
+            </m:sub>
+          </m:sSub>
+          <m:r>
+            <w:rPr>
+              <w:rFonts w:ascii="Cambria Math" w:hAnsi="Cambria Math"/>
+            </w:rPr>
+            <m:t>est</m:t>
+          </m:r>
+          <m:sSub>
+            <m:sSubPr>
+              <m:ctrlPr>
+                <w:rPr>
+                  <w:rFonts w:ascii="Cambria Math" w:hAnsi="Cambria Math"/>
+                  <w:i/>
+                </w:rPr>
+              </m:ctrlPr>
+            </m:sSubPr>
+            <m:e>
+              <m:r>
+                <w:rPr>
+                  <w:rFonts w:ascii="Cambria Math" w:hAnsi="Cambria Math"/>
+                </w:rPr>
+                <m:t>2</m:t>
+              </m:r>
+            </m:e>
+            <m:sub>
+              <m:r>
+                <w:rPr>
+                  <w:rFonts w:ascii="Cambria Math" w:hAnsi="Cambria Math"/>
+                </w:rPr>
+                <m:t>i</m:t>
+              </m:r>
+            </m:sub>
+          </m:sSub>
+          <m:r>
+            <w:rPr>
+              <w:rFonts w:ascii="Cambria Math" w:hAnsi="Cambria Math"/>
+            </w:rPr>
+            <m:t>+</m:t>
+          </m:r>
+          <m:sSub>
+            <m:sSubPr>
+              <m:ctrlPr>
+                <w:rPr>
+                  <w:rFonts w:ascii="Cambria Math" w:hAnsi="Cambria Math"/>
+                  <w:i/>
+                </w:rPr>
+              </m:ctrlPr>
+            </m:sSubPr>
+            <m:e>
+              <m:r>
+                <w:rPr>
+                  <w:rFonts w:ascii="Cambria Math" w:hAnsi="Cambria Math"/>
+                </w:rPr>
+                <m:t>β</m:t>
+              </m:r>
+            </m:e>
+            <m:sub>
+              <m:r>
+                <w:rPr>
+                  <w:rFonts w:ascii="Cambria Math" w:hAnsi="Cambria Math"/>
+                </w:rPr>
+                <m:t>8</m:t>
+              </m:r>
+            </m:sub>
+          </m:sSub>
+          <m:r>
+            <w:rPr>
+              <w:rFonts w:ascii="Cambria Math" w:hAnsi="Cambria Math"/>
+            </w:rPr>
+            <m:t>est</m:t>
+          </m:r>
+          <m:sSub>
+            <m:sSubPr>
+              <m:ctrlPr>
+                <w:rPr>
+                  <w:rFonts w:ascii="Cambria Math" w:hAnsi="Cambria Math"/>
+                  <w:i/>
+                </w:rPr>
+              </m:ctrlPr>
+            </m:sSubPr>
+            <m:e>
+              <m:r>
+                <w:rPr>
+                  <w:rFonts w:ascii="Cambria Math" w:hAnsi="Cambria Math"/>
+                </w:rPr>
+                <m:t>3</m:t>
+              </m:r>
+            </m:e>
+            <m:sub>
+              <m:r>
+                <w:rPr>
+                  <w:rFonts w:ascii="Cambria Math" w:hAnsi="Cambria Math"/>
+                </w:rPr>
+                <m:t>i</m:t>
+              </m:r>
+            </m:sub>
+          </m:sSub>
+          <m:r>
+            <w:rPr>
+              <w:rFonts w:ascii="Cambria Math" w:hAnsi="Cambria Math"/>
+            </w:rPr>
+            <m:t>+</m:t>
+          </m:r>
+          <m:sSub>
+            <m:sSubPr>
+              <m:ctrlPr>
+                <w:rPr>
+                  <w:rFonts w:ascii="Cambria Math" w:hAnsi="Cambria Math"/>
+                  <w:i/>
+                </w:rPr>
+              </m:ctrlPr>
+            </m:sSubPr>
+            <m:e>
+              <m:r>
+                <w:rPr>
+                  <w:rFonts w:ascii="Cambria Math" w:hAnsi="Cambria Math"/>
+                </w:rPr>
+                <m:t>β</m:t>
+              </m:r>
+            </m:e>
+            <m:sub>
+              <m:r>
+                <w:rPr>
+                  <w:rFonts w:ascii="Cambria Math" w:hAnsi="Cambria Math"/>
+                </w:rPr>
+                <m:t>9</m:t>
+              </m:r>
+            </m:sub>
+          </m:sSub>
+          <m:r>
+            <w:rPr>
+              <w:rFonts w:ascii="Cambria Math" w:hAnsi="Cambria Math"/>
+            </w:rPr>
+            <m:t>est</m:t>
+          </m:r>
+          <m:sSub>
+            <m:sSubPr>
+              <m:ctrlPr>
+                <w:rPr>
+                  <w:rFonts w:ascii="Cambria Math" w:hAnsi="Cambria Math"/>
+                  <w:i/>
+                </w:rPr>
+              </m:ctrlPr>
+            </m:sSubPr>
+            <m:e>
+              <m:r>
+                <w:rPr>
+                  <w:rFonts w:ascii="Cambria Math" w:hAnsi="Cambria Math"/>
+                </w:rPr>
+                <m:t>4</m:t>
+              </m:r>
+            </m:e>
+            <m:sub>
+              <m:r>
+                <w:rPr>
+                  <w:rFonts w:ascii="Cambria Math" w:hAnsi="Cambria Math"/>
+                </w:rPr>
+                <m:t>i</m:t>
+              </m:r>
+            </m:sub>
+          </m:sSub>
+          <m:r>
+            <w:rPr>
+              <w:rFonts w:ascii="Cambria Math" w:hAnsi="Cambria Math"/>
+            </w:rPr>
+            <m:t>+</m:t>
+          </m:r>
+          <m:sSub>
+            <m:sSubPr>
+              <m:ctrlPr>
+                <w:rPr>
+                  <w:rFonts w:ascii="Cambria Math" w:hAnsi="Cambria Math"/>
+                  <w:i/>
+                </w:rPr>
+              </m:ctrlPr>
+            </m:sSubPr>
+            <m:e>
+              <m:r>
+                <w:rPr>
+                  <w:rFonts w:ascii="Cambria Math" w:hAnsi="Cambria Math"/>
+                </w:rPr>
+                <m:t>β</m:t>
+              </m:r>
+            </m:e>
+            <m:sub>
+              <m:r>
+                <w:rPr>
+                  <w:rFonts w:ascii="Cambria Math" w:hAnsi="Cambria Math"/>
+                </w:rPr>
+                <m:t>10</m:t>
+              </m:r>
+            </m:sub>
+          </m:sSub>
+          <m:r>
+            <w:rPr>
+              <w:rFonts w:ascii="Cambria Math" w:hAnsi="Cambria Math"/>
+            </w:rPr>
+            <m:t>est</m:t>
+          </m:r>
+          <m:sSub>
+            <m:sSubPr>
+              <m:ctrlPr>
+                <w:rPr>
+                  <w:rFonts w:ascii="Cambria Math" w:hAnsi="Cambria Math"/>
+                  <w:i/>
+                </w:rPr>
+              </m:ctrlPr>
+            </m:sSubPr>
+            <m:e>
+              <m:r>
+                <w:rPr>
+                  <w:rFonts w:ascii="Cambria Math" w:hAnsi="Cambria Math"/>
+                </w:rPr>
+                <m:t>5</m:t>
+              </m:r>
+            </m:e>
+            <m:sub>
+              <m:r>
+                <w:rPr>
+                  <w:rFonts w:ascii="Cambria Math" w:hAnsi="Cambria Math"/>
+                </w:rPr>
+                <m:t>i</m:t>
+              </m:r>
+            </m:sub>
+          </m:sSub>
+          <m:r>
+            <w:rPr>
+              <w:rFonts w:ascii="Cambria Math" w:hAnsi="Cambria Math"/>
+            </w:rPr>
+            <m:t>+</m:t>
+          </m:r>
+          <m:sSub>
+            <m:sSubPr>
+              <m:ctrlPr>
+                <w:rPr>
+                  <w:rFonts w:ascii="Cambria Math" w:hAnsi="Cambria Math"/>
+                  <w:i/>
+                </w:rPr>
+              </m:ctrlPr>
+            </m:sSubPr>
+            <m:e>
+              <m:r>
+                <w:rPr>
+                  <w:rFonts w:ascii="Cambria Math" w:hAnsi="Cambria Math"/>
+                </w:rPr>
+                <m:t>β</m:t>
+              </m:r>
+            </m:e>
+            <m:sub>
+              <m:r>
+                <w:rPr>
+                  <w:rFonts w:ascii="Cambria Math" w:hAnsi="Cambria Math"/>
+                </w:rPr>
+                <m:t>1</m:t>
+              </m:r>
+              <m:r>
+                <w:rPr>
+                  <w:rFonts w:ascii="Cambria Math" w:hAnsi="Cambria Math"/>
+                </w:rPr>
+                <m:t>1</m:t>
+              </m:r>
+            </m:sub>
+          </m:sSub>
+          <m:r>
+            <w:rPr>
+              <w:rFonts w:ascii="Cambria Math" w:hAnsi="Cambria Math"/>
+            </w:rPr>
+            <m:t>viasecundari</m:t>
+          </m:r>
+          <m:sSub>
+            <m:sSubPr>
+              <m:ctrlPr>
+                <w:rPr>
+                  <w:rFonts w:ascii="Cambria Math" w:hAnsi="Cambria Math"/>
+                  <w:i/>
+                </w:rPr>
+              </m:ctrlPr>
+            </m:sSubPr>
+            <m:e>
+              <m:r>
+                <w:rPr>
+                  <w:rFonts w:ascii="Cambria Math" w:hAnsi="Cambria Math"/>
+                </w:rPr>
+                <m:t>a</m:t>
+              </m:r>
+            </m:e>
+            <m:sub>
+              <m:r>
+                <w:rPr>
+                  <w:rFonts w:ascii="Cambria Math" w:hAnsi="Cambria Math"/>
+                </w:rPr>
+                <m:t>i</m:t>
+              </m:r>
+            </m:sub>
+          </m:sSub>
+          <m:r>
+            <w:rPr>
+              <w:rFonts w:ascii="Cambria Math" w:hAnsi="Cambria Math"/>
+            </w:rPr>
+            <m:t>+</m:t>
+          </m:r>
+          <m:sSub>
+            <m:sSubPr>
+              <m:ctrlPr>
+                <w:rPr>
+                  <w:rFonts w:ascii="Cambria Math" w:hAnsi="Cambria Math"/>
+                  <w:i/>
+                </w:rPr>
+              </m:ctrlPr>
+            </m:sSubPr>
+            <m:e>
+              <m:r>
+                <w:rPr>
+                  <w:rFonts w:ascii="Cambria Math" w:hAnsi="Cambria Math"/>
+                </w:rPr>
+                <m:t>β</m:t>
+              </m:r>
+            </m:e>
+            <m:sub>
+              <m:r>
+                <w:rPr>
+                  <w:rFonts w:ascii="Cambria Math" w:hAnsi="Cambria Math"/>
+                </w:rPr>
+                <m:t>1</m:t>
+              </m:r>
+              <m:r>
+                <w:rPr>
+                  <w:rFonts w:ascii="Cambria Math" w:hAnsi="Cambria Math"/>
+                </w:rPr>
+                <m:t>2</m:t>
+              </m:r>
+            </m:sub>
+          </m:sSub>
+          <m:r>
+            <w:rPr>
+              <w:rFonts w:ascii="Cambria Math" w:hAnsi="Cambria Math"/>
+            </w:rPr>
+            <m:t>Distpar</m:t>
+          </m:r>
+          <m:sSub>
+            <m:sSubPr>
+              <m:ctrlPr>
+                <w:rPr>
+                  <w:rFonts w:ascii="Cambria Math" w:hAnsi="Cambria Math"/>
+                  <w:i/>
+                </w:rPr>
+              </m:ctrlPr>
+            </m:sSubPr>
+            <m:e>
+              <m:r>
+                <w:rPr>
+                  <w:rFonts w:ascii="Cambria Math" w:hAnsi="Cambria Math"/>
+                </w:rPr>
+                <m:t>q</m:t>
+              </m:r>
+            </m:e>
+            <m:sub>
+              <m:r>
+                <w:rPr>
+                  <w:rFonts w:ascii="Cambria Math" w:hAnsi="Cambria Math"/>
+                </w:rPr>
+                <m:t>i</m:t>
+              </m:r>
+            </m:sub>
+          </m:sSub>
+          <m:r>
+            <w:rPr>
+              <w:rFonts w:ascii="Cambria Math" w:hAnsi="Cambria Math"/>
+            </w:rPr>
+            <m:t>+</m:t>
+          </m:r>
+          <m:sSub>
+            <m:sSubPr>
+              <m:ctrlPr>
+                <w:rPr>
+                  <w:rFonts w:ascii="Cambria Math" w:hAnsi="Cambria Math"/>
+                  <w:i/>
+                </w:rPr>
+              </m:ctrlPr>
+            </m:sSubPr>
+            <m:e>
+              <m:r>
+                <w:rPr>
+                  <w:rFonts w:ascii="Cambria Math" w:hAnsi="Cambria Math"/>
+                </w:rPr>
+                <m:t>ϵ</m:t>
+              </m:r>
+            </m:e>
+            <m:sub>
+              <m:r>
+                <w:rPr>
+                  <w:rFonts w:ascii="Cambria Math" w:hAnsi="Cambria Math"/>
+                </w:rPr>
+                <m:t>i</m:t>
+              </m:r>
+            </m:sub>
+          </m:sSub>
+        </m:oMath>
+      </m:oMathPara>
+    </w:p>
+    <w:p>
+      <w:pPr>
+        <w:pStyle w:val="Prrafodelista"/>
+        <w:jc w:val="both"/>
+      </w:pPr>
     </w:p>
     <w:p>
       <w:pPr>
@@ -967,22 +3941,191 @@
         <w:jc w:val="both"/>
       </w:pPr>
       <w:r>
-        <w:t>¿</w:t>
-      </w:r>
-      <w:r>
-        <w:t>Cuál</w:t>
-      </w:r>
-      <w:r>
+        <w:t>Una vez seleccione el modelo de su preferencia, comente los resultados de su regresión (significancia de las variables, bondad de ajuste, coeficientes). Guarde los valores predichos del precio de las viviendas.</w:t>
+      </w:r>
+    </w:p>
+    <w:p>
+      <w:pPr>
+        <w:pStyle w:val="font-claude-response-body"/>
+        <w:ind w:left="708"/>
+        <w:jc w:val="both"/>
+        <w:rPr>
+          <w:rFonts w:ascii="Arial Narrow" w:eastAsiaTheme="minorHAnsi" w:hAnsi="Arial Narrow" w:cstheme="minorBidi"/>
+          <w:sz w:val="22"/>
+          <w:lang w:val="es-ES_tradnl" w:eastAsia="en-US"/>
+        </w:rPr>
+      </w:pPr>
+      <w:r>
+        <w:rPr>
+          <w:rFonts w:ascii="Arial Narrow" w:eastAsiaTheme="minorHAnsi" w:hAnsi="Arial Narrow" w:cstheme="minorBidi"/>
+          <w:b/>
+          <w:bCs/>
+          <w:sz w:val="22"/>
+          <w:lang w:val="es-ES_tradnl" w:eastAsia="en-US"/>
+        </w:rPr>
+        <w:t>Respuesta:</w:t>
+      </w:r>
+      <w:r>
+        <w:rPr>
+          <w:rFonts w:ascii="Arial Narrow" w:eastAsiaTheme="minorHAnsi" w:hAnsi="Arial Narrow" w:cstheme="minorBidi"/>
+          <w:sz w:val="22"/>
+          <w:lang w:val="es-ES_tradnl" w:eastAsia="en-US"/>
+        </w:rPr>
         <w:t xml:space="preserve"> </w:t>
       </w:r>
       <w:r>
-        <w:t>es el precio implícito</w:t>
-      </w:r>
-      <w:r>
+        <w:rPr>
+          <w:rFonts w:ascii="Arial Narrow" w:eastAsiaTheme="minorHAnsi" w:hAnsi="Arial Narrow" w:cstheme="minorBidi"/>
+          <w:sz w:val="22"/>
+          <w:lang w:val="es-ES_tradnl" w:eastAsia="en-US"/>
+        </w:rPr>
+        <w:t>El modelo seleccionado es una especificación log-lineal (m3) que relaciona el logaritmo natural del precio de venta con un conjunto de características estructurales, de localización y de antigüedad de la vivienda. El modelo presenta una bondad de ajuste de R² = 0.46, lo que indica que el 46% de la variación en el precio de la vivienda es explicada por las variables incluida</w:t>
+      </w:r>
+      <w:r>
+        <w:rPr>
+          <w:rFonts w:ascii="Arial Narrow" w:eastAsiaTheme="minorHAnsi" w:hAnsi="Arial Narrow" w:cstheme="minorBidi"/>
+          <w:sz w:val="22"/>
+          <w:lang w:val="es-ES_tradnl" w:eastAsia="en-US"/>
+        </w:rPr>
+        <w:t>s</w:t>
+      </w:r>
+      <w:r>
+        <w:rPr>
+          <w:rFonts w:ascii="Arial Narrow" w:eastAsiaTheme="minorHAnsi" w:hAnsi="Arial Narrow" w:cstheme="minorBidi"/>
+          <w:sz w:val="22"/>
+          <w:lang w:val="es-ES_tradnl" w:eastAsia="en-US"/>
+        </w:rPr>
+        <w:t>.</w:t>
+      </w:r>
+    </w:p>
+    <w:p>
+      <w:pPr>
+        <w:pStyle w:val="font-claude-response-body"/>
+        <w:ind w:left="708"/>
+        <w:jc w:val="both"/>
+        <w:rPr>
+          <w:rFonts w:ascii="Arial Narrow" w:eastAsiaTheme="minorHAnsi" w:hAnsi="Arial Narrow" w:cstheme="minorBidi"/>
+          <w:sz w:val="22"/>
+          <w:lang w:val="es-ES_tradnl" w:eastAsia="en-US"/>
+        </w:rPr>
+      </w:pPr>
+      <w:r>
+        <w:rPr>
+          <w:rFonts w:ascii="Arial Narrow" w:eastAsiaTheme="minorHAnsi" w:hAnsi="Arial Narrow" w:cstheme="minorBidi"/>
+          <w:sz w:val="22"/>
+          <w:lang w:val="es-ES_tradnl" w:eastAsia="en-US"/>
+        </w:rPr>
+        <w:t xml:space="preserve">Todas las variables incluidas son estadísticamente significativas. El área y el número de baños y </w:t>
+      </w:r>
+      <w:r>
+        <w:rPr>
+          <w:rFonts w:ascii="Arial Narrow" w:eastAsiaTheme="minorHAnsi" w:hAnsi="Arial Narrow" w:cstheme="minorBidi"/>
+          <w:sz w:val="22"/>
+          <w:lang w:val="es-ES_tradnl" w:eastAsia="en-US"/>
+        </w:rPr>
+        <w:t xml:space="preserve">los </w:t>
+      </w:r>
+      <w:r>
+        <w:rPr>
+          <w:rFonts w:ascii="Arial Narrow" w:eastAsiaTheme="minorHAnsi" w:hAnsi="Arial Narrow" w:cstheme="minorBidi"/>
+          <w:sz w:val="22"/>
+          <w:lang w:val="es-ES_tradnl" w:eastAsia="en-US"/>
+        </w:rPr>
+        <w:t xml:space="preserve">garajes tienen el signo esperado: mayores </w:t>
+      </w:r>
+      <w:r>
+        <w:rPr>
+          <w:rFonts w:ascii="Arial Narrow" w:eastAsiaTheme="minorHAnsi" w:hAnsi="Arial Narrow" w:cstheme="minorBidi"/>
+          <w:sz w:val="22"/>
+          <w:lang w:val="es-ES_tradnl" w:eastAsia="en-US"/>
+        </w:rPr>
+        <w:t>características</w:t>
+      </w:r>
+      <w:r>
+        <w:rPr>
+          <w:rFonts w:ascii="Arial Narrow" w:eastAsiaTheme="minorHAnsi" w:hAnsi="Arial Narrow" w:cstheme="minorBidi"/>
+          <w:sz w:val="22"/>
+          <w:lang w:val="es-ES_tradnl" w:eastAsia="en-US"/>
+        </w:rPr>
+        <w:t xml:space="preserve"> físic</w:t>
+      </w:r>
+      <w:r>
+        <w:rPr>
+          <w:rFonts w:ascii="Arial Narrow" w:eastAsiaTheme="minorHAnsi" w:hAnsi="Arial Narrow" w:cstheme="minorBidi"/>
+          <w:sz w:val="22"/>
+          <w:lang w:val="es-ES_tradnl" w:eastAsia="en-US"/>
+        </w:rPr>
+        <w:t>a</w:t>
+      </w:r>
+      <w:r>
+        <w:rPr>
+          <w:rFonts w:ascii="Arial Narrow" w:eastAsiaTheme="minorHAnsi" w:hAnsi="Arial Narrow" w:cstheme="minorBidi"/>
+          <w:sz w:val="22"/>
+          <w:lang w:val="es-ES_tradnl" w:eastAsia="en-US"/>
+        </w:rPr>
+        <w:t xml:space="preserve">s incrementan el precio de la vivienda. La antigüedad entre 10 y 20 </w:t>
+      </w:r>
+      <w:r>
+        <w:rPr>
+          <w:rFonts w:ascii="Arial Narrow" w:eastAsiaTheme="minorHAnsi" w:hAnsi="Arial Narrow" w:cstheme="minorBidi"/>
+          <w:sz w:val="22"/>
+          <w:lang w:val="es-ES_tradnl" w:eastAsia="en-US"/>
+        </w:rPr>
+        <w:t>años</w:t>
+      </w:r>
+      <w:r>
+        <w:rPr>
+          <w:rFonts w:ascii="Arial Narrow" w:eastAsiaTheme="minorHAnsi" w:hAnsi="Arial Narrow" w:cstheme="minorBidi"/>
+          <w:sz w:val="22"/>
+          <w:lang w:val="es-ES_tradnl" w:eastAsia="en-US"/>
+        </w:rPr>
         <w:t xml:space="preserve"> </w:t>
       </w:r>
       <w:r>
-        <w:t>(Disponibilidad Marginal a Pagar) de la proximidad a parques? ¿cómo lo interpreta?</w:t>
+        <w:rPr>
+          <w:rFonts w:ascii="Arial Narrow" w:eastAsiaTheme="minorHAnsi" w:hAnsi="Arial Narrow" w:cstheme="minorBidi"/>
+          <w:sz w:val="22"/>
+          <w:lang w:val="es-ES_tradnl" w:eastAsia="en-US"/>
+        </w:rPr>
+        <w:t>reduce el precio aproximadamente un 6.6% respecto a viviendas de más de 20 años. Tener jardín interior reduce el precio un 8.3%, resultado contraintuitivo que podría reflejar que esta característica está asociada a viviendas de menor densidad constructiva.</w:t>
+      </w:r>
+    </w:p>
+    <w:p>
+      <w:pPr>
+        <w:pStyle w:val="font-claude-response-body"/>
+        <w:ind w:left="708"/>
+        <w:jc w:val="both"/>
+        <w:rPr>
+          <w:rFonts w:ascii="Arial Narrow" w:eastAsiaTheme="minorHAnsi" w:hAnsi="Arial Narrow" w:cstheme="minorBidi"/>
+          <w:sz w:val="22"/>
+          <w:lang w:val="es-ES_tradnl" w:eastAsia="en-US"/>
+        </w:rPr>
+      </w:pPr>
+      <w:r>
+        <w:rPr>
+          <w:rFonts w:ascii="Arial Narrow" w:eastAsiaTheme="minorHAnsi" w:hAnsi="Arial Narrow" w:cstheme="minorBidi"/>
+          <w:sz w:val="22"/>
+          <w:lang w:val="es-ES_tradnl" w:eastAsia="en-US"/>
+        </w:rPr>
+        <w:t xml:space="preserve">Las </w:t>
+      </w:r>
+      <w:proofErr w:type="spellStart"/>
+      <w:r>
+        <w:rPr>
+          <w:rFonts w:ascii="Arial Narrow" w:eastAsiaTheme="minorHAnsi" w:hAnsi="Arial Narrow" w:cstheme="minorBidi"/>
+          <w:sz w:val="22"/>
+          <w:lang w:val="es-ES_tradnl" w:eastAsia="en-US"/>
+        </w:rPr>
+        <w:t>dummies</w:t>
+      </w:r>
+      <w:proofErr w:type="spellEnd"/>
+      <w:r>
+        <w:rPr>
+          <w:rFonts w:ascii="Arial Narrow" w:eastAsiaTheme="minorHAnsi" w:hAnsi="Arial Narrow" w:cstheme="minorBidi"/>
+          <w:sz w:val="22"/>
+          <w:lang w:val="es-ES_tradnl" w:eastAsia="en-US"/>
+        </w:rPr>
+        <w:t xml:space="preserve"> de estrato confirman la jerarquía esperada: tomando estrato 6 como referencia, los estratos 2 a 5 presentan coeficientes negativos y crecientes en magnitud, siendo estrato 2 el de mayor descuento (-65%). Estar ubicado sobre vía secundaria reduce el precio un 11.2%. Finalmente, la distancia al parque más cercano es positiva y significativa (**), con un precio implícito de $19.076 pesos por metro.</w:t>
       </w:r>
     </w:p>
     <w:p>
@@ -995,8 +4138,345 @@
         <w:jc w:val="both"/>
       </w:pPr>
       <w:r>
-        <w:t xml:space="preserve">Compare el promedio de los precios predichos para las viviendas que se encuentran a menos de 1000 m con las que se encuentra a 1000 m o más. </w:t>
-      </w:r>
+        <w:t>¿Cuál es el precio implícito (Disponibilidad Marginal a Pagar) de la proximidad a parques? ¿cómo lo interpreta?</w:t>
+      </w:r>
+    </w:p>
+    <w:p>
+      <w:pPr>
+        <w:pStyle w:val="Prrafodelista"/>
+        <w:jc w:val="both"/>
+      </w:pPr>
+    </w:p>
+    <w:p>
+      <w:pPr>
+        <w:pStyle w:val="Prrafodelista"/>
+        <w:jc w:val="both"/>
+        <w:rPr>
+          <w:b/>
+          <w:bCs/>
+        </w:rPr>
+      </w:pPr>
+      <w:r>
+        <w:rPr>
+          <w:b/>
+          <w:bCs/>
+        </w:rPr>
+        <w:lastRenderedPageBreak/>
+        <w:t>Respuesta:</w:t>
+      </w:r>
+    </w:p>
+    <w:p>
+      <w:pPr>
+        <w:pStyle w:val="Prrafodelista"/>
+        <w:jc w:val="both"/>
+      </w:pPr>
+    </w:p>
+    <w:p>
+      <w:pPr>
+        <w:pStyle w:val="Prrafodelista"/>
+        <w:jc w:val="both"/>
+        <w:rPr>
+          <w:rFonts w:eastAsiaTheme="minorEastAsia"/>
+        </w:rPr>
+      </w:pPr>
+      <m:oMathPara>
+        <m:oMath>
+          <m:r>
+            <w:rPr>
+              <w:rFonts w:ascii="Cambria Math" w:hAnsi="Cambria Math"/>
+            </w:rPr>
+            <m:t xml:space="preserve">DAP= </m:t>
+          </m:r>
+          <m:f>
+            <m:fPr>
+              <m:ctrlPr>
+                <w:rPr>
+                  <w:rFonts w:ascii="Cambria Math" w:hAnsi="Cambria Math"/>
+                  <w:i/>
+                </w:rPr>
+              </m:ctrlPr>
+            </m:fPr>
+            <m:num>
+              <m:r>
+                <w:rPr>
+                  <w:rFonts w:ascii="Cambria Math" w:hAnsi="Cambria Math"/>
+                </w:rPr>
+                <m:t>∂</m:t>
+              </m:r>
+              <m:r>
+                <w:rPr>
+                  <w:rFonts w:ascii="Cambria Math" w:hAnsi="Cambria Math"/>
+                </w:rPr>
+                <m:t>P</m:t>
+              </m:r>
+            </m:num>
+            <m:den>
+              <m:r>
+                <w:rPr>
+                  <w:rFonts w:ascii="Cambria Math" w:hAnsi="Cambria Math"/>
+                </w:rPr>
+                <m:t>∂</m:t>
+              </m:r>
+              <m:r>
+                <w:rPr>
+                  <w:rFonts w:ascii="Cambria Math" w:hAnsi="Cambria Math"/>
+                </w:rPr>
+                <m:t>Distpar</m:t>
+              </m:r>
+              <m:r>
+                <w:rPr>
+                  <w:rFonts w:ascii="Cambria Math" w:hAnsi="Cambria Math"/>
+                </w:rPr>
+                <m:t>q</m:t>
+              </m:r>
+            </m:den>
+          </m:f>
+          <m:r>
+            <w:rPr>
+              <w:rFonts w:ascii="Cambria Math" w:hAnsi="Cambria Math"/>
+            </w:rPr>
+            <m:t>=</m:t>
+          </m:r>
+          <m:sSub>
+            <m:sSubPr>
+              <m:ctrlPr>
+                <w:rPr>
+                  <w:rFonts w:ascii="Cambria Math" w:hAnsi="Cambria Math"/>
+                  <w:i/>
+                </w:rPr>
+              </m:ctrlPr>
+            </m:sSubPr>
+            <m:e>
+              <m:r>
+                <w:rPr>
+                  <w:rFonts w:ascii="Cambria Math" w:hAnsi="Cambria Math"/>
+                </w:rPr>
+                <m:t>β</m:t>
+              </m:r>
+            </m:e>
+            <m:sub>
+              <m:r>
+                <w:rPr>
+                  <w:rFonts w:ascii="Cambria Math" w:hAnsi="Cambria Math"/>
+                </w:rPr>
+                <m:t>12</m:t>
+              </m:r>
+            </m:sub>
+          </m:sSub>
+          <m:r>
+            <w:rPr>
+              <w:rFonts w:ascii="Cambria Math" w:hAnsi="Cambria Math"/>
+            </w:rPr>
+            <m:t>×</m:t>
+          </m:r>
+          <m:acc>
+            <m:accPr>
+              <m:chr m:val="̅"/>
+              <m:ctrlPr>
+                <w:rPr>
+                  <w:rFonts w:ascii="Cambria Math" w:hAnsi="Cambria Math"/>
+                  <w:i/>
+                </w:rPr>
+              </m:ctrlPr>
+            </m:accPr>
+            <m:e>
+              <m:r>
+                <w:rPr>
+                  <w:rFonts w:ascii="Cambria Math" w:hAnsi="Cambria Math"/>
+                </w:rPr>
+                <m:t>P</m:t>
+              </m:r>
+            </m:e>
+          </m:acc>
+        </m:oMath>
+      </m:oMathPara>
+    </w:p>
+    <w:p>
+      <w:pPr>
+        <w:pStyle w:val="Prrafodelista"/>
+        <w:jc w:val="both"/>
+        <w:rPr>
+          <w:rFonts w:eastAsiaTheme="minorEastAsia"/>
+        </w:rPr>
+      </w:pPr>
+    </w:p>
+    <w:p>
+      <w:pPr>
+        <w:pStyle w:val="Prrafodelista"/>
+        <w:jc w:val="both"/>
+        <w:rPr>
+          <w:rFonts w:eastAsiaTheme="minorEastAsia"/>
+        </w:rPr>
+      </w:pPr>
+      <m:oMathPara>
+        <m:oMath>
+          <m:r>
+            <w:rPr>
+              <w:rFonts w:ascii="Cambria Math" w:hAnsi="Cambria Math"/>
+            </w:rPr>
+            <m:t xml:space="preserve">DAP= </m:t>
+          </m:r>
+          <m:r>
+            <w:rPr>
+              <w:rFonts w:ascii="Cambria Math" w:hAnsi="Cambria Math"/>
+            </w:rPr>
+            <m:t>0,000091523</m:t>
+          </m:r>
+          <m:r>
+            <w:rPr>
+              <w:rFonts w:ascii="Cambria Math" w:hAnsi="Cambria Math"/>
+            </w:rPr>
+            <m:t>×</m:t>
+          </m:r>
+          <m:r>
+            <w:rPr>
+              <w:rFonts w:ascii="Cambria Math" w:hAnsi="Cambria Math"/>
+            </w:rPr>
+            <m:t>$208.427.460</m:t>
+          </m:r>
+        </m:oMath>
+      </m:oMathPara>
+    </w:p>
+    <w:p>
+      <w:pPr>
+        <w:pStyle w:val="Prrafodelista"/>
+        <w:jc w:val="both"/>
+        <w:rPr>
+          <w:rFonts w:eastAsiaTheme="minorEastAsia"/>
+        </w:rPr>
+      </w:pPr>
+      <m:oMathPara>
+        <m:oMath>
+          <m:r>
+            <w:rPr>
+              <w:rFonts w:ascii="Cambria Math" w:hAnsi="Cambria Math"/>
+            </w:rPr>
+            <m:t>DAP=</m:t>
+          </m:r>
+          <m:r>
+            <w:rPr>
+              <w:rFonts w:ascii="Cambria Math" w:hAnsi="Cambria Math"/>
+            </w:rPr>
+            <m:t>$19.075,90 ×metro</m:t>
+          </m:r>
+        </m:oMath>
+      </m:oMathPara>
+    </w:p>
+    <w:p>
+      <w:pPr>
+        <w:pStyle w:val="Prrafodelista"/>
+        <w:jc w:val="both"/>
+        <w:rPr>
+          <w:rFonts w:eastAsiaTheme="minorEastAsia"/>
+        </w:rPr>
+      </w:pPr>
+      <w:r>
+        <w:rPr>
+          <w:rFonts w:eastAsiaTheme="minorEastAsia"/>
+        </w:rPr>
+        <w:t>Donde,</w:t>
+      </w:r>
+    </w:p>
+    <w:p>
+      <w:pPr>
+        <w:pStyle w:val="Prrafodelista"/>
+        <w:jc w:val="both"/>
+        <w:rPr>
+          <w:rFonts w:eastAsiaTheme="minorEastAsia"/>
+        </w:rPr>
+      </w:pPr>
+      <m:oMath>
+        <m:acc>
+          <m:accPr>
+            <m:chr m:val="̅"/>
+            <m:ctrlPr>
+              <w:rPr>
+                <w:rFonts w:ascii="Cambria Math" w:hAnsi="Cambria Math"/>
+                <w:i/>
+              </w:rPr>
+            </m:ctrlPr>
+          </m:accPr>
+          <m:e>
+            <m:r>
+              <w:rPr>
+                <w:rFonts w:ascii="Cambria Math" w:hAnsi="Cambria Math"/>
+              </w:rPr>
+              <m:t>P</m:t>
+            </m:r>
+          </m:e>
+        </m:acc>
+      </m:oMath>
+      <w:r>
+        <w:rPr>
+          <w:rFonts w:eastAsiaTheme="minorEastAsia"/>
+        </w:rPr>
+        <w:t>: Precio promedio venta de la</w:t>
+      </w:r>
+      <w:r>
+        <w:rPr>
+          <w:rFonts w:eastAsiaTheme="minorEastAsia"/>
+        </w:rPr>
+        <w:t>s viviendas</w:t>
+      </w:r>
+      <w:r>
+        <w:rPr>
+          <w:rFonts w:eastAsiaTheme="minorEastAsia"/>
+        </w:rPr>
+        <w:t>.</w:t>
+      </w:r>
+    </w:p>
+    <w:p>
+      <w:pPr>
+        <w:pStyle w:val="Prrafodelista"/>
+        <w:jc w:val="both"/>
+      </w:pPr>
+    </w:p>
+    <w:p>
+      <w:pPr>
+        <w:pStyle w:val="Prrafodelista"/>
+        <w:jc w:val="both"/>
+      </w:pPr>
+      <w:r>
+        <w:t>La Disponibilidad a Promedio a Pagar por metro se estima en $19.075.90 por estar próximos a un parque en Bogotá. De acuerdo con la base de datos BaseCasas2001, el signo del estimador es positivo debido a que la mayoría de las viviendas estudiadas se encuentran ubicadas en los estratos 5 y 6</w:t>
+      </w:r>
+      <w:r>
+        <w:t xml:space="preserve">, esto traduce que la composición urbana de Bogotá en esos estratos altos </w:t>
+      </w:r>
+      <w:r>
+        <w:t>las viviendas tienen múltiples atributos de calidad, además, estos barrios son</w:t>
+      </w:r>
+      <w:r>
+        <w:t xml:space="preserve"> lejan</w:t>
+      </w:r>
+      <w:r>
+        <w:t>os</w:t>
+      </w:r>
+      <w:r>
+        <w:t xml:space="preserve"> a las zonas de recreación principal de la cuidad</w:t>
+      </w:r>
+      <w:r>
+        <w:t xml:space="preserve"> o que tienen menor densidad de parques públicos</w:t>
+      </w:r>
+      <w:r>
+        <w:t>.</w:t>
+      </w:r>
+      <w:r>
+        <w:t xml:space="preserve"> Este resultado sugiere que la variable </w:t>
+      </w:r>
+      <w:proofErr w:type="spellStart"/>
+      <w:r>
+        <w:t>distparq</w:t>
+      </w:r>
+      <w:proofErr w:type="spellEnd"/>
+      <w:r>
+        <w:t xml:space="preserve"> está capturando efectos de localización no controlados que complementan el modelo.</w:t>
+      </w:r>
+    </w:p>
+    <w:p>
+      <w:pPr>
+        <w:pStyle w:val="Prrafodelista"/>
+        <w:jc w:val="both"/>
+      </w:pPr>
     </w:p>
     <w:p>
       <w:pPr>
@@ -1008,10 +4488,619 @@
         <w:jc w:val="both"/>
       </w:pPr>
       <w:r>
+        <w:t>Compare el promedio de los precios predichos para las viviendas que se encuentran a menos de 1000 m con las que se encuentra a 1000 m o más.</w:t>
+      </w:r>
+    </w:p>
+    <w:p>
+      <w:pPr>
+        <w:pStyle w:val="Prrafodelista"/>
+        <w:jc w:val="both"/>
+        <w:rPr>
+          <w:rFonts w:eastAsiaTheme="minorEastAsia"/>
+        </w:rPr>
+      </w:pPr>
+    </w:p>
+    <w:p>
+      <w:pPr>
+        <w:pStyle w:val="Prrafodelista"/>
+        <w:jc w:val="both"/>
+        <w:rPr>
+          <w:rFonts w:eastAsiaTheme="minorEastAsia"/>
+          <w:b/>
+          <w:bCs/>
+        </w:rPr>
+      </w:pPr>
+      <w:r>
+        <w:rPr>
+          <w:rFonts w:eastAsiaTheme="minorEastAsia"/>
+          <w:b/>
+          <w:bCs/>
+        </w:rPr>
+        <w:t xml:space="preserve">Respuesta: </w:t>
+      </w:r>
+    </w:p>
+    <w:p>
+      <w:pPr>
+        <w:pStyle w:val="Prrafodelista"/>
+        <w:jc w:val="both"/>
+        <w:rPr>
+          <w:rFonts w:eastAsiaTheme="minorEastAsia"/>
+        </w:rPr>
+      </w:pPr>
+    </w:p>
+    <w:tbl>
+      <w:tblPr>
+        <w:tblStyle w:val="Tablaconcuadrcula"/>
+        <w:tblW w:w="0" w:type="auto"/>
+        <w:tblInd w:w="720" w:type="dxa"/>
+        <w:tblLook w:val="04A0" w:firstRow="1" w:lastRow="0" w:firstColumn="1" w:lastColumn="0" w:noHBand="0" w:noVBand="1"/>
+      </w:tblPr>
+      <w:tblGrid>
+        <w:gridCol w:w="1575"/>
+        <w:gridCol w:w="1599"/>
+        <w:gridCol w:w="1570"/>
+        <w:gridCol w:w="1682"/>
+        <w:gridCol w:w="1682"/>
+      </w:tblGrid>
+      <w:tr>
+        <w:tc>
+          <w:tcPr>
+            <w:tcW w:w="1765" w:type="dxa"/>
+            <w:shd w:val="clear" w:color="auto" w:fill="D9D9D9" w:themeFill="background1" w:themeFillShade="D9"/>
+          </w:tcPr>
+          <w:p>
+            <w:pPr>
+              <w:pStyle w:val="Prrafodelista"/>
+              <w:ind w:left="0"/>
+              <w:jc w:val="center"/>
+              <w:rPr>
+                <w:b/>
+                <w:bCs/>
+              </w:rPr>
+            </w:pPr>
+            <w:r>
+              <w:rPr>
+                <w:b/>
+                <w:bCs/>
+              </w:rPr>
+              <w:t>Grupo</w:t>
+            </w:r>
+          </w:p>
+        </w:tc>
+        <w:tc>
+          <w:tcPr>
+            <w:tcW w:w="1765" w:type="dxa"/>
+            <w:shd w:val="clear" w:color="auto" w:fill="D9D9D9" w:themeFill="background1" w:themeFillShade="D9"/>
+          </w:tcPr>
+          <w:p>
+            <w:pPr>
+              <w:pStyle w:val="Prrafodelista"/>
+              <w:ind w:left="0"/>
+              <w:jc w:val="center"/>
+              <w:rPr>
+                <w:b/>
+                <w:bCs/>
+              </w:rPr>
+            </w:pPr>
+            <w:r>
+              <w:rPr>
+                <w:b/>
+                <w:bCs/>
+              </w:rPr>
+              <w:t xml:space="preserve">No. </w:t>
+            </w:r>
+            <w:proofErr w:type="spellStart"/>
+            <w:r>
+              <w:rPr>
+                <w:b/>
+                <w:bCs/>
+              </w:rPr>
+              <w:t>Observ</w:t>
+            </w:r>
+            <w:proofErr w:type="spellEnd"/>
+            <w:r>
+              <w:rPr>
+                <w:b/>
+                <w:bCs/>
+              </w:rPr>
+              <w:t>.</w:t>
+            </w:r>
+          </w:p>
+        </w:tc>
+        <w:tc>
+          <w:tcPr>
+            <w:tcW w:w="1766" w:type="dxa"/>
+            <w:shd w:val="clear" w:color="auto" w:fill="D9D9D9" w:themeFill="background1" w:themeFillShade="D9"/>
+          </w:tcPr>
+          <w:p>
+            <w:pPr>
+              <w:pStyle w:val="Prrafodelista"/>
+              <w:ind w:left="0"/>
+              <w:jc w:val="center"/>
+              <w:rPr>
+                <w:b/>
+                <w:bCs/>
+              </w:rPr>
+            </w:pPr>
+            <w:proofErr w:type="spellStart"/>
+            <w:r>
+              <w:rPr>
+                <w:b/>
+                <w:bCs/>
+              </w:rPr>
+              <w:t>Dist</w:t>
+            </w:r>
+            <w:proofErr w:type="spellEnd"/>
+            <w:r>
+              <w:rPr>
+                <w:b/>
+                <w:bCs/>
+              </w:rPr>
+              <w:t>. Media (m)</w:t>
+            </w:r>
+          </w:p>
+        </w:tc>
+        <w:tc>
+          <w:tcPr>
+            <w:tcW w:w="1766" w:type="dxa"/>
+            <w:shd w:val="clear" w:color="auto" w:fill="D9D9D9" w:themeFill="background1" w:themeFillShade="D9"/>
+          </w:tcPr>
+          <w:p>
+            <w:pPr>
+              <w:pStyle w:val="Prrafodelista"/>
+              <w:ind w:left="0"/>
+              <w:jc w:val="center"/>
+              <w:rPr>
+                <w:b/>
+                <w:bCs/>
+              </w:rPr>
+            </w:pPr>
+            <w:r>
+              <w:rPr>
+                <w:b/>
+                <w:bCs/>
+              </w:rPr>
+              <w:t xml:space="preserve">Precio </w:t>
+            </w:r>
+            <w:proofErr w:type="spellStart"/>
+            <w:r>
+              <w:rPr>
+                <w:b/>
+                <w:bCs/>
+              </w:rPr>
+              <w:t>Prom</w:t>
+            </w:r>
+            <w:proofErr w:type="spellEnd"/>
+            <w:r>
+              <w:rPr>
+                <w:b/>
+                <w:bCs/>
+              </w:rPr>
+              <w:t xml:space="preserve">. </w:t>
+            </w:r>
+            <w:r>
+              <w:rPr>
+                <w:b/>
+                <w:bCs/>
+              </w:rPr>
+              <w:t>Predicho</w:t>
+            </w:r>
+          </w:p>
+        </w:tc>
+        <w:tc>
+          <w:tcPr>
+            <w:tcW w:w="1766" w:type="dxa"/>
+            <w:shd w:val="clear" w:color="auto" w:fill="D9D9D9" w:themeFill="background1" w:themeFillShade="D9"/>
+          </w:tcPr>
+          <w:p>
+            <w:pPr>
+              <w:pStyle w:val="Prrafodelista"/>
+              <w:ind w:left="0"/>
+              <w:jc w:val="center"/>
+              <w:rPr>
+                <w:b/>
+                <w:bCs/>
+              </w:rPr>
+            </w:pPr>
+            <w:r>
+              <w:rPr>
+                <w:b/>
+                <w:bCs/>
+              </w:rPr>
+              <w:t xml:space="preserve">Precio </w:t>
+            </w:r>
+            <w:proofErr w:type="spellStart"/>
+            <w:r>
+              <w:rPr>
+                <w:b/>
+                <w:bCs/>
+              </w:rPr>
+              <w:t>Prom</w:t>
+            </w:r>
+            <w:proofErr w:type="spellEnd"/>
+            <w:r>
+              <w:rPr>
+                <w:b/>
+                <w:bCs/>
+              </w:rPr>
+              <w:t xml:space="preserve">. </w:t>
+            </w:r>
+            <w:r>
+              <w:rPr>
+                <w:b/>
+                <w:bCs/>
+              </w:rPr>
+              <w:t>Real</w:t>
+            </w:r>
+          </w:p>
+        </w:tc>
+      </w:tr>
+      <w:tr>
+        <w:tc>
+          <w:tcPr>
+            <w:tcW w:w="1765" w:type="dxa"/>
+          </w:tcPr>
+          <w:p>
+            <w:pPr>
+              <w:pStyle w:val="Prrafodelista"/>
+              <w:ind w:left="0"/>
+              <w:jc w:val="center"/>
+            </w:pPr>
+            <w:r>
+              <w:t>Menor a 1000 m</w:t>
+            </w:r>
+          </w:p>
+        </w:tc>
+        <w:tc>
+          <w:tcPr>
+            <w:tcW w:w="1765" w:type="dxa"/>
+          </w:tcPr>
+          <w:p>
+            <w:pPr>
+              <w:pStyle w:val="Prrafodelista"/>
+              <w:ind w:left="0"/>
+              <w:jc w:val="center"/>
+            </w:pPr>
+            <w:r>
+              <w:t>604</w:t>
+            </w:r>
+          </w:p>
+        </w:tc>
+        <w:tc>
+          <w:tcPr>
+            <w:tcW w:w="1766" w:type="dxa"/>
+          </w:tcPr>
+          <w:p>
+            <w:pPr>
+              <w:pStyle w:val="Prrafodelista"/>
+              <w:ind w:left="0"/>
+              <w:jc w:val="center"/>
+            </w:pPr>
+            <w:r>
+              <w:t>633</w:t>
+            </w:r>
+          </w:p>
+        </w:tc>
+        <w:tc>
+          <w:tcPr>
+            <w:tcW w:w="1766" w:type="dxa"/>
+          </w:tcPr>
+          <w:p>
+            <w:pPr>
+              <w:pStyle w:val="Prrafodelista"/>
+              <w:ind w:left="0"/>
+              <w:jc w:val="center"/>
+            </w:pPr>
+            <w:r>
+              <w:t>$155.564.630</w:t>
+            </w:r>
+          </w:p>
+        </w:tc>
+        <w:tc>
+          <w:tcPr>
+            <w:tcW w:w="1766" w:type="dxa"/>
+          </w:tcPr>
+          <w:p>
+            <w:pPr>
+              <w:pStyle w:val="Prrafodelista"/>
+              <w:ind w:left="0"/>
+              <w:jc w:val="center"/>
+            </w:pPr>
+            <w:r>
+              <w:t>$167.197.398</w:t>
+            </w:r>
+          </w:p>
+        </w:tc>
+      </w:tr>
+      <w:tr>
+        <w:tc>
+          <w:tcPr>
+            <w:tcW w:w="1765" w:type="dxa"/>
+          </w:tcPr>
+          <w:p>
+            <w:pPr>
+              <w:jc w:val="center"/>
+            </w:pPr>
+            <w:r>
+              <w:t>Mayor a 1000 m</w:t>
+            </w:r>
+          </w:p>
+        </w:tc>
+        <w:tc>
+          <w:tcPr>
+            <w:tcW w:w="1765" w:type="dxa"/>
+          </w:tcPr>
+          <w:p>
+            <w:pPr>
+              <w:pStyle w:val="Prrafodelista"/>
+              <w:ind w:left="0"/>
+              <w:jc w:val="center"/>
+            </w:pPr>
+            <w:r>
+              <w:t>566</w:t>
+            </w:r>
+          </w:p>
+        </w:tc>
+        <w:tc>
+          <w:tcPr>
+            <w:tcW w:w="1766" w:type="dxa"/>
+          </w:tcPr>
+          <w:p>
+            <w:pPr>
+              <w:pStyle w:val="Prrafodelista"/>
+              <w:ind w:left="0"/>
+              <w:jc w:val="center"/>
+            </w:pPr>
+            <w:r>
+              <w:t>1.713</w:t>
+            </w:r>
+          </w:p>
+        </w:tc>
+        <w:tc>
+          <w:tcPr>
+            <w:tcW w:w="1766" w:type="dxa"/>
+          </w:tcPr>
+          <w:p>
+            <w:pPr>
+              <w:pStyle w:val="Prrafodelista"/>
+              <w:ind w:left="0"/>
+              <w:jc w:val="center"/>
+            </w:pPr>
+            <w:r>
+              <w:t>$226.248.291</w:t>
+            </w:r>
+          </w:p>
+        </w:tc>
+        <w:tc>
+          <w:tcPr>
+            <w:tcW w:w="1766" w:type="dxa"/>
+          </w:tcPr>
+          <w:p>
+            <w:pPr>
+              <w:pStyle w:val="Prrafodelista"/>
+              <w:ind w:left="0"/>
+              <w:jc w:val="center"/>
+            </w:pPr>
+            <w:r>
+              <w:t>$252.425.618</w:t>
+            </w:r>
+          </w:p>
+        </w:tc>
+      </w:tr>
+    </w:tbl>
+    <w:p>
+      <w:pPr>
+        <w:pStyle w:val="Prrafodelista"/>
+        <w:jc w:val="both"/>
+      </w:pPr>
+    </w:p>
+    <w:p>
+      <w:pPr>
+        <w:pStyle w:val="Prrafodelista"/>
+        <w:jc w:val="both"/>
+      </w:pPr>
+      <w:r>
+        <w:t>Los resultado</w:t>
+      </w:r>
+      <w:r>
+        <w:t>s</w:t>
+      </w:r>
+      <w:r>
+        <w:t xml:space="preserve"> sugieren que la</w:t>
+      </w:r>
+      <w:r>
+        <w:t>s</w:t>
+      </w:r>
+      <w:r>
+        <w:t xml:space="preserve"> viviendas que se encuentran en un rango menor a 1000 metros tienen un precio promedio predicho </w:t>
+      </w:r>
+      <w:r>
+        <w:t>menor en 45</w:t>
+      </w:r>
+      <w:r>
+        <w:t>,5</w:t>
+      </w:r>
+      <w:r>
+        <w:t>% en comparación con aquellas viviendas se encuentra en un rango mayor a 1000 metros. Además, el precio promedio real varía entre 7,48% y 11,57% con relación a los precios predichos, esto es explicado por el modelo dada bondad de ajuste que estimó en 0,46. Por lo tanto, los resultados obtenidos sugieren que la</w:t>
+      </w:r>
+      <w:r>
+        <w:t>s</w:t>
+      </w:r>
+      <w:r>
+        <w:t xml:space="preserve"> viviendas con mayores precios se encuentra</w:t>
+      </w:r>
+      <w:r>
+        <w:t>n</w:t>
+      </w:r>
+      <w:r>
+        <w:t xml:space="preserve"> más alejadas de los centros de recreación al aire libre, en ese sentido tienen mayor valor de venta.</w:t>
+      </w:r>
+    </w:p>
+    <w:p>
+      <w:pPr>
+        <w:pStyle w:val="Prrafodelista"/>
+        <w:jc w:val="both"/>
+      </w:pPr>
+    </w:p>
+    <w:p>
+      <w:pPr>
+        <w:pStyle w:val="Prrafodelista"/>
+        <w:jc w:val="both"/>
+      </w:pPr>
+    </w:p>
+    <w:p>
+      <w:pPr>
+        <w:pStyle w:val="Prrafodelista"/>
+        <w:numPr>
+          <w:ilvl w:val="0"/>
+          <w:numId w:val="21"/>
+        </w:numPr>
+        <w:jc w:val="both"/>
+      </w:pPr>
+      <w:r>
         <w:t xml:space="preserve">Liste 3 conclusiones del ejercicio de precios hedónicos que realizó. </w:t>
       </w:r>
     </w:p>
-    <w:p/>
+    <w:p>
+      <w:pPr>
+        <w:pStyle w:val="Prrafodelista"/>
+        <w:jc w:val="both"/>
+      </w:pPr>
+    </w:p>
+    <w:p>
+      <w:pPr>
+        <w:pStyle w:val="Prrafodelista"/>
+        <w:jc w:val="both"/>
+      </w:pPr>
+      <w:r>
+        <w:t xml:space="preserve">A continuación, se presentan las 3 conclusiones basadas </w:t>
+      </w:r>
+      <w:r>
+        <w:t xml:space="preserve">en el desarrollo de la metodología de los precios </w:t>
+      </w:r>
+      <w:proofErr w:type="spellStart"/>
+      <w:r>
+        <w:t>Hedonicos</w:t>
+      </w:r>
+      <w:proofErr w:type="spellEnd"/>
+      <w:r>
+        <w:t xml:space="preserve"> para la estimación de la Disponibilidad Marginal a Pagar de acuerdo con la proximidad de un parque en Bogotá:</w:t>
+      </w:r>
+    </w:p>
+    <w:p>
+      <w:pPr>
+        <w:pStyle w:val="Prrafodelista"/>
+        <w:jc w:val="both"/>
+      </w:pPr>
+    </w:p>
+    <w:p>
+      <w:pPr>
+        <w:pStyle w:val="Prrafodelista"/>
+        <w:numPr>
+          <w:ilvl w:val="0"/>
+          <w:numId w:val="27"/>
+        </w:numPr>
+        <w:jc w:val="both"/>
+      </w:pPr>
+      <w:r>
+        <w:t>La muestra está concentrada en estratos 4, 5 y 6 (80% de las observaciones), lo que limita la representatividad del modelo para estratos bajos. Esto sugiere que los resultados no son generalizables a toda la ciudad y que el precio de la vivienda responde a atributos de calidad no completamente capturados por las variables disponibles.</w:t>
+      </w:r>
+    </w:p>
+    <w:p>
+      <w:pPr>
+        <w:pStyle w:val="Prrafodelista"/>
+        <w:numPr>
+          <w:ilvl w:val="0"/>
+          <w:numId w:val="27"/>
+        </w:numPr>
+        <w:jc w:val="both"/>
+      </w:pPr>
+      <w:r>
+        <w:t>La distribución urbana de Bogot</w:t>
+      </w:r>
+      <w:r>
+        <w:t>á</w:t>
+      </w:r>
+      <w:r>
+        <w:t xml:space="preserve"> en el año </w:t>
+      </w:r>
+      <w:r>
+        <w:t>2001</w:t>
+      </w:r>
+      <w:r>
+        <w:t xml:space="preserve"> estaba concebida hacia la construcción de vivienda con espacios </w:t>
+      </w:r>
+      <w:r>
+        <w:t>recreo deportivo</w:t>
+      </w:r>
+      <w:r>
+        <w:t xml:space="preserve"> propios</w:t>
+      </w:r>
+      <w:r>
+        <w:t xml:space="preserve"> o aprovechamiento del área completa con espacio </w:t>
+      </w:r>
+      <w:r>
+        <w:lastRenderedPageBreak/>
+        <w:t xml:space="preserve">de vivienda, </w:t>
+      </w:r>
+      <w:r>
+        <w:t>sin preocuparse por los beneficios que conllevan las zonas verdes de uso público cercanas a las viviendas</w:t>
+      </w:r>
+      <w:r>
+        <w:t xml:space="preserve">. En este sentido, las viviendas de estrato 5 y 6 que tienen mayor valor </w:t>
+      </w:r>
+      <w:r>
+        <w:t>están</w:t>
+      </w:r>
+      <w:r>
+        <w:t xml:space="preserve"> alejadas de </w:t>
+      </w:r>
+      <w:r>
+        <w:t>las zonas</w:t>
+      </w:r>
+      <w:r>
+        <w:t xml:space="preserve"> </w:t>
+      </w:r>
+      <w:r>
+        <w:t>recreo deportivas</w:t>
+      </w:r>
+      <w:r>
+        <w:t xml:space="preserve"> al aire libre como los parques principales.</w:t>
+      </w:r>
+    </w:p>
+    <w:p>
+      <w:pPr>
+        <w:pStyle w:val="Prrafodelista"/>
+        <w:numPr>
+          <w:ilvl w:val="0"/>
+          <w:numId w:val="27"/>
+        </w:numPr>
+        <w:jc w:val="both"/>
+      </w:pPr>
+      <w:r>
+        <w:t xml:space="preserve">El signo positivo de </w:t>
+      </w:r>
+      <w:proofErr w:type="spellStart"/>
+      <w:r>
+        <w:t>Distparq</w:t>
+      </w:r>
+      <w:proofErr w:type="spellEnd"/>
+      <w:r>
+        <w:t xml:space="preserve"> puede reflejar un problema de </w:t>
+      </w:r>
+      <w:r>
+        <w:rPr>
+          <w:rStyle w:val="Fuerte"/>
+        </w:rPr>
+        <w:t>variable omitida</w:t>
+      </w:r>
+      <w:r>
+        <w:t>: la calidad y seguridad percibida de los parques no está capturada en el modelo. En estratos altos, la preferencia por espacios recreativos privados dentro de conjuntos cerrados sustituye la valoración de parques públicos, lo que sesga el estimador hacia arriba</w:t>
+      </w:r>
+      <w:r>
+        <w:t>.</w:t>
+      </w:r>
+    </w:p>
     <w:p/>
     <w:p>
       <w:pPr>
@@ -3184,6 +7273,118 @@
     </w:lvl>
   </w:abstractNum>
   <w:abstractNum w:abstractNumId="9" w15:restartNumberingAfterBreak="0">
+    <w:nsid w:val="1CDA7FEB"/>
+    <w:multiLevelType w:val="hybridMultilevel"/>
+    <w:tmpl w:val="B7AA949A"/>
+    <w:lvl w:ilvl="0" w:tplc="614036B2">
+      <w:numFmt w:val="bullet"/>
+      <w:lvlText w:val=""/>
+      <w:lvlJc w:val="left"/>
+      <w:pPr>
+        <w:ind w:left="720" w:hanging="360"/>
+      </w:pPr>
+      <w:rPr>
+        <w:rFonts w:ascii="Wingdings" w:eastAsiaTheme="minorHAnsi" w:hAnsi="Wingdings" w:cstheme="minorBidi" w:hint="default"/>
+      </w:rPr>
+    </w:lvl>
+    <w:lvl w:ilvl="1" w:tplc="040A0003" w:tentative="1">
+      <w:start w:val="1"/>
+      <w:numFmt w:val="bullet"/>
+      <w:lvlText w:val="o"/>
+      <w:lvlJc w:val="left"/>
+      <w:pPr>
+        <w:ind w:left="1440" w:hanging="360"/>
+      </w:pPr>
+      <w:rPr>
+        <w:rFonts w:ascii="Courier New" w:hAnsi="Courier New" w:cs="Courier New" w:hint="default"/>
+      </w:rPr>
+    </w:lvl>
+    <w:lvl w:ilvl="2" w:tplc="040A0005" w:tentative="1">
+      <w:start w:val="1"/>
+      <w:numFmt w:val="bullet"/>
+      <w:lvlText w:val=""/>
+      <w:lvlJc w:val="left"/>
+      <w:pPr>
+        <w:ind w:left="2160" w:hanging="360"/>
+      </w:pPr>
+      <w:rPr>
+        <w:rFonts w:ascii="Wingdings" w:hAnsi="Wingdings" w:hint="default"/>
+      </w:rPr>
+    </w:lvl>
+    <w:lvl w:ilvl="3" w:tplc="040A0001" w:tentative="1">
+      <w:start w:val="1"/>
+      <w:numFmt w:val="bullet"/>
+      <w:lvlText w:val=""/>
+      <w:lvlJc w:val="left"/>
+      <w:pPr>
+        <w:ind w:left="2880" w:hanging="360"/>
+      </w:pPr>
+      <w:rPr>
+        <w:rFonts w:ascii="Symbol" w:hAnsi="Symbol" w:hint="default"/>
+      </w:rPr>
+    </w:lvl>
+    <w:lvl w:ilvl="4" w:tplc="040A0003" w:tentative="1">
+      <w:start w:val="1"/>
+      <w:numFmt w:val="bullet"/>
+      <w:lvlText w:val="o"/>
+      <w:lvlJc w:val="left"/>
+      <w:pPr>
+        <w:ind w:left="3600" w:hanging="360"/>
+      </w:pPr>
+      <w:rPr>
+        <w:rFonts w:ascii="Courier New" w:hAnsi="Courier New" w:cs="Courier New" w:hint="default"/>
+      </w:rPr>
+    </w:lvl>
+    <w:lvl w:ilvl="5" w:tplc="040A0005" w:tentative="1">
+      <w:start w:val="1"/>
+      <w:numFmt w:val="bullet"/>
+      <w:lvlText w:val=""/>
+      <w:lvlJc w:val="left"/>
+      <w:pPr>
+        <w:ind w:left="4320" w:hanging="360"/>
+      </w:pPr>
+      <w:rPr>
+        <w:rFonts w:ascii="Wingdings" w:hAnsi="Wingdings" w:hint="default"/>
+      </w:rPr>
+    </w:lvl>
+    <w:lvl w:ilvl="6" w:tplc="040A0001" w:tentative="1">
+      <w:start w:val="1"/>
+      <w:numFmt w:val="bullet"/>
+      <w:lvlText w:val=""/>
+      <w:lvlJc w:val="left"/>
+      <w:pPr>
+        <w:ind w:left="5040" w:hanging="360"/>
+      </w:pPr>
+      <w:rPr>
+        <w:rFonts w:ascii="Symbol" w:hAnsi="Symbol" w:hint="default"/>
+      </w:rPr>
+    </w:lvl>
+    <w:lvl w:ilvl="7" w:tplc="040A0003" w:tentative="1">
+      <w:start w:val="1"/>
+      <w:numFmt w:val="bullet"/>
+      <w:lvlText w:val="o"/>
+      <w:lvlJc w:val="left"/>
+      <w:pPr>
+        <w:ind w:left="5760" w:hanging="360"/>
+      </w:pPr>
+      <w:rPr>
+        <w:rFonts w:ascii="Courier New" w:hAnsi="Courier New" w:cs="Courier New" w:hint="default"/>
+      </w:rPr>
+    </w:lvl>
+    <w:lvl w:ilvl="8" w:tplc="040A0005" w:tentative="1">
+      <w:start w:val="1"/>
+      <w:numFmt w:val="bullet"/>
+      <w:lvlText w:val=""/>
+      <w:lvlJc w:val="left"/>
+      <w:pPr>
+        <w:ind w:left="6480" w:hanging="360"/>
+      </w:pPr>
+      <w:rPr>
+        <w:rFonts w:ascii="Wingdings" w:hAnsi="Wingdings" w:hint="default"/>
+      </w:rPr>
+    </w:lvl>
+  </w:abstractNum>
+  <w:abstractNum w:abstractNumId="10" w15:restartNumberingAfterBreak="0">
     <w:nsid w:val="20C251AB"/>
     <w:multiLevelType w:val="hybridMultilevel"/>
     <w:tmpl w:val="FFFFFFFF"/>
@@ -3296,7 +7497,7 @@
       </w:rPr>
     </w:lvl>
   </w:abstractNum>
-  <w:abstractNum w:abstractNumId="10" w15:restartNumberingAfterBreak="0">
+  <w:abstractNum w:abstractNumId="11" w15:restartNumberingAfterBreak="0">
     <w:nsid w:val="2C443025"/>
     <w:multiLevelType w:val="hybridMultilevel"/>
     <w:tmpl w:val="FFFFFFFF"/>
@@ -3409,7 +7610,7 @@
       </w:rPr>
     </w:lvl>
   </w:abstractNum>
-  <w:abstractNum w:abstractNumId="11" w15:restartNumberingAfterBreak="0">
+  <w:abstractNum w:abstractNumId="12" w15:restartNumberingAfterBreak="0">
     <w:nsid w:val="30F0207E"/>
     <w:multiLevelType w:val="hybridMultilevel"/>
     <w:tmpl w:val="E45E7166"/>
@@ -3498,7 +7699,96 @@
       </w:pPr>
     </w:lvl>
   </w:abstractNum>
-  <w:abstractNum w:abstractNumId="12" w15:restartNumberingAfterBreak="0">
+  <w:abstractNum w:abstractNumId="13" w15:restartNumberingAfterBreak="0">
+    <w:nsid w:val="3429357D"/>
+    <w:multiLevelType w:val="hybridMultilevel"/>
+    <w:tmpl w:val="A7981082"/>
+    <w:lvl w:ilvl="0" w:tplc="E416A530">
+      <w:start w:val="1"/>
+      <w:numFmt w:val="decimal"/>
+      <w:lvlText w:val="%1."/>
+      <w:lvlJc w:val="left"/>
+      <w:pPr>
+        <w:ind w:left="1080" w:hanging="360"/>
+      </w:pPr>
+      <w:rPr>
+        <w:rFonts w:hint="default"/>
+      </w:rPr>
+    </w:lvl>
+    <w:lvl w:ilvl="1" w:tplc="040A0019" w:tentative="1">
+      <w:start w:val="1"/>
+      <w:numFmt w:val="lowerLetter"/>
+      <w:lvlText w:val="%2."/>
+      <w:lvlJc w:val="left"/>
+      <w:pPr>
+        <w:ind w:left="1800" w:hanging="360"/>
+      </w:pPr>
+    </w:lvl>
+    <w:lvl w:ilvl="2" w:tplc="040A001B" w:tentative="1">
+      <w:start w:val="1"/>
+      <w:numFmt w:val="lowerRoman"/>
+      <w:lvlText w:val="%3."/>
+      <w:lvlJc w:val="right"/>
+      <w:pPr>
+        <w:ind w:left="2520" w:hanging="180"/>
+      </w:pPr>
+    </w:lvl>
+    <w:lvl w:ilvl="3" w:tplc="040A000F" w:tentative="1">
+      <w:start w:val="1"/>
+      <w:numFmt w:val="decimal"/>
+      <w:lvlText w:val="%4."/>
+      <w:lvlJc w:val="left"/>
+      <w:pPr>
+        <w:ind w:left="3240" w:hanging="360"/>
+      </w:pPr>
+    </w:lvl>
+    <w:lvl w:ilvl="4" w:tplc="040A0019" w:tentative="1">
+      <w:start w:val="1"/>
+      <w:numFmt w:val="lowerLetter"/>
+      <w:lvlText w:val="%5."/>
+      <w:lvlJc w:val="left"/>
+      <w:pPr>
+        <w:ind w:left="3960" w:hanging="360"/>
+      </w:pPr>
+    </w:lvl>
+    <w:lvl w:ilvl="5" w:tplc="040A001B" w:tentative="1">
+      <w:start w:val="1"/>
+      <w:numFmt w:val="lowerRoman"/>
+      <w:lvlText w:val="%6."/>
+      <w:lvlJc w:val="right"/>
+      <w:pPr>
+        <w:ind w:left="4680" w:hanging="180"/>
+      </w:pPr>
+    </w:lvl>
+    <w:lvl w:ilvl="6" w:tplc="040A000F" w:tentative="1">
+      <w:start w:val="1"/>
+      <w:numFmt w:val="decimal"/>
+      <w:lvlText w:val="%7."/>
+      <w:lvlJc w:val="left"/>
+      <w:pPr>
+        <w:ind w:left="5400" w:hanging="360"/>
+      </w:pPr>
+    </w:lvl>
+    <w:lvl w:ilvl="7" w:tplc="040A0019" w:tentative="1">
+      <w:start w:val="1"/>
+      <w:numFmt w:val="lowerLetter"/>
+      <w:lvlText w:val="%8."/>
+      <w:lvlJc w:val="left"/>
+      <w:pPr>
+        <w:ind w:left="6120" w:hanging="360"/>
+      </w:pPr>
+    </w:lvl>
+    <w:lvl w:ilvl="8" w:tplc="040A001B" w:tentative="1">
+      <w:start w:val="1"/>
+      <w:numFmt w:val="lowerRoman"/>
+      <w:lvlText w:val="%9."/>
+      <w:lvlJc w:val="right"/>
+      <w:pPr>
+        <w:ind w:left="6840" w:hanging="180"/>
+      </w:pPr>
+    </w:lvl>
+  </w:abstractNum>
+  <w:abstractNum w:abstractNumId="14" w15:restartNumberingAfterBreak="0">
     <w:nsid w:val="347E3F85"/>
     <w:multiLevelType w:val="hybridMultilevel"/>
     <w:tmpl w:val="FFFFFFFF"/>
@@ -3611,7 +7901,7 @@
       </w:rPr>
     </w:lvl>
   </w:abstractNum>
-  <w:abstractNum w:abstractNumId="13" w15:restartNumberingAfterBreak="0">
+  <w:abstractNum w:abstractNumId="15" w15:restartNumberingAfterBreak="0">
     <w:nsid w:val="363C6119"/>
     <w:multiLevelType w:val="hybridMultilevel"/>
     <w:tmpl w:val="2E6C71C4"/>
@@ -3700,7 +7990,7 @@
       </w:pPr>
     </w:lvl>
   </w:abstractNum>
-  <w:abstractNum w:abstractNumId="14" w15:restartNumberingAfterBreak="0">
+  <w:abstractNum w:abstractNumId="16" w15:restartNumberingAfterBreak="0">
     <w:nsid w:val="3928632A"/>
     <w:multiLevelType w:val="hybridMultilevel"/>
     <w:tmpl w:val="38523432"/>
@@ -3789,7 +8079,7 @@
       </w:pPr>
     </w:lvl>
   </w:abstractNum>
-  <w:abstractNum w:abstractNumId="15" w15:restartNumberingAfterBreak="0">
+  <w:abstractNum w:abstractNumId="17" w15:restartNumberingAfterBreak="0">
     <w:nsid w:val="45D1C1F2"/>
     <w:multiLevelType w:val="hybridMultilevel"/>
     <w:tmpl w:val="FFFFFFFF"/>
@@ -3902,7 +8192,7 @@
       </w:rPr>
     </w:lvl>
   </w:abstractNum>
-  <w:abstractNum w:abstractNumId="16" w15:restartNumberingAfterBreak="0">
+  <w:abstractNum w:abstractNumId="18" w15:restartNumberingAfterBreak="0">
     <w:nsid w:val="462F381B"/>
     <w:multiLevelType w:val="hybridMultilevel"/>
     <w:tmpl w:val="FFFFFFFF"/>
@@ -4015,7 +8305,7 @@
       </w:rPr>
     </w:lvl>
   </w:abstractNum>
-  <w:abstractNum w:abstractNumId="17" w15:restartNumberingAfterBreak="0">
+  <w:abstractNum w:abstractNumId="19" w15:restartNumberingAfterBreak="0">
     <w:nsid w:val="50C2577D"/>
     <w:multiLevelType w:val="hybridMultilevel"/>
     <w:tmpl w:val="A7ACF156"/>
@@ -4104,7 +8394,119 @@
       </w:pPr>
     </w:lvl>
   </w:abstractNum>
-  <w:abstractNum w:abstractNumId="18" w15:restartNumberingAfterBreak="0">
+  <w:abstractNum w:abstractNumId="20" w15:restartNumberingAfterBreak="0">
+    <w:nsid w:val="52997DBC"/>
+    <w:multiLevelType w:val="hybridMultilevel"/>
+    <w:tmpl w:val="6FE0407C"/>
+    <w:lvl w:ilvl="0" w:tplc="F1784BFC">
+      <w:numFmt w:val="bullet"/>
+      <w:lvlText w:val=""/>
+      <w:lvlJc w:val="left"/>
+      <w:pPr>
+        <w:ind w:left="720" w:hanging="360"/>
+      </w:pPr>
+      <w:rPr>
+        <w:rFonts w:ascii="Wingdings" w:eastAsiaTheme="minorHAnsi" w:hAnsi="Wingdings" w:cstheme="minorBidi" w:hint="default"/>
+      </w:rPr>
+    </w:lvl>
+    <w:lvl w:ilvl="1" w:tplc="040A0003" w:tentative="1">
+      <w:start w:val="1"/>
+      <w:numFmt w:val="bullet"/>
+      <w:lvlText w:val="o"/>
+      <w:lvlJc w:val="left"/>
+      <w:pPr>
+        <w:ind w:left="1440" w:hanging="360"/>
+      </w:pPr>
+      <w:rPr>
+        <w:rFonts w:ascii="Courier New" w:hAnsi="Courier New" w:cs="Courier New" w:hint="default"/>
+      </w:rPr>
+    </w:lvl>
+    <w:lvl w:ilvl="2" w:tplc="040A0005" w:tentative="1">
+      <w:start w:val="1"/>
+      <w:numFmt w:val="bullet"/>
+      <w:lvlText w:val=""/>
+      <w:lvlJc w:val="left"/>
+      <w:pPr>
+        <w:ind w:left="2160" w:hanging="360"/>
+      </w:pPr>
+      <w:rPr>
+        <w:rFonts w:ascii="Wingdings" w:hAnsi="Wingdings" w:hint="default"/>
+      </w:rPr>
+    </w:lvl>
+    <w:lvl w:ilvl="3" w:tplc="040A0001" w:tentative="1">
+      <w:start w:val="1"/>
+      <w:numFmt w:val="bullet"/>
+      <w:lvlText w:val=""/>
+      <w:lvlJc w:val="left"/>
+      <w:pPr>
+        <w:ind w:left="2880" w:hanging="360"/>
+      </w:pPr>
+      <w:rPr>
+        <w:rFonts w:ascii="Symbol" w:hAnsi="Symbol" w:hint="default"/>
+      </w:rPr>
+    </w:lvl>
+    <w:lvl w:ilvl="4" w:tplc="040A0003" w:tentative="1">
+      <w:start w:val="1"/>
+      <w:numFmt w:val="bullet"/>
+      <w:lvlText w:val="o"/>
+      <w:lvlJc w:val="left"/>
+      <w:pPr>
+        <w:ind w:left="3600" w:hanging="360"/>
+      </w:pPr>
+      <w:rPr>
+        <w:rFonts w:ascii="Courier New" w:hAnsi="Courier New" w:cs="Courier New" w:hint="default"/>
+      </w:rPr>
+    </w:lvl>
+    <w:lvl w:ilvl="5" w:tplc="040A0005" w:tentative="1">
+      <w:start w:val="1"/>
+      <w:numFmt w:val="bullet"/>
+      <w:lvlText w:val=""/>
+      <w:lvlJc w:val="left"/>
+      <w:pPr>
+        <w:ind w:left="4320" w:hanging="360"/>
+      </w:pPr>
+      <w:rPr>
+        <w:rFonts w:ascii="Wingdings" w:hAnsi="Wingdings" w:hint="default"/>
+      </w:rPr>
+    </w:lvl>
+    <w:lvl w:ilvl="6" w:tplc="040A0001" w:tentative="1">
+      <w:start w:val="1"/>
+      <w:numFmt w:val="bullet"/>
+      <w:lvlText w:val=""/>
+      <w:lvlJc w:val="left"/>
+      <w:pPr>
+        <w:ind w:left="5040" w:hanging="360"/>
+      </w:pPr>
+      <w:rPr>
+        <w:rFonts w:ascii="Symbol" w:hAnsi="Symbol" w:hint="default"/>
+      </w:rPr>
+    </w:lvl>
+    <w:lvl w:ilvl="7" w:tplc="040A0003" w:tentative="1">
+      <w:start w:val="1"/>
+      <w:numFmt w:val="bullet"/>
+      <w:lvlText w:val="o"/>
+      <w:lvlJc w:val="left"/>
+      <w:pPr>
+        <w:ind w:left="5760" w:hanging="360"/>
+      </w:pPr>
+      <w:rPr>
+        <w:rFonts w:ascii="Courier New" w:hAnsi="Courier New" w:cs="Courier New" w:hint="default"/>
+      </w:rPr>
+    </w:lvl>
+    <w:lvl w:ilvl="8" w:tplc="040A0005" w:tentative="1">
+      <w:start w:val="1"/>
+      <w:numFmt w:val="bullet"/>
+      <w:lvlText w:val=""/>
+      <w:lvlJc w:val="left"/>
+      <w:pPr>
+        <w:ind w:left="6480" w:hanging="360"/>
+      </w:pPr>
+      <w:rPr>
+        <w:rFonts w:ascii="Wingdings" w:hAnsi="Wingdings" w:hint="default"/>
+      </w:rPr>
+    </w:lvl>
+  </w:abstractNum>
+  <w:abstractNum w:abstractNumId="21" w15:restartNumberingAfterBreak="0">
     <w:nsid w:val="53F0C60F"/>
     <w:multiLevelType w:val="hybridMultilevel"/>
     <w:tmpl w:val="FFFFFFFF"/>
@@ -4217,7 +8619,7 @@
       </w:rPr>
     </w:lvl>
   </w:abstractNum>
-  <w:abstractNum w:abstractNumId="19" w15:restartNumberingAfterBreak="0">
+  <w:abstractNum w:abstractNumId="22" w15:restartNumberingAfterBreak="0">
     <w:nsid w:val="556274A8"/>
     <w:multiLevelType w:val="hybridMultilevel"/>
     <w:tmpl w:val="FFFFFFFF"/>
@@ -4268,7 +8670,121 @@
       <w:lvlJc w:val="left"/>
     </w:lvl>
   </w:abstractNum>
-  <w:abstractNum w:abstractNumId="20" w15:restartNumberingAfterBreak="0">
+  <w:abstractNum w:abstractNumId="23" w15:restartNumberingAfterBreak="0">
+    <w:nsid w:val="56036865"/>
+    <w:multiLevelType w:val="hybridMultilevel"/>
+    <w:tmpl w:val="13F603E2"/>
+    <w:lvl w:ilvl="0" w:tplc="FDD689E2">
+      <w:start w:val="1"/>
+      <w:numFmt w:val="bullet"/>
+      <w:lvlText w:val="-"/>
+      <w:lvlJc w:val="left"/>
+      <w:pPr>
+        <w:ind w:left="1068" w:hanging="360"/>
+      </w:pPr>
+      <w:rPr>
+        <w:rFonts w:ascii="Arial Narrow" w:eastAsiaTheme="minorHAnsi" w:hAnsi="Arial Narrow" w:cstheme="minorBidi" w:hint="default"/>
+        <w:b/>
+      </w:rPr>
+    </w:lvl>
+    <w:lvl w:ilvl="1" w:tplc="040A0003" w:tentative="1">
+      <w:start w:val="1"/>
+      <w:numFmt w:val="bullet"/>
+      <w:lvlText w:val="o"/>
+      <w:lvlJc w:val="left"/>
+      <w:pPr>
+        <w:ind w:left="1788" w:hanging="360"/>
+      </w:pPr>
+      <w:rPr>
+        <w:rFonts w:ascii="Courier New" w:hAnsi="Courier New" w:cs="Courier New" w:hint="default"/>
+      </w:rPr>
+    </w:lvl>
+    <w:lvl w:ilvl="2" w:tplc="040A0005" w:tentative="1">
+      <w:start w:val="1"/>
+      <w:numFmt w:val="bullet"/>
+      <w:lvlText w:val=""/>
+      <w:lvlJc w:val="left"/>
+      <w:pPr>
+        <w:ind w:left="2508" w:hanging="360"/>
+      </w:pPr>
+      <w:rPr>
+        <w:rFonts w:ascii="Wingdings" w:hAnsi="Wingdings" w:hint="default"/>
+      </w:rPr>
+    </w:lvl>
+    <w:lvl w:ilvl="3" w:tplc="040A0001" w:tentative="1">
+      <w:start w:val="1"/>
+      <w:numFmt w:val="bullet"/>
+      <w:lvlText w:val=""/>
+      <w:lvlJc w:val="left"/>
+      <w:pPr>
+        <w:ind w:left="3228" w:hanging="360"/>
+      </w:pPr>
+      <w:rPr>
+        <w:rFonts w:ascii="Symbol" w:hAnsi="Symbol" w:hint="default"/>
+      </w:rPr>
+    </w:lvl>
+    <w:lvl w:ilvl="4" w:tplc="040A0003" w:tentative="1">
+      <w:start w:val="1"/>
+      <w:numFmt w:val="bullet"/>
+      <w:lvlText w:val="o"/>
+      <w:lvlJc w:val="left"/>
+      <w:pPr>
+        <w:ind w:left="3948" w:hanging="360"/>
+      </w:pPr>
+      <w:rPr>
+        <w:rFonts w:ascii="Courier New" w:hAnsi="Courier New" w:cs="Courier New" w:hint="default"/>
+      </w:rPr>
+    </w:lvl>
+    <w:lvl w:ilvl="5" w:tplc="040A0005" w:tentative="1">
+      <w:start w:val="1"/>
+      <w:numFmt w:val="bullet"/>
+      <w:lvlText w:val=""/>
+      <w:lvlJc w:val="left"/>
+      <w:pPr>
+        <w:ind w:left="4668" w:hanging="360"/>
+      </w:pPr>
+      <w:rPr>
+        <w:rFonts w:ascii="Wingdings" w:hAnsi="Wingdings" w:hint="default"/>
+      </w:rPr>
+    </w:lvl>
+    <w:lvl w:ilvl="6" w:tplc="040A0001" w:tentative="1">
+      <w:start w:val="1"/>
+      <w:numFmt w:val="bullet"/>
+      <w:lvlText w:val=""/>
+      <w:lvlJc w:val="left"/>
+      <w:pPr>
+        <w:ind w:left="5388" w:hanging="360"/>
+      </w:pPr>
+      <w:rPr>
+        <w:rFonts w:ascii="Symbol" w:hAnsi="Symbol" w:hint="default"/>
+      </w:rPr>
+    </w:lvl>
+    <w:lvl w:ilvl="7" w:tplc="040A0003" w:tentative="1">
+      <w:start w:val="1"/>
+      <w:numFmt w:val="bullet"/>
+      <w:lvlText w:val="o"/>
+      <w:lvlJc w:val="left"/>
+      <w:pPr>
+        <w:ind w:left="6108" w:hanging="360"/>
+      </w:pPr>
+      <w:rPr>
+        <w:rFonts w:ascii="Courier New" w:hAnsi="Courier New" w:cs="Courier New" w:hint="default"/>
+      </w:rPr>
+    </w:lvl>
+    <w:lvl w:ilvl="8" w:tplc="040A0005" w:tentative="1">
+      <w:start w:val="1"/>
+      <w:numFmt w:val="bullet"/>
+      <w:lvlText w:val=""/>
+      <w:lvlJc w:val="left"/>
+      <w:pPr>
+        <w:ind w:left="6828" w:hanging="360"/>
+      </w:pPr>
+      <w:rPr>
+        <w:rFonts w:ascii="Wingdings" w:hAnsi="Wingdings" w:hint="default"/>
+      </w:rPr>
+    </w:lvl>
+  </w:abstractNum>
+  <w:abstractNum w:abstractNumId="24" w15:restartNumberingAfterBreak="0">
     <w:nsid w:val="5A94E917"/>
     <w:multiLevelType w:val="hybridMultilevel"/>
     <w:tmpl w:val="FFFFFFFF"/>
@@ -4381,7 +8897,7 @@
       </w:rPr>
     </w:lvl>
   </w:abstractNum>
-  <w:abstractNum w:abstractNumId="21" w15:restartNumberingAfterBreak="0">
+  <w:abstractNum w:abstractNumId="25" w15:restartNumberingAfterBreak="0">
     <w:nsid w:val="61037DB8"/>
     <w:multiLevelType w:val="hybridMultilevel"/>
     <w:tmpl w:val="0B1EE5DE"/>
@@ -4470,7 +8986,119 @@
       </w:pPr>
     </w:lvl>
   </w:abstractNum>
-  <w:abstractNum w:abstractNumId="22" w15:restartNumberingAfterBreak="0">
+  <w:abstractNum w:abstractNumId="26" w15:restartNumberingAfterBreak="0">
+    <w:nsid w:val="72602800"/>
+    <w:multiLevelType w:val="hybridMultilevel"/>
+    <w:tmpl w:val="F124A11C"/>
+    <w:lvl w:ilvl="0" w:tplc="CF324EE4">
+      <w:numFmt w:val="bullet"/>
+      <w:lvlText w:val=""/>
+      <w:lvlJc w:val="left"/>
+      <w:pPr>
+        <w:ind w:left="720" w:hanging="360"/>
+      </w:pPr>
+      <w:rPr>
+        <w:rFonts w:ascii="Wingdings" w:eastAsiaTheme="minorHAnsi" w:hAnsi="Wingdings" w:cstheme="minorBidi" w:hint="default"/>
+      </w:rPr>
+    </w:lvl>
+    <w:lvl w:ilvl="1" w:tplc="040A0003" w:tentative="1">
+      <w:start w:val="1"/>
+      <w:numFmt w:val="bullet"/>
+      <w:lvlText w:val="o"/>
+      <w:lvlJc w:val="left"/>
+      <w:pPr>
+        <w:ind w:left="1440" w:hanging="360"/>
+      </w:pPr>
+      <w:rPr>
+        <w:rFonts w:ascii="Courier New" w:hAnsi="Courier New" w:cs="Courier New" w:hint="default"/>
+      </w:rPr>
+    </w:lvl>
+    <w:lvl w:ilvl="2" w:tplc="040A0005" w:tentative="1">
+      <w:start w:val="1"/>
+      <w:numFmt w:val="bullet"/>
+      <w:lvlText w:val=""/>
+      <w:lvlJc w:val="left"/>
+      <w:pPr>
+        <w:ind w:left="2160" w:hanging="360"/>
+      </w:pPr>
+      <w:rPr>
+        <w:rFonts w:ascii="Wingdings" w:hAnsi="Wingdings" w:hint="default"/>
+      </w:rPr>
+    </w:lvl>
+    <w:lvl w:ilvl="3" w:tplc="040A0001" w:tentative="1">
+      <w:start w:val="1"/>
+      <w:numFmt w:val="bullet"/>
+      <w:lvlText w:val=""/>
+      <w:lvlJc w:val="left"/>
+      <w:pPr>
+        <w:ind w:left="2880" w:hanging="360"/>
+      </w:pPr>
+      <w:rPr>
+        <w:rFonts w:ascii="Symbol" w:hAnsi="Symbol" w:hint="default"/>
+      </w:rPr>
+    </w:lvl>
+    <w:lvl w:ilvl="4" w:tplc="040A0003" w:tentative="1">
+      <w:start w:val="1"/>
+      <w:numFmt w:val="bullet"/>
+      <w:lvlText w:val="o"/>
+      <w:lvlJc w:val="left"/>
+      <w:pPr>
+        <w:ind w:left="3600" w:hanging="360"/>
+      </w:pPr>
+      <w:rPr>
+        <w:rFonts w:ascii="Courier New" w:hAnsi="Courier New" w:cs="Courier New" w:hint="default"/>
+      </w:rPr>
+    </w:lvl>
+    <w:lvl w:ilvl="5" w:tplc="040A0005" w:tentative="1">
+      <w:start w:val="1"/>
+      <w:numFmt w:val="bullet"/>
+      <w:lvlText w:val=""/>
+      <w:lvlJc w:val="left"/>
+      <w:pPr>
+        <w:ind w:left="4320" w:hanging="360"/>
+      </w:pPr>
+      <w:rPr>
+        <w:rFonts w:ascii="Wingdings" w:hAnsi="Wingdings" w:hint="default"/>
+      </w:rPr>
+    </w:lvl>
+    <w:lvl w:ilvl="6" w:tplc="040A0001" w:tentative="1">
+      <w:start w:val="1"/>
+      <w:numFmt w:val="bullet"/>
+      <w:lvlText w:val=""/>
+      <w:lvlJc w:val="left"/>
+      <w:pPr>
+        <w:ind w:left="5040" w:hanging="360"/>
+      </w:pPr>
+      <w:rPr>
+        <w:rFonts w:ascii="Symbol" w:hAnsi="Symbol" w:hint="default"/>
+      </w:rPr>
+    </w:lvl>
+    <w:lvl w:ilvl="7" w:tplc="040A0003" w:tentative="1">
+      <w:start w:val="1"/>
+      <w:numFmt w:val="bullet"/>
+      <w:lvlText w:val="o"/>
+      <w:lvlJc w:val="left"/>
+      <w:pPr>
+        <w:ind w:left="5760" w:hanging="360"/>
+      </w:pPr>
+      <w:rPr>
+        <w:rFonts w:ascii="Courier New" w:hAnsi="Courier New" w:cs="Courier New" w:hint="default"/>
+      </w:rPr>
+    </w:lvl>
+    <w:lvl w:ilvl="8" w:tplc="040A0005" w:tentative="1">
+      <w:start w:val="1"/>
+      <w:numFmt w:val="bullet"/>
+      <w:lvlText w:val=""/>
+      <w:lvlJc w:val="left"/>
+      <w:pPr>
+        <w:ind w:left="6480" w:hanging="360"/>
+      </w:pPr>
+      <w:rPr>
+        <w:rFonts w:ascii="Wingdings" w:hAnsi="Wingdings" w:hint="default"/>
+      </w:rPr>
+    </w:lvl>
+  </w:abstractNum>
+  <w:abstractNum w:abstractNumId="27" w15:restartNumberingAfterBreak="0">
     <w:nsid w:val="737E718A"/>
     <w:multiLevelType w:val="hybridMultilevel"/>
     <w:tmpl w:val="38523432"/>
@@ -4560,7 +9188,7 @@
     </w:lvl>
   </w:abstractNum>
   <w:num w:numId="1" w16cid:durableId="1108545788">
-    <w:abstractNumId w:val="17"/>
+    <w:abstractNumId w:val="19"/>
   </w:num>
   <w:num w:numId="2" w16cid:durableId="981930503">
     <w:abstractNumId w:val="3"/>
@@ -4572,16 +9200,16 @@
     <w:abstractNumId w:val="6"/>
   </w:num>
   <w:num w:numId="5" w16cid:durableId="1468015111">
-    <w:abstractNumId w:val="14"/>
+    <w:abstractNumId w:val="16"/>
   </w:num>
   <w:num w:numId="6" w16cid:durableId="2042974615">
-    <w:abstractNumId w:val="22"/>
+    <w:abstractNumId w:val="27"/>
   </w:num>
   <w:num w:numId="7" w16cid:durableId="1111320075">
     <w:abstractNumId w:val="4"/>
   </w:num>
   <w:num w:numId="8" w16cid:durableId="1024089827">
-    <w:abstractNumId w:val="21"/>
+    <w:abstractNumId w:val="25"/>
   </w:num>
   <w:num w:numId="9" w16cid:durableId="1933081580">
     <w:abstractNumId w:val="8"/>
@@ -4590,10 +9218,10 @@
     <w:abstractNumId w:val="5"/>
   </w:num>
   <w:num w:numId="11" w16cid:durableId="1021248178">
-    <w:abstractNumId w:val="15"/>
+    <w:abstractNumId w:val="17"/>
   </w:num>
   <w:num w:numId="12" w16cid:durableId="168065179">
-    <w:abstractNumId w:val="16"/>
+    <w:abstractNumId w:val="18"/>
   </w:num>
   <w:num w:numId="13" w16cid:durableId="240867680">
     <w:abstractNumId w:val="1"/>
@@ -4602,31 +9230,46 @@
     <w:abstractNumId w:val="7"/>
   </w:num>
   <w:num w:numId="15" w16cid:durableId="2067795109">
-    <w:abstractNumId w:val="9"/>
+    <w:abstractNumId w:val="10"/>
   </w:num>
   <w:num w:numId="16" w16cid:durableId="398016152">
-    <w:abstractNumId w:val="18"/>
+    <w:abstractNumId w:val="21"/>
   </w:num>
   <w:num w:numId="17" w16cid:durableId="811872760">
-    <w:abstractNumId w:val="20"/>
+    <w:abstractNumId w:val="24"/>
   </w:num>
   <w:num w:numId="18" w16cid:durableId="191579513">
     <w:abstractNumId w:val="0"/>
   </w:num>
   <w:num w:numId="19" w16cid:durableId="1681545432">
+    <w:abstractNumId w:val="14"/>
+  </w:num>
+  <w:num w:numId="20" w16cid:durableId="384835214">
+    <w:abstractNumId w:val="11"/>
+  </w:num>
+  <w:num w:numId="21" w16cid:durableId="1145657969">
     <w:abstractNumId w:val="12"/>
   </w:num>
-  <w:num w:numId="20" w16cid:durableId="384835214">
-    <w:abstractNumId w:val="10"/>
+  <w:num w:numId="22" w16cid:durableId="222180849">
+    <w:abstractNumId w:val="15"/>
   </w:num>
-  <w:num w:numId="21" w16cid:durableId="1145657969">
-    <w:abstractNumId w:val="11"/>
+  <w:num w:numId="23" w16cid:durableId="585725059">
+    <w:abstractNumId w:val="22"/>
   </w:num>
-  <w:num w:numId="22" w16cid:durableId="222180849">
+  <w:num w:numId="24" w16cid:durableId="749621035">
+    <w:abstractNumId w:val="20"/>
+  </w:num>
+  <w:num w:numId="25" w16cid:durableId="563103155">
+    <w:abstractNumId w:val="9"/>
+  </w:num>
+  <w:num w:numId="26" w16cid:durableId="1977182003">
+    <w:abstractNumId w:val="26"/>
+  </w:num>
+  <w:num w:numId="27" w16cid:durableId="444154032">
     <w:abstractNumId w:val="13"/>
   </w:num>
-  <w:num w:numId="23" w16cid:durableId="585725059">
-    <w:abstractNumId w:val="19"/>
+  <w:num w:numId="28" w16cid:durableId="1295676760">
+    <w:abstractNumId w:val="23"/>
   </w:num>
 </w:numbering>
 </file>
@@ -5232,6 +9875,7 @@
   <w:style w:type="character" w:default="1" w:styleId="Fuentedeprrafopredeter">
     <w:name w:val="Default Paragraph Font"/>
     <w:uiPriority w:val="1"/>
+    <w:semiHidden/>
     <w:unhideWhenUsed/>
   </w:style>
   <w:style w:type="table" w:default="1" w:styleId="Tablanormal">
@@ -5678,6 +10322,54 @@
     <w:rsid w:val="00AA0A5B"/>
     <w:rPr>
       <w:color w:val="666666"/>
+    </w:rPr>
+  </w:style>
+  <w:style w:type="character" w:styleId="CdigoHTML">
+    <w:name w:val="HTML Code"/>
+    <w:basedOn w:val="Fuentedeprrafopredeter"/>
+    <w:uiPriority w:val="99"/>
+    <w:semiHidden/>
+    <w:unhideWhenUsed/>
+    <w:rsid w:val="00396316"/>
+    <w:rPr>
+      <w:rFonts w:ascii="Courier New" w:eastAsia="Times New Roman" w:hAnsi="Courier New" w:cs="Courier New"/>
+      <w:sz w:val="20"/>
+      <w:szCs w:val="20"/>
+    </w:rPr>
+  </w:style>
+  <w:style w:type="character" w:styleId="Fuerte">
+    <w:name w:val="Strong"/>
+    <w:basedOn w:val="Fuentedeprrafopredeter"/>
+    <w:uiPriority w:val="22"/>
+    <w:qFormat/>
+    <w:rsid w:val="00396316"/>
+    <w:rPr>
+      <w:b/>
+      <w:bCs/>
+    </w:rPr>
+  </w:style>
+  <w:style w:type="paragraph" w:customStyle="1" w:styleId="font-claude-response-body">
+    <w:name w:val="font-claude-response-body"/>
+    <w:basedOn w:val="Normal"/>
+    <w:rsid w:val="00396316"/>
+    <w:pPr>
+      <w:spacing w:before="100" w:beforeAutospacing="1" w:after="100" w:afterAutospacing="1"/>
+    </w:pPr>
+    <w:rPr>
+      <w:rFonts w:ascii="Times New Roman" w:eastAsia="Times New Roman" w:hAnsi="Times New Roman" w:cs="Times New Roman"/>
+      <w:sz w:val="24"/>
+      <w:lang w:val="es-CO" w:eastAsia="es-ES_tradnl"/>
+    </w:rPr>
+  </w:style>
+  <w:style w:type="character" w:styleId="nfasis">
+    <w:name w:val="Emphasis"/>
+    <w:basedOn w:val="Fuentedeprrafopredeter"/>
+    <w:uiPriority w:val="20"/>
+    <w:qFormat/>
+    <w:rsid w:val="00396316"/>
+    <w:rPr>
+      <w:i/>
+      <w:iCs/>
     </w:rPr>
   </w:style>
 </w:styles>

--- a/Document/Taller2_G2_VEBNM.docx
+++ b/Document/Taller2_G2_VEBNM.docx
@@ -808,7 +808,6 @@
       </w:tr>
     </w:tbl>
     <w:p/>
-    <w:p/>
     <w:p>
       <w:pPr>
         <w:pStyle w:val="Prrafodelista"/>
@@ -1170,6 +1169,7 @@
           <w:b/>
           <w:bCs/>
         </w:rPr>
+        <w:lastRenderedPageBreak/>
         <w:t>Respuesta:</w:t>
       </w:r>
     </w:p>
@@ -2176,7 +2176,7 @@
             <w:rPr>
               <w:rFonts w:ascii="Cambria Math" w:hAnsi="Cambria Math"/>
             </w:rPr>
-            <m:t>=ARE</m:t>
+            <m:t>=</m:t>
           </m:r>
           <m:sSub>
             <m:sSubPr>
@@ -2192,7 +2192,7 @@
                 <w:rPr>
                   <w:rFonts w:ascii="Cambria Math" w:hAnsi="Cambria Math"/>
                 </w:rPr>
-                <m:t>A</m:t>
+                <m:t>β</m:t>
               </m:r>
             </m:e>
             <m:sub>
@@ -2200,135 +2200,7 @@
                 <w:rPr>
                   <w:rFonts w:ascii="Cambria Math" w:hAnsi="Cambria Math"/>
                 </w:rPr>
-                <m:t>i</m:t>
-              </m:r>
-            </m:sub>
-          </m:sSub>
-          <m:r>
-            <w:rPr>
-              <w:rFonts w:ascii="Cambria Math" w:hAnsi="Cambria Math"/>
-            </w:rPr>
-            <m:t>+cuarto</m:t>
-          </m:r>
-          <m:sSub>
-            <m:sSubPr>
-              <m:ctrlPr>
-                <w:rPr>
-                  <w:rFonts w:ascii="Cambria Math" w:hAnsi="Cambria Math"/>
-                  <w:i/>
-                </w:rPr>
-              </m:ctrlPr>
-            </m:sSubPr>
-            <m:e>
-              <m:r>
-                <w:rPr>
-                  <w:rFonts w:ascii="Cambria Math" w:hAnsi="Cambria Math"/>
-                </w:rPr>
-                <m:t>s</m:t>
-              </m:r>
-            </m:e>
-            <m:sub>
-              <m:r>
-                <w:rPr>
-                  <w:rFonts w:ascii="Cambria Math" w:hAnsi="Cambria Math"/>
-                </w:rPr>
-                <m:t>i</m:t>
-              </m:r>
-            </m:sub>
-          </m:sSub>
-          <m:r>
-            <w:rPr>
-              <w:rFonts w:ascii="Cambria Math" w:hAnsi="Cambria Math"/>
-            </w:rPr>
-            <m:t>+bano</m:t>
-          </m:r>
-          <m:sSub>
-            <m:sSubPr>
-              <m:ctrlPr>
-                <w:rPr>
-                  <w:rFonts w:ascii="Cambria Math" w:hAnsi="Cambria Math"/>
-                  <w:i/>
-                </w:rPr>
-              </m:ctrlPr>
-            </m:sSubPr>
-            <m:e>
-              <m:r>
-                <w:rPr>
-                  <w:rFonts w:ascii="Cambria Math" w:hAnsi="Cambria Math"/>
-                </w:rPr>
-                <m:t>s</m:t>
-              </m:r>
-            </m:e>
-            <m:sub>
-              <m:r>
-                <w:rPr>
-                  <w:rFonts w:ascii="Cambria Math" w:hAnsi="Cambria Math"/>
-                </w:rPr>
-                <m:t>i</m:t>
-              </m:r>
-            </m:sub>
-          </m:sSub>
-          <m:r>
-            <w:rPr>
-              <w:rFonts w:ascii="Cambria Math" w:hAnsi="Cambria Math"/>
-            </w:rPr>
-            <m:t>+garaje</m:t>
-          </m:r>
-          <m:sSub>
-            <m:sSubPr>
-              <m:ctrlPr>
-                <w:rPr>
-                  <w:rFonts w:ascii="Cambria Math" w:hAnsi="Cambria Math"/>
-                  <w:i/>
-                </w:rPr>
-              </m:ctrlPr>
-            </m:sSubPr>
-            <m:e>
-              <m:r>
-                <w:rPr>
-                  <w:rFonts w:ascii="Cambria Math" w:hAnsi="Cambria Math"/>
-                </w:rPr>
-                <m:t>s</m:t>
-              </m:r>
-            </m:e>
-            <m:sub>
-              <m:r>
-                <w:rPr>
-                  <w:rFonts w:ascii="Cambria Math" w:hAnsi="Cambria Math"/>
-                </w:rPr>
-                <m:t>i</m:t>
-              </m:r>
-            </m:sub>
-          </m:sSub>
-          <m:r>
-            <w:rPr>
-              <w:rFonts w:ascii="Cambria Math" w:hAnsi="Cambria Math"/>
-            </w:rPr>
-            <m:t>+garaj</m:t>
-          </m:r>
-          <m:sSub>
-            <m:sSubPr>
-              <m:ctrlPr>
-                <w:rPr>
-                  <w:rFonts w:ascii="Cambria Math" w:hAnsi="Cambria Math"/>
-                  <w:i/>
-                </w:rPr>
-              </m:ctrlPr>
-            </m:sSubPr>
-            <m:e>
-              <m:r>
-                <w:rPr>
-                  <w:rFonts w:ascii="Cambria Math" w:hAnsi="Cambria Math"/>
-                </w:rPr>
-                <m:t>es</m:t>
-              </m:r>
-            </m:e>
-            <m:sub>
-              <m:r>
-                <w:rPr>
-                  <w:rFonts w:ascii="Cambria Math" w:hAnsi="Cambria Math"/>
-                </w:rPr>
-                <m:t>i</m:t>
+                <m:t>0</m:t>
               </m:r>
             </m:sub>
           </m:sSub>
@@ -2352,7 +2224,7 @@
                 <w:rPr>
                   <w:rFonts w:ascii="Cambria Math" w:hAnsi="Cambria Math"/>
                 </w:rPr>
-                <m:t>t</m:t>
+                <m:t>β</m:t>
               </m:r>
             </m:e>
             <m:sub>
@@ -2360,7 +2232,39 @@
                 <w:rPr>
                   <w:rFonts w:ascii="Cambria Math" w:hAnsi="Cambria Math"/>
                 </w:rPr>
-                <m:t>nueva</m:t>
+                <m:t>1</m:t>
+              </m:r>
+            </m:sub>
+          </m:sSub>
+          <m:r>
+            <w:rPr>
+              <w:rFonts w:ascii="Cambria Math" w:hAnsi="Cambria Math"/>
+            </w:rPr>
+            <m:t>ARE</m:t>
+          </m:r>
+          <m:sSub>
+            <m:sSubPr>
+              <m:ctrlPr>
+                <w:rPr>
+                  <w:rFonts w:ascii="Cambria Math" w:hAnsi="Cambria Math"/>
+                  <w:i/>
+                </w:rPr>
+              </m:ctrlPr>
+            </m:sSubPr>
+            <m:e>
+              <m:r>
+                <w:rPr>
+                  <w:rFonts w:ascii="Cambria Math" w:hAnsi="Cambria Math"/>
+                </w:rPr>
+                <m:t>A</m:t>
+              </m:r>
+            </m:e>
+            <m:sub>
+              <m:r>
+                <w:rPr>
+                  <w:rFonts w:ascii="Cambria Math" w:hAnsi="Cambria Math"/>
+                </w:rPr>
+                <m:t>i</m:t>
               </m:r>
             </m:sub>
           </m:sSub>
@@ -2384,7 +2288,7 @@
                 <w:rPr>
                   <w:rFonts w:ascii="Cambria Math" w:hAnsi="Cambria Math"/>
                 </w:rPr>
-                <m:t>t</m:t>
+                <m:t>β</m:t>
               </m:r>
             </m:e>
             <m:sub>
@@ -2392,7 +2296,39 @@
                 <w:rPr>
                   <w:rFonts w:ascii="Cambria Math" w:hAnsi="Cambria Math"/>
                 </w:rPr>
-                <m:t>0-5</m:t>
+                <m:t>2</m:t>
+              </m:r>
+            </m:sub>
+          </m:sSub>
+          <m:r>
+            <w:rPr>
+              <w:rFonts w:ascii="Cambria Math" w:hAnsi="Cambria Math"/>
+            </w:rPr>
+            <m:t>cuarto</m:t>
+          </m:r>
+          <m:sSub>
+            <m:sSubPr>
+              <m:ctrlPr>
+                <w:rPr>
+                  <w:rFonts w:ascii="Cambria Math" w:hAnsi="Cambria Math"/>
+                  <w:i/>
+                </w:rPr>
+              </m:ctrlPr>
+            </m:sSubPr>
+            <m:e>
+              <m:r>
+                <w:rPr>
+                  <w:rFonts w:ascii="Cambria Math" w:hAnsi="Cambria Math"/>
+                </w:rPr>
+                <m:t>s</m:t>
+              </m:r>
+            </m:e>
+            <m:sub>
+              <m:r>
+                <w:rPr>
+                  <w:rFonts w:ascii="Cambria Math" w:hAnsi="Cambria Math"/>
+                </w:rPr>
+                <m:t>i</m:t>
               </m:r>
             </m:sub>
           </m:sSub>
@@ -2416,7 +2352,7 @@
                 <w:rPr>
                   <w:rFonts w:ascii="Cambria Math" w:hAnsi="Cambria Math"/>
                 </w:rPr>
-                <m:t>t</m:t>
+                <m:t>β</m:t>
               </m:r>
             </m:e>
             <m:sub>
@@ -2424,7 +2360,39 @@
                 <w:rPr>
                   <w:rFonts w:ascii="Cambria Math" w:hAnsi="Cambria Math"/>
                 </w:rPr>
-                <m:t>5-10</m:t>
+                <m:t>3</m:t>
+              </m:r>
+            </m:sub>
+          </m:sSub>
+          <m:r>
+            <w:rPr>
+              <w:rFonts w:ascii="Cambria Math" w:hAnsi="Cambria Math"/>
+            </w:rPr>
+            <m:t>bano</m:t>
+          </m:r>
+          <m:sSub>
+            <m:sSubPr>
+              <m:ctrlPr>
+                <w:rPr>
+                  <w:rFonts w:ascii="Cambria Math" w:hAnsi="Cambria Math"/>
+                  <w:i/>
+                </w:rPr>
+              </m:ctrlPr>
+            </m:sSubPr>
+            <m:e>
+              <m:r>
+                <w:rPr>
+                  <w:rFonts w:ascii="Cambria Math" w:hAnsi="Cambria Math"/>
+                </w:rPr>
+                <m:t>s</m:t>
+              </m:r>
+            </m:e>
+            <m:sub>
+              <m:r>
+                <w:rPr>
+                  <w:rFonts w:ascii="Cambria Math" w:hAnsi="Cambria Math"/>
+                </w:rPr>
+                <m:t>i</m:t>
               </m:r>
             </m:sub>
           </m:sSub>
@@ -2448,7 +2416,7 @@
                 <w:rPr>
                   <w:rFonts w:ascii="Cambria Math" w:hAnsi="Cambria Math"/>
                 </w:rPr>
-                <m:t>t</m:t>
+                <m:t>β</m:t>
               </m:r>
             </m:e>
             <m:sub>
@@ -2456,7 +2424,7 @@
                 <w:rPr>
                   <w:rFonts w:ascii="Cambria Math" w:hAnsi="Cambria Math"/>
                 </w:rPr>
-                <m:t>10-20</m:t>
+                <m:t>4</m:t>
               </m:r>
             </m:sub>
           </m:sSub>
@@ -2464,7 +2432,7 @@
             <w:rPr>
               <w:rFonts w:ascii="Cambria Math" w:hAnsi="Cambria Math"/>
             </w:rPr>
-            <m:t>+concanchasquas</m:t>
+            <m:t>garaje</m:t>
           </m:r>
           <m:sSub>
             <m:sSubPr>
@@ -2480,455 +2448,7 @@
                 <w:rPr>
                   <w:rFonts w:ascii="Cambria Math" w:hAnsi="Cambria Math"/>
                 </w:rPr>
-                <m:t>h</m:t>
-              </m:r>
-            </m:e>
-            <m:sub>
-              <m:r>
-                <w:rPr>
-                  <w:rFonts w:ascii="Cambria Math" w:hAnsi="Cambria Math"/>
-                </w:rPr>
-                <m:t>i</m:t>
-              </m:r>
-            </m:sub>
-          </m:sSub>
-          <m:r>
-            <w:rPr>
-              <w:rFonts w:ascii="Cambria Math" w:hAnsi="Cambria Math"/>
-            </w:rPr>
-            <m:t>+congimnasi</m:t>
-          </m:r>
-          <m:sSub>
-            <m:sSubPr>
-              <m:ctrlPr>
-                <w:rPr>
-                  <w:rFonts w:ascii="Cambria Math" w:hAnsi="Cambria Math"/>
-                  <w:i/>
-                </w:rPr>
-              </m:ctrlPr>
-            </m:sSubPr>
-            <m:e>
-              <m:r>
-                <w:rPr>
-                  <w:rFonts w:ascii="Cambria Math" w:hAnsi="Cambria Math"/>
-                </w:rPr>
-                <m:t>o</m:t>
-              </m:r>
-            </m:e>
-            <m:sub>
-              <m:r>
-                <w:rPr>
-                  <w:rFonts w:ascii="Cambria Math" w:hAnsi="Cambria Math"/>
-                </w:rPr>
-                <m:t>i</m:t>
-              </m:r>
-            </m:sub>
-          </m:sSub>
-          <m:r>
-            <w:rPr>
-              <w:rFonts w:ascii="Cambria Math" w:hAnsi="Cambria Math"/>
-            </w:rPr>
-            <m:t>+conjardininterio</m:t>
-          </m:r>
-          <m:sSub>
-            <m:sSubPr>
-              <m:ctrlPr>
-                <w:rPr>
-                  <w:rFonts w:ascii="Cambria Math" w:hAnsi="Cambria Math"/>
-                  <w:i/>
-                </w:rPr>
-              </m:ctrlPr>
-            </m:sSubPr>
-            <m:e>
-              <m:r>
-                <w:rPr>
-                  <w:rFonts w:ascii="Cambria Math" w:hAnsi="Cambria Math"/>
-                </w:rPr>
-                <m:t>r</m:t>
-              </m:r>
-            </m:e>
-            <m:sub>
-              <m:r>
-                <w:rPr>
-                  <w:rFonts w:ascii="Cambria Math" w:hAnsi="Cambria Math"/>
-                </w:rPr>
-                <m:t>i</m:t>
-              </m:r>
-            </m:sub>
-          </m:sSub>
-          <m:r>
-            <w:rPr>
-              <w:rFonts w:ascii="Cambria Math" w:hAnsi="Cambria Math"/>
-            </w:rPr>
-            <m:t>+consaun</m:t>
-          </m:r>
-          <m:sSub>
-            <m:sSubPr>
-              <m:ctrlPr>
-                <w:rPr>
-                  <w:rFonts w:ascii="Cambria Math" w:hAnsi="Cambria Math"/>
-                  <w:i/>
-                </w:rPr>
-              </m:ctrlPr>
-            </m:sSubPr>
-            <m:e>
-              <m:r>
-                <w:rPr>
-                  <w:rFonts w:ascii="Cambria Math" w:hAnsi="Cambria Math"/>
-                </w:rPr>
-                <m:t>a</m:t>
-              </m:r>
-            </m:e>
-            <m:sub>
-              <m:r>
-                <w:rPr>
-                  <w:rFonts w:ascii="Cambria Math" w:hAnsi="Cambria Math"/>
-                </w:rPr>
-                <m:t>i</m:t>
-              </m:r>
-            </m:sub>
-          </m:sSub>
-          <m:r>
-            <w:rPr>
-              <w:rFonts w:ascii="Cambria Math" w:hAnsi="Cambria Math"/>
-            </w:rPr>
-            <m:t>+conzonasnino</m:t>
-          </m:r>
-          <m:sSub>
-            <m:sSubPr>
-              <m:ctrlPr>
-                <w:rPr>
-                  <w:rFonts w:ascii="Cambria Math" w:hAnsi="Cambria Math"/>
-                  <w:i/>
-                </w:rPr>
-              </m:ctrlPr>
-            </m:sSubPr>
-            <m:e>
-              <m:r>
-                <w:rPr>
-                  <w:rFonts w:ascii="Cambria Math" w:hAnsi="Cambria Math"/>
-                </w:rPr>
                 <m:t>s</m:t>
-              </m:r>
-            </m:e>
-            <m:sub>
-              <m:r>
-                <w:rPr>
-                  <w:rFonts w:ascii="Cambria Math" w:hAnsi="Cambria Math"/>
-                </w:rPr>
-                <m:t>i</m:t>
-              </m:r>
-            </m:sub>
-          </m:sSub>
-          <m:r>
-            <w:rPr>
-              <w:rFonts w:ascii="Cambria Math" w:hAnsi="Cambria Math"/>
-            </w:rPr>
-            <m:t>+conzonaverde</m:t>
-          </m:r>
-          <m:sSub>
-            <m:sSubPr>
-              <m:ctrlPr>
-                <w:rPr>
-                  <w:rFonts w:ascii="Cambria Math" w:hAnsi="Cambria Math"/>
-                  <w:i/>
-                </w:rPr>
-              </m:ctrlPr>
-            </m:sSubPr>
-            <m:e>
-              <m:r>
-                <w:rPr>
-                  <w:rFonts w:ascii="Cambria Math" w:hAnsi="Cambria Math"/>
-                </w:rPr>
-                <m:t>s</m:t>
-              </m:r>
-            </m:e>
-            <m:sub>
-              <m:r>
-                <w:rPr>
-                  <w:rFonts w:ascii="Cambria Math" w:hAnsi="Cambria Math"/>
-                </w:rPr>
-                <m:t>i</m:t>
-              </m:r>
-            </m:sub>
-          </m:sSub>
-          <m:r>
-            <w:rPr>
-              <w:rFonts w:ascii="Cambria Math" w:hAnsi="Cambria Math"/>
-            </w:rPr>
-            <m:t>+conjuntocerrad</m:t>
-          </m:r>
-          <m:sSub>
-            <m:sSubPr>
-              <m:ctrlPr>
-                <w:rPr>
-                  <w:rFonts w:ascii="Cambria Math" w:hAnsi="Cambria Math"/>
-                  <w:i/>
-                </w:rPr>
-              </m:ctrlPr>
-            </m:sSubPr>
-            <m:e>
-              <m:r>
-                <w:rPr>
-                  <w:rFonts w:ascii="Cambria Math" w:hAnsi="Cambria Math"/>
-                </w:rPr>
-                <m:t>o</m:t>
-              </m:r>
-            </m:e>
-            <m:sub>
-              <m:r>
-                <w:rPr>
-                  <w:rFonts w:ascii="Cambria Math" w:hAnsi="Cambria Math"/>
-                </w:rPr>
-                <m:t>i</m:t>
-              </m:r>
-            </m:sub>
-          </m:sSub>
-          <m:r>
-            <w:rPr>
-              <w:rFonts w:ascii="Cambria Math" w:hAnsi="Cambria Math"/>
-            </w:rPr>
-            <m:t>+est</m:t>
-          </m:r>
-          <m:sSub>
-            <m:sSubPr>
-              <m:ctrlPr>
-                <w:rPr>
-                  <w:rFonts w:ascii="Cambria Math" w:hAnsi="Cambria Math"/>
-                  <w:i/>
-                </w:rPr>
-              </m:ctrlPr>
-            </m:sSubPr>
-            <m:e>
-              <m:r>
-                <w:rPr>
-                  <w:rFonts w:ascii="Cambria Math" w:hAnsi="Cambria Math"/>
-                </w:rPr>
-                <m:t>1</m:t>
-              </m:r>
-            </m:e>
-            <m:sub>
-              <m:r>
-                <w:rPr>
-                  <w:rFonts w:ascii="Cambria Math" w:hAnsi="Cambria Math"/>
-                </w:rPr>
-                <m:t>i</m:t>
-              </m:r>
-            </m:sub>
-          </m:sSub>
-          <m:r>
-            <w:rPr>
-              <w:rFonts w:ascii="Cambria Math" w:hAnsi="Cambria Math"/>
-            </w:rPr>
-            <m:t>+est</m:t>
-          </m:r>
-          <m:sSub>
-            <m:sSubPr>
-              <m:ctrlPr>
-                <w:rPr>
-                  <w:rFonts w:ascii="Cambria Math" w:hAnsi="Cambria Math"/>
-                  <w:i/>
-                </w:rPr>
-              </m:ctrlPr>
-            </m:sSubPr>
-            <m:e>
-              <m:r>
-                <w:rPr>
-                  <w:rFonts w:ascii="Cambria Math" w:hAnsi="Cambria Math"/>
-                </w:rPr>
-                <m:t>2</m:t>
-              </m:r>
-            </m:e>
-            <m:sub>
-              <m:r>
-                <w:rPr>
-                  <w:rFonts w:ascii="Cambria Math" w:hAnsi="Cambria Math"/>
-                </w:rPr>
-                <m:t>i</m:t>
-              </m:r>
-            </m:sub>
-          </m:sSub>
-          <m:r>
-            <w:rPr>
-              <w:rFonts w:ascii="Cambria Math" w:hAnsi="Cambria Math"/>
-            </w:rPr>
-            <m:t>+est</m:t>
-          </m:r>
-          <m:sSub>
-            <m:sSubPr>
-              <m:ctrlPr>
-                <w:rPr>
-                  <w:rFonts w:ascii="Cambria Math" w:hAnsi="Cambria Math"/>
-                  <w:i/>
-                </w:rPr>
-              </m:ctrlPr>
-            </m:sSubPr>
-            <m:e>
-              <m:r>
-                <w:rPr>
-                  <w:rFonts w:ascii="Cambria Math" w:hAnsi="Cambria Math"/>
-                </w:rPr>
-                <m:t>3</m:t>
-              </m:r>
-            </m:e>
-            <m:sub>
-              <m:r>
-                <w:rPr>
-                  <w:rFonts w:ascii="Cambria Math" w:hAnsi="Cambria Math"/>
-                </w:rPr>
-                <m:t>i</m:t>
-              </m:r>
-            </m:sub>
-          </m:sSub>
-          <m:r>
-            <w:rPr>
-              <w:rFonts w:ascii="Cambria Math" w:hAnsi="Cambria Math"/>
-            </w:rPr>
-            <m:t>+est</m:t>
-          </m:r>
-          <m:sSub>
-            <m:sSubPr>
-              <m:ctrlPr>
-                <w:rPr>
-                  <w:rFonts w:ascii="Cambria Math" w:hAnsi="Cambria Math"/>
-                  <w:i/>
-                </w:rPr>
-              </m:ctrlPr>
-            </m:sSubPr>
-            <m:e>
-              <m:r>
-                <w:rPr>
-                  <w:rFonts w:ascii="Cambria Math" w:hAnsi="Cambria Math"/>
-                </w:rPr>
-                <m:t>4</m:t>
-              </m:r>
-            </m:e>
-            <m:sub>
-              <m:r>
-                <w:rPr>
-                  <w:rFonts w:ascii="Cambria Math" w:hAnsi="Cambria Math"/>
-                </w:rPr>
-                <m:t>i</m:t>
-              </m:r>
-            </m:sub>
-          </m:sSub>
-          <m:r>
-            <w:rPr>
-              <w:rFonts w:ascii="Cambria Math" w:hAnsi="Cambria Math"/>
-            </w:rPr>
-            <m:t>+est</m:t>
-          </m:r>
-          <m:sSub>
-            <m:sSubPr>
-              <m:ctrlPr>
-                <w:rPr>
-                  <w:rFonts w:ascii="Cambria Math" w:hAnsi="Cambria Math"/>
-                  <w:i/>
-                </w:rPr>
-              </m:ctrlPr>
-            </m:sSubPr>
-            <m:e>
-              <m:r>
-                <w:rPr>
-                  <w:rFonts w:ascii="Cambria Math" w:hAnsi="Cambria Math"/>
-                </w:rPr>
-                <m:t>5</m:t>
-              </m:r>
-            </m:e>
-            <m:sub>
-              <m:r>
-                <w:rPr>
-                  <w:rFonts w:ascii="Cambria Math" w:hAnsi="Cambria Math"/>
-                </w:rPr>
-                <m:t>i</m:t>
-              </m:r>
-            </m:sub>
-          </m:sSub>
-          <m:r>
-            <w:rPr>
-              <w:rFonts w:ascii="Cambria Math" w:hAnsi="Cambria Math"/>
-            </w:rPr>
-            <m:t>+viaprincipa</m:t>
-          </m:r>
-          <m:sSub>
-            <m:sSubPr>
-              <m:ctrlPr>
-                <w:rPr>
-                  <w:rFonts w:ascii="Cambria Math" w:hAnsi="Cambria Math"/>
-                  <w:i/>
-                </w:rPr>
-              </m:ctrlPr>
-            </m:sSubPr>
-            <m:e>
-              <m:r>
-                <w:rPr>
-                  <w:rFonts w:ascii="Cambria Math" w:hAnsi="Cambria Math"/>
-                </w:rPr>
-                <m:t>l</m:t>
-              </m:r>
-            </m:e>
-            <m:sub>
-              <m:r>
-                <w:rPr>
-                  <w:rFonts w:ascii="Cambria Math" w:hAnsi="Cambria Math"/>
-                </w:rPr>
-                <m:t>i</m:t>
-              </m:r>
-            </m:sub>
-          </m:sSub>
-          <m:r>
-            <w:rPr>
-              <w:rFonts w:ascii="Cambria Math" w:hAnsi="Cambria Math"/>
-            </w:rPr>
-            <m:t>+viasecundari</m:t>
-          </m:r>
-          <m:sSub>
-            <m:sSubPr>
-              <m:ctrlPr>
-                <w:rPr>
-                  <w:rFonts w:ascii="Cambria Math" w:hAnsi="Cambria Math"/>
-                  <w:i/>
-                </w:rPr>
-              </m:ctrlPr>
-            </m:sSubPr>
-            <m:e>
-              <m:r>
-                <w:rPr>
-                  <w:rFonts w:ascii="Cambria Math" w:hAnsi="Cambria Math"/>
-                </w:rPr>
-                <m:t>a</m:t>
-              </m:r>
-            </m:e>
-            <m:sub>
-              <m:r>
-                <w:rPr>
-                  <w:rFonts w:ascii="Cambria Math" w:hAnsi="Cambria Math"/>
-                </w:rPr>
-                <m:t>i</m:t>
-              </m:r>
-            </m:sub>
-          </m:sSub>
-          <m:r>
-            <w:rPr>
-              <w:rFonts w:ascii="Cambria Math" w:hAnsi="Cambria Math"/>
-            </w:rPr>
-            <m:t>+Distpar</m:t>
-          </m:r>
-          <m:sSub>
-            <m:sSubPr>
-              <m:ctrlPr>
-                <w:rPr>
-                  <w:rFonts w:ascii="Cambria Math" w:hAnsi="Cambria Math"/>
-                  <w:i/>
-                </w:rPr>
-              </m:ctrlPr>
-            </m:sSubPr>
-            <m:e>
-              <m:r>
-                <w:rPr>
-                  <w:rFonts w:ascii="Cambria Math" w:hAnsi="Cambria Math"/>
-                </w:rPr>
-                <m:t>q</m:t>
               </m:r>
             </m:e>
             <m:sub>
@@ -2960,6 +2480,1268 @@
                 <w:rPr>
                   <w:rFonts w:ascii="Cambria Math" w:hAnsi="Cambria Math"/>
                 </w:rPr>
+                <m:t>β</m:t>
+              </m:r>
+            </m:e>
+            <m:sub>
+              <m:r>
+                <w:rPr>
+                  <w:rFonts w:ascii="Cambria Math" w:hAnsi="Cambria Math"/>
+                </w:rPr>
+                <m:t>5</m:t>
+              </m:r>
+            </m:sub>
+          </m:sSub>
+          <m:r>
+            <w:rPr>
+              <w:rFonts w:ascii="Cambria Math" w:hAnsi="Cambria Math"/>
+            </w:rPr>
+            <m:t>garaj</m:t>
+          </m:r>
+          <m:sSub>
+            <m:sSubPr>
+              <m:ctrlPr>
+                <w:rPr>
+                  <w:rFonts w:ascii="Cambria Math" w:hAnsi="Cambria Math"/>
+                  <w:i/>
+                </w:rPr>
+              </m:ctrlPr>
+            </m:sSubPr>
+            <m:e>
+              <m:r>
+                <w:rPr>
+                  <w:rFonts w:ascii="Cambria Math" w:hAnsi="Cambria Math"/>
+                </w:rPr>
+                <m:t>es</m:t>
+              </m:r>
+            </m:e>
+            <m:sub>
+              <m:r>
+                <w:rPr>
+                  <w:rFonts w:ascii="Cambria Math" w:hAnsi="Cambria Math"/>
+                </w:rPr>
+                <m:t>i</m:t>
+              </m:r>
+            </m:sub>
+          </m:sSub>
+          <m:r>
+            <w:rPr>
+              <w:rFonts w:ascii="Cambria Math" w:hAnsi="Cambria Math"/>
+            </w:rPr>
+            <m:t>+</m:t>
+          </m:r>
+          <m:sSub>
+            <m:sSubPr>
+              <m:ctrlPr>
+                <w:rPr>
+                  <w:rFonts w:ascii="Cambria Math" w:hAnsi="Cambria Math"/>
+                  <w:i/>
+                </w:rPr>
+              </m:ctrlPr>
+            </m:sSubPr>
+            <m:e>
+              <m:sSub>
+                <m:sSubPr>
+                  <m:ctrlPr>
+                    <w:rPr>
+                      <w:rFonts w:ascii="Cambria Math" w:hAnsi="Cambria Math"/>
+                      <w:i/>
+                    </w:rPr>
+                  </m:ctrlPr>
+                </m:sSubPr>
+                <m:e>
+                  <m:r>
+                    <w:rPr>
+                      <w:rFonts w:ascii="Cambria Math" w:hAnsi="Cambria Math"/>
+                    </w:rPr>
+                    <m:t>β</m:t>
+                  </m:r>
+                </m:e>
+                <m:sub>
+                  <m:r>
+                    <w:rPr>
+                      <w:rFonts w:ascii="Cambria Math" w:hAnsi="Cambria Math"/>
+                    </w:rPr>
+                    <m:t>6</m:t>
+                  </m:r>
+                </m:sub>
+              </m:sSub>
+              <m:r>
+                <w:rPr>
+                  <w:rFonts w:ascii="Cambria Math" w:hAnsi="Cambria Math"/>
+                </w:rPr>
+                <m:t>t</m:t>
+              </m:r>
+            </m:e>
+            <m:sub>
+              <m:r>
+                <w:rPr>
+                  <w:rFonts w:ascii="Cambria Math" w:hAnsi="Cambria Math"/>
+                </w:rPr>
+                <m:t>nueva</m:t>
+              </m:r>
+            </m:sub>
+          </m:sSub>
+          <m:r>
+            <w:rPr>
+              <w:rFonts w:ascii="Cambria Math" w:hAnsi="Cambria Math"/>
+            </w:rPr>
+            <m:t>+</m:t>
+          </m:r>
+          <m:sSub>
+            <m:sSubPr>
+              <m:ctrlPr>
+                <w:rPr>
+                  <w:rFonts w:ascii="Cambria Math" w:hAnsi="Cambria Math"/>
+                  <w:i/>
+                </w:rPr>
+              </m:ctrlPr>
+            </m:sSubPr>
+            <m:e>
+              <m:sSub>
+                <m:sSubPr>
+                  <m:ctrlPr>
+                    <w:rPr>
+                      <w:rFonts w:ascii="Cambria Math" w:hAnsi="Cambria Math"/>
+                      <w:i/>
+                    </w:rPr>
+                  </m:ctrlPr>
+                </m:sSubPr>
+                <m:e>
+                  <m:r>
+                    <w:rPr>
+                      <w:rFonts w:ascii="Cambria Math" w:hAnsi="Cambria Math"/>
+                    </w:rPr>
+                    <m:t>β</m:t>
+                  </m:r>
+                </m:e>
+                <m:sub>
+                  <m:r>
+                    <w:rPr>
+                      <w:rFonts w:ascii="Cambria Math" w:hAnsi="Cambria Math"/>
+                    </w:rPr>
+                    <m:t>7</m:t>
+                  </m:r>
+                </m:sub>
+              </m:sSub>
+              <m:r>
+                <w:rPr>
+                  <w:rFonts w:ascii="Cambria Math" w:hAnsi="Cambria Math"/>
+                </w:rPr>
+                <m:t>t</m:t>
+              </m:r>
+            </m:e>
+            <m:sub>
+              <m:r>
+                <w:rPr>
+                  <w:rFonts w:ascii="Cambria Math" w:hAnsi="Cambria Math"/>
+                </w:rPr>
+                <m:t>0-5</m:t>
+              </m:r>
+            </m:sub>
+          </m:sSub>
+          <m:r>
+            <w:rPr>
+              <w:rFonts w:ascii="Cambria Math" w:hAnsi="Cambria Math"/>
+            </w:rPr>
+            <m:t>+</m:t>
+          </m:r>
+          <m:sSub>
+            <m:sSubPr>
+              <m:ctrlPr>
+                <w:rPr>
+                  <w:rFonts w:ascii="Cambria Math" w:hAnsi="Cambria Math"/>
+                  <w:i/>
+                </w:rPr>
+              </m:ctrlPr>
+            </m:sSubPr>
+            <m:e>
+              <m:sSub>
+                <m:sSubPr>
+                  <m:ctrlPr>
+                    <w:rPr>
+                      <w:rFonts w:ascii="Cambria Math" w:hAnsi="Cambria Math"/>
+                      <w:i/>
+                    </w:rPr>
+                  </m:ctrlPr>
+                </m:sSubPr>
+                <m:e>
+                  <m:r>
+                    <w:rPr>
+                      <w:rFonts w:ascii="Cambria Math" w:hAnsi="Cambria Math"/>
+                    </w:rPr>
+                    <m:t>β</m:t>
+                  </m:r>
+                </m:e>
+                <m:sub>
+                  <m:r>
+                    <w:rPr>
+                      <w:rFonts w:ascii="Cambria Math" w:hAnsi="Cambria Math"/>
+                    </w:rPr>
+                    <m:t>8</m:t>
+                  </m:r>
+                </m:sub>
+              </m:sSub>
+              <m:r>
+                <w:rPr>
+                  <w:rFonts w:ascii="Cambria Math" w:hAnsi="Cambria Math"/>
+                </w:rPr>
+                <m:t>t</m:t>
+              </m:r>
+            </m:e>
+            <m:sub>
+              <m:r>
+                <w:rPr>
+                  <w:rFonts w:ascii="Cambria Math" w:hAnsi="Cambria Math"/>
+                </w:rPr>
+                <m:t>5-10</m:t>
+              </m:r>
+            </m:sub>
+          </m:sSub>
+          <m:r>
+            <w:rPr>
+              <w:rFonts w:ascii="Cambria Math" w:hAnsi="Cambria Math"/>
+            </w:rPr>
+            <m:t>+</m:t>
+          </m:r>
+          <m:sSub>
+            <m:sSubPr>
+              <m:ctrlPr>
+                <w:rPr>
+                  <w:rFonts w:ascii="Cambria Math" w:hAnsi="Cambria Math"/>
+                  <w:i/>
+                </w:rPr>
+              </m:ctrlPr>
+            </m:sSubPr>
+            <m:e>
+              <m:sSub>
+                <m:sSubPr>
+                  <m:ctrlPr>
+                    <w:rPr>
+                      <w:rFonts w:ascii="Cambria Math" w:hAnsi="Cambria Math"/>
+                      <w:i/>
+                    </w:rPr>
+                  </m:ctrlPr>
+                </m:sSubPr>
+                <m:e>
+                  <m:r>
+                    <w:rPr>
+                      <w:rFonts w:ascii="Cambria Math" w:hAnsi="Cambria Math"/>
+                    </w:rPr>
+                    <m:t>β</m:t>
+                  </m:r>
+                </m:e>
+                <m:sub>
+                  <m:r>
+                    <w:rPr>
+                      <w:rFonts w:ascii="Cambria Math" w:hAnsi="Cambria Math"/>
+                    </w:rPr>
+                    <m:t>9</m:t>
+                  </m:r>
+                </m:sub>
+              </m:sSub>
+              <m:r>
+                <w:rPr>
+                  <w:rFonts w:ascii="Cambria Math" w:hAnsi="Cambria Math"/>
+                </w:rPr>
+                <m:t>t</m:t>
+              </m:r>
+            </m:e>
+            <m:sub>
+              <m:r>
+                <w:rPr>
+                  <w:rFonts w:ascii="Cambria Math" w:hAnsi="Cambria Math"/>
+                </w:rPr>
+                <m:t>10-20</m:t>
+              </m:r>
+            </m:sub>
+          </m:sSub>
+          <m:r>
+            <w:rPr>
+              <w:rFonts w:ascii="Cambria Math" w:hAnsi="Cambria Math"/>
+            </w:rPr>
+            <m:t>+</m:t>
+          </m:r>
+          <m:sSub>
+            <m:sSubPr>
+              <m:ctrlPr>
+                <w:rPr>
+                  <w:rFonts w:ascii="Cambria Math" w:hAnsi="Cambria Math"/>
+                  <w:i/>
+                </w:rPr>
+              </m:ctrlPr>
+            </m:sSubPr>
+            <m:e>
+              <m:r>
+                <w:rPr>
+                  <w:rFonts w:ascii="Cambria Math" w:hAnsi="Cambria Math"/>
+                </w:rPr>
+                <m:t>β</m:t>
+              </m:r>
+            </m:e>
+            <m:sub>
+              <m:r>
+                <w:rPr>
+                  <w:rFonts w:ascii="Cambria Math" w:hAnsi="Cambria Math"/>
+                </w:rPr>
+                <m:t>1</m:t>
+              </m:r>
+              <m:r>
+                <w:rPr>
+                  <w:rFonts w:ascii="Cambria Math" w:hAnsi="Cambria Math"/>
+                </w:rPr>
+                <m:t>0</m:t>
+              </m:r>
+            </m:sub>
+          </m:sSub>
+          <m:r>
+            <w:rPr>
+              <w:rFonts w:ascii="Cambria Math" w:hAnsi="Cambria Math"/>
+            </w:rPr>
+            <m:t>concanchasquas</m:t>
+          </m:r>
+          <m:sSub>
+            <m:sSubPr>
+              <m:ctrlPr>
+                <w:rPr>
+                  <w:rFonts w:ascii="Cambria Math" w:hAnsi="Cambria Math"/>
+                  <w:i/>
+                </w:rPr>
+              </m:ctrlPr>
+            </m:sSubPr>
+            <m:e>
+              <m:r>
+                <w:rPr>
+                  <w:rFonts w:ascii="Cambria Math" w:hAnsi="Cambria Math"/>
+                </w:rPr>
+                <m:t>h</m:t>
+              </m:r>
+            </m:e>
+            <m:sub>
+              <m:r>
+                <w:rPr>
+                  <w:rFonts w:ascii="Cambria Math" w:hAnsi="Cambria Math"/>
+                </w:rPr>
+                <m:t>i</m:t>
+              </m:r>
+            </m:sub>
+          </m:sSub>
+          <m:r>
+            <w:rPr>
+              <w:rFonts w:ascii="Cambria Math" w:hAnsi="Cambria Math"/>
+            </w:rPr>
+            <m:t>+</m:t>
+          </m:r>
+          <m:sSub>
+            <m:sSubPr>
+              <m:ctrlPr>
+                <w:rPr>
+                  <w:rFonts w:ascii="Cambria Math" w:hAnsi="Cambria Math"/>
+                  <w:i/>
+                </w:rPr>
+              </m:ctrlPr>
+            </m:sSubPr>
+            <m:e>
+              <m:r>
+                <w:rPr>
+                  <w:rFonts w:ascii="Cambria Math" w:hAnsi="Cambria Math"/>
+                </w:rPr>
+                <m:t>β</m:t>
+              </m:r>
+            </m:e>
+            <m:sub>
+              <m:r>
+                <w:rPr>
+                  <w:rFonts w:ascii="Cambria Math" w:hAnsi="Cambria Math"/>
+                </w:rPr>
+                <m:t>11</m:t>
+              </m:r>
+            </m:sub>
+          </m:sSub>
+          <m:r>
+            <w:rPr>
+              <w:rFonts w:ascii="Cambria Math" w:hAnsi="Cambria Math"/>
+            </w:rPr>
+            <m:t>congimnasi</m:t>
+          </m:r>
+          <m:sSub>
+            <m:sSubPr>
+              <m:ctrlPr>
+                <w:rPr>
+                  <w:rFonts w:ascii="Cambria Math" w:hAnsi="Cambria Math"/>
+                  <w:i/>
+                </w:rPr>
+              </m:ctrlPr>
+            </m:sSubPr>
+            <m:e>
+              <m:r>
+                <w:rPr>
+                  <w:rFonts w:ascii="Cambria Math" w:hAnsi="Cambria Math"/>
+                </w:rPr>
+                <m:t>o</m:t>
+              </m:r>
+            </m:e>
+            <m:sub>
+              <m:r>
+                <w:rPr>
+                  <w:rFonts w:ascii="Cambria Math" w:hAnsi="Cambria Math"/>
+                </w:rPr>
+                <m:t>i</m:t>
+              </m:r>
+            </m:sub>
+          </m:sSub>
+          <m:r>
+            <w:rPr>
+              <w:rFonts w:ascii="Cambria Math" w:hAnsi="Cambria Math"/>
+            </w:rPr>
+            <m:t>+</m:t>
+          </m:r>
+          <m:sSub>
+            <m:sSubPr>
+              <m:ctrlPr>
+                <w:rPr>
+                  <w:rFonts w:ascii="Cambria Math" w:hAnsi="Cambria Math"/>
+                  <w:i/>
+                </w:rPr>
+              </m:ctrlPr>
+            </m:sSubPr>
+            <m:e>
+              <m:r>
+                <w:rPr>
+                  <w:rFonts w:ascii="Cambria Math" w:hAnsi="Cambria Math"/>
+                </w:rPr>
+                <m:t>β</m:t>
+              </m:r>
+            </m:e>
+            <m:sub>
+              <m:r>
+                <w:rPr>
+                  <w:rFonts w:ascii="Cambria Math" w:hAnsi="Cambria Math"/>
+                </w:rPr>
+                <m:t>12</m:t>
+              </m:r>
+            </m:sub>
+          </m:sSub>
+          <m:r>
+            <w:rPr>
+              <w:rFonts w:ascii="Cambria Math" w:hAnsi="Cambria Math"/>
+            </w:rPr>
+            <m:t>conjardininterio</m:t>
+          </m:r>
+          <m:sSub>
+            <m:sSubPr>
+              <m:ctrlPr>
+                <w:rPr>
+                  <w:rFonts w:ascii="Cambria Math" w:hAnsi="Cambria Math"/>
+                  <w:i/>
+                </w:rPr>
+              </m:ctrlPr>
+            </m:sSubPr>
+            <m:e>
+              <m:r>
+                <w:rPr>
+                  <w:rFonts w:ascii="Cambria Math" w:hAnsi="Cambria Math"/>
+                </w:rPr>
+                <m:t>r</m:t>
+              </m:r>
+            </m:e>
+            <m:sub>
+              <m:r>
+                <w:rPr>
+                  <w:rFonts w:ascii="Cambria Math" w:hAnsi="Cambria Math"/>
+                </w:rPr>
+                <m:t>i</m:t>
+              </m:r>
+            </m:sub>
+          </m:sSub>
+          <m:r>
+            <w:rPr>
+              <w:rFonts w:ascii="Cambria Math" w:hAnsi="Cambria Math"/>
+            </w:rPr>
+            <m:t>+</m:t>
+          </m:r>
+          <m:sSub>
+            <m:sSubPr>
+              <m:ctrlPr>
+                <w:rPr>
+                  <w:rFonts w:ascii="Cambria Math" w:hAnsi="Cambria Math"/>
+                  <w:i/>
+                </w:rPr>
+              </m:ctrlPr>
+            </m:sSubPr>
+            <m:e>
+              <m:r>
+                <w:rPr>
+                  <w:rFonts w:ascii="Cambria Math" w:hAnsi="Cambria Math"/>
+                </w:rPr>
+                <m:t>β</m:t>
+              </m:r>
+            </m:e>
+            <m:sub>
+              <m:r>
+                <w:rPr>
+                  <w:rFonts w:ascii="Cambria Math" w:hAnsi="Cambria Math"/>
+                </w:rPr>
+                <m:t>13</m:t>
+              </m:r>
+            </m:sub>
+          </m:sSub>
+          <m:r>
+            <w:rPr>
+              <w:rFonts w:ascii="Cambria Math" w:hAnsi="Cambria Math"/>
+            </w:rPr>
+            <m:t>consaun</m:t>
+          </m:r>
+          <m:sSub>
+            <m:sSubPr>
+              <m:ctrlPr>
+                <w:rPr>
+                  <w:rFonts w:ascii="Cambria Math" w:hAnsi="Cambria Math"/>
+                  <w:i/>
+                </w:rPr>
+              </m:ctrlPr>
+            </m:sSubPr>
+            <m:e>
+              <m:r>
+                <w:rPr>
+                  <w:rFonts w:ascii="Cambria Math" w:hAnsi="Cambria Math"/>
+                </w:rPr>
+                <m:t>a</m:t>
+              </m:r>
+            </m:e>
+            <m:sub>
+              <m:r>
+                <w:rPr>
+                  <w:rFonts w:ascii="Cambria Math" w:hAnsi="Cambria Math"/>
+                </w:rPr>
+                <m:t>i</m:t>
+              </m:r>
+            </m:sub>
+          </m:sSub>
+          <m:r>
+            <w:rPr>
+              <w:rFonts w:ascii="Cambria Math" w:hAnsi="Cambria Math"/>
+            </w:rPr>
+            <m:t>+</m:t>
+          </m:r>
+          <m:sSub>
+            <m:sSubPr>
+              <m:ctrlPr>
+                <w:rPr>
+                  <w:rFonts w:ascii="Cambria Math" w:hAnsi="Cambria Math"/>
+                  <w:i/>
+                </w:rPr>
+              </m:ctrlPr>
+            </m:sSubPr>
+            <m:e>
+              <m:r>
+                <w:rPr>
+                  <w:rFonts w:ascii="Cambria Math" w:hAnsi="Cambria Math"/>
+                </w:rPr>
+                <m:t>β</m:t>
+              </m:r>
+            </m:e>
+            <m:sub>
+              <m:r>
+                <w:rPr>
+                  <w:rFonts w:ascii="Cambria Math" w:hAnsi="Cambria Math"/>
+                </w:rPr>
+                <m:t>14</m:t>
+              </m:r>
+            </m:sub>
+          </m:sSub>
+          <m:r>
+            <w:rPr>
+              <w:rFonts w:ascii="Cambria Math" w:hAnsi="Cambria Math"/>
+            </w:rPr>
+            <m:t>conzonasnino</m:t>
+          </m:r>
+          <m:sSub>
+            <m:sSubPr>
+              <m:ctrlPr>
+                <w:rPr>
+                  <w:rFonts w:ascii="Cambria Math" w:hAnsi="Cambria Math"/>
+                  <w:i/>
+                </w:rPr>
+              </m:ctrlPr>
+            </m:sSubPr>
+            <m:e>
+              <m:r>
+                <w:rPr>
+                  <w:rFonts w:ascii="Cambria Math" w:hAnsi="Cambria Math"/>
+                </w:rPr>
+                <m:t>s</m:t>
+              </m:r>
+            </m:e>
+            <m:sub>
+              <m:r>
+                <w:rPr>
+                  <w:rFonts w:ascii="Cambria Math" w:hAnsi="Cambria Math"/>
+                </w:rPr>
+                <m:t>i</m:t>
+              </m:r>
+            </m:sub>
+          </m:sSub>
+          <m:r>
+            <w:rPr>
+              <w:rFonts w:ascii="Cambria Math" w:hAnsi="Cambria Math"/>
+            </w:rPr>
+            <m:t>+</m:t>
+          </m:r>
+          <m:sSub>
+            <m:sSubPr>
+              <m:ctrlPr>
+                <w:rPr>
+                  <w:rFonts w:ascii="Cambria Math" w:hAnsi="Cambria Math"/>
+                  <w:i/>
+                </w:rPr>
+              </m:ctrlPr>
+            </m:sSubPr>
+            <m:e>
+              <m:r>
+                <w:rPr>
+                  <w:rFonts w:ascii="Cambria Math" w:hAnsi="Cambria Math"/>
+                </w:rPr>
+                <m:t>β</m:t>
+              </m:r>
+            </m:e>
+            <m:sub>
+              <m:r>
+                <w:rPr>
+                  <w:rFonts w:ascii="Cambria Math" w:hAnsi="Cambria Math"/>
+                </w:rPr>
+                <m:t>15</m:t>
+              </m:r>
+            </m:sub>
+          </m:sSub>
+          <m:r>
+            <w:rPr>
+              <w:rFonts w:ascii="Cambria Math" w:hAnsi="Cambria Math"/>
+            </w:rPr>
+            <m:t>conzonaverde</m:t>
+          </m:r>
+          <m:sSub>
+            <m:sSubPr>
+              <m:ctrlPr>
+                <w:rPr>
+                  <w:rFonts w:ascii="Cambria Math" w:hAnsi="Cambria Math"/>
+                  <w:i/>
+                </w:rPr>
+              </m:ctrlPr>
+            </m:sSubPr>
+            <m:e>
+              <m:r>
+                <w:rPr>
+                  <w:rFonts w:ascii="Cambria Math" w:hAnsi="Cambria Math"/>
+                </w:rPr>
+                <m:t>s</m:t>
+              </m:r>
+            </m:e>
+            <m:sub>
+              <m:r>
+                <w:rPr>
+                  <w:rFonts w:ascii="Cambria Math" w:hAnsi="Cambria Math"/>
+                </w:rPr>
+                <m:t>i</m:t>
+              </m:r>
+            </m:sub>
+          </m:sSub>
+          <m:r>
+            <w:rPr>
+              <w:rFonts w:ascii="Cambria Math" w:hAnsi="Cambria Math"/>
+            </w:rPr>
+            <m:t>+</m:t>
+          </m:r>
+          <m:sSub>
+            <m:sSubPr>
+              <m:ctrlPr>
+                <w:rPr>
+                  <w:rFonts w:ascii="Cambria Math" w:hAnsi="Cambria Math"/>
+                  <w:i/>
+                </w:rPr>
+              </m:ctrlPr>
+            </m:sSubPr>
+            <m:e>
+              <m:r>
+                <w:rPr>
+                  <w:rFonts w:ascii="Cambria Math" w:hAnsi="Cambria Math"/>
+                </w:rPr>
+                <m:t>β</m:t>
+              </m:r>
+            </m:e>
+            <m:sub>
+              <m:r>
+                <w:rPr>
+                  <w:rFonts w:ascii="Cambria Math" w:hAnsi="Cambria Math"/>
+                </w:rPr>
+                <m:t>16</m:t>
+              </m:r>
+            </m:sub>
+          </m:sSub>
+          <m:r>
+            <w:rPr>
+              <w:rFonts w:ascii="Cambria Math" w:hAnsi="Cambria Math"/>
+            </w:rPr>
+            <m:t>conjuntocerrad</m:t>
+          </m:r>
+          <m:sSub>
+            <m:sSubPr>
+              <m:ctrlPr>
+                <w:rPr>
+                  <w:rFonts w:ascii="Cambria Math" w:hAnsi="Cambria Math"/>
+                  <w:i/>
+                </w:rPr>
+              </m:ctrlPr>
+            </m:sSubPr>
+            <m:e>
+              <m:r>
+                <w:rPr>
+                  <w:rFonts w:ascii="Cambria Math" w:hAnsi="Cambria Math"/>
+                </w:rPr>
+                <m:t>o</m:t>
+              </m:r>
+            </m:e>
+            <m:sub>
+              <m:r>
+                <w:rPr>
+                  <w:rFonts w:ascii="Cambria Math" w:hAnsi="Cambria Math"/>
+                </w:rPr>
+                <m:t>i</m:t>
+              </m:r>
+            </m:sub>
+          </m:sSub>
+          <m:r>
+            <w:rPr>
+              <w:rFonts w:ascii="Cambria Math" w:hAnsi="Cambria Math"/>
+            </w:rPr>
+            <m:t>+</m:t>
+          </m:r>
+          <m:sSub>
+            <m:sSubPr>
+              <m:ctrlPr>
+                <w:rPr>
+                  <w:rFonts w:ascii="Cambria Math" w:hAnsi="Cambria Math"/>
+                  <w:i/>
+                </w:rPr>
+              </m:ctrlPr>
+            </m:sSubPr>
+            <m:e>
+              <m:r>
+                <w:rPr>
+                  <w:rFonts w:ascii="Cambria Math" w:hAnsi="Cambria Math"/>
+                </w:rPr>
+                <m:t>β</m:t>
+              </m:r>
+            </m:e>
+            <m:sub>
+              <m:r>
+                <w:rPr>
+                  <w:rFonts w:ascii="Cambria Math" w:hAnsi="Cambria Math"/>
+                </w:rPr>
+                <m:t>17</m:t>
+              </m:r>
+            </m:sub>
+          </m:sSub>
+          <m:r>
+            <w:rPr>
+              <w:rFonts w:ascii="Cambria Math" w:hAnsi="Cambria Math"/>
+            </w:rPr>
+            <m:t>est</m:t>
+          </m:r>
+          <m:sSub>
+            <m:sSubPr>
+              <m:ctrlPr>
+                <w:rPr>
+                  <w:rFonts w:ascii="Cambria Math" w:hAnsi="Cambria Math"/>
+                  <w:i/>
+                </w:rPr>
+              </m:ctrlPr>
+            </m:sSubPr>
+            <m:e>
+              <m:r>
+                <w:rPr>
+                  <w:rFonts w:ascii="Cambria Math" w:hAnsi="Cambria Math"/>
+                </w:rPr>
+                <m:t>1</m:t>
+              </m:r>
+            </m:e>
+            <m:sub>
+              <m:r>
+                <w:rPr>
+                  <w:rFonts w:ascii="Cambria Math" w:hAnsi="Cambria Math"/>
+                </w:rPr>
+                <m:t>i</m:t>
+              </m:r>
+            </m:sub>
+          </m:sSub>
+          <m:r>
+            <w:rPr>
+              <w:rFonts w:ascii="Cambria Math" w:hAnsi="Cambria Math"/>
+            </w:rPr>
+            <m:t>+</m:t>
+          </m:r>
+          <m:sSub>
+            <m:sSubPr>
+              <m:ctrlPr>
+                <w:rPr>
+                  <w:rFonts w:ascii="Cambria Math" w:hAnsi="Cambria Math"/>
+                  <w:i/>
+                </w:rPr>
+              </m:ctrlPr>
+            </m:sSubPr>
+            <m:e>
+              <m:r>
+                <w:rPr>
+                  <w:rFonts w:ascii="Cambria Math" w:hAnsi="Cambria Math"/>
+                </w:rPr>
+                <m:t>β</m:t>
+              </m:r>
+            </m:e>
+            <m:sub>
+              <m:r>
+                <w:rPr>
+                  <w:rFonts w:ascii="Cambria Math" w:hAnsi="Cambria Math"/>
+                </w:rPr>
+                <m:t>18</m:t>
+              </m:r>
+            </m:sub>
+          </m:sSub>
+          <m:r>
+            <w:rPr>
+              <w:rFonts w:ascii="Cambria Math" w:hAnsi="Cambria Math"/>
+            </w:rPr>
+            <m:t>est</m:t>
+          </m:r>
+          <m:sSub>
+            <m:sSubPr>
+              <m:ctrlPr>
+                <w:rPr>
+                  <w:rFonts w:ascii="Cambria Math" w:hAnsi="Cambria Math"/>
+                  <w:i/>
+                </w:rPr>
+              </m:ctrlPr>
+            </m:sSubPr>
+            <m:e>
+              <m:r>
+                <w:rPr>
+                  <w:rFonts w:ascii="Cambria Math" w:hAnsi="Cambria Math"/>
+                </w:rPr>
+                <m:t>2</m:t>
+              </m:r>
+            </m:e>
+            <m:sub>
+              <m:r>
+                <w:rPr>
+                  <w:rFonts w:ascii="Cambria Math" w:hAnsi="Cambria Math"/>
+                </w:rPr>
+                <m:t>i</m:t>
+              </m:r>
+            </m:sub>
+          </m:sSub>
+          <m:r>
+            <w:rPr>
+              <w:rFonts w:ascii="Cambria Math" w:hAnsi="Cambria Math"/>
+            </w:rPr>
+            <m:t>+</m:t>
+          </m:r>
+          <m:sSub>
+            <m:sSubPr>
+              <m:ctrlPr>
+                <w:rPr>
+                  <w:rFonts w:ascii="Cambria Math" w:hAnsi="Cambria Math"/>
+                  <w:i/>
+                </w:rPr>
+              </m:ctrlPr>
+            </m:sSubPr>
+            <m:e>
+              <m:r>
+                <w:rPr>
+                  <w:rFonts w:ascii="Cambria Math" w:hAnsi="Cambria Math"/>
+                </w:rPr>
+                <m:t>β</m:t>
+              </m:r>
+            </m:e>
+            <m:sub>
+              <m:r>
+                <w:rPr>
+                  <w:rFonts w:ascii="Cambria Math" w:hAnsi="Cambria Math"/>
+                </w:rPr>
+                <m:t>19</m:t>
+              </m:r>
+            </m:sub>
+          </m:sSub>
+          <m:r>
+            <w:rPr>
+              <w:rFonts w:ascii="Cambria Math" w:hAnsi="Cambria Math"/>
+            </w:rPr>
+            <m:t>est</m:t>
+          </m:r>
+          <m:sSub>
+            <m:sSubPr>
+              <m:ctrlPr>
+                <w:rPr>
+                  <w:rFonts w:ascii="Cambria Math" w:hAnsi="Cambria Math"/>
+                  <w:i/>
+                </w:rPr>
+              </m:ctrlPr>
+            </m:sSubPr>
+            <m:e>
+              <m:r>
+                <w:rPr>
+                  <w:rFonts w:ascii="Cambria Math" w:hAnsi="Cambria Math"/>
+                </w:rPr>
+                <m:t>3</m:t>
+              </m:r>
+            </m:e>
+            <m:sub>
+              <m:r>
+                <w:rPr>
+                  <w:rFonts w:ascii="Cambria Math" w:hAnsi="Cambria Math"/>
+                </w:rPr>
+                <m:t>i</m:t>
+              </m:r>
+            </m:sub>
+          </m:sSub>
+          <m:r>
+            <w:rPr>
+              <w:rFonts w:ascii="Cambria Math" w:hAnsi="Cambria Math"/>
+            </w:rPr>
+            <m:t>+</m:t>
+          </m:r>
+          <m:sSub>
+            <m:sSubPr>
+              <m:ctrlPr>
+                <w:rPr>
+                  <w:rFonts w:ascii="Cambria Math" w:hAnsi="Cambria Math"/>
+                  <w:i/>
+                </w:rPr>
+              </m:ctrlPr>
+            </m:sSubPr>
+            <m:e>
+              <m:r>
+                <w:rPr>
+                  <w:rFonts w:ascii="Cambria Math" w:hAnsi="Cambria Math"/>
+                </w:rPr>
+                <m:t>β</m:t>
+              </m:r>
+            </m:e>
+            <m:sub>
+              <m:r>
+                <w:rPr>
+                  <w:rFonts w:ascii="Cambria Math" w:hAnsi="Cambria Math"/>
+                </w:rPr>
+                <m:t>20</m:t>
+              </m:r>
+            </m:sub>
+          </m:sSub>
+          <m:r>
+            <w:rPr>
+              <w:rFonts w:ascii="Cambria Math" w:hAnsi="Cambria Math"/>
+            </w:rPr>
+            <m:t>est</m:t>
+          </m:r>
+          <m:sSub>
+            <m:sSubPr>
+              <m:ctrlPr>
+                <w:rPr>
+                  <w:rFonts w:ascii="Cambria Math" w:hAnsi="Cambria Math"/>
+                  <w:i/>
+                </w:rPr>
+              </m:ctrlPr>
+            </m:sSubPr>
+            <m:e>
+              <m:r>
+                <w:rPr>
+                  <w:rFonts w:ascii="Cambria Math" w:hAnsi="Cambria Math"/>
+                </w:rPr>
+                <m:t>4</m:t>
+              </m:r>
+            </m:e>
+            <m:sub>
+              <m:r>
+                <w:rPr>
+                  <w:rFonts w:ascii="Cambria Math" w:hAnsi="Cambria Math"/>
+                </w:rPr>
+                <m:t>i</m:t>
+              </m:r>
+            </m:sub>
+          </m:sSub>
+          <m:r>
+            <w:rPr>
+              <w:rFonts w:ascii="Cambria Math" w:hAnsi="Cambria Math"/>
+            </w:rPr>
+            <m:t>+</m:t>
+          </m:r>
+          <m:sSub>
+            <m:sSubPr>
+              <m:ctrlPr>
+                <w:rPr>
+                  <w:rFonts w:ascii="Cambria Math" w:hAnsi="Cambria Math"/>
+                  <w:i/>
+                </w:rPr>
+              </m:ctrlPr>
+            </m:sSubPr>
+            <m:e>
+              <m:r>
+                <w:rPr>
+                  <w:rFonts w:ascii="Cambria Math" w:hAnsi="Cambria Math"/>
+                </w:rPr>
+                <m:t>β</m:t>
+              </m:r>
+            </m:e>
+            <m:sub>
+              <m:r>
+                <w:rPr>
+                  <w:rFonts w:ascii="Cambria Math" w:hAnsi="Cambria Math"/>
+                </w:rPr>
+                <m:t>21</m:t>
+              </m:r>
+            </m:sub>
+          </m:sSub>
+          <m:r>
+            <w:rPr>
+              <w:rFonts w:ascii="Cambria Math" w:hAnsi="Cambria Math"/>
+            </w:rPr>
+            <m:t>est</m:t>
+          </m:r>
+          <m:sSub>
+            <m:sSubPr>
+              <m:ctrlPr>
+                <w:rPr>
+                  <w:rFonts w:ascii="Cambria Math" w:hAnsi="Cambria Math"/>
+                  <w:i/>
+                </w:rPr>
+              </m:ctrlPr>
+            </m:sSubPr>
+            <m:e>
+              <m:r>
+                <w:rPr>
+                  <w:rFonts w:ascii="Cambria Math" w:hAnsi="Cambria Math"/>
+                </w:rPr>
+                <m:t>5</m:t>
+              </m:r>
+            </m:e>
+            <m:sub>
+              <m:r>
+                <w:rPr>
+                  <w:rFonts w:ascii="Cambria Math" w:hAnsi="Cambria Math"/>
+                </w:rPr>
+                <m:t>i</m:t>
+              </m:r>
+            </m:sub>
+          </m:sSub>
+          <m:r>
+            <w:rPr>
+              <w:rFonts w:ascii="Cambria Math" w:hAnsi="Cambria Math"/>
+            </w:rPr>
+            <m:t>+</m:t>
+          </m:r>
+          <m:sSub>
+            <m:sSubPr>
+              <m:ctrlPr>
+                <w:rPr>
+                  <w:rFonts w:ascii="Cambria Math" w:hAnsi="Cambria Math"/>
+                  <w:i/>
+                </w:rPr>
+              </m:ctrlPr>
+            </m:sSubPr>
+            <m:e>
+              <m:r>
+                <w:rPr>
+                  <w:rFonts w:ascii="Cambria Math" w:hAnsi="Cambria Math"/>
+                </w:rPr>
+                <m:t>β</m:t>
+              </m:r>
+            </m:e>
+            <m:sub>
+              <m:r>
+                <w:rPr>
+                  <w:rFonts w:ascii="Cambria Math" w:hAnsi="Cambria Math"/>
+                </w:rPr>
+                <m:t>22</m:t>
+              </m:r>
+            </m:sub>
+          </m:sSub>
+          <m:r>
+            <w:rPr>
+              <w:rFonts w:ascii="Cambria Math" w:hAnsi="Cambria Math"/>
+            </w:rPr>
+            <m:t>viaprincipa</m:t>
+          </m:r>
+          <m:sSub>
+            <m:sSubPr>
+              <m:ctrlPr>
+                <w:rPr>
+                  <w:rFonts w:ascii="Cambria Math" w:hAnsi="Cambria Math"/>
+                  <w:i/>
+                </w:rPr>
+              </m:ctrlPr>
+            </m:sSubPr>
+            <m:e>
+              <m:r>
+                <w:rPr>
+                  <w:rFonts w:ascii="Cambria Math" w:hAnsi="Cambria Math"/>
+                </w:rPr>
+                <m:t>l</m:t>
+              </m:r>
+            </m:e>
+            <m:sub>
+              <m:r>
+                <w:rPr>
+                  <w:rFonts w:ascii="Cambria Math" w:hAnsi="Cambria Math"/>
+                </w:rPr>
+                <m:t>i</m:t>
+              </m:r>
+            </m:sub>
+          </m:sSub>
+          <m:r>
+            <w:rPr>
+              <w:rFonts w:ascii="Cambria Math" w:hAnsi="Cambria Math"/>
+            </w:rPr>
+            <m:t>+</m:t>
+          </m:r>
+          <m:sSub>
+            <m:sSubPr>
+              <m:ctrlPr>
+                <w:rPr>
+                  <w:rFonts w:ascii="Cambria Math" w:hAnsi="Cambria Math"/>
+                  <w:i/>
+                </w:rPr>
+              </m:ctrlPr>
+            </m:sSubPr>
+            <m:e>
+              <m:r>
+                <w:rPr>
+                  <w:rFonts w:ascii="Cambria Math" w:hAnsi="Cambria Math"/>
+                </w:rPr>
+                <m:t>β</m:t>
+              </m:r>
+            </m:e>
+            <m:sub>
+              <m:r>
+                <w:rPr>
+                  <w:rFonts w:ascii="Cambria Math" w:hAnsi="Cambria Math"/>
+                </w:rPr>
+                <m:t>23</m:t>
+              </m:r>
+            </m:sub>
+          </m:sSub>
+          <m:r>
+            <w:rPr>
+              <w:rFonts w:ascii="Cambria Math" w:hAnsi="Cambria Math"/>
+            </w:rPr>
+            <m:t>viasecundari</m:t>
+          </m:r>
+          <m:sSub>
+            <m:sSubPr>
+              <m:ctrlPr>
+                <w:rPr>
+                  <w:rFonts w:ascii="Cambria Math" w:hAnsi="Cambria Math"/>
+                  <w:i/>
+                </w:rPr>
+              </m:ctrlPr>
+            </m:sSubPr>
+            <m:e>
+              <m:r>
+                <w:rPr>
+                  <w:rFonts w:ascii="Cambria Math" w:hAnsi="Cambria Math"/>
+                </w:rPr>
+                <m:t>a</m:t>
+              </m:r>
+            </m:e>
+            <m:sub>
+              <m:r>
+                <w:rPr>
+                  <w:rFonts w:ascii="Cambria Math" w:hAnsi="Cambria Math"/>
+                </w:rPr>
+                <m:t>i</m:t>
+              </m:r>
+            </m:sub>
+          </m:sSub>
+          <m:r>
+            <w:rPr>
+              <w:rFonts w:ascii="Cambria Math" w:hAnsi="Cambria Math"/>
+            </w:rPr>
+            <m:t>+</m:t>
+          </m:r>
+          <m:sSub>
+            <m:sSubPr>
+              <m:ctrlPr>
+                <w:rPr>
+                  <w:rFonts w:ascii="Cambria Math" w:hAnsi="Cambria Math"/>
+                  <w:i/>
+                </w:rPr>
+              </m:ctrlPr>
+            </m:sSubPr>
+            <m:e>
+              <m:r>
+                <w:rPr>
+                  <w:rFonts w:ascii="Cambria Math" w:hAnsi="Cambria Math"/>
+                </w:rPr>
+                <m:t>β</m:t>
+              </m:r>
+            </m:e>
+            <m:sub>
+              <m:r>
+                <w:rPr>
+                  <w:rFonts w:ascii="Cambria Math" w:hAnsi="Cambria Math"/>
+                </w:rPr>
+                <m:t>24</m:t>
+              </m:r>
+            </m:sub>
+          </m:sSub>
+          <m:r>
+            <w:rPr>
+              <w:rFonts w:ascii="Cambria Math" w:hAnsi="Cambria Math"/>
+            </w:rPr>
+            <m:t>Distpar</m:t>
+          </m:r>
+          <m:sSub>
+            <m:sSubPr>
+              <m:ctrlPr>
+                <w:rPr>
+                  <w:rFonts w:ascii="Cambria Math" w:hAnsi="Cambria Math"/>
+                  <w:i/>
+                </w:rPr>
+              </m:ctrlPr>
+            </m:sSubPr>
+            <m:e>
+              <m:r>
+                <w:rPr>
+                  <w:rFonts w:ascii="Cambria Math" w:hAnsi="Cambria Math"/>
+                </w:rPr>
+                <m:t>q</m:t>
+              </m:r>
+            </m:e>
+            <m:sub>
+              <m:r>
+                <w:rPr>
+                  <w:rFonts w:ascii="Cambria Math" w:hAnsi="Cambria Math"/>
+                </w:rPr>
+                <m:t>i</m:t>
+              </m:r>
+            </m:sub>
+          </m:sSub>
+          <m:r>
+            <w:rPr>
+              <w:rFonts w:ascii="Cambria Math" w:hAnsi="Cambria Math"/>
+            </w:rPr>
+            <m:t>+</m:t>
+          </m:r>
+          <m:sSub>
+            <m:sSubPr>
+              <m:ctrlPr>
+                <w:rPr>
+                  <w:rFonts w:ascii="Cambria Math" w:hAnsi="Cambria Math"/>
+                  <w:i/>
+                </w:rPr>
+              </m:ctrlPr>
+            </m:sSubPr>
+            <m:e>
+              <m:r>
+                <w:rPr>
+                  <w:rFonts w:ascii="Cambria Math" w:hAnsi="Cambria Math"/>
+                </w:rPr>
                 <m:t>ϵ</m:t>
               </m:r>
             </m:e>
@@ -4130,6 +4912,18 @@
     </w:p>
     <w:p>
       <w:pPr>
+        <w:pStyle w:val="font-claude-response-body"/>
+        <w:ind w:left="708"/>
+        <w:jc w:val="both"/>
+        <w:rPr>
+          <w:rFonts w:ascii="Arial Narrow" w:eastAsiaTheme="minorHAnsi" w:hAnsi="Arial Narrow" w:cstheme="minorBidi"/>
+          <w:sz w:val="22"/>
+          <w:lang w:val="es-ES_tradnl" w:eastAsia="en-US"/>
+        </w:rPr>
+      </w:pPr>
+    </w:p>
+    <w:p>
+      <w:pPr>
         <w:pStyle w:val="Prrafodelista"/>
         <w:numPr>
           <w:ilvl w:val="0"/>
@@ -4138,6 +4932,7 @@
         <w:jc w:val="both"/>
       </w:pPr>
       <w:r>
+        <w:lastRenderedPageBreak/>
         <w:t>¿Cuál es el precio implícito (Disponibilidad Marginal a Pagar) de la proximidad a parques? ¿cómo lo interpreta?</w:t>
       </w:r>
     </w:p>
@@ -4161,7 +4956,6 @@
           <w:b/>
           <w:bCs/>
         </w:rPr>
-        <w:lastRenderedPageBreak/>
         <w:t>Respuesta:</w:t>
       </w:r>
     </w:p>
@@ -4938,13 +5732,6 @@
     </w:p>
     <w:p>
       <w:pPr>
-        <w:pStyle w:val="Prrafodelista"/>
-        <w:jc w:val="both"/>
-      </w:pPr>
-    </w:p>
-    <w:p>
-      <w:pPr>
-        <w:pStyle w:val="Prrafodelista"/>
         <w:jc w:val="both"/>
       </w:pPr>
     </w:p>
@@ -5016,6 +5803,7 @@
         <w:jc w:val="both"/>
       </w:pPr>
       <w:r>
+        <w:lastRenderedPageBreak/>
         <w:t>La distribución urbana de Bogot</w:t>
       </w:r>
       <w:r>
@@ -5037,11 +5825,7 @@
         <w:t xml:space="preserve"> propios</w:t>
       </w:r>
       <w:r>
-        <w:t xml:space="preserve"> o aprovechamiento del área completa con espacio </w:t>
-      </w:r>
-      <w:r>
-        <w:lastRenderedPageBreak/>
-        <w:t xml:space="preserve">de vivienda, </w:t>
+        <w:t xml:space="preserve"> o aprovechamiento del área completa con espacio de vivienda, </w:t>
       </w:r>
       <w:r>
         <w:t>sin preocuparse por los beneficios que conllevan las zonas verdes de uso público cercanas a las viviendas</w:t>
@@ -5067,6 +5851,13 @@
       <w:r>
         <w:t xml:space="preserve"> al aire libre como los parques principales.</w:t>
       </w:r>
+    </w:p>
+    <w:p>
+      <w:pPr>
+        <w:pStyle w:val="Prrafodelista"/>
+        <w:ind w:left="1080"/>
+        <w:jc w:val="both"/>
+      </w:pPr>
     </w:p>
     <w:p>
       <w:pPr>

--- a/Document/Taller2_G2_VEBNM.docx
+++ b/Document/Taller2_G2_VEBNM.docx
@@ -957,15 +957,7 @@
           <w:sz w:val="22"/>
           <w:lang w:val="es-ES_tradnl" w:eastAsia="en-US"/>
         </w:rPr>
-        <w:t xml:space="preserve"> </w:t>
-      </w:r>
-      <w:r>
-        <w:rPr>
-          <w:rFonts w:ascii="Arial Narrow" w:eastAsiaTheme="minorHAnsi" w:hAnsi="Arial Narrow" w:cstheme="minorBidi"/>
-          <w:sz w:val="22"/>
-          <w:lang w:val="es-ES_tradnl" w:eastAsia="en-US"/>
-        </w:rPr>
-        <w:t>A partir de la hoja RAW de la base BaseCasas2001.xls, que contiene información de 1.277 viviendas ubicadas en Bogotá, se construyó una base de datos depurada para estimar el precio implícito de la proximidad a parques mediante la metodología de precios hedónicos.</w:t>
+        <w:t xml:space="preserve"> A partir de la hoja RAW de la base BaseCasas2001.xls, que contiene información de 1.277 viviendas ubicadas en Bogotá, se construyó una base de datos depurada para estimar el precio implícito de la proximidad a parques mediante la metodología de precios hedónicos.</w:t>
       </w:r>
     </w:p>
     <w:p>
@@ -1139,6 +1131,18 @@
     <w:p>
       <w:pPr>
         <w:pStyle w:val="Prrafodelista"/>
+        <w:jc w:val="both"/>
+      </w:pPr>
+    </w:p>
+    <w:p>
+      <w:pPr>
+        <w:pStyle w:val="Prrafodelista"/>
+        <w:jc w:val="both"/>
+      </w:pPr>
+    </w:p>
+    <w:p>
+      <w:pPr>
+        <w:pStyle w:val="Prrafodelista"/>
         <w:numPr>
           <w:ilvl w:val="0"/>
           <w:numId w:val="21"/>
@@ -1146,6 +1150,7 @@
         <w:jc w:val="both"/>
       </w:pPr>
       <w:r>
+        <w:lastRenderedPageBreak/>
         <w:t>Estime una función de precios hedónicos en Stata que le permita establecer el precio implícito de la proximidad a parques. Explore varios modelos.</w:t>
       </w:r>
     </w:p>
@@ -1169,7 +1174,6 @@
           <w:b/>
           <w:bCs/>
         </w:rPr>
-        <w:lastRenderedPageBreak/>
         <w:t>Respuesta:</w:t>
       </w:r>
     </w:p>
@@ -2074,22 +2078,7 @@
         <w:t>:</w:t>
       </w:r>
       <w:r>
-        <w:t xml:space="preserve"> </w:t>
-      </w:r>
-      <w:r>
-        <w:t xml:space="preserve">Es un modelo </w:t>
-      </w:r>
-      <w:r>
-        <w:t>log</w:t>
-      </w:r>
-      <w:r>
-        <w:t xml:space="preserve"> </w:t>
-      </w:r>
-      <w:r>
-        <w:t>–</w:t>
-      </w:r>
-      <w:r>
-        <w:t xml:space="preserve"> lineal</w:t>
+        <w:t xml:space="preserve"> Es un modelo log – lineal</w:t>
       </w:r>
     </w:p>
     <w:p>
@@ -2170,13 +2159,7 @@
             <w:rPr>
               <w:rFonts w:ascii="Cambria Math" w:hAnsi="Cambria Math"/>
             </w:rPr>
-            <m:t>)</m:t>
-          </m:r>
-          <m:r>
-            <w:rPr>
-              <w:rFonts w:ascii="Cambria Math" w:hAnsi="Cambria Math"/>
-            </w:rPr>
-            <m:t>=</m:t>
+            <m:t>)=</m:t>
           </m:r>
           <m:sSub>
             <m:sSubPr>
@@ -2784,13 +2767,7 @@
                 <w:rPr>
                   <w:rFonts w:ascii="Cambria Math" w:hAnsi="Cambria Math"/>
                 </w:rPr>
-                <m:t>1</m:t>
-              </m:r>
-              <m:r>
-                <w:rPr>
-                  <w:rFonts w:ascii="Cambria Math" w:hAnsi="Cambria Math"/>
-                </w:rPr>
-                <m:t>0</m:t>
+                <m:t>10</m:t>
               </m:r>
             </m:sub>
           </m:sSub>
@@ -3786,10 +3763,7 @@
         <w:t xml:space="preserve"> </w:t>
       </w:r>
       <w:r>
-        <w:t>Es un modelo log – lineal</w:t>
-      </w:r>
-      <w:r>
-        <w:t xml:space="preserve"> con las variables significativas del modelo 2.</w:t>
+        <w:t>Es un modelo log – lineal con las variables significativas del modelo 2.</w:t>
       </w:r>
     </w:p>
     <w:p>
@@ -4560,13 +4534,7 @@
                 <w:rPr>
                   <w:rFonts w:ascii="Cambria Math" w:hAnsi="Cambria Math"/>
                 </w:rPr>
-                <m:t>1</m:t>
-              </m:r>
-              <m:r>
-                <w:rPr>
-                  <w:rFonts w:ascii="Cambria Math" w:hAnsi="Cambria Math"/>
-                </w:rPr>
-                <m:t>1</m:t>
+                <m:t>11</m:t>
               </m:r>
             </m:sub>
           </m:sSub>
@@ -4630,13 +4598,7 @@
                 <w:rPr>
                   <w:rFonts w:ascii="Cambria Math" w:hAnsi="Cambria Math"/>
                 </w:rPr>
-                <m:t>1</m:t>
-              </m:r>
-              <m:r>
-                <w:rPr>
-                  <w:rFonts w:ascii="Cambria Math" w:hAnsi="Cambria Math"/>
-                </w:rPr>
-                <m:t>2</m:t>
+                <m:t>12</m:t>
               </m:r>
             </m:sub>
           </m:sSub>
@@ -4753,15 +4715,7 @@
           <w:sz w:val="22"/>
           <w:lang w:val="es-ES_tradnl" w:eastAsia="en-US"/>
         </w:rPr>
-        <w:t xml:space="preserve"> </w:t>
-      </w:r>
-      <w:r>
-        <w:rPr>
-          <w:rFonts w:ascii="Arial Narrow" w:eastAsiaTheme="minorHAnsi" w:hAnsi="Arial Narrow" w:cstheme="minorBidi"/>
-          <w:sz w:val="22"/>
-          <w:lang w:val="es-ES_tradnl" w:eastAsia="en-US"/>
-        </w:rPr>
-        <w:t>El modelo seleccionado es una especificación log-lineal (m3) que relaciona el logaritmo natural del precio de venta con un conjunto de características estructurales, de localización y de antigüedad de la vivienda. El modelo presenta una bondad de ajuste de R² = 0.46, lo que indica que el 46% de la variación en el precio de la vivienda es explicada por las variables incluida</w:t>
+        <w:t xml:space="preserve"> El modelo seleccionado es una especificación log-lineal (m3) que relaciona el logaritmo natural del precio de venta con un conjunto de características estructurales, de localización y de antigüedad de la vivienda. El modelo presenta una bondad de ajuste de R² = 0.46, lo que indica que el 46% de la variación en el precio de la vivienda es explicada por las variables incluida</w:t>
       </w:r>
       <w:r>
         <w:rPr>
@@ -4932,7 +4886,6 @@
         <w:jc w:val="both"/>
       </w:pPr>
       <w:r>
-        <w:lastRenderedPageBreak/>
         <w:t>¿Cuál es el precio implícito (Disponibilidad Marginal a Pagar) de la proximidad a parques? ¿cómo lo interpreta?</w:t>
       </w:r>
     </w:p>
@@ -4995,13 +4948,7 @@
                 <w:rPr>
                   <w:rFonts w:ascii="Cambria Math" w:hAnsi="Cambria Math"/>
                 </w:rPr>
-                <m:t>∂</m:t>
-              </m:r>
-              <m:r>
-                <w:rPr>
-                  <w:rFonts w:ascii="Cambria Math" w:hAnsi="Cambria Math"/>
-                </w:rPr>
-                <m:t>P</m:t>
+                <m:t>∂P</m:t>
               </m:r>
             </m:num>
             <m:den>
@@ -5009,19 +4956,7 @@
                 <w:rPr>
                   <w:rFonts w:ascii="Cambria Math" w:hAnsi="Cambria Math"/>
                 </w:rPr>
-                <m:t>∂</m:t>
-              </m:r>
-              <m:r>
-                <w:rPr>
-                  <w:rFonts w:ascii="Cambria Math" w:hAnsi="Cambria Math"/>
-                </w:rPr>
-                <m:t>Distpar</m:t>
-              </m:r>
-              <m:r>
-                <w:rPr>
-                  <w:rFonts w:ascii="Cambria Math" w:hAnsi="Cambria Math"/>
-                </w:rPr>
-                <m:t>q</m:t>
+                <m:t>∂Distparq</m:t>
               </m:r>
             </m:den>
           </m:f>
@@ -5108,25 +5043,7 @@
             <w:rPr>
               <w:rFonts w:ascii="Cambria Math" w:hAnsi="Cambria Math"/>
             </w:rPr>
-            <m:t xml:space="preserve">DAP= </m:t>
-          </m:r>
-          <m:r>
-            <w:rPr>
-              <w:rFonts w:ascii="Cambria Math" w:hAnsi="Cambria Math"/>
-            </w:rPr>
-            <m:t>0,000091523</m:t>
-          </m:r>
-          <m:r>
-            <w:rPr>
-              <w:rFonts w:ascii="Cambria Math" w:hAnsi="Cambria Math"/>
-            </w:rPr>
-            <m:t>×</m:t>
-          </m:r>
-          <m:r>
-            <w:rPr>
-              <w:rFonts w:ascii="Cambria Math" w:hAnsi="Cambria Math"/>
-            </w:rPr>
-            <m:t>$208.427.460</m:t>
+            <m:t>DAP= 0,000091523×$208.427.460</m:t>
           </m:r>
         </m:oMath>
       </m:oMathPara>
@@ -5145,13 +5062,7 @@
             <w:rPr>
               <w:rFonts w:ascii="Cambria Math" w:hAnsi="Cambria Math"/>
             </w:rPr>
-            <m:t>DAP=</m:t>
-          </m:r>
-          <m:r>
-            <w:rPr>
-              <w:rFonts w:ascii="Cambria Math" w:hAnsi="Cambria Math"/>
-            </w:rPr>
-            <m:t>$19.075,90 ×metro</m:t>
+            <m:t>DAP=$19.075,90 ×metro</m:t>
           </m:r>
         </m:oMath>
       </m:oMathPara>
@@ -5790,8 +5701,19 @@
         <w:jc w:val="both"/>
       </w:pPr>
       <w:r>
-        <w:t>La muestra está concentrada en estratos 4, 5 y 6 (80% de las observaciones), lo que limita la representatividad del modelo para estratos bajos. Esto sugiere que los resultados no son generalizables a toda la ciudad y que el precio de la vivienda responde a atributos de calidad no completamente capturados por las variables disponibles.</w:t>
-      </w:r>
+        <w:t xml:space="preserve">La muestra está concentrada en estratos 4, 5 y 6 (80% de las observaciones), lo que limita la representatividad del modelo para estratos bajos. Esto sugiere que los resultados no son </w:t>
+      </w:r>
+      <w:r>
+        <w:lastRenderedPageBreak/>
+        <w:t>generalizables a toda la ciudad y que el precio de la vivienda responde a atributos de calidad no completamente capturados por las variables disponibles.</w:t>
+      </w:r>
+    </w:p>
+    <w:p>
+      <w:pPr>
+        <w:pStyle w:val="Prrafodelista"/>
+        <w:ind w:left="1080"/>
+        <w:jc w:val="both"/>
+      </w:pPr>
     </w:p>
     <w:p>
       <w:pPr>
@@ -5803,53 +5725,19 @@
         <w:jc w:val="both"/>
       </w:pPr>
       <w:r>
-        <w:lastRenderedPageBreak/>
         <w:t>La distribución urbana de Bogot</w:t>
       </w:r>
       <w:r>
         <w:t>á</w:t>
       </w:r>
       <w:r>
-        <w:t xml:space="preserve"> en el año </w:t>
-      </w:r>
-      <w:r>
-        <w:t>2001</w:t>
-      </w:r>
-      <w:r>
-        <w:t xml:space="preserve"> estaba concebida hacia la construcción de vivienda con espacios </w:t>
-      </w:r>
-      <w:r>
-        <w:t>recreo deportivo</w:t>
-      </w:r>
-      <w:r>
-        <w:t xml:space="preserve"> propios</w:t>
-      </w:r>
-      <w:r>
-        <w:t xml:space="preserve"> o aprovechamiento del área completa con espacio de vivienda, </w:t>
-      </w:r>
-      <w:r>
-        <w:t>sin preocuparse por los beneficios que conllevan las zonas verdes de uso público cercanas a las viviendas</w:t>
-      </w:r>
-      <w:r>
-        <w:t xml:space="preserve">. En este sentido, las viviendas de estrato 5 y 6 que tienen mayor valor </w:t>
-      </w:r>
-      <w:r>
-        <w:t>están</w:t>
-      </w:r>
-      <w:r>
-        <w:t xml:space="preserve"> alejadas de </w:t>
-      </w:r>
-      <w:r>
-        <w:t>las zonas</w:t>
-      </w:r>
-      <w:r>
-        <w:t xml:space="preserve"> </w:t>
-      </w:r>
-      <w:r>
-        <w:t>recreo deportivas</w:t>
-      </w:r>
-      <w:r>
-        <w:t xml:space="preserve"> al aire libre como los parques principales.</w:t>
+        <w:t xml:space="preserve"> en el año 2001 estaba concebida hacia la construcción de vivienda con espacios recreo deportivo propios</w:t>
+      </w:r>
+      <w:r>
+        <w:t xml:space="preserve"> o aprovechamiento del área completa con espacio de vivienda, sin preocuparse por los beneficios que conllevan las zonas verdes de uso público cercanas a las viviendas</w:t>
+      </w:r>
+      <w:r>
+        <w:t>. En este sentido, las viviendas de estrato 5 y 6 que tienen mayor valor están alejadas de las zonas recreo deportivas al aire libre como los parques principales.</w:t>
       </w:r>
     </w:p>
     <w:p>
@@ -5886,10 +5774,7 @@
         <w:t>variable omitida</w:t>
       </w:r>
       <w:r>
-        <w:t>: la calidad y seguridad percibida de los parques no está capturada en el modelo. En estratos altos, la preferencia por espacios recreativos privados dentro de conjuntos cerrados sustituye la valoración de parques públicos, lo que sesga el estimador hacia arriba</w:t>
-      </w:r>
-      <w:r>
-        <w:t>.</w:t>
+        <w:t>: la calidad y seguridad percibida de los parques no está capturada en el modelo. En estratos altos, la preferencia por espacios recreativos privados dentro de conjuntos cerrados sustituye la valoración de parques públicos, lo que sesga el estimador hacia arriba.</w:t>
       </w:r>
     </w:p>
     <w:p/>
@@ -6070,7 +5955,1401 @@
         <w:jc w:val="both"/>
       </w:pPr>
       <w:r>
-        <w:t xml:space="preserve">Estime un modelo Poisson de demanda recreativa de las personas que asisten al parque La Florida (Escoja las variables que considere pertinentes y justifíquelas). ¿Qué resultados encuentra?, ¿Cuál es el signo de esperado de los estimadores?, ¿Fue el signo esperado?, ¿Qué interpretación podría intuir de ese resultado? </w:t>
+        <w:t xml:space="preserve">Estime un modelo Poisson de demanda recreativa de las personas que asisten al parque La Florida (Escoja las variables que considere pertinentes y justifíquelas). </w:t>
+      </w:r>
+    </w:p>
+    <w:p>
+      <w:pPr>
+        <w:pStyle w:val="Prrafodelista"/>
+        <w:jc w:val="both"/>
+      </w:pPr>
+    </w:p>
+    <w:p>
+      <w:pPr>
+        <w:pStyle w:val="Prrafodelista"/>
+        <w:numPr>
+          <w:ilvl w:val="0"/>
+          <w:numId w:val="29"/>
+        </w:numPr>
+        <w:jc w:val="both"/>
+      </w:pPr>
+      <w:r>
+        <w:t>¿Cuál es el signo de esperado de los estimadores?,</w:t>
+      </w:r>
+    </w:p>
+    <w:p>
+      <w:pPr>
+        <w:ind w:left="720"/>
+        <w:jc w:val="both"/>
+        <w:rPr>
+          <w:b/>
+          <w:bCs/>
+        </w:rPr>
+      </w:pPr>
+    </w:p>
+    <w:p>
+      <w:pPr>
+        <w:ind w:left="720"/>
+        <w:jc w:val="both"/>
+        <w:rPr>
+          <w:b/>
+          <w:bCs/>
+        </w:rPr>
+      </w:pPr>
+      <w:r>
+        <w:rPr>
+          <w:b/>
+          <w:bCs/>
+        </w:rPr>
+        <w:t xml:space="preserve">Respuesta: </w:t>
+      </w:r>
+    </w:p>
+    <w:p>
+      <w:pPr>
+        <w:ind w:left="720"/>
+        <w:jc w:val="both"/>
+      </w:pPr>
+      <w:r>
+        <w:t>Los signos esperados de los estimadores son:</w:t>
+      </w:r>
+    </w:p>
+    <w:p>
+      <w:pPr>
+        <w:ind w:left="720"/>
+        <w:jc w:val="both"/>
+      </w:pPr>
+    </w:p>
+    <w:tbl>
+      <w:tblPr>
+        <w:tblStyle w:val="Tablaconcuadrcula"/>
+        <w:tblW w:w="8064" w:type="dxa"/>
+        <w:tblInd w:w="720" w:type="dxa"/>
+        <w:tblLook w:val="04A0" w:firstRow="1" w:lastRow="0" w:firstColumn="1" w:lastColumn="0" w:noHBand="0" w:noVBand="1"/>
+      </w:tblPr>
+      <w:tblGrid>
+        <w:gridCol w:w="1260"/>
+        <w:gridCol w:w="1701"/>
+        <w:gridCol w:w="5103"/>
+      </w:tblGrid>
+      <w:tr>
+        <w:tc>
+          <w:tcPr>
+            <w:tcW w:w="1260" w:type="dxa"/>
+            <w:shd w:val="clear" w:color="auto" w:fill="D9D9D9" w:themeFill="background1" w:themeFillShade="D9"/>
+          </w:tcPr>
+          <w:p>
+            <w:pPr>
+              <w:jc w:val="both"/>
+              <w:rPr>
+                <w:b/>
+                <w:bCs/>
+              </w:rPr>
+            </w:pPr>
+            <w:r>
+              <w:rPr>
+                <w:b/>
+                <w:bCs/>
+              </w:rPr>
+              <w:t>Variable</w:t>
+            </w:r>
+          </w:p>
+        </w:tc>
+        <w:tc>
+          <w:tcPr>
+            <w:tcW w:w="1701" w:type="dxa"/>
+            <w:shd w:val="clear" w:color="auto" w:fill="D9D9D9" w:themeFill="background1" w:themeFillShade="D9"/>
+          </w:tcPr>
+          <w:p>
+            <w:pPr>
+              <w:jc w:val="both"/>
+              <w:rPr>
+                <w:b/>
+                <w:bCs/>
+              </w:rPr>
+            </w:pPr>
+            <w:r>
+              <w:rPr>
+                <w:b/>
+                <w:bCs/>
+              </w:rPr>
+              <w:t>Signo Esperado</w:t>
+            </w:r>
+          </w:p>
+        </w:tc>
+        <w:tc>
+          <w:tcPr>
+            <w:tcW w:w="5103" w:type="dxa"/>
+            <w:shd w:val="clear" w:color="auto" w:fill="D9D9D9" w:themeFill="background1" w:themeFillShade="D9"/>
+          </w:tcPr>
+          <w:p>
+            <w:pPr>
+              <w:jc w:val="both"/>
+              <w:rPr>
+                <w:b/>
+                <w:bCs/>
+              </w:rPr>
+            </w:pPr>
+            <w:r>
+              <w:rPr>
+                <w:b/>
+                <w:bCs/>
+              </w:rPr>
+              <w:t>Razón</w:t>
+            </w:r>
+          </w:p>
+        </w:tc>
+      </w:tr>
+      <w:tr>
+        <w:tc>
+          <w:tcPr>
+            <w:tcW w:w="1260" w:type="dxa"/>
+          </w:tcPr>
+          <w:p>
+            <w:pPr>
+              <w:jc w:val="both"/>
+            </w:pPr>
+            <w:r>
+              <w:t>Cv1</w:t>
+            </w:r>
+          </w:p>
+        </w:tc>
+        <w:tc>
+          <w:tcPr>
+            <w:tcW w:w="1701" w:type="dxa"/>
+          </w:tcPr>
+          <w:p>
+            <w:pPr>
+              <w:jc w:val="both"/>
+            </w:pPr>
+            <w:r>
+              <w:t>Negativo</w:t>
+            </w:r>
+          </w:p>
+        </w:tc>
+        <w:tc>
+          <w:tcPr>
+            <w:tcW w:w="5103" w:type="dxa"/>
+          </w:tcPr>
+          <w:p>
+            <w:pPr>
+              <w:jc w:val="both"/>
+            </w:pPr>
+            <w:r>
+              <w:t>Mayor costo, entonces, menor visitas</w:t>
+            </w:r>
+          </w:p>
+        </w:tc>
+      </w:tr>
+      <w:tr>
+        <w:tc>
+          <w:tcPr>
+            <w:tcW w:w="1260" w:type="dxa"/>
+          </w:tcPr>
+          <w:p>
+            <w:pPr>
+              <w:jc w:val="both"/>
+            </w:pPr>
+            <w:r>
+              <w:t>Cs1</w:t>
+            </w:r>
+          </w:p>
+        </w:tc>
+        <w:tc>
+          <w:tcPr>
+            <w:tcW w:w="1701" w:type="dxa"/>
+          </w:tcPr>
+          <w:p>
+            <w:pPr>
+              <w:jc w:val="both"/>
+            </w:pPr>
+            <w:r>
+              <w:t>Positivo</w:t>
+            </w:r>
+          </w:p>
+        </w:tc>
+        <w:tc>
+          <w:tcPr>
+            <w:tcW w:w="5103" w:type="dxa"/>
+          </w:tcPr>
+          <w:p>
+            <w:pPr>
+              <w:jc w:val="both"/>
+            </w:pPr>
+            <w:r>
+              <w:t>Mayor costo, entonces, más visitas al parque de la Florida</w:t>
+            </w:r>
+          </w:p>
+        </w:tc>
+      </w:tr>
+      <w:tr>
+        <w:tc>
+          <w:tcPr>
+            <w:tcW w:w="1260" w:type="dxa"/>
+          </w:tcPr>
+          <w:p>
+            <w:pPr>
+              <w:jc w:val="both"/>
+            </w:pPr>
+            <w:r>
+              <w:t>Agua</w:t>
+            </w:r>
+          </w:p>
+        </w:tc>
+        <w:tc>
+          <w:tcPr>
+            <w:tcW w:w="1701" w:type="dxa"/>
+          </w:tcPr>
+          <w:p>
+            <w:pPr>
+              <w:jc w:val="both"/>
+            </w:pPr>
+            <w:r>
+              <w:t>Positivo</w:t>
+            </w:r>
+          </w:p>
+        </w:tc>
+        <w:tc>
+          <w:tcPr>
+            <w:tcW w:w="5103" w:type="dxa"/>
+          </w:tcPr>
+          <w:p>
+            <w:pPr>
+              <w:jc w:val="both"/>
+            </w:pPr>
+            <w:r>
+              <w:t>Mejor calidad, mayor cantidad de visitas</w:t>
+            </w:r>
+          </w:p>
+        </w:tc>
+      </w:tr>
+      <w:tr>
+        <w:tc>
+          <w:tcPr>
+            <w:tcW w:w="1260" w:type="dxa"/>
+          </w:tcPr>
+          <w:p>
+            <w:pPr>
+              <w:jc w:val="both"/>
+            </w:pPr>
+            <w:proofErr w:type="spellStart"/>
+            <w:r>
+              <w:t>Ingmen</w:t>
+            </w:r>
+            <w:proofErr w:type="spellEnd"/>
+          </w:p>
+        </w:tc>
+        <w:tc>
+          <w:tcPr>
+            <w:tcW w:w="1701" w:type="dxa"/>
+          </w:tcPr>
+          <w:p>
+            <w:pPr>
+              <w:jc w:val="both"/>
+            </w:pPr>
+            <w:r>
+              <w:t>Positivo</w:t>
+            </w:r>
+          </w:p>
+        </w:tc>
+        <w:tc>
+          <w:tcPr>
+            <w:tcW w:w="5103" w:type="dxa"/>
+          </w:tcPr>
+          <w:p>
+            <w:pPr>
+              <w:jc w:val="both"/>
+            </w:pPr>
+            <w:r>
+              <w:t>Mayor ingreso, más posibilidad de visitar el parque</w:t>
+            </w:r>
+          </w:p>
+        </w:tc>
+      </w:tr>
+      <w:tr>
+        <w:tc>
+          <w:tcPr>
+            <w:tcW w:w="1260" w:type="dxa"/>
+          </w:tcPr>
+          <w:p>
+            <w:pPr>
+              <w:jc w:val="both"/>
+            </w:pPr>
+            <w:r>
+              <w:t>Edad</w:t>
+            </w:r>
+          </w:p>
+        </w:tc>
+        <w:tc>
+          <w:tcPr>
+            <w:tcW w:w="1701" w:type="dxa"/>
+          </w:tcPr>
+          <w:p>
+            <w:pPr>
+              <w:jc w:val="both"/>
+            </w:pPr>
+            <w:r>
+              <w:t>Negativo</w:t>
+            </w:r>
+          </w:p>
+        </w:tc>
+        <w:tc>
+          <w:tcPr>
+            <w:tcW w:w="5103" w:type="dxa"/>
+          </w:tcPr>
+          <w:p>
+            <w:pPr>
+              <w:jc w:val="both"/>
+            </w:pPr>
+            <w:r>
+              <w:t>Mayor edad, menos posibilidad de visitar el parque</w:t>
+            </w:r>
+          </w:p>
+        </w:tc>
+      </w:tr>
+    </w:tbl>
+    <w:p>
+      <w:pPr>
+        <w:ind w:left="720"/>
+        <w:jc w:val="both"/>
+      </w:pPr>
+    </w:p>
+    <w:p>
+      <w:pPr>
+        <w:ind w:left="720"/>
+        <w:jc w:val="both"/>
+      </w:pPr>
+    </w:p>
+    <w:p>
+      <w:pPr>
+        <w:pStyle w:val="Prrafodelista"/>
+        <w:numPr>
+          <w:ilvl w:val="0"/>
+          <w:numId w:val="29"/>
+        </w:numPr>
+        <w:jc w:val="both"/>
+      </w:pPr>
+      <w:r>
+        <w:t>¿Fue el signo esperado?,</w:t>
+      </w:r>
+    </w:p>
+    <w:p>
+      <w:pPr>
+        <w:ind w:left="720"/>
+        <w:jc w:val="both"/>
+      </w:pPr>
+    </w:p>
+    <w:p>
+      <w:pPr>
+        <w:ind w:left="720"/>
+        <w:jc w:val="both"/>
+        <w:rPr>
+          <w:b/>
+          <w:bCs/>
+        </w:rPr>
+      </w:pPr>
+      <w:r>
+        <w:rPr>
+          <w:b/>
+          <w:bCs/>
+        </w:rPr>
+        <w:t xml:space="preserve">Respuesta: </w:t>
+      </w:r>
+    </w:p>
+    <w:p>
+      <w:pPr>
+        <w:ind w:left="720"/>
+        <w:jc w:val="both"/>
+      </w:pPr>
+      <w:r>
+        <w:t>Se realizó la comparación entre el signo esperado y el signo real y se encontraron que la intuición inicial era correcta.</w:t>
+      </w:r>
+    </w:p>
+    <w:p>
+      <w:pPr>
+        <w:ind w:left="720"/>
+        <w:jc w:val="both"/>
+      </w:pPr>
+    </w:p>
+    <w:tbl>
+      <w:tblPr>
+        <w:tblStyle w:val="Tablaconcuadrcula"/>
+        <w:tblW w:w="4237" w:type="dxa"/>
+        <w:tblInd w:w="720" w:type="dxa"/>
+        <w:tblLook w:val="04A0" w:firstRow="1" w:lastRow="0" w:firstColumn="1" w:lastColumn="0" w:noHBand="0" w:noVBand="1"/>
+      </w:tblPr>
+      <w:tblGrid>
+        <w:gridCol w:w="1087"/>
+        <w:gridCol w:w="1732"/>
+        <w:gridCol w:w="1418"/>
+      </w:tblGrid>
+      <w:tr>
+        <w:tc>
+          <w:tcPr>
+            <w:tcW w:w="1087" w:type="dxa"/>
+            <w:shd w:val="clear" w:color="auto" w:fill="D9D9D9" w:themeFill="background1" w:themeFillShade="D9"/>
+          </w:tcPr>
+          <w:p>
+            <w:pPr>
+              <w:jc w:val="both"/>
+              <w:rPr>
+                <w:b/>
+                <w:bCs/>
+              </w:rPr>
+            </w:pPr>
+            <w:r>
+              <w:rPr>
+                <w:b/>
+                <w:bCs/>
+              </w:rPr>
+              <w:t>Variable</w:t>
+            </w:r>
+          </w:p>
+        </w:tc>
+        <w:tc>
+          <w:tcPr>
+            <w:tcW w:w="1732" w:type="dxa"/>
+            <w:shd w:val="clear" w:color="auto" w:fill="D9D9D9" w:themeFill="background1" w:themeFillShade="D9"/>
+          </w:tcPr>
+          <w:p>
+            <w:pPr>
+              <w:jc w:val="both"/>
+              <w:rPr>
+                <w:b/>
+                <w:bCs/>
+              </w:rPr>
+            </w:pPr>
+            <w:r>
+              <w:rPr>
+                <w:b/>
+                <w:bCs/>
+              </w:rPr>
+              <w:t>Signo Esperado</w:t>
+            </w:r>
+          </w:p>
+        </w:tc>
+        <w:tc>
+          <w:tcPr>
+            <w:tcW w:w="1418" w:type="dxa"/>
+            <w:shd w:val="clear" w:color="auto" w:fill="D9D9D9" w:themeFill="background1" w:themeFillShade="D9"/>
+          </w:tcPr>
+          <w:p>
+            <w:pPr>
+              <w:jc w:val="both"/>
+              <w:rPr>
+                <w:b/>
+                <w:bCs/>
+              </w:rPr>
+            </w:pPr>
+            <w:r>
+              <w:rPr>
+                <w:b/>
+                <w:bCs/>
+              </w:rPr>
+              <w:t>Signo</w:t>
+            </w:r>
+            <w:r>
+              <w:rPr>
+                <w:b/>
+                <w:bCs/>
+              </w:rPr>
+              <w:t xml:space="preserve"> Real</w:t>
+            </w:r>
+          </w:p>
+        </w:tc>
+      </w:tr>
+      <w:tr>
+        <w:tc>
+          <w:tcPr>
+            <w:tcW w:w="1087" w:type="dxa"/>
+          </w:tcPr>
+          <w:p>
+            <w:pPr>
+              <w:jc w:val="both"/>
+            </w:pPr>
+            <w:r>
+              <w:t>Cv1</w:t>
+            </w:r>
+          </w:p>
+        </w:tc>
+        <w:tc>
+          <w:tcPr>
+            <w:tcW w:w="1732" w:type="dxa"/>
+          </w:tcPr>
+          <w:p>
+            <w:pPr>
+              <w:jc w:val="both"/>
+            </w:pPr>
+            <w:r>
+              <w:t>Negativo</w:t>
+            </w:r>
+          </w:p>
+        </w:tc>
+        <w:tc>
+          <w:tcPr>
+            <w:tcW w:w="1418" w:type="dxa"/>
+          </w:tcPr>
+          <w:p>
+            <w:pPr>
+              <w:jc w:val="both"/>
+            </w:pPr>
+            <w:r>
+              <w:t>Negativo</w:t>
+            </w:r>
+          </w:p>
+        </w:tc>
+      </w:tr>
+      <w:tr>
+        <w:tc>
+          <w:tcPr>
+            <w:tcW w:w="1087" w:type="dxa"/>
+          </w:tcPr>
+          <w:p>
+            <w:pPr>
+              <w:jc w:val="both"/>
+            </w:pPr>
+            <w:r>
+              <w:t>Cs1</w:t>
+            </w:r>
+          </w:p>
+        </w:tc>
+        <w:tc>
+          <w:tcPr>
+            <w:tcW w:w="1732" w:type="dxa"/>
+          </w:tcPr>
+          <w:p>
+            <w:pPr>
+              <w:jc w:val="both"/>
+            </w:pPr>
+            <w:r>
+              <w:t>Positivo</w:t>
+            </w:r>
+          </w:p>
+        </w:tc>
+        <w:tc>
+          <w:tcPr>
+            <w:tcW w:w="1418" w:type="dxa"/>
+          </w:tcPr>
+          <w:p>
+            <w:pPr>
+              <w:jc w:val="both"/>
+            </w:pPr>
+            <w:r>
+              <w:t>Positivo</w:t>
+            </w:r>
+          </w:p>
+        </w:tc>
+      </w:tr>
+      <w:tr>
+        <w:tc>
+          <w:tcPr>
+            <w:tcW w:w="1087" w:type="dxa"/>
+          </w:tcPr>
+          <w:p>
+            <w:pPr>
+              <w:jc w:val="both"/>
+            </w:pPr>
+            <w:r>
+              <w:t>Agua</w:t>
+            </w:r>
+          </w:p>
+        </w:tc>
+        <w:tc>
+          <w:tcPr>
+            <w:tcW w:w="1732" w:type="dxa"/>
+          </w:tcPr>
+          <w:p>
+            <w:pPr>
+              <w:jc w:val="both"/>
+            </w:pPr>
+            <w:r>
+              <w:t>Positivo</w:t>
+            </w:r>
+          </w:p>
+        </w:tc>
+        <w:tc>
+          <w:tcPr>
+            <w:tcW w:w="1418" w:type="dxa"/>
+          </w:tcPr>
+          <w:p>
+            <w:pPr>
+              <w:jc w:val="both"/>
+            </w:pPr>
+            <w:r>
+              <w:t>Positivo</w:t>
+            </w:r>
+          </w:p>
+        </w:tc>
+      </w:tr>
+      <w:tr>
+        <w:tc>
+          <w:tcPr>
+            <w:tcW w:w="1087" w:type="dxa"/>
+          </w:tcPr>
+          <w:p>
+            <w:pPr>
+              <w:jc w:val="both"/>
+            </w:pPr>
+            <w:proofErr w:type="spellStart"/>
+            <w:r>
+              <w:t>Ingmen</w:t>
+            </w:r>
+            <w:proofErr w:type="spellEnd"/>
+          </w:p>
+        </w:tc>
+        <w:tc>
+          <w:tcPr>
+            <w:tcW w:w="1732" w:type="dxa"/>
+          </w:tcPr>
+          <w:p>
+            <w:pPr>
+              <w:jc w:val="both"/>
+            </w:pPr>
+            <w:r>
+              <w:t>Positivo</w:t>
+            </w:r>
+          </w:p>
+        </w:tc>
+        <w:tc>
+          <w:tcPr>
+            <w:tcW w:w="1418" w:type="dxa"/>
+          </w:tcPr>
+          <w:p>
+            <w:pPr>
+              <w:jc w:val="both"/>
+            </w:pPr>
+            <w:r>
+              <w:t>Positivo</w:t>
+            </w:r>
+          </w:p>
+        </w:tc>
+      </w:tr>
+      <w:tr>
+        <w:tc>
+          <w:tcPr>
+            <w:tcW w:w="1087" w:type="dxa"/>
+          </w:tcPr>
+          <w:p>
+            <w:pPr>
+              <w:jc w:val="both"/>
+            </w:pPr>
+            <w:r>
+              <w:t>Edad</w:t>
+            </w:r>
+          </w:p>
+        </w:tc>
+        <w:tc>
+          <w:tcPr>
+            <w:tcW w:w="1732" w:type="dxa"/>
+          </w:tcPr>
+          <w:p>
+            <w:pPr>
+              <w:jc w:val="both"/>
+            </w:pPr>
+            <w:r>
+              <w:t>Negativo</w:t>
+            </w:r>
+          </w:p>
+        </w:tc>
+        <w:tc>
+          <w:tcPr>
+            <w:tcW w:w="1418" w:type="dxa"/>
+          </w:tcPr>
+          <w:p>
+            <w:pPr>
+              <w:jc w:val="both"/>
+            </w:pPr>
+            <w:r>
+              <w:t>Negativo</w:t>
+            </w:r>
+          </w:p>
+        </w:tc>
+      </w:tr>
+    </w:tbl>
+    <w:p>
+      <w:pPr>
+        <w:ind w:left="720"/>
+        <w:jc w:val="both"/>
+      </w:pPr>
+    </w:p>
+    <w:p>
+      <w:pPr>
+        <w:ind w:left="720"/>
+        <w:jc w:val="both"/>
+      </w:pPr>
+    </w:p>
+    <w:p>
+      <w:pPr>
+        <w:pStyle w:val="Prrafodelista"/>
+        <w:numPr>
+          <w:ilvl w:val="0"/>
+          <w:numId w:val="29"/>
+        </w:numPr>
+        <w:jc w:val="both"/>
+      </w:pPr>
+      <w:r>
+        <w:t>¿Qué interpretación podría intuir de ese resultado?</w:t>
+      </w:r>
+    </w:p>
+    <w:p>
+      <w:pPr>
+        <w:ind w:left="720"/>
+        <w:jc w:val="both"/>
+        <w:rPr>
+          <w:b/>
+          <w:bCs/>
+        </w:rPr>
+      </w:pPr>
+    </w:p>
+    <w:p>
+      <w:pPr>
+        <w:ind w:left="720"/>
+        <w:jc w:val="both"/>
+        <w:rPr>
+          <w:b/>
+          <w:bCs/>
+        </w:rPr>
+      </w:pPr>
+      <w:r>
+        <w:rPr>
+          <w:b/>
+          <w:bCs/>
+        </w:rPr>
+        <w:t xml:space="preserve">Respuesta: </w:t>
+      </w:r>
+    </w:p>
+    <w:p>
+      <w:pPr>
+        <w:ind w:left="720"/>
+        <w:jc w:val="both"/>
+        <w:rPr>
+          <w:b/>
+          <w:bCs/>
+        </w:rPr>
+      </w:pPr>
+      <w:r>
+        <w:t>Se realizó la comparación entre el signo esperado y el signo real y se encontraron que la intuición inicial era correcta</w:t>
+      </w:r>
+      <w:r>
+        <w:t xml:space="preserve"> y se espera que la intuición esta presentada en la última columna.</w:t>
+      </w:r>
+    </w:p>
+    <w:p>
+      <w:pPr>
+        <w:ind w:left="720"/>
+        <w:jc w:val="both"/>
+      </w:pPr>
+    </w:p>
+    <w:tbl>
+      <w:tblPr>
+        <w:tblStyle w:val="Tablaconcuadrcula"/>
+        <w:tblW w:w="8064" w:type="dxa"/>
+        <w:tblInd w:w="720" w:type="dxa"/>
+        <w:tblLook w:val="04A0" w:firstRow="1" w:lastRow="0" w:firstColumn="1" w:lastColumn="0" w:noHBand="0" w:noVBand="1"/>
+      </w:tblPr>
+      <w:tblGrid>
+        <w:gridCol w:w="1078"/>
+        <w:gridCol w:w="1696"/>
+        <w:gridCol w:w="1258"/>
+        <w:gridCol w:w="4032"/>
+      </w:tblGrid>
+      <w:tr>
+        <w:tc>
+          <w:tcPr>
+            <w:tcW w:w="1078" w:type="dxa"/>
+            <w:shd w:val="clear" w:color="auto" w:fill="D9D9D9" w:themeFill="background1" w:themeFillShade="D9"/>
+          </w:tcPr>
+          <w:p>
+            <w:pPr>
+              <w:jc w:val="both"/>
+              <w:rPr>
+                <w:b/>
+                <w:bCs/>
+              </w:rPr>
+            </w:pPr>
+            <w:r>
+              <w:rPr>
+                <w:b/>
+                <w:bCs/>
+              </w:rPr>
+              <w:t>Variable</w:t>
+            </w:r>
+          </w:p>
+        </w:tc>
+        <w:tc>
+          <w:tcPr>
+            <w:tcW w:w="1696" w:type="dxa"/>
+            <w:shd w:val="clear" w:color="auto" w:fill="D9D9D9" w:themeFill="background1" w:themeFillShade="D9"/>
+          </w:tcPr>
+          <w:p>
+            <w:pPr>
+              <w:jc w:val="both"/>
+              <w:rPr>
+                <w:b/>
+                <w:bCs/>
+              </w:rPr>
+            </w:pPr>
+            <w:r>
+              <w:rPr>
+                <w:b/>
+                <w:bCs/>
+              </w:rPr>
+              <w:t>Signo Esperado</w:t>
+            </w:r>
+          </w:p>
+        </w:tc>
+        <w:tc>
+          <w:tcPr>
+            <w:tcW w:w="1258" w:type="dxa"/>
+            <w:shd w:val="clear" w:color="auto" w:fill="D9D9D9" w:themeFill="background1" w:themeFillShade="D9"/>
+          </w:tcPr>
+          <w:p>
+            <w:pPr>
+              <w:jc w:val="both"/>
+              <w:rPr>
+                <w:b/>
+                <w:bCs/>
+              </w:rPr>
+            </w:pPr>
+            <w:r>
+              <w:rPr>
+                <w:b/>
+                <w:bCs/>
+              </w:rPr>
+              <w:t>Signo</w:t>
+            </w:r>
+            <w:r>
+              <w:rPr>
+                <w:b/>
+                <w:bCs/>
+              </w:rPr>
+              <w:t xml:space="preserve"> Real</w:t>
+            </w:r>
+          </w:p>
+        </w:tc>
+        <w:tc>
+          <w:tcPr>
+            <w:tcW w:w="4032" w:type="dxa"/>
+            <w:shd w:val="clear" w:color="auto" w:fill="D9D9D9" w:themeFill="background1" w:themeFillShade="D9"/>
+          </w:tcPr>
+          <w:p>
+            <w:pPr>
+              <w:jc w:val="both"/>
+              <w:rPr>
+                <w:b/>
+                <w:bCs/>
+              </w:rPr>
+            </w:pPr>
+            <w:r>
+              <w:rPr>
+                <w:b/>
+                <w:bCs/>
+              </w:rPr>
+              <w:t>Razón</w:t>
+            </w:r>
+          </w:p>
+        </w:tc>
+      </w:tr>
+      <w:tr>
+        <w:tc>
+          <w:tcPr>
+            <w:tcW w:w="1078" w:type="dxa"/>
+            <w:vAlign w:val="center"/>
+          </w:tcPr>
+          <w:p>
+            <w:pPr>
+              <w:jc w:val="center"/>
+            </w:pPr>
+            <w:r>
+              <w:t>Cv1</w:t>
+            </w:r>
+          </w:p>
+        </w:tc>
+        <w:tc>
+          <w:tcPr>
+            <w:tcW w:w="1696" w:type="dxa"/>
+            <w:vAlign w:val="center"/>
+          </w:tcPr>
+          <w:p>
+            <w:pPr>
+              <w:jc w:val="center"/>
+            </w:pPr>
+            <w:r>
+              <w:t>Negativo</w:t>
+            </w:r>
+          </w:p>
+        </w:tc>
+        <w:tc>
+          <w:tcPr>
+            <w:tcW w:w="1258" w:type="dxa"/>
+            <w:vAlign w:val="center"/>
+          </w:tcPr>
+          <w:p>
+            <w:pPr>
+              <w:jc w:val="center"/>
+            </w:pPr>
+            <w:r>
+              <w:t>Negativo</w:t>
+            </w:r>
+          </w:p>
+        </w:tc>
+        <w:tc>
+          <w:tcPr>
+            <w:tcW w:w="4032" w:type="dxa"/>
+          </w:tcPr>
+          <w:p>
+            <w:pPr>
+              <w:jc w:val="both"/>
+            </w:pPr>
+            <w:r>
+              <w:t>Mayor costo, entonces, menor visitas</w:t>
+            </w:r>
+          </w:p>
+        </w:tc>
+      </w:tr>
+      <w:tr>
+        <w:tc>
+          <w:tcPr>
+            <w:tcW w:w="1078" w:type="dxa"/>
+            <w:vAlign w:val="center"/>
+          </w:tcPr>
+          <w:p>
+            <w:pPr>
+              <w:jc w:val="center"/>
+            </w:pPr>
+            <w:r>
+              <w:t>Cs1</w:t>
+            </w:r>
+          </w:p>
+        </w:tc>
+        <w:tc>
+          <w:tcPr>
+            <w:tcW w:w="1696" w:type="dxa"/>
+            <w:vAlign w:val="center"/>
+          </w:tcPr>
+          <w:p>
+            <w:pPr>
+              <w:jc w:val="center"/>
+            </w:pPr>
+            <w:r>
+              <w:t>Positivo</w:t>
+            </w:r>
+          </w:p>
+        </w:tc>
+        <w:tc>
+          <w:tcPr>
+            <w:tcW w:w="1258" w:type="dxa"/>
+            <w:vAlign w:val="center"/>
+          </w:tcPr>
+          <w:p>
+            <w:pPr>
+              <w:jc w:val="center"/>
+            </w:pPr>
+            <w:r>
+              <w:t>Positivo</w:t>
+            </w:r>
+          </w:p>
+        </w:tc>
+        <w:tc>
+          <w:tcPr>
+            <w:tcW w:w="4032" w:type="dxa"/>
+          </w:tcPr>
+          <w:p>
+            <w:pPr>
+              <w:jc w:val="both"/>
+            </w:pPr>
+            <w:r>
+              <w:t>Mayor costo, entonces, más visitas al parque de la Florida</w:t>
+            </w:r>
+          </w:p>
+        </w:tc>
+      </w:tr>
+      <w:tr>
+        <w:tc>
+          <w:tcPr>
+            <w:tcW w:w="1078" w:type="dxa"/>
+            <w:vAlign w:val="center"/>
+          </w:tcPr>
+          <w:p>
+            <w:pPr>
+              <w:jc w:val="center"/>
+            </w:pPr>
+            <w:r>
+              <w:t>Agua</w:t>
+            </w:r>
+          </w:p>
+        </w:tc>
+        <w:tc>
+          <w:tcPr>
+            <w:tcW w:w="1696" w:type="dxa"/>
+            <w:vAlign w:val="center"/>
+          </w:tcPr>
+          <w:p>
+            <w:pPr>
+              <w:jc w:val="center"/>
+            </w:pPr>
+            <w:r>
+              <w:t>Positivo</w:t>
+            </w:r>
+          </w:p>
+        </w:tc>
+        <w:tc>
+          <w:tcPr>
+            <w:tcW w:w="1258" w:type="dxa"/>
+            <w:vAlign w:val="center"/>
+          </w:tcPr>
+          <w:p>
+            <w:pPr>
+              <w:jc w:val="center"/>
+            </w:pPr>
+            <w:r>
+              <w:t>Positivo</w:t>
+            </w:r>
+          </w:p>
+        </w:tc>
+        <w:tc>
+          <w:tcPr>
+            <w:tcW w:w="4032" w:type="dxa"/>
+          </w:tcPr>
+          <w:p>
+            <w:pPr>
+              <w:jc w:val="both"/>
+            </w:pPr>
+            <w:r>
+              <w:t>Mejor calidad, mayor cantidad de visitas</w:t>
+            </w:r>
+          </w:p>
+        </w:tc>
+      </w:tr>
+      <w:tr>
+        <w:tc>
+          <w:tcPr>
+            <w:tcW w:w="1078" w:type="dxa"/>
+            <w:vAlign w:val="center"/>
+          </w:tcPr>
+          <w:p>
+            <w:pPr>
+              <w:jc w:val="center"/>
+            </w:pPr>
+            <w:proofErr w:type="spellStart"/>
+            <w:r>
+              <w:t>Ingmen</w:t>
+            </w:r>
+            <w:proofErr w:type="spellEnd"/>
+          </w:p>
+        </w:tc>
+        <w:tc>
+          <w:tcPr>
+            <w:tcW w:w="1696" w:type="dxa"/>
+            <w:vAlign w:val="center"/>
+          </w:tcPr>
+          <w:p>
+            <w:pPr>
+              <w:jc w:val="center"/>
+            </w:pPr>
+            <w:r>
+              <w:t>Positivo</w:t>
+            </w:r>
+          </w:p>
+        </w:tc>
+        <w:tc>
+          <w:tcPr>
+            <w:tcW w:w="1258" w:type="dxa"/>
+            <w:vAlign w:val="center"/>
+          </w:tcPr>
+          <w:p>
+            <w:pPr>
+              <w:jc w:val="center"/>
+            </w:pPr>
+            <w:r>
+              <w:t>Positivo</w:t>
+            </w:r>
+          </w:p>
+        </w:tc>
+        <w:tc>
+          <w:tcPr>
+            <w:tcW w:w="4032" w:type="dxa"/>
+          </w:tcPr>
+          <w:p>
+            <w:pPr>
+              <w:jc w:val="both"/>
+            </w:pPr>
+            <w:r>
+              <w:t>Mayor ingreso, más posibilidad de visitar el parque</w:t>
+            </w:r>
+          </w:p>
+        </w:tc>
+      </w:tr>
+      <w:tr>
+        <w:tc>
+          <w:tcPr>
+            <w:tcW w:w="1078" w:type="dxa"/>
+            <w:vAlign w:val="center"/>
+          </w:tcPr>
+          <w:p>
+            <w:pPr>
+              <w:jc w:val="center"/>
+            </w:pPr>
+            <w:r>
+              <w:t>Edad</w:t>
+            </w:r>
+          </w:p>
+        </w:tc>
+        <w:tc>
+          <w:tcPr>
+            <w:tcW w:w="1696" w:type="dxa"/>
+            <w:vAlign w:val="center"/>
+          </w:tcPr>
+          <w:p>
+            <w:pPr>
+              <w:jc w:val="center"/>
+            </w:pPr>
+            <w:r>
+              <w:t>Negativo</w:t>
+            </w:r>
+          </w:p>
+        </w:tc>
+        <w:tc>
+          <w:tcPr>
+            <w:tcW w:w="1258" w:type="dxa"/>
+            <w:vAlign w:val="center"/>
+          </w:tcPr>
+          <w:p>
+            <w:pPr>
+              <w:jc w:val="center"/>
+            </w:pPr>
+            <w:r>
+              <w:t>Negativo</w:t>
+            </w:r>
+          </w:p>
+        </w:tc>
+        <w:tc>
+          <w:tcPr>
+            <w:tcW w:w="4032" w:type="dxa"/>
+          </w:tcPr>
+          <w:p>
+            <w:pPr>
+              <w:jc w:val="both"/>
+            </w:pPr>
+            <w:r>
+              <w:t>Mayor edad, menos posibilidad de visitar el parque</w:t>
+            </w:r>
+          </w:p>
+        </w:tc>
+      </w:tr>
+    </w:tbl>
+    <w:p>
+      <w:pPr>
+        <w:ind w:left="720"/>
+        <w:jc w:val="both"/>
+      </w:pPr>
+    </w:p>
+    <w:p>
+      <w:pPr>
+        <w:pStyle w:val="Prrafodelista"/>
+        <w:numPr>
+          <w:ilvl w:val="0"/>
+          <w:numId w:val="29"/>
+        </w:numPr>
+        <w:jc w:val="both"/>
+      </w:pPr>
+      <w:r>
+        <w:t>¿Cuál es el promedio de visitas realizadas por las personas al parque?</w:t>
+      </w:r>
+    </w:p>
+    <w:p>
+      <w:pPr>
+        <w:ind w:left="720"/>
+        <w:jc w:val="both"/>
+      </w:pPr>
+    </w:p>
+    <w:p>
+      <w:pPr>
+        <w:ind w:left="720"/>
+        <w:jc w:val="both"/>
+        <w:rPr>
+          <w:b/>
+          <w:bCs/>
+        </w:rPr>
+      </w:pPr>
+      <w:r>
+        <w:rPr>
+          <w:b/>
+          <w:bCs/>
+        </w:rPr>
+        <w:t>Respuesta:</w:t>
+      </w:r>
+      <w:r>
+        <w:rPr>
+          <w:b/>
+          <w:bCs/>
+        </w:rPr>
+        <w:t xml:space="preserve"> </w:t>
+      </w:r>
+    </w:p>
+    <w:p>
+      <w:pPr>
+        <w:ind w:left="720"/>
+        <w:jc w:val="both"/>
+      </w:pPr>
+      <w:r>
+        <w:t xml:space="preserve">El promedio de las visitas al parque de la </w:t>
+      </w:r>
+      <w:r>
+        <w:t>Florida son 4.41.</w:t>
+      </w:r>
+    </w:p>
+    <w:p>
+      <w:pPr>
+        <w:ind w:left="720"/>
+        <w:jc w:val="both"/>
+      </w:pPr>
+    </w:p>
+    <w:p>
+      <w:pPr>
+        <w:pStyle w:val="Prrafodelista"/>
+        <w:numPr>
+          <w:ilvl w:val="0"/>
+          <w:numId w:val="29"/>
+        </w:numPr>
+        <w:jc w:val="both"/>
+      </w:pPr>
+      <w:r>
+        <w:t>¿Qué resultados encuentra?</w:t>
+      </w:r>
+    </w:p>
+    <w:p>
+      <w:pPr>
+        <w:ind w:left="720"/>
+        <w:jc w:val="both"/>
+        <w:rPr>
+          <w:b/>
+          <w:bCs/>
+        </w:rPr>
+      </w:pPr>
+      <w:r>
+        <w:rPr>
+          <w:b/>
+          <w:bCs/>
+        </w:rPr>
+        <w:t>Respuesta:</w:t>
+      </w:r>
+    </w:p>
+    <w:p>
+      <w:pPr>
+        <w:pStyle w:val="font-claude-response-body"/>
+      </w:pPr>
+      <w:r>
+        <w:rPr>
+          <w:rStyle w:val="nfasis"/>
+        </w:rPr>
+        <w:t>"Los tres modelos estimados presentan signos consistentes con la teoría económica. El costo de viaje (</w:t>
+      </w:r>
+      <w:r>
+        <w:rPr>
+          <w:rStyle w:val="CdigoHTML"/>
+          <w:i/>
+          <w:iCs/>
+        </w:rPr>
+        <w:t>cv1</w:t>
+      </w:r>
+      <w:r>
+        <w:rPr>
+          <w:rStyle w:val="nfasis"/>
+        </w:rPr>
+        <w:t>) tiene signo negativo y significativo en los tres modelos, confirmando que a mayor costo de desplazamiento menor es la demanda recreativa. El costo del sitio sustituto (</w:t>
+      </w:r>
+      <w:r>
+        <w:rPr>
+          <w:rStyle w:val="CdigoHTML"/>
+          <w:i/>
+          <w:iCs/>
+        </w:rPr>
+        <w:t>cs1</w:t>
+      </w:r>
+      <w:r>
+        <w:rPr>
+          <w:rStyle w:val="nfasis"/>
+        </w:rPr>
+        <w:t>) tiene signo positivo y significativo, reflejando el efecto sustitución esperado. El ingreso mensual y la edad tienen los signos esperados — positivo y negativo respectivamente.</w:t>
+      </w:r>
+    </w:p>
+    <w:p>
+      <w:pPr>
+        <w:pStyle w:val="font-claude-response-body"/>
+      </w:pPr>
+      <w:r>
+        <w:rPr>
+          <w:rStyle w:val="nfasis"/>
+        </w:rPr>
+        <w:lastRenderedPageBreak/>
+        <w:t>La calidad del agua (</w:t>
+      </w:r>
+      <w:r>
+        <w:rPr>
+          <w:rStyle w:val="CdigoHTML"/>
+          <w:i/>
+          <w:iCs/>
+        </w:rPr>
+        <w:t>agua</w:t>
+      </w:r>
+      <w:r>
+        <w:rPr>
+          <w:rStyle w:val="nfasis"/>
+        </w:rPr>
+        <w:t xml:space="preserve">) no resulta estadísticamente significativa en los modelos BN y </w:t>
+      </w:r>
+      <w:proofErr w:type="spellStart"/>
+      <w:r>
+        <w:rPr>
+          <w:rStyle w:val="nfasis"/>
+        </w:rPr>
+        <w:t>Truncated</w:t>
+      </w:r>
+      <w:proofErr w:type="spellEnd"/>
+      <w:r>
+        <w:rPr>
+          <w:rStyle w:val="nfasis"/>
+        </w:rPr>
+        <w:t xml:space="preserve"> NB, lo que puede explicarse por la escasa variación en la percepción de calidad entre los encuestados en 1996.</w:t>
+      </w:r>
+    </w:p>
+    <w:p>
+      <w:pPr>
+        <w:pStyle w:val="font-claude-response-body"/>
+      </w:pPr>
+      <w:r>
+        <w:rPr>
+          <w:rStyle w:val="nfasis"/>
+        </w:rPr>
+        <w:t xml:space="preserve">El modelo seleccionado es el </w:t>
+      </w:r>
+      <w:proofErr w:type="spellStart"/>
+      <w:r>
+        <w:rPr>
+          <w:rStyle w:val="nfasis"/>
+        </w:rPr>
+        <w:t>Truncated</w:t>
+      </w:r>
+      <w:proofErr w:type="spellEnd"/>
+      <w:r>
+        <w:rPr>
+          <w:rStyle w:val="nfasis"/>
+        </w:rPr>
+        <w:t xml:space="preserve"> Negative Binomial (AIC = 751.2), que corrige dos problemas del diseño muestral: la </w:t>
+      </w:r>
+      <w:proofErr w:type="spellStart"/>
+      <w:r>
+        <w:rPr>
+          <w:rStyle w:val="nfasis"/>
+        </w:rPr>
+        <w:t>sobredispersión</w:t>
+      </w:r>
+      <w:proofErr w:type="spellEnd"/>
+      <w:r>
+        <w:rPr>
+          <w:rStyle w:val="nfasis"/>
+        </w:rPr>
+        <w:t xml:space="preserve"> en los datos de conteo y el truncamiento en cero derivado de encuestar únicamente a visitantes dentro del parque.</w:t>
       </w:r>
     </w:p>
     <w:p>
@@ -6083,21 +7362,14 @@
         <w:jc w:val="both"/>
       </w:pPr>
       <w:r>
-        <w:t xml:space="preserve">¿Cuál es el promedio de visitas realizadas por las personas al parque? </w:t>
+        <w:t>¿Cuál es la variación compensada por eliminar el sitio?, interprete.</w:t>
       </w:r>
     </w:p>
     <w:p>
       <w:pPr>
         <w:pStyle w:val="Prrafodelista"/>
-        <w:numPr>
-          <w:ilvl w:val="0"/>
-          <w:numId w:val="22"/>
-        </w:numPr>
         <w:jc w:val="both"/>
       </w:pPr>
-      <w:r>
-        <w:t>¿Cuál es la variación compensada por eliminar el sitio?, interprete.</w:t>
-      </w:r>
     </w:p>
     <w:p>
       <w:pPr>
@@ -9576,6 +10848,95 @@
     </w:lvl>
   </w:abstractNum>
   <w:abstractNum w:abstractNumId="24" w15:restartNumberingAfterBreak="0">
+    <w:nsid w:val="56391809"/>
+    <w:multiLevelType w:val="hybridMultilevel"/>
+    <w:tmpl w:val="6BA07372"/>
+    <w:lvl w:ilvl="0" w:tplc="213A218C">
+      <w:start w:val="1"/>
+      <w:numFmt w:val="lowerLetter"/>
+      <w:lvlText w:val="%1."/>
+      <w:lvlJc w:val="left"/>
+      <w:pPr>
+        <w:ind w:left="1080" w:hanging="360"/>
+      </w:pPr>
+      <w:rPr>
+        <w:rFonts w:hint="default"/>
+      </w:rPr>
+    </w:lvl>
+    <w:lvl w:ilvl="1" w:tplc="040A0019" w:tentative="1">
+      <w:start w:val="1"/>
+      <w:numFmt w:val="lowerLetter"/>
+      <w:lvlText w:val="%2."/>
+      <w:lvlJc w:val="left"/>
+      <w:pPr>
+        <w:ind w:left="1800" w:hanging="360"/>
+      </w:pPr>
+    </w:lvl>
+    <w:lvl w:ilvl="2" w:tplc="040A001B" w:tentative="1">
+      <w:start w:val="1"/>
+      <w:numFmt w:val="lowerRoman"/>
+      <w:lvlText w:val="%3."/>
+      <w:lvlJc w:val="right"/>
+      <w:pPr>
+        <w:ind w:left="2520" w:hanging="180"/>
+      </w:pPr>
+    </w:lvl>
+    <w:lvl w:ilvl="3" w:tplc="040A000F" w:tentative="1">
+      <w:start w:val="1"/>
+      <w:numFmt w:val="decimal"/>
+      <w:lvlText w:val="%4."/>
+      <w:lvlJc w:val="left"/>
+      <w:pPr>
+        <w:ind w:left="3240" w:hanging="360"/>
+      </w:pPr>
+    </w:lvl>
+    <w:lvl w:ilvl="4" w:tplc="040A0019" w:tentative="1">
+      <w:start w:val="1"/>
+      <w:numFmt w:val="lowerLetter"/>
+      <w:lvlText w:val="%5."/>
+      <w:lvlJc w:val="left"/>
+      <w:pPr>
+        <w:ind w:left="3960" w:hanging="360"/>
+      </w:pPr>
+    </w:lvl>
+    <w:lvl w:ilvl="5" w:tplc="040A001B" w:tentative="1">
+      <w:start w:val="1"/>
+      <w:numFmt w:val="lowerRoman"/>
+      <w:lvlText w:val="%6."/>
+      <w:lvlJc w:val="right"/>
+      <w:pPr>
+        <w:ind w:left="4680" w:hanging="180"/>
+      </w:pPr>
+    </w:lvl>
+    <w:lvl w:ilvl="6" w:tplc="040A000F" w:tentative="1">
+      <w:start w:val="1"/>
+      <w:numFmt w:val="decimal"/>
+      <w:lvlText w:val="%7."/>
+      <w:lvlJc w:val="left"/>
+      <w:pPr>
+        <w:ind w:left="5400" w:hanging="360"/>
+      </w:pPr>
+    </w:lvl>
+    <w:lvl w:ilvl="7" w:tplc="040A0019" w:tentative="1">
+      <w:start w:val="1"/>
+      <w:numFmt w:val="lowerLetter"/>
+      <w:lvlText w:val="%8."/>
+      <w:lvlJc w:val="left"/>
+      <w:pPr>
+        <w:ind w:left="6120" w:hanging="360"/>
+      </w:pPr>
+    </w:lvl>
+    <w:lvl w:ilvl="8" w:tplc="040A001B" w:tentative="1">
+      <w:start w:val="1"/>
+      <w:numFmt w:val="lowerRoman"/>
+      <w:lvlText w:val="%9."/>
+      <w:lvlJc w:val="right"/>
+      <w:pPr>
+        <w:ind w:left="6840" w:hanging="180"/>
+      </w:pPr>
+    </w:lvl>
+  </w:abstractNum>
+  <w:abstractNum w:abstractNumId="25" w15:restartNumberingAfterBreak="0">
     <w:nsid w:val="5A94E917"/>
     <w:multiLevelType w:val="hybridMultilevel"/>
     <w:tmpl w:val="FFFFFFFF"/>
@@ -9688,7 +11049,7 @@
       </w:rPr>
     </w:lvl>
   </w:abstractNum>
-  <w:abstractNum w:abstractNumId="25" w15:restartNumberingAfterBreak="0">
+  <w:abstractNum w:abstractNumId="26" w15:restartNumberingAfterBreak="0">
     <w:nsid w:val="61037DB8"/>
     <w:multiLevelType w:val="hybridMultilevel"/>
     <w:tmpl w:val="0B1EE5DE"/>
@@ -9777,7 +11138,7 @@
       </w:pPr>
     </w:lvl>
   </w:abstractNum>
-  <w:abstractNum w:abstractNumId="26" w15:restartNumberingAfterBreak="0">
+  <w:abstractNum w:abstractNumId="27" w15:restartNumberingAfterBreak="0">
     <w:nsid w:val="72602800"/>
     <w:multiLevelType w:val="hybridMultilevel"/>
     <w:tmpl w:val="F124A11C"/>
@@ -9889,7 +11250,7 @@
       </w:rPr>
     </w:lvl>
   </w:abstractNum>
-  <w:abstractNum w:abstractNumId="27" w15:restartNumberingAfterBreak="0">
+  <w:abstractNum w:abstractNumId="28" w15:restartNumberingAfterBreak="0">
     <w:nsid w:val="737E718A"/>
     <w:multiLevelType w:val="hybridMultilevel"/>
     <w:tmpl w:val="38523432"/>
@@ -9994,13 +11355,13 @@
     <w:abstractNumId w:val="16"/>
   </w:num>
   <w:num w:numId="6" w16cid:durableId="2042974615">
-    <w:abstractNumId w:val="27"/>
+    <w:abstractNumId w:val="28"/>
   </w:num>
   <w:num w:numId="7" w16cid:durableId="1111320075">
     <w:abstractNumId w:val="4"/>
   </w:num>
   <w:num w:numId="8" w16cid:durableId="1024089827">
-    <w:abstractNumId w:val="25"/>
+    <w:abstractNumId w:val="26"/>
   </w:num>
   <w:num w:numId="9" w16cid:durableId="1933081580">
     <w:abstractNumId w:val="8"/>
@@ -10027,7 +11388,7 @@
     <w:abstractNumId w:val="21"/>
   </w:num>
   <w:num w:numId="17" w16cid:durableId="811872760">
-    <w:abstractNumId w:val="24"/>
+    <w:abstractNumId w:val="25"/>
   </w:num>
   <w:num w:numId="18" w16cid:durableId="191579513">
     <w:abstractNumId w:val="0"/>
@@ -10054,13 +11415,16 @@
     <w:abstractNumId w:val="9"/>
   </w:num>
   <w:num w:numId="26" w16cid:durableId="1977182003">
-    <w:abstractNumId w:val="26"/>
+    <w:abstractNumId w:val="27"/>
   </w:num>
   <w:num w:numId="27" w16cid:durableId="444154032">
     <w:abstractNumId w:val="13"/>
   </w:num>
   <w:num w:numId="28" w16cid:durableId="1295676760">
     <w:abstractNumId w:val="23"/>
+  </w:num>
+  <w:num w:numId="29" w16cid:durableId="945190956">
+    <w:abstractNumId w:val="24"/>
   </w:num>
 </w:numbering>
 </file>

--- a/Document/Taller2_G2_VEBNM.docx
+++ b/Document/Taller2_G2_VEBNM.docx
@@ -5676,11 +5676,9 @@
       <w:r>
         <w:t xml:space="preserve">en el desarrollo de la metodología de los precios </w:t>
       </w:r>
-      <w:proofErr w:type="spellStart"/>
-      <w:r>
-        <w:t>Hedonicos</w:t>
-      </w:r>
-      <w:proofErr w:type="spellEnd"/>
+      <w:r>
+        <w:t>Hedónicas</w:t>
+      </w:r>
       <w:r>
         <w:t xml:space="preserve"> para la estimación de la Disponibilidad Marginal a Pagar de acuerdo con la proximidad de un parque en Bogotá:</w:t>
       </w:r>
@@ -5960,7 +5958,488 @@
     </w:p>
     <w:p>
       <w:pPr>
-        <w:pStyle w:val="Prrafodelista"/>
+        <w:ind w:left="360"/>
+        <w:jc w:val="both"/>
+      </w:pPr>
+    </w:p>
+    <w:p>
+      <w:pPr>
+        <w:ind w:left="360"/>
+        <w:jc w:val="both"/>
+        <w:rPr>
+          <w:b/>
+          <w:bCs/>
+        </w:rPr>
+      </w:pPr>
+      <w:r>
+        <w:rPr>
+          <w:b/>
+          <w:bCs/>
+        </w:rPr>
+        <w:t>Respuesta:</w:t>
+      </w:r>
+    </w:p>
+    <w:p>
+      <w:pPr>
+        <w:ind w:left="360"/>
+        <w:jc w:val="both"/>
+      </w:pPr>
+      <w:r>
+        <w:t xml:space="preserve">El modelo de </w:t>
+      </w:r>
+      <w:proofErr w:type="spellStart"/>
+      <w:r>
+        <w:t>Possion</w:t>
+      </w:r>
+      <w:proofErr w:type="spellEnd"/>
+      <w:r>
+        <w:t xml:space="preserve"> evaluado para la evaluación del servicio ecosistémico, se escribe de la siguiente manera:</w:t>
+      </w:r>
+    </w:p>
+    <w:p>
+      <w:pPr>
+        <w:ind w:left="360"/>
+        <w:jc w:val="both"/>
+      </w:pPr>
+    </w:p>
+    <w:p>
+      <w:pPr>
+        <w:ind w:left="360"/>
+        <w:jc w:val="both"/>
+      </w:pPr>
+      <m:oMathPara>
+        <m:oMath>
+          <m:r>
+            <w:rPr>
+              <w:rFonts w:ascii="Cambria Math" w:hAnsi="Cambria Math"/>
+            </w:rPr>
+            <m:t>E</m:t>
+          </m:r>
+          <m:d>
+            <m:dPr>
+              <m:ctrlPr>
+                <w:rPr>
+                  <w:rFonts w:ascii="Cambria Math" w:hAnsi="Cambria Math"/>
+                  <w:i/>
+                </w:rPr>
+              </m:ctrlPr>
+            </m:dPr>
+            <m:e>
+              <m:sSub>
+                <m:sSubPr>
+                  <m:ctrlPr>
+                    <w:rPr>
+                      <w:rFonts w:ascii="Cambria Math" w:hAnsi="Cambria Math"/>
+                      <w:i/>
+                    </w:rPr>
+                  </m:ctrlPr>
+                </m:sSubPr>
+                <m:e>
+                  <m:r>
+                    <w:rPr>
+                      <w:rFonts w:ascii="Cambria Math" w:hAnsi="Cambria Math"/>
+                    </w:rPr>
+                    <m:t>X</m:t>
+                  </m:r>
+                </m:e>
+                <m:sub>
+                  <m:r>
+                    <w:rPr>
+                      <w:rFonts w:ascii="Cambria Math" w:hAnsi="Cambria Math"/>
+                    </w:rPr>
+                    <m:t>i</m:t>
+                  </m:r>
+                </m:sub>
+              </m:sSub>
+            </m:e>
+          </m:d>
+          <m:r>
+            <w:rPr>
+              <w:rFonts w:ascii="Cambria Math" w:hAnsi="Cambria Math"/>
+            </w:rPr>
+            <m:t>=</m:t>
+          </m:r>
+          <m:sSup>
+            <m:sSupPr>
+              <m:ctrlPr>
+                <w:rPr>
+                  <w:rFonts w:ascii="Cambria Math" w:hAnsi="Cambria Math"/>
+                  <w:i/>
+                </w:rPr>
+              </m:ctrlPr>
+            </m:sSupPr>
+            <m:e>
+              <m:r>
+                <w:rPr>
+                  <w:rFonts w:ascii="Cambria Math" w:hAnsi="Cambria Math"/>
+                </w:rPr>
+                <m:t>e</m:t>
+              </m:r>
+            </m:e>
+            <m:sup>
+              <m:sSub>
+                <m:sSubPr>
+                  <m:ctrlPr>
+                    <w:rPr>
+                      <w:rFonts w:ascii="Cambria Math" w:hAnsi="Cambria Math"/>
+                      <w:i/>
+                    </w:rPr>
+                  </m:ctrlPr>
+                </m:sSubPr>
+                <m:e>
+                  <m:r>
+                    <w:rPr>
+                      <w:rFonts w:ascii="Cambria Math" w:hAnsi="Cambria Math"/>
+                    </w:rPr>
+                    <m:t>β</m:t>
+                  </m:r>
+                </m:e>
+                <m:sub>
+                  <m:r>
+                    <w:rPr>
+                      <w:rFonts w:ascii="Cambria Math" w:hAnsi="Cambria Math"/>
+                    </w:rPr>
+                    <m:t>0</m:t>
+                  </m:r>
+                </m:sub>
+              </m:sSub>
+              <m:r>
+                <w:rPr>
+                  <w:rFonts w:ascii="Cambria Math" w:hAnsi="Cambria Math"/>
+                </w:rPr>
+                <m:t>+</m:t>
+              </m:r>
+              <m:sSub>
+                <m:sSubPr>
+                  <m:ctrlPr>
+                    <w:rPr>
+                      <w:rFonts w:ascii="Cambria Math" w:hAnsi="Cambria Math"/>
+                      <w:i/>
+                    </w:rPr>
+                  </m:ctrlPr>
+                </m:sSubPr>
+                <m:e>
+                  <m:r>
+                    <w:rPr>
+                      <w:rFonts w:ascii="Cambria Math" w:hAnsi="Cambria Math"/>
+                    </w:rPr>
+                    <m:t>β</m:t>
+                  </m:r>
+                </m:e>
+                <m:sub>
+                  <m:r>
+                    <w:rPr>
+                      <w:rFonts w:ascii="Cambria Math" w:hAnsi="Cambria Math"/>
+                    </w:rPr>
+                    <m:t>1</m:t>
+                  </m:r>
+                </m:sub>
+              </m:sSub>
+              <m:r>
+                <w:rPr>
+                  <w:rFonts w:ascii="Cambria Math" w:hAnsi="Cambria Math"/>
+                </w:rPr>
+                <m:t>C</m:t>
+              </m:r>
+              <m:sSub>
+                <m:sSubPr>
+                  <m:ctrlPr>
+                    <w:rPr>
+                      <w:rFonts w:ascii="Cambria Math" w:hAnsi="Cambria Math"/>
+                      <w:i/>
+                    </w:rPr>
+                  </m:ctrlPr>
+                </m:sSubPr>
+                <m:e>
+                  <m:r>
+                    <w:rPr>
+                      <w:rFonts w:ascii="Cambria Math" w:hAnsi="Cambria Math"/>
+                    </w:rPr>
+                    <m:t>v</m:t>
+                  </m:r>
+                </m:e>
+                <m:sub>
+                  <m:r>
+                    <w:rPr>
+                      <w:rFonts w:ascii="Cambria Math" w:hAnsi="Cambria Math"/>
+                    </w:rPr>
+                    <m:t>i</m:t>
+                  </m:r>
+                </m:sub>
+              </m:sSub>
+              <m:r>
+                <w:rPr>
+                  <w:rFonts w:ascii="Cambria Math" w:hAnsi="Cambria Math"/>
+                </w:rPr>
+                <m:t>+</m:t>
+              </m:r>
+              <m:sSub>
+                <m:sSubPr>
+                  <m:ctrlPr>
+                    <w:rPr>
+                      <w:rFonts w:ascii="Cambria Math" w:hAnsi="Cambria Math"/>
+                      <w:i/>
+                    </w:rPr>
+                  </m:ctrlPr>
+                </m:sSubPr>
+                <m:e>
+                  <m:r>
+                    <w:rPr>
+                      <w:rFonts w:ascii="Cambria Math" w:hAnsi="Cambria Math"/>
+                    </w:rPr>
+                    <m:t>β</m:t>
+                  </m:r>
+                </m:e>
+                <m:sub>
+                  <m:r>
+                    <w:rPr>
+                      <w:rFonts w:ascii="Cambria Math" w:hAnsi="Cambria Math"/>
+                    </w:rPr>
+                    <m:t>2</m:t>
+                  </m:r>
+                </m:sub>
+              </m:sSub>
+              <m:r>
+                <w:rPr>
+                  <w:rFonts w:ascii="Cambria Math" w:hAnsi="Cambria Math"/>
+                </w:rPr>
+                <m:t>C</m:t>
+              </m:r>
+              <m:sSub>
+                <m:sSubPr>
+                  <m:ctrlPr>
+                    <w:rPr>
+                      <w:rFonts w:ascii="Cambria Math" w:hAnsi="Cambria Math"/>
+                      <w:i/>
+                    </w:rPr>
+                  </m:ctrlPr>
+                </m:sSubPr>
+                <m:e>
+                  <m:r>
+                    <w:rPr>
+                      <w:rFonts w:ascii="Cambria Math" w:hAnsi="Cambria Math"/>
+                    </w:rPr>
+                    <m:t>s</m:t>
+                  </m:r>
+                </m:e>
+                <m:sub>
+                  <m:r>
+                    <w:rPr>
+                      <w:rFonts w:ascii="Cambria Math" w:hAnsi="Cambria Math"/>
+                    </w:rPr>
+                    <m:t>i</m:t>
+                  </m:r>
+                </m:sub>
+              </m:sSub>
+              <m:r>
+                <w:rPr>
+                  <w:rFonts w:ascii="Cambria Math" w:hAnsi="Cambria Math"/>
+                </w:rPr>
+                <m:t>+</m:t>
+              </m:r>
+              <m:sSub>
+                <m:sSubPr>
+                  <m:ctrlPr>
+                    <w:rPr>
+                      <w:rFonts w:ascii="Cambria Math" w:hAnsi="Cambria Math"/>
+                      <w:i/>
+                    </w:rPr>
+                  </m:ctrlPr>
+                </m:sSubPr>
+                <m:e>
+                  <m:r>
+                    <w:rPr>
+                      <w:rFonts w:ascii="Cambria Math" w:hAnsi="Cambria Math"/>
+                    </w:rPr>
+                    <m:t>β</m:t>
+                  </m:r>
+                </m:e>
+                <m:sub>
+                  <m:r>
+                    <w:rPr>
+                      <w:rFonts w:ascii="Cambria Math" w:hAnsi="Cambria Math"/>
+                    </w:rPr>
+                    <m:t>3</m:t>
+                  </m:r>
+                </m:sub>
+              </m:sSub>
+              <m:r>
+                <w:rPr>
+                  <w:rFonts w:ascii="Cambria Math" w:hAnsi="Cambria Math"/>
+                </w:rPr>
+                <m:t>Agua+</m:t>
+              </m:r>
+              <m:sSub>
+                <m:sSubPr>
+                  <m:ctrlPr>
+                    <w:rPr>
+                      <w:rFonts w:ascii="Cambria Math" w:hAnsi="Cambria Math"/>
+                      <w:i/>
+                    </w:rPr>
+                  </m:ctrlPr>
+                </m:sSubPr>
+                <m:e>
+                  <m:r>
+                    <w:rPr>
+                      <w:rFonts w:ascii="Cambria Math" w:hAnsi="Cambria Math"/>
+                    </w:rPr>
+                    <m:t>β</m:t>
+                  </m:r>
+                </m:e>
+                <m:sub>
+                  <m:r>
+                    <w:rPr>
+                      <w:rFonts w:ascii="Cambria Math" w:hAnsi="Cambria Math"/>
+                    </w:rPr>
+                    <m:t>4</m:t>
+                  </m:r>
+                </m:sub>
+              </m:sSub>
+              <m:r>
+                <w:rPr>
+                  <w:rFonts w:ascii="Cambria Math" w:hAnsi="Cambria Math"/>
+                </w:rPr>
+                <m:t>Eda</m:t>
+              </m:r>
+              <m:sSub>
+                <m:sSubPr>
+                  <m:ctrlPr>
+                    <w:rPr>
+                      <w:rFonts w:ascii="Cambria Math" w:hAnsi="Cambria Math"/>
+                      <w:i/>
+                    </w:rPr>
+                  </m:ctrlPr>
+                </m:sSubPr>
+                <m:e>
+                  <m:r>
+                    <w:rPr>
+                      <w:rFonts w:ascii="Cambria Math" w:hAnsi="Cambria Math"/>
+                    </w:rPr>
+                    <m:t>d</m:t>
+                  </m:r>
+                </m:e>
+                <m:sub>
+                  <m:r>
+                    <w:rPr>
+                      <w:rFonts w:ascii="Cambria Math" w:hAnsi="Cambria Math"/>
+                    </w:rPr>
+                    <m:t>i</m:t>
+                  </m:r>
+                </m:sub>
+              </m:sSub>
+              <m:r>
+                <w:rPr>
+                  <w:rFonts w:ascii="Cambria Math" w:hAnsi="Cambria Math"/>
+                </w:rPr>
+                <m:t>+</m:t>
+              </m:r>
+              <m:sSub>
+                <m:sSubPr>
+                  <m:ctrlPr>
+                    <w:rPr>
+                      <w:rFonts w:ascii="Cambria Math" w:hAnsi="Cambria Math"/>
+                      <w:i/>
+                    </w:rPr>
+                  </m:ctrlPr>
+                </m:sSubPr>
+                <m:e>
+                  <m:r>
+                    <w:rPr>
+                      <w:rFonts w:ascii="Cambria Math" w:hAnsi="Cambria Math"/>
+                    </w:rPr>
+                    <m:t>β</m:t>
+                  </m:r>
+                </m:e>
+                <m:sub>
+                  <m:r>
+                    <w:rPr>
+                      <w:rFonts w:ascii="Cambria Math" w:hAnsi="Cambria Math"/>
+                    </w:rPr>
+                    <m:t>5</m:t>
+                  </m:r>
+                </m:sub>
+              </m:sSub>
+              <m:r>
+                <w:rPr>
+                  <w:rFonts w:ascii="Cambria Math" w:hAnsi="Cambria Math"/>
+                </w:rPr>
+                <m:t>Ingme</m:t>
+              </m:r>
+              <m:sSub>
+                <m:sSubPr>
+                  <m:ctrlPr>
+                    <w:rPr>
+                      <w:rFonts w:ascii="Cambria Math" w:hAnsi="Cambria Math"/>
+                      <w:i/>
+                    </w:rPr>
+                  </m:ctrlPr>
+                </m:sSubPr>
+                <m:e>
+                  <m:r>
+                    <w:rPr>
+                      <w:rFonts w:ascii="Cambria Math" w:hAnsi="Cambria Math"/>
+                    </w:rPr>
+                    <m:t>n</m:t>
+                  </m:r>
+                </m:e>
+                <m:sub>
+                  <m:r>
+                    <w:rPr>
+                      <w:rFonts w:ascii="Cambria Math" w:hAnsi="Cambria Math"/>
+                    </w:rPr>
+                    <m:t>i</m:t>
+                  </m:r>
+                </m:sub>
+              </m:sSub>
+              <m:r>
+                <w:rPr>
+                  <w:rFonts w:ascii="Cambria Math" w:hAnsi="Cambria Math"/>
+                </w:rPr>
+                <m:t>+</m:t>
+              </m:r>
+              <m:sSub>
+                <m:sSubPr>
+                  <m:ctrlPr>
+                    <w:rPr>
+                      <w:rFonts w:ascii="Cambria Math" w:hAnsi="Cambria Math"/>
+                      <w:i/>
+                    </w:rPr>
+                  </m:ctrlPr>
+                </m:sSubPr>
+                <m:e>
+                  <m:r>
+                    <w:rPr>
+                      <w:rFonts w:ascii="Cambria Math" w:hAnsi="Cambria Math"/>
+                    </w:rPr>
+                    <m:t>ϵ</m:t>
+                  </m:r>
+                </m:e>
+                <m:sub>
+                  <m:r>
+                    <w:rPr>
+                      <w:rFonts w:ascii="Cambria Math" w:hAnsi="Cambria Math"/>
+                    </w:rPr>
+                    <m:t>i</m:t>
+                  </m:r>
+                </m:sub>
+              </m:sSub>
+            </m:sup>
+          </m:sSup>
+        </m:oMath>
+      </m:oMathPara>
+    </w:p>
+    <w:p>
+      <w:pPr>
+        <w:ind w:left="360"/>
+        <w:jc w:val="both"/>
+      </w:pPr>
+      <w:r>
+        <w:t xml:space="preserve"> </w:t>
+      </w:r>
+    </w:p>
+    <w:p>
+      <w:pPr>
+        <w:ind w:left="360"/>
         <w:jc w:val="both"/>
       </w:pPr>
     </w:p>
@@ -6050,6 +6529,7 @@
                 <w:b/>
                 <w:bCs/>
               </w:rPr>
+              <w:lastRenderedPageBreak/>
               <w:t>Variable</w:t>
             </w:r>
           </w:p>
@@ -6727,10 +7207,7 @@
         </w:rPr>
       </w:pPr>
       <w:r>
-        <w:t>Se realizó la comparación entre el signo esperado y el signo real y se encontraron que la intuición inicial era correcta</w:t>
-      </w:r>
-      <w:r>
-        <w:t xml:space="preserve"> y se espera que la intuición esta presentada en la última columna.</w:t>
+        <w:t>Se realizó la comparación entre el signo esperado y el signo real y se encontraron que la intuición inicial era correcta y se espera que la intuición esta presentada en la última columna.</w:t>
       </w:r>
     </w:p>
     <w:p>
@@ -7145,6 +7622,12 @@
     </w:p>
     <w:p>
       <w:pPr>
+        <w:ind w:left="720"/>
+        <w:jc w:val="both"/>
+      </w:pPr>
+    </w:p>
+    <w:p>
+      <w:pPr>
         <w:pStyle w:val="Prrafodelista"/>
         <w:numPr>
           <w:ilvl w:val="0"/>
@@ -7153,14 +7636,8 @@
         <w:jc w:val="both"/>
       </w:pPr>
       <w:r>
-        <w:t>¿Cuál es el promedio de visitas realizadas por las personas al parque?</w:t>
-      </w:r>
-    </w:p>
-    <w:p>
-      <w:pPr>
-        <w:ind w:left="720"/>
-        <w:jc w:val="both"/>
-      </w:pPr>
+        <w:t>¿Qué resultados encuentra?</w:t>
+      </w:r>
     </w:p>
     <w:p>
       <w:pPr>
@@ -7178,6 +7655,127 @@
         </w:rPr>
         <w:t>Respuesta:</w:t>
       </w:r>
+    </w:p>
+    <w:p>
+      <w:pPr>
+        <w:ind w:left="720"/>
+        <w:jc w:val="both"/>
+        <w:rPr>
+          <w:i/>
+          <w:iCs/>
+        </w:rPr>
+      </w:pPr>
+    </w:p>
+    <w:p>
+      <w:pPr>
+        <w:ind w:left="720"/>
+        <w:jc w:val="both"/>
+      </w:pPr>
+      <w:r>
+        <w:t xml:space="preserve">Los tres modelos estimados presentan signos consistentes </w:t>
+      </w:r>
+      <w:r>
+        <w:t>entre sí</w:t>
+      </w:r>
+      <w:r>
+        <w:t>. El costo de viaje (cv1) tiene signo negativo y significativo en los tres modelos, confirmando que a mayor costo de desplazamiento menor es la demanda recreativa. El costo del sitio sustituto (cs1) tiene signo positivo y significativo, reflejando el efecto sustitución esperado. El ingreso mensual y la edad tienen los signos esperados — positivo y negativo respectivamente.</w:t>
+      </w:r>
+    </w:p>
+    <w:p>
+      <w:pPr>
+        <w:ind w:left="720"/>
+        <w:jc w:val="both"/>
+      </w:pPr>
+    </w:p>
+    <w:p>
+      <w:pPr>
+        <w:ind w:left="720"/>
+        <w:jc w:val="both"/>
+      </w:pPr>
+      <w:r>
+        <w:lastRenderedPageBreak/>
+        <w:t xml:space="preserve">La calidad del agua (agua) no resulta estadísticamente significativa en los modelos BN y </w:t>
+      </w:r>
+      <w:proofErr w:type="spellStart"/>
+      <w:r>
+        <w:t>Truncated</w:t>
+      </w:r>
+      <w:proofErr w:type="spellEnd"/>
+      <w:r>
+        <w:t xml:space="preserve"> NB, lo que puede explicarse por la escasa variación en la percepción de calidad entre los encuestados en 1996.</w:t>
+      </w:r>
+    </w:p>
+    <w:p>
+      <w:pPr>
+        <w:ind w:left="720"/>
+        <w:jc w:val="both"/>
+      </w:pPr>
+      <w:r>
+        <w:t xml:space="preserve">El modelo seleccionado es el </w:t>
+      </w:r>
+      <w:proofErr w:type="spellStart"/>
+      <w:r>
+        <w:t>Truncated</w:t>
+      </w:r>
+      <w:proofErr w:type="spellEnd"/>
+      <w:r>
+        <w:t xml:space="preserve"> Negative Binomial (AIC = 751.2), que corrige dos problemas del diseño muestral: la </w:t>
+      </w:r>
+      <w:proofErr w:type="spellStart"/>
+      <w:r>
+        <w:t>sobredispersión</w:t>
+      </w:r>
+      <w:proofErr w:type="spellEnd"/>
+      <w:r>
+        <w:t xml:space="preserve"> en los datos de conteo y el truncamiento en </w:t>
+      </w:r>
+      <w:r>
+        <w:t>cero derivados</w:t>
+      </w:r>
+      <w:r>
+        <w:t xml:space="preserve"> de encuestar únicamente a visitantes dentro del parque.</w:t>
+      </w:r>
+    </w:p>
+    <w:p>
+      <w:pPr>
+        <w:jc w:val="both"/>
+      </w:pPr>
+    </w:p>
+    <w:p>
+      <w:pPr>
+        <w:pStyle w:val="Prrafodelista"/>
+        <w:numPr>
+          <w:ilvl w:val="0"/>
+          <w:numId w:val="22"/>
+        </w:numPr>
+        <w:jc w:val="both"/>
+      </w:pPr>
+      <w:r>
+        <w:t>¿Cuál es el promedio de visitas realizadas por las personas al parque?</w:t>
+      </w:r>
+    </w:p>
+    <w:p>
+      <w:pPr>
+        <w:ind w:left="720"/>
+        <w:jc w:val="both"/>
+      </w:pPr>
+    </w:p>
+    <w:p>
+      <w:pPr>
+        <w:ind w:left="720"/>
+        <w:jc w:val="both"/>
+        <w:rPr>
+          <w:b/>
+          <w:bCs/>
+        </w:rPr>
+      </w:pPr>
+      <w:r>
+        <w:rPr>
+          <w:b/>
+          <w:bCs/>
+        </w:rPr>
+        <w:t>Respuesta:</w:t>
+      </w:r>
       <w:r>
         <w:rPr>
           <w:b/>
@@ -7192,11 +7790,13 @@
         <w:jc w:val="both"/>
       </w:pPr>
       <w:r>
-        <w:t xml:space="preserve">El promedio de las visitas al parque de la </w:t>
-      </w:r>
-      <w:r>
-        <w:t>Florida son 4.41.</w:t>
-      </w:r>
+        <w:t>El promedio de las visitas al parque de la Florida son 4.41.</w:t>
+      </w:r>
+    </w:p>
+    <w:p>
+      <w:pPr>
+        <w:jc w:val="both"/>
+      </w:pPr>
     </w:p>
     <w:p>
       <w:pPr>
@@ -7209,17 +7809,23 @@
         <w:pStyle w:val="Prrafodelista"/>
         <w:numPr>
           <w:ilvl w:val="0"/>
-          <w:numId w:val="29"/>
+          <w:numId w:val="22"/>
         </w:numPr>
         <w:jc w:val="both"/>
       </w:pPr>
       <w:r>
-        <w:t>¿Qué resultados encuentra?</w:t>
-      </w:r>
-    </w:p>
-    <w:p>
-      <w:pPr>
-        <w:ind w:left="720"/>
+        <w:t>¿Cuál es la variación compensada por eliminar el sitio?, interprete.</w:t>
+      </w:r>
+    </w:p>
+    <w:p>
+      <w:pPr>
+        <w:pStyle w:val="Prrafodelista"/>
+        <w:jc w:val="both"/>
+      </w:pPr>
+    </w:p>
+    <w:p>
+      <w:pPr>
+        <w:pStyle w:val="Prrafodelista"/>
         <w:jc w:val="both"/>
         <w:rPr>
           <w:b/>
@@ -7236,120 +7842,374 @@
     </w:p>
     <w:p>
       <w:pPr>
-        <w:pStyle w:val="font-claude-response-body"/>
-      </w:pPr>
+        <w:pStyle w:val="Prrafodelista"/>
+        <w:jc w:val="both"/>
+      </w:pPr>
+      <w:r>
+        <w:t xml:space="preserve">El concepto se basa en la cantidad </w:t>
+      </w:r>
+      <w:r>
+        <w:t xml:space="preserve">de </w:t>
+      </w:r>
+      <w:r>
+        <w:t xml:space="preserve">ingreso que debo </w:t>
+      </w:r>
+      <w:r>
+        <w:t>ofrecer</w:t>
+      </w:r>
+      <w:r>
+        <w:t xml:space="preserve"> al individuo en el caso en que se "eliminen" los servicios estudiados en el parque de la florida.</w:t>
+      </w:r>
+    </w:p>
+    <w:p>
+      <w:pPr>
+        <w:pStyle w:val="Prrafodelista"/>
+        <w:jc w:val="both"/>
+      </w:pPr>
+    </w:p>
+    <w:p>
+      <w:pPr>
+        <w:pStyle w:val="Prrafodelista"/>
+        <w:jc w:val="both"/>
+      </w:pPr>
+      <w:r>
+        <w:t xml:space="preserve">La variación compensada (VC) en el método de costo de viaje se calcula como el </w:t>
+      </w:r>
       <w:r>
         <w:rPr>
-          <w:rStyle w:val="nfasis"/>
+          <w:rStyle w:val="Fuerte"/>
         </w:rPr>
-        <w:t>"Los tres modelos estimados presentan signos consistentes con la teoría económica. El costo de viaje (</w:t>
-      </w:r>
-      <w:r>
+        <w:t>área bajo la curva de demanda</w:t>
+      </w:r>
+      <w:r>
+        <w:t xml:space="preserve"> desde el costo actual hasta el costo que hace que las visitas sean cero</w:t>
+      </w:r>
+      <w:r>
+        <w:t>. E</w:t>
+      </w:r>
+      <w:r>
+        <w:t>s decir, el excedente del consumidor por visita multiplicado por el promedio de visitas.</w:t>
+      </w:r>
+    </w:p>
+    <w:p>
+      <w:pPr>
+        <w:pStyle w:val="Prrafodelista"/>
+        <w:jc w:val="both"/>
+      </w:pPr>
+    </w:p>
+    <w:p>
+      <w:pPr>
+        <w:pStyle w:val="Prrafodelista"/>
+        <w:jc w:val="both"/>
         <w:rPr>
-          <w:rStyle w:val="CdigoHTML"/>
-          <w:i/>
-          <w:iCs/>
+          <w:rFonts w:eastAsiaTheme="minorEastAsia"/>
         </w:rPr>
-        <w:t>cv1</w:t>
-      </w:r>
-      <w:r>
+      </w:pPr>
+      <m:oMathPara>
+        <m:oMath>
+          <m:r>
+            <w:rPr>
+              <w:rFonts w:ascii="Cambria Math" w:hAnsi="Cambria Math"/>
+            </w:rPr>
+            <m:t>VC= -</m:t>
+          </m:r>
+          <m:f>
+            <m:fPr>
+              <m:ctrlPr>
+                <w:rPr>
+                  <w:rFonts w:ascii="Cambria Math" w:hAnsi="Cambria Math"/>
+                  <w:i/>
+                </w:rPr>
+              </m:ctrlPr>
+            </m:fPr>
+            <m:num>
+              <m:r>
+                <w:rPr>
+                  <w:rFonts w:ascii="Cambria Math" w:hAnsi="Cambria Math"/>
+                </w:rPr>
+                <m:t>E</m:t>
+              </m:r>
+              <m:d>
+                <m:dPr>
+                  <m:ctrlPr>
+                    <w:rPr>
+                      <w:rFonts w:ascii="Cambria Math" w:hAnsi="Cambria Math"/>
+                      <w:i/>
+                    </w:rPr>
+                  </m:ctrlPr>
+                </m:dPr>
+                <m:e>
+                  <m:sSub>
+                    <m:sSubPr>
+                      <m:ctrlPr>
+                        <w:rPr>
+                          <w:rFonts w:ascii="Cambria Math" w:hAnsi="Cambria Math"/>
+                          <w:i/>
+                        </w:rPr>
+                      </m:ctrlPr>
+                    </m:sSubPr>
+                    <m:e>
+                      <m:r>
+                        <w:rPr>
+                          <w:rFonts w:ascii="Cambria Math" w:hAnsi="Cambria Math"/>
+                        </w:rPr>
+                        <m:t>X</m:t>
+                      </m:r>
+                    </m:e>
+                    <m:sub>
+                      <m:r>
+                        <w:rPr>
+                          <w:rFonts w:ascii="Cambria Math" w:hAnsi="Cambria Math"/>
+                        </w:rPr>
+                        <m:t>i</m:t>
+                      </m:r>
+                    </m:sub>
+                  </m:sSub>
+                </m:e>
+              </m:d>
+            </m:num>
+            <m:den>
+              <m:sSub>
+                <m:sSubPr>
+                  <m:ctrlPr>
+                    <w:rPr>
+                      <w:rFonts w:ascii="Cambria Math" w:hAnsi="Cambria Math"/>
+                      <w:i/>
+                    </w:rPr>
+                  </m:ctrlPr>
+                </m:sSubPr>
+                <m:e>
+                  <m:r>
+                    <w:rPr>
+                      <w:rFonts w:ascii="Cambria Math" w:hAnsi="Cambria Math"/>
+                    </w:rPr>
+                    <m:t>β</m:t>
+                  </m:r>
+                </m:e>
+                <m:sub>
+                  <m:r>
+                    <w:rPr>
+                      <w:rFonts w:ascii="Cambria Math" w:hAnsi="Cambria Math"/>
+                    </w:rPr>
+                    <m:t>1</m:t>
+                  </m:r>
+                </m:sub>
+              </m:sSub>
+            </m:den>
+          </m:f>
+          <m:r>
+            <w:rPr>
+              <w:rFonts w:ascii="Cambria Math" w:hAnsi="Cambria Math"/>
+            </w:rPr>
+            <m:t>=-</m:t>
+          </m:r>
+          <m:f>
+            <m:fPr>
+              <m:ctrlPr>
+                <w:rPr>
+                  <w:rFonts w:ascii="Cambria Math" w:hAnsi="Cambria Math"/>
+                  <w:i/>
+                </w:rPr>
+              </m:ctrlPr>
+            </m:fPr>
+            <m:num>
+              <m:r>
+                <w:rPr>
+                  <w:rFonts w:ascii="Cambria Math" w:hAnsi="Cambria Math"/>
+                </w:rPr>
+                <m:t>4,41</m:t>
+              </m:r>
+            </m:num>
+            <m:den>
+              <m:r>
+                <w:rPr>
+                  <w:rFonts w:ascii="Cambria Math" w:hAnsi="Cambria Math"/>
+                </w:rPr>
+                <m:t>-0.000163</m:t>
+              </m:r>
+            </m:den>
+          </m:f>
+          <m:r>
+            <w:rPr>
+              <w:rFonts w:ascii="Cambria Math" w:hAnsi="Cambria Math"/>
+            </w:rPr>
+            <m:t>=</m:t>
+          </m:r>
+          <m:r>
+            <w:rPr>
+              <w:rFonts w:ascii="Cambria Math" w:eastAsiaTheme="minorEastAsia" w:hAnsi="Cambria Math"/>
+            </w:rPr>
+            <m:t>$26.953,99</m:t>
+          </m:r>
+        </m:oMath>
+      </m:oMathPara>
+    </w:p>
+    <w:p>
+      <w:pPr>
+        <w:pStyle w:val="Prrafodelista"/>
+        <w:jc w:val="both"/>
+      </w:pPr>
+    </w:p>
+    <w:p>
+      <w:pPr>
+        <w:pStyle w:val="Prrafodelista"/>
+        <w:jc w:val="both"/>
         <w:rPr>
-          <w:rStyle w:val="nfasis"/>
+          <w:rFonts w:eastAsiaTheme="minorEastAsia"/>
         </w:rPr>
-        <w:t>) tiene signo negativo y significativo en los tres modelos, confirmando que a mayor costo de desplazamiento menor es la demanda recreativa. El costo del sitio sustituto (</w:t>
-      </w:r>
+      </w:pPr>
+      <m:oMath>
+        <m:r>
+          <w:rPr>
+            <w:rFonts w:ascii="Cambria Math" w:hAnsi="Cambria Math"/>
+          </w:rPr>
+          <m:t>E</m:t>
+        </m:r>
+        <m:d>
+          <m:dPr>
+            <m:ctrlPr>
+              <w:rPr>
+                <w:rFonts w:ascii="Cambria Math" w:hAnsi="Cambria Math"/>
+                <w:i/>
+              </w:rPr>
+            </m:ctrlPr>
+          </m:dPr>
+          <m:e>
+            <m:sSub>
+              <m:sSubPr>
+                <m:ctrlPr>
+                  <w:rPr>
+                    <w:rFonts w:ascii="Cambria Math" w:hAnsi="Cambria Math"/>
+                    <w:i/>
+                  </w:rPr>
+                </m:ctrlPr>
+              </m:sSubPr>
+              <m:e>
+                <m:r>
+                  <w:rPr>
+                    <w:rFonts w:ascii="Cambria Math" w:hAnsi="Cambria Math"/>
+                  </w:rPr>
+                  <m:t>X</m:t>
+                </m:r>
+              </m:e>
+              <m:sub>
+                <m:r>
+                  <w:rPr>
+                    <w:rFonts w:ascii="Cambria Math" w:hAnsi="Cambria Math"/>
+                  </w:rPr>
+                  <m:t>i</m:t>
+                </m:r>
+              </m:sub>
+            </m:sSub>
+          </m:e>
+        </m:d>
+      </m:oMath>
       <w:r>
         <w:rPr>
-          <w:rStyle w:val="CdigoHTML"/>
-          <w:i/>
-          <w:iCs/>
+          <w:rFonts w:eastAsiaTheme="minorEastAsia"/>
         </w:rPr>
-        <w:t>cs1</w:t>
-      </w:r>
-      <w:r>
+        <w:t>: Corresponde al promedio de viejes predichos de visitas.</w:t>
+      </w:r>
+    </w:p>
+    <w:p>
+      <w:pPr>
+        <w:pStyle w:val="Prrafodelista"/>
+        <w:jc w:val="both"/>
         <w:rPr>
-          <w:rStyle w:val="nfasis"/>
+          <w:rFonts w:eastAsiaTheme="minorEastAsia"/>
         </w:rPr>
-        <w:t>) tiene signo positivo y significativo, reflejando el efecto sustitución esperado. El ingreso mensual y la edad tienen los signos esperados — positivo y negativo respectivamente.</w:t>
-      </w:r>
-    </w:p>
-    <w:p>
-      <w:pPr>
-        <w:pStyle w:val="font-claude-response-body"/>
-      </w:pPr>
+      </w:pPr>
+      <m:oMath>
+        <m:sSub>
+          <m:sSubPr>
+            <m:ctrlPr>
+              <w:rPr>
+                <w:rFonts w:ascii="Cambria Math" w:hAnsi="Cambria Math"/>
+                <w:i/>
+              </w:rPr>
+            </m:ctrlPr>
+          </m:sSubPr>
+          <m:e>
+            <m:r>
+              <w:rPr>
+                <w:rFonts w:ascii="Cambria Math" w:hAnsi="Cambria Math"/>
+              </w:rPr>
+              <m:t>β</m:t>
+            </m:r>
+          </m:e>
+          <m:sub>
+            <m:r>
+              <w:rPr>
+                <w:rFonts w:ascii="Cambria Math" w:hAnsi="Cambria Math"/>
+              </w:rPr>
+              <m:t>1</m:t>
+            </m:r>
+          </m:sub>
+        </m:sSub>
+      </m:oMath>
       <w:r>
         <w:rPr>
-          <w:rStyle w:val="nfasis"/>
+          <w:rFonts w:eastAsiaTheme="minorEastAsia"/>
         </w:rPr>
-        <w:lastRenderedPageBreak/>
-        <w:t>La calidad del agua (</w:t>
-      </w:r>
-      <w:r>
-        <w:rPr>
-          <w:rStyle w:val="CdigoHTML"/>
-          <w:i/>
-          <w:iCs/>
-        </w:rPr>
-        <w:t>agua</w:t>
-      </w:r>
-      <w:r>
-        <w:rPr>
-          <w:rStyle w:val="nfasis"/>
-        </w:rPr>
-        <w:t xml:space="preserve">) no resulta estadísticamente significativa en los modelos BN y </w:t>
+        <w:t>: Es el coeficiente estimado del costo de viaje.</w:t>
+      </w:r>
+    </w:p>
+    <w:p>
+      <w:pPr>
+        <w:pStyle w:val="Prrafodelista"/>
+        <w:jc w:val="both"/>
+      </w:pPr>
+    </w:p>
+    <w:p>
+      <w:pPr>
+        <w:pStyle w:val="Prrafodelista"/>
+        <w:jc w:val="both"/>
+      </w:pPr>
+      <w:r>
+        <w:t xml:space="preserve">Por lo tanto, la variación compensadora que deberá recibir cada visitante </w:t>
+      </w:r>
+      <w:proofErr w:type="gramStart"/>
+      <w:r>
+        <w:t>en caso que</w:t>
+      </w:r>
+      <w:proofErr w:type="gramEnd"/>
+      <w:r>
+        <w:t xml:space="preserve"> se “eliminen” los servicios que dieron origen a la encuesta sería $26.953,99 como </w:t>
+      </w:r>
+      <w:r>
+        <w:t xml:space="preserve">compensación. Es decir, este será el valor que le asigne el mercado al servicio </w:t>
       </w:r>
       <w:proofErr w:type="spellStart"/>
       <w:r>
-        <w:rPr>
-          <w:rStyle w:val="nfasis"/>
-        </w:rPr>
-        <w:t>Truncated</w:t>
+        <w:t>recreodeportivo</w:t>
       </w:r>
       <w:proofErr w:type="spellEnd"/>
       <w:r>
-        <w:rPr>
-          <w:rStyle w:val="nfasis"/>
-        </w:rPr>
-        <w:t xml:space="preserve"> NB, lo que puede explicarse por la escasa variación en la percepción de calidad entre los encuestados en 1996.</w:t>
-      </w:r>
-    </w:p>
-    <w:p>
-      <w:pPr>
-        <w:pStyle w:val="font-claude-response-body"/>
-      </w:pPr>
-      <w:r>
-        <w:rPr>
-          <w:rStyle w:val="nfasis"/>
-        </w:rPr>
-        <w:t xml:space="preserve">El modelo seleccionado es el </w:t>
-      </w:r>
-      <w:proofErr w:type="spellStart"/>
-      <w:r>
-        <w:rPr>
-          <w:rStyle w:val="nfasis"/>
-        </w:rPr>
-        <w:t>Truncated</w:t>
-      </w:r>
-      <w:proofErr w:type="spellEnd"/>
-      <w:r>
-        <w:rPr>
-          <w:rStyle w:val="nfasis"/>
-        </w:rPr>
-        <w:t xml:space="preserve"> Negative Binomial (AIC = 751.2), que corrige dos problemas del diseño muestral: la </w:t>
-      </w:r>
-      <w:proofErr w:type="spellStart"/>
-      <w:r>
-        <w:rPr>
-          <w:rStyle w:val="nfasis"/>
-        </w:rPr>
-        <w:t>sobredispersión</w:t>
-      </w:r>
-      <w:proofErr w:type="spellEnd"/>
-      <w:r>
-        <w:rPr>
-          <w:rStyle w:val="nfasis"/>
-        </w:rPr>
-        <w:t xml:space="preserve"> en los datos de conteo y el truncamiento en cero derivado de encuestar únicamente a visitantes dentro del parque.</w:t>
+        <w:t xml:space="preserve"> por persona.</w:t>
+      </w:r>
+    </w:p>
+    <w:p>
+      <w:pPr>
+        <w:pStyle w:val="Prrafodelista"/>
+        <w:jc w:val="both"/>
+      </w:pPr>
+    </w:p>
+    <w:p>
+      <w:pPr>
+        <w:pStyle w:val="Prrafodelista"/>
+        <w:jc w:val="both"/>
+      </w:pPr>
+      <w:r>
+        <w:t>Ahora, el contexto general de la investiga sería, el costo de viaje promedio por persona al parque de la florida se encuentra en $3001,58 y los ingresos mensuales registrados en la encuesta correspondían a $560.869, es decir, que la Variación Compensadora como proporción del ingreso mensual sería de 4,80%. Además, Variación compensadora respecto del costo de viaje los supera en 8,97 veces. En conclusión, el Parque de la Florida genera un excedente recreativo significativo para los visitantes.</w:t>
+      </w:r>
+    </w:p>
+    <w:p>
+      <w:pPr>
+        <w:pStyle w:val="Prrafodelista"/>
+        <w:jc w:val="both"/>
+      </w:pPr>
+      <w:r>
+        <w:t xml:space="preserve"> </w:t>
       </w:r>
     </w:p>
     <w:p>
@@ -7362,7 +8222,7 @@
         <w:jc w:val="both"/>
       </w:pPr>
       <w:r>
-        <w:t>¿Cuál es la variación compensada por eliminar el sitio?, interprete.</w:t>
+        <w:t xml:space="preserve">¿Cuál sería la variación compensatoria total de los 400.000 potenciales beneficiarios del sitio? </w:t>
       </w:r>
     </w:p>
     <w:p>
@@ -7374,76 +8234,6 @@
     <w:p>
       <w:pPr>
         <w:pStyle w:val="Prrafodelista"/>
-        <w:numPr>
-          <w:ilvl w:val="0"/>
-          <w:numId w:val="22"/>
-        </w:numPr>
-        <w:jc w:val="both"/>
-      </w:pPr>
-      <w:r>
-        <w:t xml:space="preserve">¿Cuál sería la variación compensatoria total de los 400.000 potenciales beneficiarios del sitio? </w:t>
-      </w:r>
-    </w:p>
-    <w:p>
-      <w:pPr>
-        <w:autoSpaceDE w:val="0"/>
-        <w:autoSpaceDN w:val="0"/>
-        <w:adjustRightInd w:val="0"/>
-        <w:rPr>
-          <w:rFonts w:ascii="Calibri" w:hAnsi="Calibri" w:cs="Calibri"/>
-          <w:sz w:val="24"/>
-        </w:rPr>
-      </w:pPr>
-    </w:p>
-    <w:p>
-      <w:pPr>
-        <w:pageBreakBefore/>
-        <w:autoSpaceDE w:val="0"/>
-        <w:autoSpaceDN w:val="0"/>
-        <w:adjustRightInd w:val="0"/>
-        <w:rPr>
-          <w:rFonts w:ascii="Calibri" w:hAnsi="Calibri" w:cs="Calibri"/>
-          <w:sz w:val="24"/>
-        </w:rPr>
-      </w:pPr>
-    </w:p>
-    <w:p>
-      <w:pPr>
-        <w:autoSpaceDE w:val="0"/>
-        <w:autoSpaceDN w:val="0"/>
-        <w:adjustRightInd w:val="0"/>
-        <w:rPr>
-          <w:rFonts w:ascii="Calibri" w:hAnsi="Calibri" w:cs="Calibri"/>
-          <w:sz w:val="28"/>
-          <w:szCs w:val="28"/>
-        </w:rPr>
-      </w:pPr>
-      <w:r>
-        <w:rPr>
-          <w:rFonts w:ascii="Calibri" w:hAnsi="Calibri" w:cs="Calibri"/>
-          <w:sz w:val="28"/>
-          <w:szCs w:val="28"/>
-        </w:rPr>
-        <w:t xml:space="preserve">4) ¿Cuál sería la variación compensatoria total de los 400.000 potenciales beneficiarios del sitio? </w:t>
-      </w:r>
-    </w:p>
-    <w:p>
-      <w:pPr>
-        <w:jc w:val="both"/>
-      </w:pPr>
-    </w:p>
-    <w:p>
-      <w:pPr>
-        <w:jc w:val="both"/>
-      </w:pPr>
-    </w:p>
-    <w:p>
-      <w:pPr>
-        <w:jc w:val="both"/>
-      </w:pPr>
-    </w:p>
-    <w:p>
-      <w:pPr>
         <w:jc w:val="both"/>
         <w:rPr>
           <w:b/>
@@ -7455,700 +8245,58 @@
           <w:b/>
           <w:bCs/>
         </w:rPr>
-        <w:t>Referencias</w:t>
+        <w:t>Respuesta:</w:t>
+      </w:r>
+    </w:p>
+    <w:p>
+      <w:pPr>
+        <w:pStyle w:val="Prrafodelista"/>
+        <w:jc w:val="both"/>
+      </w:pPr>
+      <w:r>
+        <w:t xml:space="preserve">La variación compensadora total para los 400.000 potenciales beneficiarios del parque La Florida asciende a $10.781.597.261 pesos </w:t>
+      </w:r>
+      <w:r>
+        <w:t xml:space="preserve">de </w:t>
+      </w:r>
+      <w:r>
+        <w:t>1996. En otras palabras, esta sería la compensación total que la sociedad debería recibir ante la eliminación del parque para mantener su nivel de bienestar colectivo, constituyendo una estimación del valor económico total del servicio recreativo del Parque La Florida.</w:t>
+      </w:r>
+    </w:p>
+    <w:p>
+      <w:pPr>
+        <w:pStyle w:val="Prrafodelista"/>
+        <w:jc w:val="both"/>
+      </w:pPr>
+    </w:p>
+    <w:p>
+      <w:pPr>
+        <w:pStyle w:val="Prrafodelista"/>
+        <w:jc w:val="both"/>
+      </w:pPr>
+      <w:r>
+        <w:t xml:space="preserve">Los valores expresados para el año 2025, en promedio serían cercanos a los $61.988 millones de pesos, con un valor de compensación de $154.971 y manteniendo constante la cantidad de población </w:t>
+      </w:r>
+      <w:r>
+        <w:lastRenderedPageBreak/>
+        <w:t xml:space="preserve">potencial. De esta manera, se cuantifica que el </w:t>
+      </w:r>
+      <w:r>
+        <w:t>servicio ecosistémico que presta el Parque de la Florida representa un bien significativo para todos los Bogotanos</w:t>
+      </w:r>
+      <w:r>
+        <w:t>.</w:t>
       </w:r>
     </w:p>
     <w:p>
       <w:pPr>
         <w:spacing w:before="240" w:after="240"/>
-        <w:ind w:left="708" w:hanging="708"/>
         <w:jc w:val="both"/>
         <w:rPr>
           <w:rFonts w:eastAsia="Arial Narrow" w:cs="Arial Narrow"/>
           <w:lang w:val="es-ES"/>
         </w:rPr>
       </w:pPr>
-      <w:proofErr w:type="spellStart"/>
-      <w:r>
-        <w:rPr>
-          <w:rFonts w:eastAsia="Arial Narrow" w:cs="Arial Narrow"/>
-          <w:lang w:val="es-ES"/>
-        </w:rPr>
-        <w:t>Brander</w:t>
-      </w:r>
-      <w:proofErr w:type="spellEnd"/>
-      <w:r>
-        <w:rPr>
-          <w:rFonts w:eastAsia="Arial Narrow" w:cs="Arial Narrow"/>
-          <w:lang w:val="es-ES"/>
-        </w:rPr>
-        <w:t xml:space="preserve">, L., &amp; Victoria, G. (2023). </w:t>
-      </w:r>
-      <w:proofErr w:type="spellStart"/>
-      <w:r>
-        <w:rPr>
-          <w:rFonts w:eastAsia="Arial Narrow" w:cs="Arial Narrow"/>
-          <w:i/>
-          <w:lang w:val="es-ES"/>
-        </w:rPr>
-        <w:t>Report</w:t>
-      </w:r>
-      <w:proofErr w:type="spellEnd"/>
-      <w:r>
-        <w:rPr>
-          <w:rFonts w:eastAsia="Arial Narrow" w:cs="Arial Narrow"/>
-          <w:i/>
-          <w:lang w:val="es-ES"/>
-        </w:rPr>
-        <w:t xml:space="preserve"> </w:t>
-      </w:r>
-      <w:proofErr w:type="spellStart"/>
-      <w:r>
-        <w:rPr>
-          <w:rFonts w:eastAsia="Arial Narrow" w:cs="Arial Narrow"/>
-          <w:i/>
-          <w:lang w:val="es-ES"/>
-        </w:rPr>
-        <w:t>on</w:t>
-      </w:r>
-      <w:proofErr w:type="spellEnd"/>
-      <w:r>
-        <w:rPr>
-          <w:rFonts w:eastAsia="Arial Narrow" w:cs="Arial Narrow"/>
-          <w:i/>
-          <w:lang w:val="es-ES"/>
-        </w:rPr>
-        <w:t xml:space="preserve"> </w:t>
-      </w:r>
-      <w:proofErr w:type="spellStart"/>
-      <w:r>
-        <w:rPr>
-          <w:rFonts w:eastAsia="Arial Narrow" w:cs="Arial Narrow"/>
-          <w:i/>
-          <w:lang w:val="es-ES"/>
-        </w:rPr>
-        <w:t>the</w:t>
-      </w:r>
-      <w:proofErr w:type="spellEnd"/>
-      <w:r>
-        <w:rPr>
-          <w:rFonts w:eastAsia="Arial Narrow" w:cs="Arial Narrow"/>
-          <w:i/>
-          <w:lang w:val="es-ES"/>
-        </w:rPr>
-        <w:t xml:space="preserve"> </w:t>
-      </w:r>
-      <w:proofErr w:type="spellStart"/>
-      <w:r>
-        <w:rPr>
-          <w:rFonts w:eastAsia="Arial Narrow" w:cs="Arial Narrow"/>
-          <w:i/>
-          <w:lang w:val="es-ES"/>
-        </w:rPr>
-        <w:t>value</w:t>
-      </w:r>
-      <w:proofErr w:type="spellEnd"/>
-      <w:r>
-        <w:rPr>
-          <w:rFonts w:eastAsia="Arial Narrow" w:cs="Arial Narrow"/>
-          <w:i/>
-          <w:lang w:val="es-ES"/>
-        </w:rPr>
-        <w:t xml:space="preserve"> </w:t>
-      </w:r>
-      <w:proofErr w:type="spellStart"/>
-      <w:r>
-        <w:rPr>
-          <w:rFonts w:eastAsia="Arial Narrow" w:cs="Arial Narrow"/>
-          <w:i/>
-          <w:lang w:val="es-ES"/>
-        </w:rPr>
-        <w:t>of</w:t>
-      </w:r>
-      <w:proofErr w:type="spellEnd"/>
-      <w:r>
-        <w:rPr>
-          <w:rFonts w:eastAsia="Arial Narrow" w:cs="Arial Narrow"/>
-          <w:i/>
-          <w:lang w:val="es-ES"/>
-        </w:rPr>
-        <w:t xml:space="preserve"> </w:t>
-      </w:r>
-      <w:proofErr w:type="spellStart"/>
-      <w:r>
-        <w:rPr>
-          <w:rFonts w:eastAsia="Arial Narrow" w:cs="Arial Narrow"/>
-          <w:i/>
-          <w:lang w:val="es-ES"/>
-        </w:rPr>
-        <w:t>ecosystem</w:t>
-      </w:r>
-      <w:proofErr w:type="spellEnd"/>
-      <w:r>
-        <w:rPr>
-          <w:rFonts w:eastAsia="Arial Narrow" w:cs="Arial Narrow"/>
-          <w:i/>
-          <w:lang w:val="es-ES"/>
-        </w:rPr>
-        <w:t xml:space="preserve"> </w:t>
-      </w:r>
-      <w:proofErr w:type="spellStart"/>
-      <w:r>
-        <w:rPr>
-          <w:rFonts w:eastAsia="Arial Narrow" w:cs="Arial Narrow"/>
-          <w:i/>
-          <w:lang w:val="es-ES"/>
-        </w:rPr>
-        <w:t>services</w:t>
-      </w:r>
-      <w:proofErr w:type="spellEnd"/>
-      <w:r>
-        <w:rPr>
-          <w:rFonts w:eastAsia="Arial Narrow" w:cs="Arial Narrow"/>
-          <w:i/>
-          <w:lang w:val="es-ES"/>
-        </w:rPr>
-        <w:t xml:space="preserve"> and natural capital </w:t>
-      </w:r>
-      <w:proofErr w:type="spellStart"/>
-      <w:r>
-        <w:rPr>
-          <w:rFonts w:eastAsia="Arial Narrow" w:cs="Arial Narrow"/>
-          <w:i/>
-          <w:lang w:val="es-ES"/>
-        </w:rPr>
-        <w:t>of</w:t>
-      </w:r>
-      <w:proofErr w:type="spellEnd"/>
-      <w:r>
-        <w:rPr>
-          <w:rFonts w:eastAsia="Arial Narrow" w:cs="Arial Narrow"/>
-          <w:i/>
-          <w:lang w:val="es-ES"/>
-        </w:rPr>
-        <w:t xml:space="preserve"> </w:t>
-      </w:r>
-      <w:proofErr w:type="spellStart"/>
-      <w:r>
-        <w:rPr>
-          <w:rFonts w:eastAsia="Arial Narrow" w:cs="Arial Narrow"/>
-          <w:i/>
-          <w:lang w:val="es-ES"/>
-        </w:rPr>
-        <w:t>the</w:t>
-      </w:r>
-      <w:proofErr w:type="spellEnd"/>
-      <w:r>
-        <w:rPr>
-          <w:rFonts w:eastAsia="Arial Narrow" w:cs="Arial Narrow"/>
-          <w:i/>
-          <w:lang w:val="es-ES"/>
-        </w:rPr>
-        <w:t xml:space="preserve"> </w:t>
-      </w:r>
-      <w:proofErr w:type="spellStart"/>
-      <w:r>
-        <w:rPr>
-          <w:rFonts w:eastAsia="Arial Narrow" w:cs="Arial Narrow"/>
-          <w:i/>
-          <w:lang w:val="es-ES"/>
-        </w:rPr>
-        <w:t>area</w:t>
-      </w:r>
-      <w:proofErr w:type="spellEnd"/>
-      <w:r>
-        <w:rPr>
-          <w:rFonts w:eastAsia="Arial Narrow" w:cs="Arial Narrow"/>
-          <w:lang w:val="es-ES"/>
-        </w:rPr>
-        <w:t>.</w:t>
-      </w:r>
-    </w:p>
-    <w:p>
-      <w:pPr>
-        <w:spacing w:before="240" w:after="240"/>
-        <w:ind w:left="708" w:hanging="708"/>
-        <w:jc w:val="both"/>
-      </w:pPr>
-      <w:r>
-        <w:rPr>
-          <w:rFonts w:eastAsia="Arial Narrow" w:cs="Arial Narrow"/>
-          <w:lang w:val="es-ES"/>
-        </w:rPr>
-        <w:t xml:space="preserve">Bustos, N. A. (2024). </w:t>
-      </w:r>
-      <w:r>
-        <w:rPr>
-          <w:rFonts w:eastAsia="Arial Narrow" w:cs="Arial Narrow"/>
-          <w:i/>
-          <w:lang w:val="es-ES"/>
-        </w:rPr>
-        <w:t>Impacto social y ambiental de la minería aurífera en el Bajo Cauca antioqueño</w:t>
-      </w:r>
-      <w:r>
-        <w:rPr>
-          <w:rFonts w:eastAsia="Arial Narrow" w:cs="Arial Narrow"/>
-          <w:lang w:val="es-ES"/>
-        </w:rPr>
-        <w:t>. Bogotá, Colombia.</w:t>
-      </w:r>
-    </w:p>
-    <w:p>
-      <w:pPr>
-        <w:spacing w:before="240" w:after="240"/>
-        <w:ind w:left="708" w:hanging="708"/>
-        <w:jc w:val="both"/>
-      </w:pPr>
-      <w:r>
-        <w:rPr>
-          <w:rFonts w:eastAsia="Arial Narrow" w:cs="Arial Narrow"/>
-          <w:lang w:val="es-ES"/>
-        </w:rPr>
-        <w:t xml:space="preserve">Correa, R. (2014). </w:t>
-      </w:r>
-      <w:r>
-        <w:rPr>
-          <w:rFonts w:eastAsia="Arial Narrow" w:cs="Arial Narrow"/>
-          <w:i/>
-          <w:lang w:val="es-ES"/>
-        </w:rPr>
-        <w:t>Impactos de la minería artesanal en el Bajo Cauca</w:t>
-      </w:r>
-      <w:r>
-        <w:rPr>
-          <w:rFonts w:eastAsia="Arial Narrow" w:cs="Arial Narrow"/>
-          <w:lang w:val="es-ES"/>
-        </w:rPr>
-        <w:t>. Cartagena, Colombia.</w:t>
-      </w:r>
-    </w:p>
-    <w:p>
-      <w:pPr>
-        <w:spacing w:before="240" w:after="240"/>
-        <w:ind w:left="708" w:hanging="708"/>
-        <w:jc w:val="both"/>
-      </w:pPr>
-      <w:r>
-        <w:rPr>
-          <w:rFonts w:eastAsia="Arial Narrow" w:cs="Arial Narrow"/>
-          <w:lang w:val="es-ES"/>
-        </w:rPr>
-        <w:t xml:space="preserve">Correa, R. (2017). Desarrollo socioeconómico regional: Impactos de la minería artesanal en el Bajo Cauca antioqueño. </w:t>
-      </w:r>
-      <w:r>
-        <w:rPr>
-          <w:rFonts w:eastAsia="Arial Narrow" w:cs="Arial Narrow"/>
-          <w:i/>
-          <w:lang w:val="es-ES"/>
-        </w:rPr>
-        <w:t>Cooperación &amp; Desarrollo</w:t>
-      </w:r>
-      <w:r>
-        <w:rPr>
-          <w:rFonts w:eastAsia="Arial Narrow" w:cs="Arial Narrow"/>
-          <w:lang w:val="es-ES"/>
-        </w:rPr>
-        <w:t>, (46), 46–61.</w:t>
-      </w:r>
-    </w:p>
-    <w:p>
-      <w:pPr>
-        <w:spacing w:before="240" w:after="240"/>
-        <w:ind w:left="708" w:hanging="708"/>
-        <w:jc w:val="both"/>
-      </w:pPr>
-      <w:r>
-        <w:rPr>
-          <w:rFonts w:eastAsia="Arial Narrow" w:cs="Arial Narrow"/>
-          <w:lang w:val="es-ES"/>
-        </w:rPr>
-        <w:t xml:space="preserve">ECOVALOR. (2024). </w:t>
-      </w:r>
-      <w:r>
-        <w:rPr>
-          <w:rFonts w:eastAsia="Arial Narrow" w:cs="Arial Narrow"/>
-          <w:i/>
-          <w:lang w:val="es-ES"/>
-        </w:rPr>
-        <w:t>Guía metodológica para la valoración económica de bienes y servicios ecosistémicos y daños ambientales</w:t>
-      </w:r>
-      <w:r>
-        <w:rPr>
-          <w:rFonts w:eastAsia="Arial Narrow" w:cs="Arial Narrow"/>
-          <w:lang w:val="es-ES"/>
-        </w:rPr>
-        <w:t>. GAIA, 12–14.</w:t>
-      </w:r>
-    </w:p>
-    <w:p>
-      <w:pPr>
-        <w:spacing w:before="240" w:after="240"/>
-        <w:ind w:left="708" w:hanging="708"/>
-        <w:jc w:val="both"/>
-      </w:pPr>
-      <w:r>
-        <w:rPr>
-          <w:rFonts w:eastAsia="Arial Narrow" w:cs="Arial Narrow"/>
-          <w:lang w:val="es-ES"/>
-        </w:rPr>
-        <w:t xml:space="preserve">Lopera González, M. A. (2020). La formalización minera en el Bajo Cauca antioqueño a través de las áreas de reserva especial: Una aproximación al diseño institucional desde el marco de análisis y desarrollo institucional. </w:t>
-      </w:r>
-      <w:r>
-        <w:rPr>
-          <w:rFonts w:eastAsia="Arial Narrow" w:cs="Arial Narrow"/>
-          <w:i/>
-          <w:lang w:val="es-ES"/>
-        </w:rPr>
-        <w:t>(58), 141–166</w:t>
-      </w:r>
-      <w:r>
-        <w:rPr>
-          <w:rFonts w:eastAsia="Arial Narrow" w:cs="Arial Narrow"/>
-          <w:lang w:val="es-ES"/>
-        </w:rPr>
-        <w:t>.</w:t>
-      </w:r>
-    </w:p>
-    <w:p>
-      <w:pPr>
-        <w:spacing w:before="240" w:after="240"/>
-        <w:ind w:left="708" w:hanging="708"/>
-        <w:jc w:val="both"/>
-      </w:pPr>
-      <w:r>
-        <w:rPr>
-          <w:rFonts w:eastAsia="Arial Narrow" w:cs="Arial Narrow"/>
-          <w:lang w:val="es-ES"/>
-        </w:rPr>
-        <w:t xml:space="preserve">Maldonado, J. H., &amp; Moreno Sánchez, R. (2023). </w:t>
-      </w:r>
-      <w:r>
-        <w:rPr>
-          <w:rFonts w:eastAsia="Arial Narrow" w:cs="Arial Narrow"/>
-          <w:i/>
-          <w:lang w:val="es-ES"/>
-        </w:rPr>
-        <w:t>Servicios ecosistémicos y biodiversidad en América Latina y el Caribe</w:t>
-      </w:r>
-      <w:r>
-        <w:rPr>
-          <w:rFonts w:eastAsia="Arial Narrow" w:cs="Arial Narrow"/>
-          <w:lang w:val="es-ES"/>
-        </w:rPr>
-        <w:t>. Banco de Desarrollo de América Latina (CAF).</w:t>
-      </w:r>
-    </w:p>
-    <w:p>
-      <w:pPr>
-        <w:spacing w:before="240" w:after="240"/>
-        <w:ind w:left="708" w:hanging="708"/>
-        <w:jc w:val="both"/>
-      </w:pPr>
-      <w:r>
-        <w:rPr>
-          <w:rFonts w:eastAsia="Arial Narrow" w:cs="Arial Narrow"/>
-          <w:lang w:val="es-ES"/>
-        </w:rPr>
-        <w:t xml:space="preserve">Ministerio de Ambiente, Vivienda y Desarrollo Territorial. (2003). </w:t>
-      </w:r>
-      <w:r>
-        <w:rPr>
-          <w:rFonts w:eastAsia="Arial Narrow" w:cs="Arial Narrow"/>
-          <w:i/>
-          <w:lang w:val="es-ES"/>
-        </w:rPr>
-        <w:t>Metodologías para la valoración económica de bienes, servicios ambientales y recursos naturales</w:t>
-      </w:r>
-      <w:r>
-        <w:rPr>
-          <w:rFonts w:eastAsia="Arial Narrow" w:cs="Arial Narrow"/>
-          <w:lang w:val="es-ES"/>
-        </w:rPr>
-        <w:t>. República de Colombia.</w:t>
-      </w:r>
-    </w:p>
-    <w:p>
-      <w:pPr>
-        <w:spacing w:before="240" w:after="240"/>
-        <w:ind w:left="708" w:hanging="708"/>
-        <w:jc w:val="both"/>
-        <w:rPr>
-          <w:rFonts w:eastAsia="Arial Narrow" w:cs="Arial Narrow"/>
-          <w:lang w:val="es-ES"/>
-        </w:rPr>
-      </w:pPr>
-      <w:r>
-        <w:rPr>
-          <w:rFonts w:eastAsia="Arial Narrow" w:cs="Arial Narrow"/>
-          <w:lang w:val="es-ES"/>
-        </w:rPr>
-        <w:t xml:space="preserve">Organización Mundial de la Salud. (2007). </w:t>
-      </w:r>
-      <w:proofErr w:type="spellStart"/>
-      <w:r>
-        <w:rPr>
-          <w:rFonts w:eastAsia="Arial Narrow" w:cs="Arial Narrow"/>
-          <w:i/>
-          <w:lang w:val="es-ES"/>
-        </w:rPr>
-        <w:t>Guidance</w:t>
-      </w:r>
-      <w:proofErr w:type="spellEnd"/>
-      <w:r>
-        <w:rPr>
-          <w:rFonts w:eastAsia="Arial Narrow" w:cs="Arial Narrow"/>
-          <w:i/>
-          <w:lang w:val="es-ES"/>
-        </w:rPr>
-        <w:t xml:space="preserve"> </w:t>
-      </w:r>
-      <w:proofErr w:type="spellStart"/>
-      <w:r>
-        <w:rPr>
-          <w:rFonts w:eastAsia="Arial Narrow" w:cs="Arial Narrow"/>
-          <w:i/>
-          <w:lang w:val="es-ES"/>
-        </w:rPr>
-        <w:t>for</w:t>
-      </w:r>
-      <w:proofErr w:type="spellEnd"/>
-      <w:r>
-        <w:rPr>
-          <w:rFonts w:eastAsia="Arial Narrow" w:cs="Arial Narrow"/>
-          <w:i/>
-          <w:lang w:val="es-ES"/>
-        </w:rPr>
-        <w:t xml:space="preserve"> </w:t>
-      </w:r>
-      <w:proofErr w:type="spellStart"/>
-      <w:r>
-        <w:rPr>
-          <w:rFonts w:eastAsia="Arial Narrow" w:cs="Arial Narrow"/>
-          <w:i/>
-          <w:lang w:val="es-ES"/>
-        </w:rPr>
-        <w:t>estimating</w:t>
-      </w:r>
-      <w:proofErr w:type="spellEnd"/>
-      <w:r>
-        <w:rPr>
-          <w:rFonts w:eastAsia="Arial Narrow" w:cs="Arial Narrow"/>
-          <w:i/>
-          <w:lang w:val="es-ES"/>
-        </w:rPr>
-        <w:t xml:space="preserve"> </w:t>
-      </w:r>
-      <w:proofErr w:type="spellStart"/>
-      <w:r>
-        <w:rPr>
-          <w:rFonts w:eastAsia="Arial Narrow" w:cs="Arial Narrow"/>
-          <w:i/>
-          <w:lang w:val="es-ES"/>
-        </w:rPr>
-        <w:t>exposure</w:t>
-      </w:r>
-      <w:proofErr w:type="spellEnd"/>
-      <w:r>
-        <w:rPr>
-          <w:rFonts w:eastAsia="Arial Narrow" w:cs="Arial Narrow"/>
-          <w:i/>
-          <w:lang w:val="es-ES"/>
-        </w:rPr>
-        <w:t xml:space="preserve"> </w:t>
-      </w:r>
-      <w:proofErr w:type="spellStart"/>
-      <w:r>
-        <w:rPr>
-          <w:rFonts w:eastAsia="Arial Narrow" w:cs="Arial Narrow"/>
-          <w:i/>
-          <w:lang w:val="es-ES"/>
-        </w:rPr>
-        <w:t>to</w:t>
-      </w:r>
-      <w:proofErr w:type="spellEnd"/>
-      <w:r>
-        <w:rPr>
-          <w:rFonts w:eastAsia="Arial Narrow" w:cs="Arial Narrow"/>
-          <w:i/>
-          <w:lang w:val="es-ES"/>
-        </w:rPr>
-        <w:t xml:space="preserve"> </w:t>
-      </w:r>
-      <w:proofErr w:type="spellStart"/>
-      <w:r>
-        <w:rPr>
-          <w:rFonts w:eastAsia="Arial Narrow" w:cs="Arial Narrow"/>
-          <w:i/>
-          <w:lang w:val="es-ES"/>
-        </w:rPr>
-        <w:t>mercury</w:t>
-      </w:r>
-      <w:proofErr w:type="spellEnd"/>
-      <w:r>
-        <w:rPr>
-          <w:rFonts w:eastAsia="Arial Narrow" w:cs="Arial Narrow"/>
-          <w:i/>
-          <w:lang w:val="es-ES"/>
-        </w:rPr>
-        <w:t xml:space="preserve"> </w:t>
-      </w:r>
-      <w:proofErr w:type="spellStart"/>
-      <w:r>
-        <w:rPr>
-          <w:rFonts w:eastAsia="Arial Narrow" w:cs="Arial Narrow"/>
-          <w:i/>
-          <w:lang w:val="es-ES"/>
-        </w:rPr>
-        <w:t>to</w:t>
-      </w:r>
-      <w:proofErr w:type="spellEnd"/>
-      <w:r>
-        <w:rPr>
-          <w:rFonts w:eastAsia="Arial Narrow" w:cs="Arial Narrow"/>
-          <w:i/>
-          <w:lang w:val="es-ES"/>
-        </w:rPr>
-        <w:t xml:space="preserve"> </w:t>
-      </w:r>
-      <w:proofErr w:type="spellStart"/>
-      <w:r>
-        <w:rPr>
-          <w:rFonts w:eastAsia="Arial Narrow" w:cs="Arial Narrow"/>
-          <w:i/>
-          <w:lang w:val="es-ES"/>
-        </w:rPr>
-        <w:t>identify</w:t>
-      </w:r>
-      <w:proofErr w:type="spellEnd"/>
-      <w:r>
-        <w:rPr>
-          <w:rFonts w:eastAsia="Arial Narrow" w:cs="Arial Narrow"/>
-          <w:i/>
-          <w:lang w:val="es-ES"/>
-        </w:rPr>
-        <w:t xml:space="preserve"> </w:t>
-      </w:r>
-      <w:proofErr w:type="spellStart"/>
-      <w:r>
-        <w:rPr>
-          <w:rFonts w:eastAsia="Arial Narrow" w:cs="Arial Narrow"/>
-          <w:i/>
-          <w:lang w:val="es-ES"/>
-        </w:rPr>
-        <w:t>populations</w:t>
-      </w:r>
-      <w:proofErr w:type="spellEnd"/>
-      <w:r>
-        <w:rPr>
-          <w:rFonts w:eastAsia="Arial Narrow" w:cs="Arial Narrow"/>
-          <w:i/>
-          <w:lang w:val="es-ES"/>
-        </w:rPr>
-        <w:t xml:space="preserve"> at </w:t>
-      </w:r>
-      <w:proofErr w:type="spellStart"/>
-      <w:r>
-        <w:rPr>
-          <w:rFonts w:eastAsia="Arial Narrow" w:cs="Arial Narrow"/>
-          <w:i/>
-          <w:lang w:val="es-ES"/>
-        </w:rPr>
-        <w:t>risk</w:t>
-      </w:r>
-      <w:proofErr w:type="spellEnd"/>
-      <w:r>
-        <w:rPr>
-          <w:rFonts w:eastAsia="Arial Narrow" w:cs="Arial Narrow"/>
-          <w:lang w:val="es-ES"/>
-        </w:rPr>
-        <w:t>. Ginebra, Suiza.</w:t>
-      </w:r>
-    </w:p>
-    <w:p>
-      <w:pPr>
-        <w:spacing w:before="240" w:after="240"/>
-        <w:ind w:left="708" w:hanging="708"/>
-        <w:jc w:val="both"/>
-        <w:rPr>
-          <w:rFonts w:eastAsia="Arial Narrow" w:cs="Arial Narrow"/>
-          <w:lang w:val="es-ES"/>
-        </w:rPr>
-      </w:pPr>
-      <w:proofErr w:type="spellStart"/>
-      <w:r>
-        <w:rPr>
-          <w:rFonts w:eastAsia="Arial Narrow" w:cs="Arial Narrow"/>
-          <w:lang w:val="es-ES"/>
-        </w:rPr>
-        <w:t>World</w:t>
-      </w:r>
-      <w:proofErr w:type="spellEnd"/>
-      <w:r>
-        <w:rPr>
-          <w:rFonts w:eastAsia="Arial Narrow" w:cs="Arial Narrow"/>
-          <w:lang w:val="es-ES"/>
-        </w:rPr>
-        <w:t xml:space="preserve"> </w:t>
-      </w:r>
-      <w:proofErr w:type="spellStart"/>
-      <w:r>
-        <w:rPr>
-          <w:rFonts w:eastAsia="Arial Narrow" w:cs="Arial Narrow"/>
-          <w:lang w:val="es-ES"/>
-        </w:rPr>
-        <w:t>Resources</w:t>
-      </w:r>
-      <w:proofErr w:type="spellEnd"/>
-      <w:r>
-        <w:rPr>
-          <w:rFonts w:eastAsia="Arial Narrow" w:cs="Arial Narrow"/>
-          <w:lang w:val="es-ES"/>
-        </w:rPr>
-        <w:t xml:space="preserve"> </w:t>
-      </w:r>
-      <w:proofErr w:type="spellStart"/>
-      <w:r>
-        <w:rPr>
-          <w:rFonts w:eastAsia="Arial Narrow" w:cs="Arial Narrow"/>
-          <w:lang w:val="es-ES"/>
-        </w:rPr>
-        <w:t>Institute</w:t>
-      </w:r>
-      <w:proofErr w:type="spellEnd"/>
-      <w:r>
-        <w:rPr>
-          <w:rFonts w:eastAsia="Arial Narrow" w:cs="Arial Narrow"/>
-          <w:lang w:val="es-ES"/>
-        </w:rPr>
-        <w:t xml:space="preserve">. (2005). </w:t>
-      </w:r>
-      <w:r>
-        <w:rPr>
-          <w:rFonts w:eastAsia="Arial Narrow" w:cs="Arial Narrow"/>
-          <w:i/>
-          <w:lang w:val="es-ES"/>
-        </w:rPr>
-        <w:t>Ecosystems and human well-being: Synthesis</w:t>
-      </w:r>
-      <w:r>
-        <w:rPr>
-          <w:rFonts w:eastAsia="Arial Narrow" w:cs="Arial Narrow"/>
-          <w:lang w:val="es-ES"/>
-        </w:rPr>
-        <w:t>. Millennium Ecosystem Assessment.</w:t>
-      </w:r>
-      <w:sdt>
-        <w:sdtPr>
-          <w:id w:val="111145805"/>
-          <w:showingPlcHdr/>
-          <w:bibliography/>
-        </w:sdtPr>
-        <w:sdtContent>
-          <w:r>
-            <w:t xml:space="preserve">     </w:t>
-          </w:r>
-        </w:sdtContent>
-      </w:sdt>
     </w:p>
     <w:sectPr>
       <w:headerReference w:type="default" r:id="rId11"/>

--- a/Document/Taller2_G2_VEBNM.docx
+++ b/Document/Taller2_G2_VEBNM.docx
@@ -1253,7 +1253,7 @@
             <w:rPr>
               <w:rFonts w:ascii="Cambria Math" w:hAnsi="Cambria Math"/>
             </w:rPr>
-            <m:t>=ARE</m:t>
+            <m:t>=</m:t>
           </m:r>
           <m:sSub>
             <m:sSubPr>
@@ -1269,7 +1269,7 @@
                 <w:rPr>
                   <w:rFonts w:ascii="Cambria Math" w:hAnsi="Cambria Math"/>
                 </w:rPr>
-                <m:t>A</m:t>
+                <m:t>β</m:t>
               </m:r>
             </m:e>
             <m:sub>
@@ -1277,7 +1277,7 @@
                 <w:rPr>
                   <w:rFonts w:ascii="Cambria Math" w:hAnsi="Cambria Math"/>
                 </w:rPr>
-                <m:t>i</m:t>
+                <m:t>0</m:t>
               </m:r>
             </m:sub>
           </m:sSub>
@@ -1285,7 +1285,7 @@
             <w:rPr>
               <w:rFonts w:ascii="Cambria Math" w:hAnsi="Cambria Math"/>
             </w:rPr>
-            <m:t>+cuarto</m:t>
+            <m:t>ARE</m:t>
           </m:r>
           <m:sSub>
             <m:sSubPr>
@@ -1301,103 +1301,7 @@
                 <w:rPr>
                   <w:rFonts w:ascii="Cambria Math" w:hAnsi="Cambria Math"/>
                 </w:rPr>
-                <m:t>s</m:t>
-              </m:r>
-            </m:e>
-            <m:sub>
-              <m:r>
-                <w:rPr>
-                  <w:rFonts w:ascii="Cambria Math" w:hAnsi="Cambria Math"/>
-                </w:rPr>
-                <m:t>i</m:t>
-              </m:r>
-            </m:sub>
-          </m:sSub>
-          <m:r>
-            <w:rPr>
-              <w:rFonts w:ascii="Cambria Math" w:hAnsi="Cambria Math"/>
-            </w:rPr>
-            <m:t>+bano</m:t>
-          </m:r>
-          <m:sSub>
-            <m:sSubPr>
-              <m:ctrlPr>
-                <w:rPr>
-                  <w:rFonts w:ascii="Cambria Math" w:hAnsi="Cambria Math"/>
-                  <w:i/>
-                </w:rPr>
-              </m:ctrlPr>
-            </m:sSubPr>
-            <m:e>
-              <m:r>
-                <w:rPr>
-                  <w:rFonts w:ascii="Cambria Math" w:hAnsi="Cambria Math"/>
-                </w:rPr>
-                <m:t>s</m:t>
-              </m:r>
-            </m:e>
-            <m:sub>
-              <m:r>
-                <w:rPr>
-                  <w:rFonts w:ascii="Cambria Math" w:hAnsi="Cambria Math"/>
-                </w:rPr>
-                <m:t>i</m:t>
-              </m:r>
-            </m:sub>
-          </m:sSub>
-          <m:r>
-            <w:rPr>
-              <w:rFonts w:ascii="Cambria Math" w:hAnsi="Cambria Math"/>
-            </w:rPr>
-            <m:t>+garaje</m:t>
-          </m:r>
-          <m:sSub>
-            <m:sSubPr>
-              <m:ctrlPr>
-                <w:rPr>
-                  <w:rFonts w:ascii="Cambria Math" w:hAnsi="Cambria Math"/>
-                  <w:i/>
-                </w:rPr>
-              </m:ctrlPr>
-            </m:sSubPr>
-            <m:e>
-              <m:r>
-                <w:rPr>
-                  <w:rFonts w:ascii="Cambria Math" w:hAnsi="Cambria Math"/>
-                </w:rPr>
-                <m:t>s</m:t>
-              </m:r>
-            </m:e>
-            <m:sub>
-              <m:r>
-                <w:rPr>
-                  <w:rFonts w:ascii="Cambria Math" w:hAnsi="Cambria Math"/>
-                </w:rPr>
-                <m:t>i</m:t>
-              </m:r>
-            </m:sub>
-          </m:sSub>
-          <m:r>
-            <w:rPr>
-              <w:rFonts w:ascii="Cambria Math" w:hAnsi="Cambria Math"/>
-            </w:rPr>
-            <m:t>+garaj</m:t>
-          </m:r>
-          <m:sSub>
-            <m:sSubPr>
-              <m:ctrlPr>
-                <w:rPr>
-                  <w:rFonts w:ascii="Cambria Math" w:hAnsi="Cambria Math"/>
-                  <w:i/>
-                </w:rPr>
-              </m:ctrlPr>
-            </m:sSubPr>
-            <m:e>
-              <m:r>
-                <w:rPr>
-                  <w:rFonts w:ascii="Cambria Math" w:hAnsi="Cambria Math"/>
-                </w:rPr>
-                <m:t>es</m:t>
+                <m:t>A</m:t>
               </m:r>
             </m:e>
             <m:sub>
@@ -1429,7 +1333,7 @@
                 <w:rPr>
                   <w:rFonts w:ascii="Cambria Math" w:hAnsi="Cambria Math"/>
                 </w:rPr>
-                <m:t>t</m:t>
+                <m:t>β</m:t>
               </m:r>
             </m:e>
             <m:sub>
@@ -1437,7 +1341,39 @@
                 <w:rPr>
                   <w:rFonts w:ascii="Cambria Math" w:hAnsi="Cambria Math"/>
                 </w:rPr>
-                <m:t>nueva</m:t>
+                <m:t>1</m:t>
+              </m:r>
+            </m:sub>
+          </m:sSub>
+          <m:r>
+            <w:rPr>
+              <w:rFonts w:ascii="Cambria Math" w:hAnsi="Cambria Math"/>
+            </w:rPr>
+            <m:t>cuarto</m:t>
+          </m:r>
+          <m:sSub>
+            <m:sSubPr>
+              <m:ctrlPr>
+                <w:rPr>
+                  <w:rFonts w:ascii="Cambria Math" w:hAnsi="Cambria Math"/>
+                  <w:i/>
+                </w:rPr>
+              </m:ctrlPr>
+            </m:sSubPr>
+            <m:e>
+              <m:r>
+                <w:rPr>
+                  <w:rFonts w:ascii="Cambria Math" w:hAnsi="Cambria Math"/>
+                </w:rPr>
+                <m:t>s</m:t>
+              </m:r>
+            </m:e>
+            <m:sub>
+              <m:r>
+                <w:rPr>
+                  <w:rFonts w:ascii="Cambria Math" w:hAnsi="Cambria Math"/>
+                </w:rPr>
+                <m:t>i</m:t>
               </m:r>
             </m:sub>
           </m:sSub>
@@ -1461,7 +1397,7 @@
                 <w:rPr>
                   <w:rFonts w:ascii="Cambria Math" w:hAnsi="Cambria Math"/>
                 </w:rPr>
-                <m:t>t</m:t>
+                <m:t>β</m:t>
               </m:r>
             </m:e>
             <m:sub>
@@ -1469,7 +1405,39 @@
                 <w:rPr>
                   <w:rFonts w:ascii="Cambria Math" w:hAnsi="Cambria Math"/>
                 </w:rPr>
-                <m:t>0-5</m:t>
+                <m:t>2</m:t>
+              </m:r>
+            </m:sub>
+          </m:sSub>
+          <m:r>
+            <w:rPr>
+              <w:rFonts w:ascii="Cambria Math" w:hAnsi="Cambria Math"/>
+            </w:rPr>
+            <m:t>bano</m:t>
+          </m:r>
+          <m:sSub>
+            <m:sSubPr>
+              <m:ctrlPr>
+                <w:rPr>
+                  <w:rFonts w:ascii="Cambria Math" w:hAnsi="Cambria Math"/>
+                  <w:i/>
+                </w:rPr>
+              </m:ctrlPr>
+            </m:sSubPr>
+            <m:e>
+              <m:r>
+                <w:rPr>
+                  <w:rFonts w:ascii="Cambria Math" w:hAnsi="Cambria Math"/>
+                </w:rPr>
+                <m:t>s</m:t>
+              </m:r>
+            </m:e>
+            <m:sub>
+              <m:r>
+                <w:rPr>
+                  <w:rFonts w:ascii="Cambria Math" w:hAnsi="Cambria Math"/>
+                </w:rPr>
+                <m:t>i</m:t>
               </m:r>
             </m:sub>
           </m:sSub>
@@ -1493,7 +1461,7 @@
                 <w:rPr>
                   <w:rFonts w:ascii="Cambria Math" w:hAnsi="Cambria Math"/>
                 </w:rPr>
-                <m:t>t</m:t>
+                <m:t>β</m:t>
               </m:r>
             </m:e>
             <m:sub>
@@ -1501,7 +1469,39 @@
                 <w:rPr>
                   <w:rFonts w:ascii="Cambria Math" w:hAnsi="Cambria Math"/>
                 </w:rPr>
-                <m:t>5-10</m:t>
+                <m:t>3</m:t>
+              </m:r>
+            </m:sub>
+          </m:sSub>
+          <m:r>
+            <w:rPr>
+              <w:rFonts w:ascii="Cambria Math" w:hAnsi="Cambria Math"/>
+            </w:rPr>
+            <m:t>garaje</m:t>
+          </m:r>
+          <m:sSub>
+            <m:sSubPr>
+              <m:ctrlPr>
+                <w:rPr>
+                  <w:rFonts w:ascii="Cambria Math" w:hAnsi="Cambria Math"/>
+                  <w:i/>
+                </w:rPr>
+              </m:ctrlPr>
+            </m:sSubPr>
+            <m:e>
+              <m:r>
+                <w:rPr>
+                  <w:rFonts w:ascii="Cambria Math" w:hAnsi="Cambria Math"/>
+                </w:rPr>
+                <m:t>s</m:t>
+              </m:r>
+            </m:e>
+            <m:sub>
+              <m:r>
+                <w:rPr>
+                  <w:rFonts w:ascii="Cambria Math" w:hAnsi="Cambria Math"/>
+                </w:rPr>
+                <m:t>i</m:t>
               </m:r>
             </m:sub>
           </m:sSub>
@@ -1525,7 +1525,7 @@
                 <w:rPr>
                   <w:rFonts w:ascii="Cambria Math" w:hAnsi="Cambria Math"/>
                 </w:rPr>
-                <m:t>t</m:t>
+                <m:t>β</m:t>
               </m:r>
             </m:e>
             <m:sub>
@@ -1533,7 +1533,7 @@
                 <w:rPr>
                   <w:rFonts w:ascii="Cambria Math" w:hAnsi="Cambria Math"/>
                 </w:rPr>
-                <m:t>10-20</m:t>
+                <m:t>4</m:t>
               </m:r>
             </m:sub>
           </m:sSub>
@@ -1541,7 +1541,7 @@
             <w:rPr>
               <w:rFonts w:ascii="Cambria Math" w:hAnsi="Cambria Math"/>
             </w:rPr>
-            <m:t>+concanchasquas</m:t>
+            <m:t>garaj</m:t>
           </m:r>
           <m:sSub>
             <m:sSubPr>
@@ -1557,455 +1557,7 @@
                 <w:rPr>
                   <w:rFonts w:ascii="Cambria Math" w:hAnsi="Cambria Math"/>
                 </w:rPr>
-                <m:t>h</m:t>
-              </m:r>
-            </m:e>
-            <m:sub>
-              <m:r>
-                <w:rPr>
-                  <w:rFonts w:ascii="Cambria Math" w:hAnsi="Cambria Math"/>
-                </w:rPr>
-                <m:t>i</m:t>
-              </m:r>
-            </m:sub>
-          </m:sSub>
-          <m:r>
-            <w:rPr>
-              <w:rFonts w:ascii="Cambria Math" w:hAnsi="Cambria Math"/>
-            </w:rPr>
-            <m:t>+congimnasi</m:t>
-          </m:r>
-          <m:sSub>
-            <m:sSubPr>
-              <m:ctrlPr>
-                <w:rPr>
-                  <w:rFonts w:ascii="Cambria Math" w:hAnsi="Cambria Math"/>
-                  <w:i/>
-                </w:rPr>
-              </m:ctrlPr>
-            </m:sSubPr>
-            <m:e>
-              <m:r>
-                <w:rPr>
-                  <w:rFonts w:ascii="Cambria Math" w:hAnsi="Cambria Math"/>
-                </w:rPr>
-                <m:t>o</m:t>
-              </m:r>
-            </m:e>
-            <m:sub>
-              <m:r>
-                <w:rPr>
-                  <w:rFonts w:ascii="Cambria Math" w:hAnsi="Cambria Math"/>
-                </w:rPr>
-                <m:t>i</m:t>
-              </m:r>
-            </m:sub>
-          </m:sSub>
-          <m:r>
-            <w:rPr>
-              <w:rFonts w:ascii="Cambria Math" w:hAnsi="Cambria Math"/>
-            </w:rPr>
-            <m:t>+conjardininterio</m:t>
-          </m:r>
-          <m:sSub>
-            <m:sSubPr>
-              <m:ctrlPr>
-                <w:rPr>
-                  <w:rFonts w:ascii="Cambria Math" w:hAnsi="Cambria Math"/>
-                  <w:i/>
-                </w:rPr>
-              </m:ctrlPr>
-            </m:sSubPr>
-            <m:e>
-              <m:r>
-                <w:rPr>
-                  <w:rFonts w:ascii="Cambria Math" w:hAnsi="Cambria Math"/>
-                </w:rPr>
-                <m:t>r</m:t>
-              </m:r>
-            </m:e>
-            <m:sub>
-              <m:r>
-                <w:rPr>
-                  <w:rFonts w:ascii="Cambria Math" w:hAnsi="Cambria Math"/>
-                </w:rPr>
-                <m:t>i</m:t>
-              </m:r>
-            </m:sub>
-          </m:sSub>
-          <m:r>
-            <w:rPr>
-              <w:rFonts w:ascii="Cambria Math" w:hAnsi="Cambria Math"/>
-            </w:rPr>
-            <m:t>+consaun</m:t>
-          </m:r>
-          <m:sSub>
-            <m:sSubPr>
-              <m:ctrlPr>
-                <w:rPr>
-                  <w:rFonts w:ascii="Cambria Math" w:hAnsi="Cambria Math"/>
-                  <w:i/>
-                </w:rPr>
-              </m:ctrlPr>
-            </m:sSubPr>
-            <m:e>
-              <m:r>
-                <w:rPr>
-                  <w:rFonts w:ascii="Cambria Math" w:hAnsi="Cambria Math"/>
-                </w:rPr>
-                <m:t>a</m:t>
-              </m:r>
-            </m:e>
-            <m:sub>
-              <m:r>
-                <w:rPr>
-                  <w:rFonts w:ascii="Cambria Math" w:hAnsi="Cambria Math"/>
-                </w:rPr>
-                <m:t>i</m:t>
-              </m:r>
-            </m:sub>
-          </m:sSub>
-          <m:r>
-            <w:rPr>
-              <w:rFonts w:ascii="Cambria Math" w:hAnsi="Cambria Math"/>
-            </w:rPr>
-            <m:t>+conzonasnino</m:t>
-          </m:r>
-          <m:sSub>
-            <m:sSubPr>
-              <m:ctrlPr>
-                <w:rPr>
-                  <w:rFonts w:ascii="Cambria Math" w:hAnsi="Cambria Math"/>
-                  <w:i/>
-                </w:rPr>
-              </m:ctrlPr>
-            </m:sSubPr>
-            <m:e>
-              <m:r>
-                <w:rPr>
-                  <w:rFonts w:ascii="Cambria Math" w:hAnsi="Cambria Math"/>
-                </w:rPr>
-                <m:t>s</m:t>
-              </m:r>
-            </m:e>
-            <m:sub>
-              <m:r>
-                <w:rPr>
-                  <w:rFonts w:ascii="Cambria Math" w:hAnsi="Cambria Math"/>
-                </w:rPr>
-                <m:t>i</m:t>
-              </m:r>
-            </m:sub>
-          </m:sSub>
-          <m:r>
-            <w:rPr>
-              <w:rFonts w:ascii="Cambria Math" w:hAnsi="Cambria Math"/>
-            </w:rPr>
-            <m:t>+conzonaverde</m:t>
-          </m:r>
-          <m:sSub>
-            <m:sSubPr>
-              <m:ctrlPr>
-                <w:rPr>
-                  <w:rFonts w:ascii="Cambria Math" w:hAnsi="Cambria Math"/>
-                  <w:i/>
-                </w:rPr>
-              </m:ctrlPr>
-            </m:sSubPr>
-            <m:e>
-              <m:r>
-                <w:rPr>
-                  <w:rFonts w:ascii="Cambria Math" w:hAnsi="Cambria Math"/>
-                </w:rPr>
-                <m:t>s</m:t>
-              </m:r>
-            </m:e>
-            <m:sub>
-              <m:r>
-                <w:rPr>
-                  <w:rFonts w:ascii="Cambria Math" w:hAnsi="Cambria Math"/>
-                </w:rPr>
-                <m:t>i</m:t>
-              </m:r>
-            </m:sub>
-          </m:sSub>
-          <m:r>
-            <w:rPr>
-              <w:rFonts w:ascii="Cambria Math" w:hAnsi="Cambria Math"/>
-            </w:rPr>
-            <m:t>+conjuntocerrad</m:t>
-          </m:r>
-          <m:sSub>
-            <m:sSubPr>
-              <m:ctrlPr>
-                <w:rPr>
-                  <w:rFonts w:ascii="Cambria Math" w:hAnsi="Cambria Math"/>
-                  <w:i/>
-                </w:rPr>
-              </m:ctrlPr>
-            </m:sSubPr>
-            <m:e>
-              <m:r>
-                <w:rPr>
-                  <w:rFonts w:ascii="Cambria Math" w:hAnsi="Cambria Math"/>
-                </w:rPr>
-                <m:t>o</m:t>
-              </m:r>
-            </m:e>
-            <m:sub>
-              <m:r>
-                <w:rPr>
-                  <w:rFonts w:ascii="Cambria Math" w:hAnsi="Cambria Math"/>
-                </w:rPr>
-                <m:t>i</m:t>
-              </m:r>
-            </m:sub>
-          </m:sSub>
-          <m:r>
-            <w:rPr>
-              <w:rFonts w:ascii="Cambria Math" w:hAnsi="Cambria Math"/>
-            </w:rPr>
-            <m:t>+est</m:t>
-          </m:r>
-          <m:sSub>
-            <m:sSubPr>
-              <m:ctrlPr>
-                <w:rPr>
-                  <w:rFonts w:ascii="Cambria Math" w:hAnsi="Cambria Math"/>
-                  <w:i/>
-                </w:rPr>
-              </m:ctrlPr>
-            </m:sSubPr>
-            <m:e>
-              <m:r>
-                <w:rPr>
-                  <w:rFonts w:ascii="Cambria Math" w:hAnsi="Cambria Math"/>
-                </w:rPr>
-                <m:t>1</m:t>
-              </m:r>
-            </m:e>
-            <m:sub>
-              <m:r>
-                <w:rPr>
-                  <w:rFonts w:ascii="Cambria Math" w:hAnsi="Cambria Math"/>
-                </w:rPr>
-                <m:t>i</m:t>
-              </m:r>
-            </m:sub>
-          </m:sSub>
-          <m:r>
-            <w:rPr>
-              <w:rFonts w:ascii="Cambria Math" w:hAnsi="Cambria Math"/>
-            </w:rPr>
-            <m:t>+est</m:t>
-          </m:r>
-          <m:sSub>
-            <m:sSubPr>
-              <m:ctrlPr>
-                <w:rPr>
-                  <w:rFonts w:ascii="Cambria Math" w:hAnsi="Cambria Math"/>
-                  <w:i/>
-                </w:rPr>
-              </m:ctrlPr>
-            </m:sSubPr>
-            <m:e>
-              <m:r>
-                <w:rPr>
-                  <w:rFonts w:ascii="Cambria Math" w:hAnsi="Cambria Math"/>
-                </w:rPr>
-                <m:t>2</m:t>
-              </m:r>
-            </m:e>
-            <m:sub>
-              <m:r>
-                <w:rPr>
-                  <w:rFonts w:ascii="Cambria Math" w:hAnsi="Cambria Math"/>
-                </w:rPr>
-                <m:t>i</m:t>
-              </m:r>
-            </m:sub>
-          </m:sSub>
-          <m:r>
-            <w:rPr>
-              <w:rFonts w:ascii="Cambria Math" w:hAnsi="Cambria Math"/>
-            </w:rPr>
-            <m:t>+est</m:t>
-          </m:r>
-          <m:sSub>
-            <m:sSubPr>
-              <m:ctrlPr>
-                <w:rPr>
-                  <w:rFonts w:ascii="Cambria Math" w:hAnsi="Cambria Math"/>
-                  <w:i/>
-                </w:rPr>
-              </m:ctrlPr>
-            </m:sSubPr>
-            <m:e>
-              <m:r>
-                <w:rPr>
-                  <w:rFonts w:ascii="Cambria Math" w:hAnsi="Cambria Math"/>
-                </w:rPr>
-                <m:t>3</m:t>
-              </m:r>
-            </m:e>
-            <m:sub>
-              <m:r>
-                <w:rPr>
-                  <w:rFonts w:ascii="Cambria Math" w:hAnsi="Cambria Math"/>
-                </w:rPr>
-                <m:t>i</m:t>
-              </m:r>
-            </m:sub>
-          </m:sSub>
-          <m:r>
-            <w:rPr>
-              <w:rFonts w:ascii="Cambria Math" w:hAnsi="Cambria Math"/>
-            </w:rPr>
-            <m:t>+est</m:t>
-          </m:r>
-          <m:sSub>
-            <m:sSubPr>
-              <m:ctrlPr>
-                <w:rPr>
-                  <w:rFonts w:ascii="Cambria Math" w:hAnsi="Cambria Math"/>
-                  <w:i/>
-                </w:rPr>
-              </m:ctrlPr>
-            </m:sSubPr>
-            <m:e>
-              <m:r>
-                <w:rPr>
-                  <w:rFonts w:ascii="Cambria Math" w:hAnsi="Cambria Math"/>
-                </w:rPr>
-                <m:t>4</m:t>
-              </m:r>
-            </m:e>
-            <m:sub>
-              <m:r>
-                <w:rPr>
-                  <w:rFonts w:ascii="Cambria Math" w:hAnsi="Cambria Math"/>
-                </w:rPr>
-                <m:t>i</m:t>
-              </m:r>
-            </m:sub>
-          </m:sSub>
-          <m:r>
-            <w:rPr>
-              <w:rFonts w:ascii="Cambria Math" w:hAnsi="Cambria Math"/>
-            </w:rPr>
-            <m:t>+est</m:t>
-          </m:r>
-          <m:sSub>
-            <m:sSubPr>
-              <m:ctrlPr>
-                <w:rPr>
-                  <w:rFonts w:ascii="Cambria Math" w:hAnsi="Cambria Math"/>
-                  <w:i/>
-                </w:rPr>
-              </m:ctrlPr>
-            </m:sSubPr>
-            <m:e>
-              <m:r>
-                <w:rPr>
-                  <w:rFonts w:ascii="Cambria Math" w:hAnsi="Cambria Math"/>
-                </w:rPr>
-                <m:t>5</m:t>
-              </m:r>
-            </m:e>
-            <m:sub>
-              <m:r>
-                <w:rPr>
-                  <w:rFonts w:ascii="Cambria Math" w:hAnsi="Cambria Math"/>
-                </w:rPr>
-                <m:t>i</m:t>
-              </m:r>
-            </m:sub>
-          </m:sSub>
-          <m:r>
-            <w:rPr>
-              <w:rFonts w:ascii="Cambria Math" w:hAnsi="Cambria Math"/>
-            </w:rPr>
-            <m:t>+viaprincipa</m:t>
-          </m:r>
-          <m:sSub>
-            <m:sSubPr>
-              <m:ctrlPr>
-                <w:rPr>
-                  <w:rFonts w:ascii="Cambria Math" w:hAnsi="Cambria Math"/>
-                  <w:i/>
-                </w:rPr>
-              </m:ctrlPr>
-            </m:sSubPr>
-            <m:e>
-              <m:r>
-                <w:rPr>
-                  <w:rFonts w:ascii="Cambria Math" w:hAnsi="Cambria Math"/>
-                </w:rPr>
-                <m:t>l</m:t>
-              </m:r>
-            </m:e>
-            <m:sub>
-              <m:r>
-                <w:rPr>
-                  <w:rFonts w:ascii="Cambria Math" w:hAnsi="Cambria Math"/>
-                </w:rPr>
-                <m:t>i</m:t>
-              </m:r>
-            </m:sub>
-          </m:sSub>
-          <m:r>
-            <w:rPr>
-              <w:rFonts w:ascii="Cambria Math" w:hAnsi="Cambria Math"/>
-            </w:rPr>
-            <m:t>+viasecundari</m:t>
-          </m:r>
-          <m:sSub>
-            <m:sSubPr>
-              <m:ctrlPr>
-                <w:rPr>
-                  <w:rFonts w:ascii="Cambria Math" w:hAnsi="Cambria Math"/>
-                  <w:i/>
-                </w:rPr>
-              </m:ctrlPr>
-            </m:sSubPr>
-            <m:e>
-              <m:r>
-                <w:rPr>
-                  <w:rFonts w:ascii="Cambria Math" w:hAnsi="Cambria Math"/>
-                </w:rPr>
-                <m:t>a</m:t>
-              </m:r>
-            </m:e>
-            <m:sub>
-              <m:r>
-                <w:rPr>
-                  <w:rFonts w:ascii="Cambria Math" w:hAnsi="Cambria Math"/>
-                </w:rPr>
-                <m:t>i</m:t>
-              </m:r>
-            </m:sub>
-          </m:sSub>
-          <m:r>
-            <w:rPr>
-              <w:rFonts w:ascii="Cambria Math" w:hAnsi="Cambria Math"/>
-            </w:rPr>
-            <m:t>+Distpar</m:t>
-          </m:r>
-          <m:sSub>
-            <m:sSubPr>
-              <m:ctrlPr>
-                <w:rPr>
-                  <w:rFonts w:ascii="Cambria Math" w:hAnsi="Cambria Math"/>
-                  <w:i/>
-                </w:rPr>
-              </m:ctrlPr>
-            </m:sSubPr>
-            <m:e>
-              <m:r>
-                <w:rPr>
-                  <w:rFonts w:ascii="Cambria Math" w:hAnsi="Cambria Math"/>
-                </w:rPr>
-                <m:t>q</m:t>
+                <m:t>es</m:t>
               </m:r>
             </m:e>
             <m:sub>
@@ -2033,11 +1585,37 @@
               </m:ctrlPr>
             </m:sSubPr>
             <m:e>
-              <m:r>
-                <w:rPr>
-                  <w:rFonts w:ascii="Cambria Math" w:hAnsi="Cambria Math"/>
-                </w:rPr>
-                <m:t>ϵ</m:t>
+              <m:sSub>
+                <m:sSubPr>
+                  <m:ctrlPr>
+                    <w:rPr>
+                      <w:rFonts w:ascii="Cambria Math" w:hAnsi="Cambria Math"/>
+                      <w:i/>
+                    </w:rPr>
+                  </m:ctrlPr>
+                </m:sSubPr>
+                <m:e>
+                  <m:r>
+                    <w:rPr>
+                      <w:rFonts w:ascii="Cambria Math" w:hAnsi="Cambria Math"/>
+                    </w:rPr>
+                    <m:t>β</m:t>
+                  </m:r>
+                </m:e>
+                <m:sub>
+                  <m:r>
+                    <w:rPr>
+                      <w:rFonts w:ascii="Cambria Math" w:hAnsi="Cambria Math"/>
+                    </w:rPr>
+                    <m:t>5</m:t>
+                  </m:r>
+                </m:sub>
+              </m:sSub>
+              <m:r>
+                <w:rPr>
+                  <w:rFonts w:ascii="Cambria Math" w:hAnsi="Cambria Math"/>
+                </w:rPr>
+                <m:t>t</m:t>
               </m:r>
             </m:e>
             <m:sub>
@@ -2045,465 +1623,7 @@
                 <w:rPr>
                   <w:rFonts w:ascii="Cambria Math" w:hAnsi="Cambria Math"/>
                 </w:rPr>
-                <m:t>i</m:t>
-              </m:r>
-            </m:sub>
-          </m:sSub>
-        </m:oMath>
-      </m:oMathPara>
-    </w:p>
-    <w:p>
-      <w:pPr>
-        <w:pStyle w:val="Prrafodelista"/>
-        <w:jc w:val="both"/>
-      </w:pPr>
-    </w:p>
-    <w:p>
-      <w:pPr>
-        <w:pStyle w:val="Prrafodelista"/>
-        <w:jc w:val="both"/>
-      </w:pPr>
-      <w:r>
-        <w:rPr>
-          <w:b/>
-          <w:bCs/>
-        </w:rPr>
-        <w:t>Modelo 2</w:t>
-      </w:r>
-      <w:r>
-        <w:rPr>
-          <w:b/>
-          <w:bCs/>
-        </w:rPr>
-        <w:t>:</w:t>
-      </w:r>
-      <w:r>
-        <w:t xml:space="preserve"> Es un modelo log – lineal</w:t>
-      </w:r>
-    </w:p>
-    <w:p>
-      <w:pPr>
-        <w:pStyle w:val="Prrafodelista"/>
-        <w:jc w:val="both"/>
-      </w:pPr>
-    </w:p>
-    <w:p>
-      <w:pPr>
-        <w:pStyle w:val="Prrafodelista"/>
-        <w:jc w:val="both"/>
-      </w:pPr>
-      <m:oMathPara>
-        <m:oMath>
-          <m:func>
-            <m:funcPr>
-              <m:ctrlPr>
-                <w:rPr>
-                  <w:rFonts w:ascii="Cambria Math" w:hAnsi="Cambria Math"/>
-                  <w:i/>
-                </w:rPr>
-              </m:ctrlPr>
-            </m:funcPr>
-            <m:fName>
-              <m:r>
-                <m:rPr>
-                  <m:sty m:val="p"/>
-                </m:rPr>
-                <w:rPr>
-                  <w:rFonts w:ascii="Cambria Math" w:hAnsi="Cambria Math"/>
-                </w:rPr>
-                <m:t>log</m:t>
-              </m:r>
-            </m:fName>
-            <m:e>
-              <m:r>
-                <w:rPr>
-                  <w:rFonts w:ascii="Cambria Math" w:hAnsi="Cambria Math"/>
-                </w:rPr>
-                <m:t>(</m:t>
-              </m:r>
-            </m:e>
-          </m:func>
-          <m:r>
-            <w:rPr>
-              <w:rFonts w:ascii="Cambria Math" w:hAnsi="Cambria Math"/>
-            </w:rPr>
-            <m:t>preci</m:t>
-          </m:r>
-          <m:sSub>
-            <m:sSubPr>
-              <m:ctrlPr>
-                <w:rPr>
-                  <w:rFonts w:ascii="Cambria Math" w:hAnsi="Cambria Math"/>
-                  <w:i/>
-                </w:rPr>
-              </m:ctrlPr>
-            </m:sSubPr>
-            <m:e>
-              <m:r>
-                <w:rPr>
-                  <w:rFonts w:ascii="Cambria Math" w:hAnsi="Cambria Math"/>
-                </w:rPr>
-                <m:t>o</m:t>
-              </m:r>
-            </m:e>
-            <m:sub>
-              <m:r>
-                <w:rPr>
-                  <w:rFonts w:ascii="Cambria Math" w:hAnsi="Cambria Math"/>
-                </w:rPr>
-                <m:t>i</m:t>
-              </m:r>
-            </m:sub>
-          </m:sSub>
-          <m:r>
-            <w:rPr>
-              <w:rFonts w:ascii="Cambria Math" w:hAnsi="Cambria Math"/>
-            </w:rPr>
-            <m:t>)=</m:t>
-          </m:r>
-          <m:sSub>
-            <m:sSubPr>
-              <m:ctrlPr>
-                <w:rPr>
-                  <w:rFonts w:ascii="Cambria Math" w:hAnsi="Cambria Math"/>
-                  <w:i/>
-                </w:rPr>
-              </m:ctrlPr>
-            </m:sSubPr>
-            <m:e>
-              <m:r>
-                <w:rPr>
-                  <w:rFonts w:ascii="Cambria Math" w:hAnsi="Cambria Math"/>
-                </w:rPr>
-                <m:t>β</m:t>
-              </m:r>
-            </m:e>
-            <m:sub>
-              <m:r>
-                <w:rPr>
-                  <w:rFonts w:ascii="Cambria Math" w:hAnsi="Cambria Math"/>
-                </w:rPr>
-                <m:t>0</m:t>
-              </m:r>
-            </m:sub>
-          </m:sSub>
-          <m:r>
-            <w:rPr>
-              <w:rFonts w:ascii="Cambria Math" w:hAnsi="Cambria Math"/>
-            </w:rPr>
-            <m:t>+</m:t>
-          </m:r>
-          <m:sSub>
-            <m:sSubPr>
-              <m:ctrlPr>
-                <w:rPr>
-                  <w:rFonts w:ascii="Cambria Math" w:hAnsi="Cambria Math"/>
-                  <w:i/>
-                </w:rPr>
-              </m:ctrlPr>
-            </m:sSubPr>
-            <m:e>
-              <m:r>
-                <w:rPr>
-                  <w:rFonts w:ascii="Cambria Math" w:hAnsi="Cambria Math"/>
-                </w:rPr>
-                <m:t>β</m:t>
-              </m:r>
-            </m:e>
-            <m:sub>
-              <m:r>
-                <w:rPr>
-                  <w:rFonts w:ascii="Cambria Math" w:hAnsi="Cambria Math"/>
-                </w:rPr>
-                <m:t>1</m:t>
-              </m:r>
-            </m:sub>
-          </m:sSub>
-          <m:r>
-            <w:rPr>
-              <w:rFonts w:ascii="Cambria Math" w:hAnsi="Cambria Math"/>
-            </w:rPr>
-            <m:t>ARE</m:t>
-          </m:r>
-          <m:sSub>
-            <m:sSubPr>
-              <m:ctrlPr>
-                <w:rPr>
-                  <w:rFonts w:ascii="Cambria Math" w:hAnsi="Cambria Math"/>
-                  <w:i/>
-                </w:rPr>
-              </m:ctrlPr>
-            </m:sSubPr>
-            <m:e>
-              <m:r>
-                <w:rPr>
-                  <w:rFonts w:ascii="Cambria Math" w:hAnsi="Cambria Math"/>
-                </w:rPr>
-                <m:t>A</m:t>
-              </m:r>
-            </m:e>
-            <m:sub>
-              <m:r>
-                <w:rPr>
-                  <w:rFonts w:ascii="Cambria Math" w:hAnsi="Cambria Math"/>
-                </w:rPr>
-                <m:t>i</m:t>
-              </m:r>
-            </m:sub>
-          </m:sSub>
-          <m:r>
-            <w:rPr>
-              <w:rFonts w:ascii="Cambria Math" w:hAnsi="Cambria Math"/>
-            </w:rPr>
-            <m:t>+</m:t>
-          </m:r>
-          <m:sSub>
-            <m:sSubPr>
-              <m:ctrlPr>
-                <w:rPr>
-                  <w:rFonts w:ascii="Cambria Math" w:hAnsi="Cambria Math"/>
-                  <w:i/>
-                </w:rPr>
-              </m:ctrlPr>
-            </m:sSubPr>
-            <m:e>
-              <m:r>
-                <w:rPr>
-                  <w:rFonts w:ascii="Cambria Math" w:hAnsi="Cambria Math"/>
-                </w:rPr>
-                <m:t>β</m:t>
-              </m:r>
-            </m:e>
-            <m:sub>
-              <m:r>
-                <w:rPr>
-                  <w:rFonts w:ascii="Cambria Math" w:hAnsi="Cambria Math"/>
-                </w:rPr>
-                <m:t>2</m:t>
-              </m:r>
-            </m:sub>
-          </m:sSub>
-          <m:r>
-            <w:rPr>
-              <w:rFonts w:ascii="Cambria Math" w:hAnsi="Cambria Math"/>
-            </w:rPr>
-            <m:t>cuarto</m:t>
-          </m:r>
-          <m:sSub>
-            <m:sSubPr>
-              <m:ctrlPr>
-                <w:rPr>
-                  <w:rFonts w:ascii="Cambria Math" w:hAnsi="Cambria Math"/>
-                  <w:i/>
-                </w:rPr>
-              </m:ctrlPr>
-            </m:sSubPr>
-            <m:e>
-              <m:r>
-                <w:rPr>
-                  <w:rFonts w:ascii="Cambria Math" w:hAnsi="Cambria Math"/>
-                </w:rPr>
-                <m:t>s</m:t>
-              </m:r>
-            </m:e>
-            <m:sub>
-              <m:r>
-                <w:rPr>
-                  <w:rFonts w:ascii="Cambria Math" w:hAnsi="Cambria Math"/>
-                </w:rPr>
-                <m:t>i</m:t>
-              </m:r>
-            </m:sub>
-          </m:sSub>
-          <m:r>
-            <w:rPr>
-              <w:rFonts w:ascii="Cambria Math" w:hAnsi="Cambria Math"/>
-            </w:rPr>
-            <m:t>+</m:t>
-          </m:r>
-          <m:sSub>
-            <m:sSubPr>
-              <m:ctrlPr>
-                <w:rPr>
-                  <w:rFonts w:ascii="Cambria Math" w:hAnsi="Cambria Math"/>
-                  <w:i/>
-                </w:rPr>
-              </m:ctrlPr>
-            </m:sSubPr>
-            <m:e>
-              <m:r>
-                <w:rPr>
-                  <w:rFonts w:ascii="Cambria Math" w:hAnsi="Cambria Math"/>
-                </w:rPr>
-                <m:t>β</m:t>
-              </m:r>
-            </m:e>
-            <m:sub>
-              <m:r>
-                <w:rPr>
-                  <w:rFonts w:ascii="Cambria Math" w:hAnsi="Cambria Math"/>
-                </w:rPr>
-                <m:t>3</m:t>
-              </m:r>
-            </m:sub>
-          </m:sSub>
-          <m:r>
-            <w:rPr>
-              <w:rFonts w:ascii="Cambria Math" w:hAnsi="Cambria Math"/>
-            </w:rPr>
-            <m:t>bano</m:t>
-          </m:r>
-          <m:sSub>
-            <m:sSubPr>
-              <m:ctrlPr>
-                <w:rPr>
-                  <w:rFonts w:ascii="Cambria Math" w:hAnsi="Cambria Math"/>
-                  <w:i/>
-                </w:rPr>
-              </m:ctrlPr>
-            </m:sSubPr>
-            <m:e>
-              <m:r>
-                <w:rPr>
-                  <w:rFonts w:ascii="Cambria Math" w:hAnsi="Cambria Math"/>
-                </w:rPr>
-                <m:t>s</m:t>
-              </m:r>
-            </m:e>
-            <m:sub>
-              <m:r>
-                <w:rPr>
-                  <w:rFonts w:ascii="Cambria Math" w:hAnsi="Cambria Math"/>
-                </w:rPr>
-                <m:t>i</m:t>
-              </m:r>
-            </m:sub>
-          </m:sSub>
-          <m:r>
-            <w:rPr>
-              <w:rFonts w:ascii="Cambria Math" w:hAnsi="Cambria Math"/>
-            </w:rPr>
-            <m:t>+</m:t>
-          </m:r>
-          <m:sSub>
-            <m:sSubPr>
-              <m:ctrlPr>
-                <w:rPr>
-                  <w:rFonts w:ascii="Cambria Math" w:hAnsi="Cambria Math"/>
-                  <w:i/>
-                </w:rPr>
-              </m:ctrlPr>
-            </m:sSubPr>
-            <m:e>
-              <m:r>
-                <w:rPr>
-                  <w:rFonts w:ascii="Cambria Math" w:hAnsi="Cambria Math"/>
-                </w:rPr>
-                <m:t>β</m:t>
-              </m:r>
-            </m:e>
-            <m:sub>
-              <m:r>
-                <w:rPr>
-                  <w:rFonts w:ascii="Cambria Math" w:hAnsi="Cambria Math"/>
-                </w:rPr>
-                <m:t>4</m:t>
-              </m:r>
-            </m:sub>
-          </m:sSub>
-          <m:r>
-            <w:rPr>
-              <w:rFonts w:ascii="Cambria Math" w:hAnsi="Cambria Math"/>
-            </w:rPr>
-            <m:t>garaje</m:t>
-          </m:r>
-          <m:sSub>
-            <m:sSubPr>
-              <m:ctrlPr>
-                <w:rPr>
-                  <w:rFonts w:ascii="Cambria Math" w:hAnsi="Cambria Math"/>
-                  <w:i/>
-                </w:rPr>
-              </m:ctrlPr>
-            </m:sSubPr>
-            <m:e>
-              <m:r>
-                <w:rPr>
-                  <w:rFonts w:ascii="Cambria Math" w:hAnsi="Cambria Math"/>
-                </w:rPr>
-                <m:t>s</m:t>
-              </m:r>
-            </m:e>
-            <m:sub>
-              <m:r>
-                <w:rPr>
-                  <w:rFonts w:ascii="Cambria Math" w:hAnsi="Cambria Math"/>
-                </w:rPr>
-                <m:t>i</m:t>
-              </m:r>
-            </m:sub>
-          </m:sSub>
-          <m:r>
-            <w:rPr>
-              <w:rFonts w:ascii="Cambria Math" w:hAnsi="Cambria Math"/>
-            </w:rPr>
-            <m:t>+</m:t>
-          </m:r>
-          <m:sSub>
-            <m:sSubPr>
-              <m:ctrlPr>
-                <w:rPr>
-                  <w:rFonts w:ascii="Cambria Math" w:hAnsi="Cambria Math"/>
-                  <w:i/>
-                </w:rPr>
-              </m:ctrlPr>
-            </m:sSubPr>
-            <m:e>
-              <m:r>
-                <w:rPr>
-                  <w:rFonts w:ascii="Cambria Math" w:hAnsi="Cambria Math"/>
-                </w:rPr>
-                <m:t>β</m:t>
-              </m:r>
-            </m:e>
-            <m:sub>
-              <m:r>
-                <w:rPr>
-                  <w:rFonts w:ascii="Cambria Math" w:hAnsi="Cambria Math"/>
-                </w:rPr>
-                <m:t>5</m:t>
-              </m:r>
-            </m:sub>
-          </m:sSub>
-          <m:r>
-            <w:rPr>
-              <w:rFonts w:ascii="Cambria Math" w:hAnsi="Cambria Math"/>
-            </w:rPr>
-            <m:t>garaj</m:t>
-          </m:r>
-          <m:sSub>
-            <m:sSubPr>
-              <m:ctrlPr>
-                <w:rPr>
-                  <w:rFonts w:ascii="Cambria Math" w:hAnsi="Cambria Math"/>
-                  <w:i/>
-                </w:rPr>
-              </m:ctrlPr>
-            </m:sSubPr>
-            <m:e>
-              <m:r>
-                <w:rPr>
-                  <w:rFonts w:ascii="Cambria Math" w:hAnsi="Cambria Math"/>
-                </w:rPr>
-                <m:t>es</m:t>
-              </m:r>
-            </m:e>
-            <m:sub>
-              <m:r>
-                <w:rPr>
-                  <w:rFonts w:ascii="Cambria Math" w:hAnsi="Cambria Math"/>
-                </w:rPr>
-                <m:t>i</m:t>
+                <m:t>nueva</m:t>
               </m:r>
             </m:sub>
           </m:sSub>
@@ -2561,7 +1681,7 @@
                 <w:rPr>
                   <w:rFonts w:ascii="Cambria Math" w:hAnsi="Cambria Math"/>
                 </w:rPr>
-                <m:t>nueva</m:t>
+                <m:t>0-5</m:t>
               </m:r>
             </m:sub>
           </m:sSub>
@@ -2619,6 +1739,1696 @@
                 <w:rPr>
                   <w:rFonts w:ascii="Cambria Math" w:hAnsi="Cambria Math"/>
                 </w:rPr>
+                <m:t>5-10</m:t>
+              </m:r>
+            </m:sub>
+          </m:sSub>
+          <m:r>
+            <w:rPr>
+              <w:rFonts w:ascii="Cambria Math" w:hAnsi="Cambria Math"/>
+            </w:rPr>
+            <m:t>+</m:t>
+          </m:r>
+          <m:sSub>
+            <m:sSubPr>
+              <m:ctrlPr>
+                <w:rPr>
+                  <w:rFonts w:ascii="Cambria Math" w:hAnsi="Cambria Math"/>
+                  <w:i/>
+                </w:rPr>
+              </m:ctrlPr>
+            </m:sSubPr>
+            <m:e>
+              <m:r>
+                <w:rPr>
+                  <w:rFonts w:ascii="Cambria Math" w:hAnsi="Cambria Math"/>
+                </w:rPr>
+                <m:t>β</m:t>
+              </m:r>
+            </m:e>
+            <m:sub>
+              <m:r>
+                <w:rPr>
+                  <w:rFonts w:ascii="Cambria Math" w:hAnsi="Cambria Math"/>
+                </w:rPr>
+                <m:t>8</m:t>
+              </m:r>
+            </m:sub>
+          </m:sSub>
+          <m:sSub>
+            <m:sSubPr>
+              <m:ctrlPr>
+                <w:rPr>
+                  <w:rFonts w:ascii="Cambria Math" w:hAnsi="Cambria Math"/>
+                  <w:i/>
+                </w:rPr>
+              </m:ctrlPr>
+            </m:sSubPr>
+            <m:e>
+              <m:r>
+                <w:rPr>
+                  <w:rFonts w:ascii="Cambria Math" w:hAnsi="Cambria Math"/>
+                </w:rPr>
+                <m:t>t</m:t>
+              </m:r>
+            </m:e>
+            <m:sub>
+              <m:r>
+                <w:rPr>
+                  <w:rFonts w:ascii="Cambria Math" w:hAnsi="Cambria Math"/>
+                </w:rPr>
+                <m:t>10-20</m:t>
+              </m:r>
+            </m:sub>
+          </m:sSub>
+          <m:r>
+            <w:rPr>
+              <w:rFonts w:ascii="Cambria Math" w:hAnsi="Cambria Math"/>
+            </w:rPr>
+            <m:t>+</m:t>
+          </m:r>
+          <m:sSub>
+            <m:sSubPr>
+              <m:ctrlPr>
+                <w:rPr>
+                  <w:rFonts w:ascii="Cambria Math" w:hAnsi="Cambria Math"/>
+                  <w:i/>
+                </w:rPr>
+              </m:ctrlPr>
+            </m:sSubPr>
+            <m:e>
+              <m:r>
+                <w:rPr>
+                  <w:rFonts w:ascii="Cambria Math" w:hAnsi="Cambria Math"/>
+                </w:rPr>
+                <m:t>β</m:t>
+              </m:r>
+            </m:e>
+            <m:sub>
+              <m:r>
+                <w:rPr>
+                  <w:rFonts w:ascii="Cambria Math" w:hAnsi="Cambria Math"/>
+                </w:rPr>
+                <m:t>9</m:t>
+              </m:r>
+            </m:sub>
+          </m:sSub>
+          <m:r>
+            <w:rPr>
+              <w:rFonts w:ascii="Cambria Math" w:hAnsi="Cambria Math"/>
+            </w:rPr>
+            <m:t>concanchasquas</m:t>
+          </m:r>
+          <m:sSub>
+            <m:sSubPr>
+              <m:ctrlPr>
+                <w:rPr>
+                  <w:rFonts w:ascii="Cambria Math" w:hAnsi="Cambria Math"/>
+                  <w:i/>
+                </w:rPr>
+              </m:ctrlPr>
+            </m:sSubPr>
+            <m:e>
+              <m:r>
+                <w:rPr>
+                  <w:rFonts w:ascii="Cambria Math" w:hAnsi="Cambria Math"/>
+                </w:rPr>
+                <m:t>h</m:t>
+              </m:r>
+            </m:e>
+            <m:sub>
+              <m:r>
+                <w:rPr>
+                  <w:rFonts w:ascii="Cambria Math" w:hAnsi="Cambria Math"/>
+                </w:rPr>
+                <m:t>i</m:t>
+              </m:r>
+            </m:sub>
+          </m:sSub>
+          <m:r>
+            <w:rPr>
+              <w:rFonts w:ascii="Cambria Math" w:hAnsi="Cambria Math"/>
+            </w:rPr>
+            <m:t>+</m:t>
+          </m:r>
+          <m:sSub>
+            <m:sSubPr>
+              <m:ctrlPr>
+                <w:rPr>
+                  <w:rFonts w:ascii="Cambria Math" w:hAnsi="Cambria Math"/>
+                  <w:i/>
+                </w:rPr>
+              </m:ctrlPr>
+            </m:sSubPr>
+            <m:e>
+              <m:r>
+                <w:rPr>
+                  <w:rFonts w:ascii="Cambria Math" w:hAnsi="Cambria Math"/>
+                </w:rPr>
+                <m:t>β</m:t>
+              </m:r>
+            </m:e>
+            <m:sub>
+              <m:r>
+                <w:rPr>
+                  <w:rFonts w:ascii="Cambria Math" w:hAnsi="Cambria Math"/>
+                </w:rPr>
+                <m:t>1</m:t>
+              </m:r>
+              <m:r>
+                <w:rPr>
+                  <w:rFonts w:ascii="Cambria Math" w:hAnsi="Cambria Math"/>
+                </w:rPr>
+                <m:t>0</m:t>
+              </m:r>
+            </m:sub>
+          </m:sSub>
+          <m:r>
+            <w:rPr>
+              <w:rFonts w:ascii="Cambria Math" w:hAnsi="Cambria Math"/>
+            </w:rPr>
+            <m:t>congimnasi</m:t>
+          </m:r>
+          <m:sSub>
+            <m:sSubPr>
+              <m:ctrlPr>
+                <w:rPr>
+                  <w:rFonts w:ascii="Cambria Math" w:hAnsi="Cambria Math"/>
+                  <w:i/>
+                </w:rPr>
+              </m:ctrlPr>
+            </m:sSubPr>
+            <m:e>
+              <m:r>
+                <w:rPr>
+                  <w:rFonts w:ascii="Cambria Math" w:hAnsi="Cambria Math"/>
+                </w:rPr>
+                <m:t>o</m:t>
+              </m:r>
+            </m:e>
+            <m:sub>
+              <m:r>
+                <w:rPr>
+                  <w:rFonts w:ascii="Cambria Math" w:hAnsi="Cambria Math"/>
+                </w:rPr>
+                <m:t>i</m:t>
+              </m:r>
+            </m:sub>
+          </m:sSub>
+          <m:r>
+            <w:rPr>
+              <w:rFonts w:ascii="Cambria Math" w:hAnsi="Cambria Math"/>
+            </w:rPr>
+            <m:t>+</m:t>
+          </m:r>
+          <m:sSub>
+            <m:sSubPr>
+              <m:ctrlPr>
+                <w:rPr>
+                  <w:rFonts w:ascii="Cambria Math" w:hAnsi="Cambria Math"/>
+                  <w:i/>
+                </w:rPr>
+              </m:ctrlPr>
+            </m:sSubPr>
+            <m:e>
+              <m:r>
+                <w:rPr>
+                  <w:rFonts w:ascii="Cambria Math" w:hAnsi="Cambria Math"/>
+                </w:rPr>
+                <m:t>β</m:t>
+              </m:r>
+            </m:e>
+            <m:sub>
+              <m:r>
+                <w:rPr>
+                  <w:rFonts w:ascii="Cambria Math" w:hAnsi="Cambria Math"/>
+                </w:rPr>
+                <m:t>11</m:t>
+              </m:r>
+            </m:sub>
+          </m:sSub>
+          <m:r>
+            <w:rPr>
+              <w:rFonts w:ascii="Cambria Math" w:hAnsi="Cambria Math"/>
+            </w:rPr>
+            <m:t>conjardininterio</m:t>
+          </m:r>
+          <m:sSub>
+            <m:sSubPr>
+              <m:ctrlPr>
+                <w:rPr>
+                  <w:rFonts w:ascii="Cambria Math" w:hAnsi="Cambria Math"/>
+                  <w:i/>
+                </w:rPr>
+              </m:ctrlPr>
+            </m:sSubPr>
+            <m:e>
+              <m:r>
+                <w:rPr>
+                  <w:rFonts w:ascii="Cambria Math" w:hAnsi="Cambria Math"/>
+                </w:rPr>
+                <m:t>r</m:t>
+              </m:r>
+            </m:e>
+            <m:sub>
+              <m:r>
+                <w:rPr>
+                  <w:rFonts w:ascii="Cambria Math" w:hAnsi="Cambria Math"/>
+                </w:rPr>
+                <m:t>i</m:t>
+              </m:r>
+            </m:sub>
+          </m:sSub>
+          <m:r>
+            <w:rPr>
+              <w:rFonts w:ascii="Cambria Math" w:hAnsi="Cambria Math"/>
+            </w:rPr>
+            <m:t>+</m:t>
+          </m:r>
+          <m:sSub>
+            <m:sSubPr>
+              <m:ctrlPr>
+                <w:rPr>
+                  <w:rFonts w:ascii="Cambria Math" w:hAnsi="Cambria Math"/>
+                  <w:i/>
+                </w:rPr>
+              </m:ctrlPr>
+            </m:sSubPr>
+            <m:e>
+              <m:r>
+                <w:rPr>
+                  <w:rFonts w:ascii="Cambria Math" w:hAnsi="Cambria Math"/>
+                </w:rPr>
+                <m:t>β</m:t>
+              </m:r>
+            </m:e>
+            <m:sub>
+              <m:r>
+                <w:rPr>
+                  <w:rFonts w:ascii="Cambria Math" w:hAnsi="Cambria Math"/>
+                </w:rPr>
+                <m:t>1</m:t>
+              </m:r>
+              <m:r>
+                <w:rPr>
+                  <w:rFonts w:ascii="Cambria Math" w:hAnsi="Cambria Math"/>
+                </w:rPr>
+                <m:t>2</m:t>
+              </m:r>
+            </m:sub>
+          </m:sSub>
+          <m:r>
+            <w:rPr>
+              <w:rFonts w:ascii="Cambria Math" w:hAnsi="Cambria Math"/>
+            </w:rPr>
+            <m:t>consaun</m:t>
+          </m:r>
+          <m:sSub>
+            <m:sSubPr>
+              <m:ctrlPr>
+                <w:rPr>
+                  <w:rFonts w:ascii="Cambria Math" w:hAnsi="Cambria Math"/>
+                  <w:i/>
+                </w:rPr>
+              </m:ctrlPr>
+            </m:sSubPr>
+            <m:e>
+              <m:r>
+                <w:rPr>
+                  <w:rFonts w:ascii="Cambria Math" w:hAnsi="Cambria Math"/>
+                </w:rPr>
+                <m:t>a</m:t>
+              </m:r>
+            </m:e>
+            <m:sub>
+              <m:r>
+                <w:rPr>
+                  <w:rFonts w:ascii="Cambria Math" w:hAnsi="Cambria Math"/>
+                </w:rPr>
+                <m:t>i</m:t>
+              </m:r>
+            </m:sub>
+          </m:sSub>
+          <m:r>
+            <w:rPr>
+              <w:rFonts w:ascii="Cambria Math" w:hAnsi="Cambria Math"/>
+            </w:rPr>
+            <m:t>+</m:t>
+          </m:r>
+          <m:sSub>
+            <m:sSubPr>
+              <m:ctrlPr>
+                <w:rPr>
+                  <w:rFonts w:ascii="Cambria Math" w:hAnsi="Cambria Math"/>
+                  <w:i/>
+                </w:rPr>
+              </m:ctrlPr>
+            </m:sSubPr>
+            <m:e>
+              <m:r>
+                <w:rPr>
+                  <w:rFonts w:ascii="Cambria Math" w:hAnsi="Cambria Math"/>
+                </w:rPr>
+                <m:t>β</m:t>
+              </m:r>
+            </m:e>
+            <m:sub>
+              <m:r>
+                <w:rPr>
+                  <w:rFonts w:ascii="Cambria Math" w:hAnsi="Cambria Math"/>
+                </w:rPr>
+                <m:t>1</m:t>
+              </m:r>
+              <m:r>
+                <w:rPr>
+                  <w:rFonts w:ascii="Cambria Math" w:hAnsi="Cambria Math"/>
+                </w:rPr>
+                <m:t>3</m:t>
+              </m:r>
+            </m:sub>
+          </m:sSub>
+          <m:r>
+            <w:rPr>
+              <w:rFonts w:ascii="Cambria Math" w:hAnsi="Cambria Math"/>
+            </w:rPr>
+            <m:t>conzonasnino</m:t>
+          </m:r>
+          <m:sSub>
+            <m:sSubPr>
+              <m:ctrlPr>
+                <w:rPr>
+                  <w:rFonts w:ascii="Cambria Math" w:hAnsi="Cambria Math"/>
+                  <w:i/>
+                </w:rPr>
+              </m:ctrlPr>
+            </m:sSubPr>
+            <m:e>
+              <m:r>
+                <w:rPr>
+                  <w:rFonts w:ascii="Cambria Math" w:hAnsi="Cambria Math"/>
+                </w:rPr>
+                <m:t>s</m:t>
+              </m:r>
+            </m:e>
+            <m:sub>
+              <m:r>
+                <w:rPr>
+                  <w:rFonts w:ascii="Cambria Math" w:hAnsi="Cambria Math"/>
+                </w:rPr>
+                <m:t>i</m:t>
+              </m:r>
+            </m:sub>
+          </m:sSub>
+          <m:r>
+            <w:rPr>
+              <w:rFonts w:ascii="Cambria Math" w:hAnsi="Cambria Math"/>
+            </w:rPr>
+            <m:t>+</m:t>
+          </m:r>
+          <m:sSub>
+            <m:sSubPr>
+              <m:ctrlPr>
+                <w:rPr>
+                  <w:rFonts w:ascii="Cambria Math" w:hAnsi="Cambria Math"/>
+                  <w:i/>
+                </w:rPr>
+              </m:ctrlPr>
+            </m:sSubPr>
+            <m:e>
+              <m:r>
+                <w:rPr>
+                  <w:rFonts w:ascii="Cambria Math" w:hAnsi="Cambria Math"/>
+                </w:rPr>
+                <m:t>β</m:t>
+              </m:r>
+            </m:e>
+            <m:sub>
+              <m:r>
+                <w:rPr>
+                  <w:rFonts w:ascii="Cambria Math" w:hAnsi="Cambria Math"/>
+                </w:rPr>
+                <m:t>1</m:t>
+              </m:r>
+              <m:r>
+                <w:rPr>
+                  <w:rFonts w:ascii="Cambria Math" w:hAnsi="Cambria Math"/>
+                </w:rPr>
+                <m:t>4</m:t>
+              </m:r>
+            </m:sub>
+          </m:sSub>
+          <m:r>
+            <w:rPr>
+              <w:rFonts w:ascii="Cambria Math" w:hAnsi="Cambria Math"/>
+            </w:rPr>
+            <m:t>conzonaverde</m:t>
+          </m:r>
+          <m:sSub>
+            <m:sSubPr>
+              <m:ctrlPr>
+                <w:rPr>
+                  <w:rFonts w:ascii="Cambria Math" w:hAnsi="Cambria Math"/>
+                  <w:i/>
+                </w:rPr>
+              </m:ctrlPr>
+            </m:sSubPr>
+            <m:e>
+              <m:r>
+                <w:rPr>
+                  <w:rFonts w:ascii="Cambria Math" w:hAnsi="Cambria Math"/>
+                </w:rPr>
+                <m:t>s</m:t>
+              </m:r>
+            </m:e>
+            <m:sub>
+              <m:r>
+                <w:rPr>
+                  <w:rFonts w:ascii="Cambria Math" w:hAnsi="Cambria Math"/>
+                </w:rPr>
+                <m:t>i</m:t>
+              </m:r>
+            </m:sub>
+          </m:sSub>
+          <m:r>
+            <w:rPr>
+              <w:rFonts w:ascii="Cambria Math" w:hAnsi="Cambria Math"/>
+            </w:rPr>
+            <m:t>+</m:t>
+          </m:r>
+          <m:sSub>
+            <m:sSubPr>
+              <m:ctrlPr>
+                <w:rPr>
+                  <w:rFonts w:ascii="Cambria Math" w:hAnsi="Cambria Math"/>
+                  <w:i/>
+                </w:rPr>
+              </m:ctrlPr>
+            </m:sSubPr>
+            <m:e>
+              <m:r>
+                <w:rPr>
+                  <w:rFonts w:ascii="Cambria Math" w:hAnsi="Cambria Math"/>
+                </w:rPr>
+                <m:t>β</m:t>
+              </m:r>
+            </m:e>
+            <m:sub>
+              <m:r>
+                <w:rPr>
+                  <w:rFonts w:ascii="Cambria Math" w:hAnsi="Cambria Math"/>
+                </w:rPr>
+                <m:t>1</m:t>
+              </m:r>
+              <m:r>
+                <w:rPr>
+                  <w:rFonts w:ascii="Cambria Math" w:hAnsi="Cambria Math"/>
+                </w:rPr>
+                <m:t>5</m:t>
+              </m:r>
+            </m:sub>
+          </m:sSub>
+          <m:r>
+            <w:rPr>
+              <w:rFonts w:ascii="Cambria Math" w:hAnsi="Cambria Math"/>
+            </w:rPr>
+            <m:t>conjuntocerrad</m:t>
+          </m:r>
+          <m:sSub>
+            <m:sSubPr>
+              <m:ctrlPr>
+                <w:rPr>
+                  <w:rFonts w:ascii="Cambria Math" w:hAnsi="Cambria Math"/>
+                  <w:i/>
+                </w:rPr>
+              </m:ctrlPr>
+            </m:sSubPr>
+            <m:e>
+              <m:r>
+                <w:rPr>
+                  <w:rFonts w:ascii="Cambria Math" w:hAnsi="Cambria Math"/>
+                </w:rPr>
+                <m:t>o</m:t>
+              </m:r>
+            </m:e>
+            <m:sub>
+              <m:r>
+                <w:rPr>
+                  <w:rFonts w:ascii="Cambria Math" w:hAnsi="Cambria Math"/>
+                </w:rPr>
+                <m:t>i</m:t>
+              </m:r>
+            </m:sub>
+          </m:sSub>
+          <m:r>
+            <w:rPr>
+              <w:rFonts w:ascii="Cambria Math" w:hAnsi="Cambria Math"/>
+            </w:rPr>
+            <m:t>+</m:t>
+          </m:r>
+          <m:sSub>
+            <m:sSubPr>
+              <m:ctrlPr>
+                <w:rPr>
+                  <w:rFonts w:ascii="Cambria Math" w:hAnsi="Cambria Math"/>
+                  <w:i/>
+                </w:rPr>
+              </m:ctrlPr>
+            </m:sSubPr>
+            <m:e>
+              <m:r>
+                <w:rPr>
+                  <w:rFonts w:ascii="Cambria Math" w:hAnsi="Cambria Math"/>
+                </w:rPr>
+                <m:t>β</m:t>
+              </m:r>
+            </m:e>
+            <m:sub>
+              <m:r>
+                <w:rPr>
+                  <w:rFonts w:ascii="Cambria Math" w:hAnsi="Cambria Math"/>
+                </w:rPr>
+                <m:t>1</m:t>
+              </m:r>
+              <m:r>
+                <w:rPr>
+                  <w:rFonts w:ascii="Cambria Math" w:hAnsi="Cambria Math"/>
+                </w:rPr>
+                <m:t>6</m:t>
+              </m:r>
+            </m:sub>
+          </m:sSub>
+          <m:r>
+            <w:rPr>
+              <w:rFonts w:ascii="Cambria Math" w:hAnsi="Cambria Math"/>
+            </w:rPr>
+            <m:t>est</m:t>
+          </m:r>
+          <m:sSub>
+            <m:sSubPr>
+              <m:ctrlPr>
+                <w:rPr>
+                  <w:rFonts w:ascii="Cambria Math" w:hAnsi="Cambria Math"/>
+                  <w:i/>
+                </w:rPr>
+              </m:ctrlPr>
+            </m:sSubPr>
+            <m:e>
+              <m:r>
+                <w:rPr>
+                  <w:rFonts w:ascii="Cambria Math" w:hAnsi="Cambria Math"/>
+                </w:rPr>
+                <m:t>1</m:t>
+              </m:r>
+            </m:e>
+            <m:sub>
+              <m:r>
+                <w:rPr>
+                  <w:rFonts w:ascii="Cambria Math" w:hAnsi="Cambria Math"/>
+                </w:rPr>
+                <m:t>i</m:t>
+              </m:r>
+            </m:sub>
+          </m:sSub>
+          <m:r>
+            <w:rPr>
+              <w:rFonts w:ascii="Cambria Math" w:hAnsi="Cambria Math"/>
+            </w:rPr>
+            <m:t>+</m:t>
+          </m:r>
+          <m:sSub>
+            <m:sSubPr>
+              <m:ctrlPr>
+                <w:rPr>
+                  <w:rFonts w:ascii="Cambria Math" w:hAnsi="Cambria Math"/>
+                  <w:i/>
+                </w:rPr>
+              </m:ctrlPr>
+            </m:sSubPr>
+            <m:e>
+              <m:r>
+                <w:rPr>
+                  <w:rFonts w:ascii="Cambria Math" w:hAnsi="Cambria Math"/>
+                </w:rPr>
+                <m:t>β</m:t>
+              </m:r>
+            </m:e>
+            <m:sub>
+              <m:r>
+                <w:rPr>
+                  <w:rFonts w:ascii="Cambria Math" w:hAnsi="Cambria Math"/>
+                </w:rPr>
+                <m:t>1</m:t>
+              </m:r>
+              <m:r>
+                <w:rPr>
+                  <w:rFonts w:ascii="Cambria Math" w:hAnsi="Cambria Math"/>
+                </w:rPr>
+                <m:t>7</m:t>
+              </m:r>
+            </m:sub>
+          </m:sSub>
+          <m:r>
+            <w:rPr>
+              <w:rFonts w:ascii="Cambria Math" w:hAnsi="Cambria Math"/>
+            </w:rPr>
+            <m:t>est</m:t>
+          </m:r>
+          <m:sSub>
+            <m:sSubPr>
+              <m:ctrlPr>
+                <w:rPr>
+                  <w:rFonts w:ascii="Cambria Math" w:hAnsi="Cambria Math"/>
+                  <w:i/>
+                </w:rPr>
+              </m:ctrlPr>
+            </m:sSubPr>
+            <m:e>
+              <m:r>
+                <w:rPr>
+                  <w:rFonts w:ascii="Cambria Math" w:hAnsi="Cambria Math"/>
+                </w:rPr>
+                <m:t>2</m:t>
+              </m:r>
+            </m:e>
+            <m:sub>
+              <m:r>
+                <w:rPr>
+                  <w:rFonts w:ascii="Cambria Math" w:hAnsi="Cambria Math"/>
+                </w:rPr>
+                <m:t>i</m:t>
+              </m:r>
+            </m:sub>
+          </m:sSub>
+          <m:r>
+            <w:rPr>
+              <w:rFonts w:ascii="Cambria Math" w:hAnsi="Cambria Math"/>
+            </w:rPr>
+            <m:t>+</m:t>
+          </m:r>
+          <m:sSub>
+            <m:sSubPr>
+              <m:ctrlPr>
+                <w:rPr>
+                  <w:rFonts w:ascii="Cambria Math" w:hAnsi="Cambria Math"/>
+                  <w:i/>
+                </w:rPr>
+              </m:ctrlPr>
+            </m:sSubPr>
+            <m:e>
+              <m:r>
+                <w:rPr>
+                  <w:rFonts w:ascii="Cambria Math" w:hAnsi="Cambria Math"/>
+                </w:rPr>
+                <m:t>β</m:t>
+              </m:r>
+            </m:e>
+            <m:sub>
+              <m:r>
+                <w:rPr>
+                  <w:rFonts w:ascii="Cambria Math" w:hAnsi="Cambria Math"/>
+                </w:rPr>
+                <m:t>1</m:t>
+              </m:r>
+              <m:r>
+                <w:rPr>
+                  <w:rFonts w:ascii="Cambria Math" w:hAnsi="Cambria Math"/>
+                </w:rPr>
+                <m:t>8</m:t>
+              </m:r>
+            </m:sub>
+          </m:sSub>
+          <m:r>
+            <w:rPr>
+              <w:rFonts w:ascii="Cambria Math" w:hAnsi="Cambria Math"/>
+            </w:rPr>
+            <m:t>est</m:t>
+          </m:r>
+          <m:sSub>
+            <m:sSubPr>
+              <m:ctrlPr>
+                <w:rPr>
+                  <w:rFonts w:ascii="Cambria Math" w:hAnsi="Cambria Math"/>
+                  <w:i/>
+                </w:rPr>
+              </m:ctrlPr>
+            </m:sSubPr>
+            <m:e>
+              <m:r>
+                <w:rPr>
+                  <w:rFonts w:ascii="Cambria Math" w:hAnsi="Cambria Math"/>
+                </w:rPr>
+                <m:t>3</m:t>
+              </m:r>
+            </m:e>
+            <m:sub>
+              <m:r>
+                <w:rPr>
+                  <w:rFonts w:ascii="Cambria Math" w:hAnsi="Cambria Math"/>
+                </w:rPr>
+                <m:t>i</m:t>
+              </m:r>
+            </m:sub>
+          </m:sSub>
+          <m:r>
+            <w:rPr>
+              <w:rFonts w:ascii="Cambria Math" w:hAnsi="Cambria Math"/>
+            </w:rPr>
+            <m:t>+</m:t>
+          </m:r>
+          <m:sSub>
+            <m:sSubPr>
+              <m:ctrlPr>
+                <w:rPr>
+                  <w:rFonts w:ascii="Cambria Math" w:hAnsi="Cambria Math"/>
+                  <w:i/>
+                </w:rPr>
+              </m:ctrlPr>
+            </m:sSubPr>
+            <m:e>
+              <m:r>
+                <w:rPr>
+                  <w:rFonts w:ascii="Cambria Math" w:hAnsi="Cambria Math"/>
+                </w:rPr>
+                <m:t>β</m:t>
+              </m:r>
+            </m:e>
+            <m:sub>
+              <m:r>
+                <w:rPr>
+                  <w:rFonts w:ascii="Cambria Math" w:hAnsi="Cambria Math"/>
+                </w:rPr>
+                <m:t>1</m:t>
+              </m:r>
+              <m:r>
+                <w:rPr>
+                  <w:rFonts w:ascii="Cambria Math" w:hAnsi="Cambria Math"/>
+                </w:rPr>
+                <m:t>9</m:t>
+              </m:r>
+            </m:sub>
+          </m:sSub>
+          <m:r>
+            <w:rPr>
+              <w:rFonts w:ascii="Cambria Math" w:hAnsi="Cambria Math"/>
+            </w:rPr>
+            <m:t>est</m:t>
+          </m:r>
+          <m:sSub>
+            <m:sSubPr>
+              <m:ctrlPr>
+                <w:rPr>
+                  <w:rFonts w:ascii="Cambria Math" w:hAnsi="Cambria Math"/>
+                  <w:i/>
+                </w:rPr>
+              </m:ctrlPr>
+            </m:sSubPr>
+            <m:e>
+              <m:r>
+                <w:rPr>
+                  <w:rFonts w:ascii="Cambria Math" w:hAnsi="Cambria Math"/>
+                </w:rPr>
+                <m:t>4</m:t>
+              </m:r>
+            </m:e>
+            <m:sub>
+              <m:r>
+                <w:rPr>
+                  <w:rFonts w:ascii="Cambria Math" w:hAnsi="Cambria Math"/>
+                </w:rPr>
+                <m:t>i</m:t>
+              </m:r>
+            </m:sub>
+          </m:sSub>
+          <m:r>
+            <w:rPr>
+              <w:rFonts w:ascii="Cambria Math" w:hAnsi="Cambria Math"/>
+            </w:rPr>
+            <m:t>+</m:t>
+          </m:r>
+          <m:sSub>
+            <m:sSubPr>
+              <m:ctrlPr>
+                <w:rPr>
+                  <w:rFonts w:ascii="Cambria Math" w:hAnsi="Cambria Math"/>
+                  <w:i/>
+                </w:rPr>
+              </m:ctrlPr>
+            </m:sSubPr>
+            <m:e>
+              <m:r>
+                <w:rPr>
+                  <w:rFonts w:ascii="Cambria Math" w:hAnsi="Cambria Math"/>
+                </w:rPr>
+                <m:t>β</m:t>
+              </m:r>
+            </m:e>
+            <m:sub>
+              <m:r>
+                <w:rPr>
+                  <w:rFonts w:ascii="Cambria Math" w:hAnsi="Cambria Math"/>
+                </w:rPr>
+                <m:t>1</m:t>
+              </m:r>
+              <m:r>
+                <w:rPr>
+                  <w:rFonts w:ascii="Cambria Math" w:hAnsi="Cambria Math"/>
+                </w:rPr>
+                <m:t>9</m:t>
+              </m:r>
+            </m:sub>
+          </m:sSub>
+          <m:r>
+            <w:rPr>
+              <w:rFonts w:ascii="Cambria Math" w:hAnsi="Cambria Math"/>
+            </w:rPr>
+            <m:t>est</m:t>
+          </m:r>
+          <m:sSub>
+            <m:sSubPr>
+              <m:ctrlPr>
+                <w:rPr>
+                  <w:rFonts w:ascii="Cambria Math" w:hAnsi="Cambria Math"/>
+                  <w:i/>
+                </w:rPr>
+              </m:ctrlPr>
+            </m:sSubPr>
+            <m:e>
+              <m:r>
+                <w:rPr>
+                  <w:rFonts w:ascii="Cambria Math" w:hAnsi="Cambria Math"/>
+                </w:rPr>
+                <m:t>5</m:t>
+              </m:r>
+            </m:e>
+            <m:sub>
+              <m:r>
+                <w:rPr>
+                  <w:rFonts w:ascii="Cambria Math" w:hAnsi="Cambria Math"/>
+                </w:rPr>
+                <m:t>i</m:t>
+              </m:r>
+            </m:sub>
+          </m:sSub>
+          <m:r>
+            <w:rPr>
+              <w:rFonts w:ascii="Cambria Math" w:hAnsi="Cambria Math"/>
+            </w:rPr>
+            <m:t>+</m:t>
+          </m:r>
+          <m:sSub>
+            <m:sSubPr>
+              <m:ctrlPr>
+                <w:rPr>
+                  <w:rFonts w:ascii="Cambria Math" w:hAnsi="Cambria Math"/>
+                  <w:i/>
+                </w:rPr>
+              </m:ctrlPr>
+            </m:sSubPr>
+            <m:e>
+              <m:r>
+                <w:rPr>
+                  <w:rFonts w:ascii="Cambria Math" w:hAnsi="Cambria Math"/>
+                </w:rPr>
+                <m:t>β</m:t>
+              </m:r>
+            </m:e>
+            <m:sub>
+              <m:r>
+                <w:rPr>
+                  <w:rFonts w:ascii="Cambria Math" w:hAnsi="Cambria Math"/>
+                </w:rPr>
+                <m:t>20</m:t>
+              </m:r>
+            </m:sub>
+          </m:sSub>
+          <m:r>
+            <w:rPr>
+              <w:rFonts w:ascii="Cambria Math" w:hAnsi="Cambria Math"/>
+            </w:rPr>
+            <m:t>viaprincipa</m:t>
+          </m:r>
+          <m:sSub>
+            <m:sSubPr>
+              <m:ctrlPr>
+                <w:rPr>
+                  <w:rFonts w:ascii="Cambria Math" w:hAnsi="Cambria Math"/>
+                  <w:i/>
+                </w:rPr>
+              </m:ctrlPr>
+            </m:sSubPr>
+            <m:e>
+              <m:r>
+                <w:rPr>
+                  <w:rFonts w:ascii="Cambria Math" w:hAnsi="Cambria Math"/>
+                </w:rPr>
+                <m:t>l</m:t>
+              </m:r>
+            </m:e>
+            <m:sub>
+              <m:r>
+                <w:rPr>
+                  <w:rFonts w:ascii="Cambria Math" w:hAnsi="Cambria Math"/>
+                </w:rPr>
+                <m:t>i</m:t>
+              </m:r>
+            </m:sub>
+          </m:sSub>
+          <m:r>
+            <w:rPr>
+              <w:rFonts w:ascii="Cambria Math" w:hAnsi="Cambria Math"/>
+            </w:rPr>
+            <m:t>+</m:t>
+          </m:r>
+          <m:sSub>
+            <m:sSubPr>
+              <m:ctrlPr>
+                <w:rPr>
+                  <w:rFonts w:ascii="Cambria Math" w:hAnsi="Cambria Math"/>
+                  <w:i/>
+                </w:rPr>
+              </m:ctrlPr>
+            </m:sSubPr>
+            <m:e>
+              <m:r>
+                <w:rPr>
+                  <w:rFonts w:ascii="Cambria Math" w:hAnsi="Cambria Math"/>
+                </w:rPr>
+                <m:t>β</m:t>
+              </m:r>
+            </m:e>
+            <m:sub>
+              <m:r>
+                <w:rPr>
+                  <w:rFonts w:ascii="Cambria Math" w:hAnsi="Cambria Math"/>
+                </w:rPr>
+                <m:t>2</m:t>
+              </m:r>
+              <m:r>
+                <w:rPr>
+                  <w:rFonts w:ascii="Cambria Math" w:hAnsi="Cambria Math"/>
+                </w:rPr>
+                <m:t>1</m:t>
+              </m:r>
+            </m:sub>
+          </m:sSub>
+          <m:r>
+            <w:rPr>
+              <w:rFonts w:ascii="Cambria Math" w:hAnsi="Cambria Math"/>
+            </w:rPr>
+            <m:t>viasecundari</m:t>
+          </m:r>
+          <m:sSub>
+            <m:sSubPr>
+              <m:ctrlPr>
+                <w:rPr>
+                  <w:rFonts w:ascii="Cambria Math" w:hAnsi="Cambria Math"/>
+                  <w:i/>
+                </w:rPr>
+              </m:ctrlPr>
+            </m:sSubPr>
+            <m:e>
+              <m:r>
+                <w:rPr>
+                  <w:rFonts w:ascii="Cambria Math" w:hAnsi="Cambria Math"/>
+                </w:rPr>
+                <m:t>a</m:t>
+              </m:r>
+            </m:e>
+            <m:sub>
+              <m:r>
+                <w:rPr>
+                  <w:rFonts w:ascii="Cambria Math" w:hAnsi="Cambria Math"/>
+                </w:rPr>
+                <m:t>i</m:t>
+              </m:r>
+            </m:sub>
+          </m:sSub>
+          <m:r>
+            <w:rPr>
+              <w:rFonts w:ascii="Cambria Math" w:hAnsi="Cambria Math"/>
+            </w:rPr>
+            <m:t>+</m:t>
+          </m:r>
+          <m:sSub>
+            <m:sSubPr>
+              <m:ctrlPr>
+                <w:rPr>
+                  <w:rFonts w:ascii="Cambria Math" w:hAnsi="Cambria Math"/>
+                  <w:i/>
+                </w:rPr>
+              </m:ctrlPr>
+            </m:sSubPr>
+            <m:e>
+              <m:r>
+                <w:rPr>
+                  <w:rFonts w:ascii="Cambria Math" w:hAnsi="Cambria Math"/>
+                </w:rPr>
+                <m:t>β</m:t>
+              </m:r>
+            </m:e>
+            <m:sub>
+              <m:r>
+                <w:rPr>
+                  <w:rFonts w:ascii="Cambria Math" w:hAnsi="Cambria Math"/>
+                </w:rPr>
+                <m:t>22</m:t>
+              </m:r>
+            </m:sub>
+          </m:sSub>
+          <m:r>
+            <w:rPr>
+              <w:rFonts w:ascii="Cambria Math" w:hAnsi="Cambria Math"/>
+            </w:rPr>
+            <m:t>Distpar</m:t>
+          </m:r>
+          <m:sSub>
+            <m:sSubPr>
+              <m:ctrlPr>
+                <w:rPr>
+                  <w:rFonts w:ascii="Cambria Math" w:hAnsi="Cambria Math"/>
+                  <w:i/>
+                </w:rPr>
+              </m:ctrlPr>
+            </m:sSubPr>
+            <m:e>
+              <m:r>
+                <w:rPr>
+                  <w:rFonts w:ascii="Cambria Math" w:hAnsi="Cambria Math"/>
+                </w:rPr>
+                <m:t>q</m:t>
+              </m:r>
+            </m:e>
+            <m:sub>
+              <m:r>
+                <w:rPr>
+                  <w:rFonts w:ascii="Cambria Math" w:hAnsi="Cambria Math"/>
+                </w:rPr>
+                <m:t>i</m:t>
+              </m:r>
+            </m:sub>
+          </m:sSub>
+          <m:r>
+            <w:rPr>
+              <w:rFonts w:ascii="Cambria Math" w:hAnsi="Cambria Math"/>
+            </w:rPr>
+            <m:t>+</m:t>
+          </m:r>
+          <m:sSub>
+            <m:sSubPr>
+              <m:ctrlPr>
+                <w:rPr>
+                  <w:rFonts w:ascii="Cambria Math" w:hAnsi="Cambria Math"/>
+                  <w:i/>
+                </w:rPr>
+              </m:ctrlPr>
+            </m:sSubPr>
+            <m:e>
+              <m:r>
+                <w:rPr>
+                  <w:rFonts w:ascii="Cambria Math" w:hAnsi="Cambria Math"/>
+                </w:rPr>
+                <m:t>ϵ</m:t>
+              </m:r>
+            </m:e>
+            <m:sub>
+              <m:r>
+                <w:rPr>
+                  <w:rFonts w:ascii="Cambria Math" w:hAnsi="Cambria Math"/>
+                </w:rPr>
+                <m:t>i</m:t>
+              </m:r>
+            </m:sub>
+          </m:sSub>
+        </m:oMath>
+      </m:oMathPara>
+    </w:p>
+    <w:p>
+      <w:pPr>
+        <w:pStyle w:val="Prrafodelista"/>
+        <w:jc w:val="both"/>
+      </w:pPr>
+    </w:p>
+    <w:p>
+      <w:pPr>
+        <w:pStyle w:val="Prrafodelista"/>
+        <w:jc w:val="both"/>
+      </w:pPr>
+      <w:r>
+        <w:rPr>
+          <w:b/>
+          <w:bCs/>
+        </w:rPr>
+        <w:t>Modelo 2</w:t>
+      </w:r>
+      <w:r>
+        <w:rPr>
+          <w:b/>
+          <w:bCs/>
+        </w:rPr>
+        <w:t>:</w:t>
+      </w:r>
+      <w:r>
+        <w:t xml:space="preserve"> Es un modelo log – lineal</w:t>
+      </w:r>
+    </w:p>
+    <w:p>
+      <w:pPr>
+        <w:pStyle w:val="Prrafodelista"/>
+        <w:jc w:val="both"/>
+      </w:pPr>
+    </w:p>
+    <w:p>
+      <w:pPr>
+        <w:pStyle w:val="Prrafodelista"/>
+        <w:jc w:val="both"/>
+      </w:pPr>
+      <m:oMathPara>
+        <m:oMath>
+          <m:func>
+            <m:funcPr>
+              <m:ctrlPr>
+                <w:rPr>
+                  <w:rFonts w:ascii="Cambria Math" w:hAnsi="Cambria Math"/>
+                  <w:i/>
+                </w:rPr>
+              </m:ctrlPr>
+            </m:funcPr>
+            <m:fName>
+              <m:r>
+                <m:rPr>
+                  <m:sty m:val="p"/>
+                </m:rPr>
+                <w:rPr>
+                  <w:rFonts w:ascii="Cambria Math" w:hAnsi="Cambria Math"/>
+                </w:rPr>
+                <m:t>log</m:t>
+              </m:r>
+            </m:fName>
+            <m:e>
+              <m:r>
+                <w:rPr>
+                  <w:rFonts w:ascii="Cambria Math" w:hAnsi="Cambria Math"/>
+                </w:rPr>
+                <m:t>(</m:t>
+              </m:r>
+            </m:e>
+          </m:func>
+          <m:r>
+            <w:rPr>
+              <w:rFonts w:ascii="Cambria Math" w:hAnsi="Cambria Math"/>
+            </w:rPr>
+            <m:t>preci</m:t>
+          </m:r>
+          <m:sSub>
+            <m:sSubPr>
+              <m:ctrlPr>
+                <w:rPr>
+                  <w:rFonts w:ascii="Cambria Math" w:hAnsi="Cambria Math"/>
+                  <w:i/>
+                </w:rPr>
+              </m:ctrlPr>
+            </m:sSubPr>
+            <m:e>
+              <m:r>
+                <w:rPr>
+                  <w:rFonts w:ascii="Cambria Math" w:hAnsi="Cambria Math"/>
+                </w:rPr>
+                <m:t>o</m:t>
+              </m:r>
+            </m:e>
+            <m:sub>
+              <m:r>
+                <w:rPr>
+                  <w:rFonts w:ascii="Cambria Math" w:hAnsi="Cambria Math"/>
+                </w:rPr>
+                <m:t>i</m:t>
+              </m:r>
+            </m:sub>
+          </m:sSub>
+          <m:r>
+            <w:rPr>
+              <w:rFonts w:ascii="Cambria Math" w:hAnsi="Cambria Math"/>
+            </w:rPr>
+            <m:t>)=</m:t>
+          </m:r>
+          <m:sSub>
+            <m:sSubPr>
+              <m:ctrlPr>
+                <w:rPr>
+                  <w:rFonts w:ascii="Cambria Math" w:hAnsi="Cambria Math"/>
+                  <w:i/>
+                </w:rPr>
+              </m:ctrlPr>
+            </m:sSubPr>
+            <m:e>
+              <m:r>
+                <w:rPr>
+                  <w:rFonts w:ascii="Cambria Math" w:hAnsi="Cambria Math"/>
+                </w:rPr>
+                <m:t>β</m:t>
+              </m:r>
+            </m:e>
+            <m:sub>
+              <m:r>
+                <w:rPr>
+                  <w:rFonts w:ascii="Cambria Math" w:hAnsi="Cambria Math"/>
+                </w:rPr>
+                <m:t>0</m:t>
+              </m:r>
+            </m:sub>
+          </m:sSub>
+          <m:r>
+            <w:rPr>
+              <w:rFonts w:ascii="Cambria Math" w:hAnsi="Cambria Math"/>
+            </w:rPr>
+            <m:t>+</m:t>
+          </m:r>
+          <m:sSub>
+            <m:sSubPr>
+              <m:ctrlPr>
+                <w:rPr>
+                  <w:rFonts w:ascii="Cambria Math" w:hAnsi="Cambria Math"/>
+                  <w:i/>
+                </w:rPr>
+              </m:ctrlPr>
+            </m:sSubPr>
+            <m:e>
+              <m:r>
+                <w:rPr>
+                  <w:rFonts w:ascii="Cambria Math" w:hAnsi="Cambria Math"/>
+                </w:rPr>
+                <m:t>β</m:t>
+              </m:r>
+            </m:e>
+            <m:sub>
+              <m:r>
+                <w:rPr>
+                  <w:rFonts w:ascii="Cambria Math" w:hAnsi="Cambria Math"/>
+                </w:rPr>
+                <m:t>1</m:t>
+              </m:r>
+            </m:sub>
+          </m:sSub>
+          <m:r>
+            <w:rPr>
+              <w:rFonts w:ascii="Cambria Math" w:hAnsi="Cambria Math"/>
+            </w:rPr>
+            <m:t>ARE</m:t>
+          </m:r>
+          <m:sSub>
+            <m:sSubPr>
+              <m:ctrlPr>
+                <w:rPr>
+                  <w:rFonts w:ascii="Cambria Math" w:hAnsi="Cambria Math"/>
+                  <w:i/>
+                </w:rPr>
+              </m:ctrlPr>
+            </m:sSubPr>
+            <m:e>
+              <m:r>
+                <w:rPr>
+                  <w:rFonts w:ascii="Cambria Math" w:hAnsi="Cambria Math"/>
+                </w:rPr>
+                <m:t>A</m:t>
+              </m:r>
+            </m:e>
+            <m:sub>
+              <m:r>
+                <w:rPr>
+                  <w:rFonts w:ascii="Cambria Math" w:hAnsi="Cambria Math"/>
+                </w:rPr>
+                <m:t>i</m:t>
+              </m:r>
+            </m:sub>
+          </m:sSub>
+          <m:r>
+            <w:rPr>
+              <w:rFonts w:ascii="Cambria Math" w:hAnsi="Cambria Math"/>
+            </w:rPr>
+            <m:t>+</m:t>
+          </m:r>
+          <m:sSub>
+            <m:sSubPr>
+              <m:ctrlPr>
+                <w:rPr>
+                  <w:rFonts w:ascii="Cambria Math" w:hAnsi="Cambria Math"/>
+                  <w:i/>
+                </w:rPr>
+              </m:ctrlPr>
+            </m:sSubPr>
+            <m:e>
+              <m:r>
+                <w:rPr>
+                  <w:rFonts w:ascii="Cambria Math" w:hAnsi="Cambria Math"/>
+                </w:rPr>
+                <m:t>β</m:t>
+              </m:r>
+            </m:e>
+            <m:sub>
+              <m:r>
+                <w:rPr>
+                  <w:rFonts w:ascii="Cambria Math" w:hAnsi="Cambria Math"/>
+                </w:rPr>
+                <m:t>2</m:t>
+              </m:r>
+            </m:sub>
+          </m:sSub>
+          <m:r>
+            <w:rPr>
+              <w:rFonts w:ascii="Cambria Math" w:hAnsi="Cambria Math"/>
+            </w:rPr>
+            <m:t>cuarto</m:t>
+          </m:r>
+          <m:sSub>
+            <m:sSubPr>
+              <m:ctrlPr>
+                <w:rPr>
+                  <w:rFonts w:ascii="Cambria Math" w:hAnsi="Cambria Math"/>
+                  <w:i/>
+                </w:rPr>
+              </m:ctrlPr>
+            </m:sSubPr>
+            <m:e>
+              <m:r>
+                <w:rPr>
+                  <w:rFonts w:ascii="Cambria Math" w:hAnsi="Cambria Math"/>
+                </w:rPr>
+                <m:t>s</m:t>
+              </m:r>
+            </m:e>
+            <m:sub>
+              <m:r>
+                <w:rPr>
+                  <w:rFonts w:ascii="Cambria Math" w:hAnsi="Cambria Math"/>
+                </w:rPr>
+                <m:t>i</m:t>
+              </m:r>
+            </m:sub>
+          </m:sSub>
+          <m:r>
+            <w:rPr>
+              <w:rFonts w:ascii="Cambria Math" w:hAnsi="Cambria Math"/>
+            </w:rPr>
+            <m:t>+</m:t>
+          </m:r>
+          <m:sSub>
+            <m:sSubPr>
+              <m:ctrlPr>
+                <w:rPr>
+                  <w:rFonts w:ascii="Cambria Math" w:hAnsi="Cambria Math"/>
+                  <w:i/>
+                </w:rPr>
+              </m:ctrlPr>
+            </m:sSubPr>
+            <m:e>
+              <m:r>
+                <w:rPr>
+                  <w:rFonts w:ascii="Cambria Math" w:hAnsi="Cambria Math"/>
+                </w:rPr>
+                <m:t>β</m:t>
+              </m:r>
+            </m:e>
+            <m:sub>
+              <m:r>
+                <w:rPr>
+                  <w:rFonts w:ascii="Cambria Math" w:hAnsi="Cambria Math"/>
+                </w:rPr>
+                <m:t>3</m:t>
+              </m:r>
+            </m:sub>
+          </m:sSub>
+          <m:r>
+            <w:rPr>
+              <w:rFonts w:ascii="Cambria Math" w:hAnsi="Cambria Math"/>
+            </w:rPr>
+            <m:t>bano</m:t>
+          </m:r>
+          <m:sSub>
+            <m:sSubPr>
+              <m:ctrlPr>
+                <w:rPr>
+                  <w:rFonts w:ascii="Cambria Math" w:hAnsi="Cambria Math"/>
+                  <w:i/>
+                </w:rPr>
+              </m:ctrlPr>
+            </m:sSubPr>
+            <m:e>
+              <m:r>
+                <w:rPr>
+                  <w:rFonts w:ascii="Cambria Math" w:hAnsi="Cambria Math"/>
+                </w:rPr>
+                <m:t>s</m:t>
+              </m:r>
+            </m:e>
+            <m:sub>
+              <m:r>
+                <w:rPr>
+                  <w:rFonts w:ascii="Cambria Math" w:hAnsi="Cambria Math"/>
+                </w:rPr>
+                <m:t>i</m:t>
+              </m:r>
+            </m:sub>
+          </m:sSub>
+          <m:r>
+            <w:rPr>
+              <w:rFonts w:ascii="Cambria Math" w:hAnsi="Cambria Math"/>
+            </w:rPr>
+            <m:t>+</m:t>
+          </m:r>
+          <m:sSub>
+            <m:sSubPr>
+              <m:ctrlPr>
+                <w:rPr>
+                  <w:rFonts w:ascii="Cambria Math" w:hAnsi="Cambria Math"/>
+                  <w:i/>
+                </w:rPr>
+              </m:ctrlPr>
+            </m:sSubPr>
+            <m:e>
+              <m:r>
+                <w:rPr>
+                  <w:rFonts w:ascii="Cambria Math" w:hAnsi="Cambria Math"/>
+                </w:rPr>
+                <m:t>β</m:t>
+              </m:r>
+            </m:e>
+            <m:sub>
+              <m:r>
+                <w:rPr>
+                  <w:rFonts w:ascii="Cambria Math" w:hAnsi="Cambria Math"/>
+                </w:rPr>
+                <m:t>4</m:t>
+              </m:r>
+            </m:sub>
+          </m:sSub>
+          <m:r>
+            <w:rPr>
+              <w:rFonts w:ascii="Cambria Math" w:hAnsi="Cambria Math"/>
+            </w:rPr>
+            <m:t>garaje</m:t>
+          </m:r>
+          <m:sSub>
+            <m:sSubPr>
+              <m:ctrlPr>
+                <w:rPr>
+                  <w:rFonts w:ascii="Cambria Math" w:hAnsi="Cambria Math"/>
+                  <w:i/>
+                </w:rPr>
+              </m:ctrlPr>
+            </m:sSubPr>
+            <m:e>
+              <m:r>
+                <w:rPr>
+                  <w:rFonts w:ascii="Cambria Math" w:hAnsi="Cambria Math"/>
+                </w:rPr>
+                <m:t>s</m:t>
+              </m:r>
+            </m:e>
+            <m:sub>
+              <m:r>
+                <w:rPr>
+                  <w:rFonts w:ascii="Cambria Math" w:hAnsi="Cambria Math"/>
+                </w:rPr>
+                <m:t>i</m:t>
+              </m:r>
+            </m:sub>
+          </m:sSub>
+          <m:r>
+            <w:rPr>
+              <w:rFonts w:ascii="Cambria Math" w:hAnsi="Cambria Math"/>
+            </w:rPr>
+            <m:t>+</m:t>
+          </m:r>
+          <m:sSub>
+            <m:sSubPr>
+              <m:ctrlPr>
+                <w:rPr>
+                  <w:rFonts w:ascii="Cambria Math" w:hAnsi="Cambria Math"/>
+                  <w:i/>
+                </w:rPr>
+              </m:ctrlPr>
+            </m:sSubPr>
+            <m:e>
+              <m:r>
+                <w:rPr>
+                  <w:rFonts w:ascii="Cambria Math" w:hAnsi="Cambria Math"/>
+                </w:rPr>
+                <m:t>β</m:t>
+              </m:r>
+            </m:e>
+            <m:sub>
+              <m:r>
+                <w:rPr>
+                  <w:rFonts w:ascii="Cambria Math" w:hAnsi="Cambria Math"/>
+                </w:rPr>
+                <m:t>5</m:t>
+              </m:r>
+            </m:sub>
+          </m:sSub>
+          <m:r>
+            <w:rPr>
+              <w:rFonts w:ascii="Cambria Math" w:hAnsi="Cambria Math"/>
+            </w:rPr>
+            <m:t>garaj</m:t>
+          </m:r>
+          <m:sSub>
+            <m:sSubPr>
+              <m:ctrlPr>
+                <w:rPr>
+                  <w:rFonts w:ascii="Cambria Math" w:hAnsi="Cambria Math"/>
+                  <w:i/>
+                </w:rPr>
+              </m:ctrlPr>
+            </m:sSubPr>
+            <m:e>
+              <m:r>
+                <w:rPr>
+                  <w:rFonts w:ascii="Cambria Math" w:hAnsi="Cambria Math"/>
+                </w:rPr>
+                <m:t>es</m:t>
+              </m:r>
+            </m:e>
+            <m:sub>
+              <m:r>
+                <w:rPr>
+                  <w:rFonts w:ascii="Cambria Math" w:hAnsi="Cambria Math"/>
+                </w:rPr>
+                <m:t>i</m:t>
+              </m:r>
+            </m:sub>
+          </m:sSub>
+          <m:r>
+            <w:rPr>
+              <w:rFonts w:ascii="Cambria Math" w:hAnsi="Cambria Math"/>
+            </w:rPr>
+            <m:t>+</m:t>
+          </m:r>
+          <m:sSub>
+            <m:sSubPr>
+              <m:ctrlPr>
+                <w:rPr>
+                  <w:rFonts w:ascii="Cambria Math" w:hAnsi="Cambria Math"/>
+                  <w:i/>
+                </w:rPr>
+              </m:ctrlPr>
+            </m:sSubPr>
+            <m:e>
+              <m:sSub>
+                <m:sSubPr>
+                  <m:ctrlPr>
+                    <w:rPr>
+                      <w:rFonts w:ascii="Cambria Math" w:hAnsi="Cambria Math"/>
+                      <w:i/>
+                    </w:rPr>
+                  </m:ctrlPr>
+                </m:sSubPr>
+                <m:e>
+                  <m:r>
+                    <w:rPr>
+                      <w:rFonts w:ascii="Cambria Math" w:hAnsi="Cambria Math"/>
+                    </w:rPr>
+                    <m:t>β</m:t>
+                  </m:r>
+                </m:e>
+                <m:sub>
+                  <m:r>
+                    <w:rPr>
+                      <w:rFonts w:ascii="Cambria Math" w:hAnsi="Cambria Math"/>
+                    </w:rPr>
+                    <m:t>6</m:t>
+                  </m:r>
+                </m:sub>
+              </m:sSub>
+              <m:r>
+                <w:rPr>
+                  <w:rFonts w:ascii="Cambria Math" w:hAnsi="Cambria Math"/>
+                </w:rPr>
+                <m:t>t</m:t>
+              </m:r>
+            </m:e>
+            <m:sub>
+              <m:r>
+                <w:rPr>
+                  <w:rFonts w:ascii="Cambria Math" w:hAnsi="Cambria Math"/>
+                </w:rPr>
+                <m:t>nueva</m:t>
+              </m:r>
+            </m:sub>
+          </m:sSub>
+          <m:r>
+            <w:rPr>
+              <w:rFonts w:ascii="Cambria Math" w:hAnsi="Cambria Math"/>
+            </w:rPr>
+            <m:t>+</m:t>
+          </m:r>
+          <m:sSub>
+            <m:sSubPr>
+              <m:ctrlPr>
+                <w:rPr>
+                  <w:rFonts w:ascii="Cambria Math" w:hAnsi="Cambria Math"/>
+                  <w:i/>
+                </w:rPr>
+              </m:ctrlPr>
+            </m:sSubPr>
+            <m:e>
+              <m:sSub>
+                <m:sSubPr>
+                  <m:ctrlPr>
+                    <w:rPr>
+                      <w:rFonts w:ascii="Cambria Math" w:hAnsi="Cambria Math"/>
+                      <w:i/>
+                    </w:rPr>
+                  </m:ctrlPr>
+                </m:sSubPr>
+                <m:e>
+                  <m:r>
+                    <w:rPr>
+                      <w:rFonts w:ascii="Cambria Math" w:hAnsi="Cambria Math"/>
+                    </w:rPr>
+                    <m:t>β</m:t>
+                  </m:r>
+                </m:e>
+                <m:sub>
+                  <m:r>
+                    <w:rPr>
+                      <w:rFonts w:ascii="Cambria Math" w:hAnsi="Cambria Math"/>
+                    </w:rPr>
+                    <m:t>7</m:t>
+                  </m:r>
+                </m:sub>
+              </m:sSub>
+              <m:r>
+                <w:rPr>
+                  <w:rFonts w:ascii="Cambria Math" w:hAnsi="Cambria Math"/>
+                </w:rPr>
+                <m:t>t</m:t>
+              </m:r>
+            </m:e>
+            <m:sub>
+              <m:r>
+                <w:rPr>
+                  <w:rFonts w:ascii="Cambria Math" w:hAnsi="Cambria Math"/>
+                </w:rPr>
                 <m:t>0-5</m:t>
               </m:r>
             </m:sub>
@@ -5122,6 +5932,67 @@
           <w:rFonts w:eastAsiaTheme="minorEastAsia"/>
         </w:rPr>
         <w:t>s viviendas</w:t>
+      </w:r>
+      <w:r>
+        <w:rPr>
+          <w:rFonts w:eastAsiaTheme="minorEastAsia"/>
+        </w:rPr>
+        <w:t>.</w:t>
+      </w:r>
+    </w:p>
+    <w:p>
+      <w:pPr>
+        <w:pStyle w:val="Prrafodelista"/>
+        <w:jc w:val="both"/>
+        <w:rPr>
+          <w:rFonts w:eastAsiaTheme="minorEastAsia"/>
+        </w:rPr>
+      </w:pPr>
+      <m:oMath>
+        <m:sSub>
+          <m:sSubPr>
+            <m:ctrlPr>
+              <w:rPr>
+                <w:rFonts w:ascii="Cambria Math" w:hAnsi="Cambria Math"/>
+                <w:i/>
+              </w:rPr>
+            </m:ctrlPr>
+          </m:sSubPr>
+          <m:e>
+            <m:r>
+              <w:rPr>
+                <w:rFonts w:ascii="Cambria Math" w:hAnsi="Cambria Math"/>
+              </w:rPr>
+              <m:t>β</m:t>
+            </m:r>
+          </m:e>
+          <m:sub>
+            <m:r>
+              <w:rPr>
+                <w:rFonts w:ascii="Cambria Math" w:hAnsi="Cambria Math"/>
+              </w:rPr>
+              <m:t>12</m:t>
+            </m:r>
+          </m:sub>
+        </m:sSub>
+      </m:oMath>
+      <w:r>
+        <w:rPr>
+          <w:rFonts w:eastAsiaTheme="minorEastAsia"/>
+        </w:rPr>
+        <w:t>: E</w:t>
+      </w:r>
+      <w:r>
+        <w:rPr>
+          <w:rFonts w:eastAsiaTheme="minorEastAsia"/>
+        </w:rPr>
+        <w:t>s el coeficiente estimado de</w:t>
+      </w:r>
+      <w:r>
+        <w:rPr>
+          <w:rFonts w:eastAsiaTheme="minorEastAsia"/>
+        </w:rPr>
+        <w:t xml:space="preserve"> la distancia de la vivienda al parque más próximo</w:t>
       </w:r>
       <w:r>
         <w:rPr>
@@ -5699,11 +6570,8 @@
         <w:jc w:val="both"/>
       </w:pPr>
       <w:r>
-        <w:t xml:space="preserve">La muestra está concentrada en estratos 4, 5 y 6 (80% de las observaciones), lo que limita la representatividad del modelo para estratos bajos. Esto sugiere que los resultados no son </w:t>
-      </w:r>
-      <w:r>
         <w:lastRenderedPageBreak/>
-        <w:t>generalizables a toda la ciudad y que el precio de la vivienda responde a atributos de calidad no completamente capturados por las variables disponibles.</w:t>
+        <w:t>La muestra está concentrada en estratos 4, 5 y 6 (80% de las observaciones), lo que limita la representatividad del modelo para estratos bajos. Esto sugiere que los resultados no son generalizables a toda la ciudad y que el precio de la vivienda responde a atributos de calidad no completamente capturados por las variables disponibles.</w:t>
       </w:r>
     </w:p>
     <w:p>
@@ -6489,6 +7357,7 @@
         <w:jc w:val="both"/>
       </w:pPr>
       <w:r>
+        <w:lastRenderedPageBreak/>
         <w:t>Los signos esperados de los estimadores son:</w:t>
       </w:r>
     </w:p>
@@ -6529,7 +7398,6 @@
                 <w:b/>
                 <w:bCs/>
               </w:rPr>
-              <w:lastRenderedPageBreak/>
               <w:t>Variable</w:t>
             </w:r>
           </w:p>
@@ -7693,7 +8561,6 @@
         <w:jc w:val="both"/>
       </w:pPr>
       <w:r>
-        <w:lastRenderedPageBreak/>
         <w:t xml:space="preserve">La calidad del agua (agua) no resulta estadísticamente significativa en los modelos BN y </w:t>
       </w:r>
       <w:proofErr w:type="spellStart"/>

--- a/Document/Taller2_G2_VEBNM.docx
+++ b/Document/Taller2_G2_VEBNM.docx
@@ -755,7 +755,29 @@
                 <w:szCs w:val="18"/>
                 <w:lang w:eastAsia="es-CO"/>
               </w:rPr>
-              <w:t>VIAFARA MORALES</w:t>
+              <w:t>VI</w:t>
+            </w:r>
+            <w:r>
+              <w:rPr>
+                <w:rFonts w:eastAsia="Times New Roman" w:cs="Arial"/>
+                <w:color w:val="000000"/>
+                <w:spacing w:val="3"/>
+                <w:sz w:val="18"/>
+                <w:szCs w:val="18"/>
+                <w:lang w:eastAsia="es-CO"/>
+              </w:rPr>
+              <w:t>Á</w:t>
+            </w:r>
+            <w:r>
+              <w:rPr>
+                <w:rFonts w:eastAsia="Times New Roman" w:cs="Arial"/>
+                <w:color w:val="000000"/>
+                <w:spacing w:val="3"/>
+                <w:sz w:val="18"/>
+                <w:szCs w:val="18"/>
+                <w:lang w:eastAsia="es-CO"/>
+              </w:rPr>
+              <w:t>FARA MORALES</w:t>
             </w:r>
           </w:p>
         </w:tc>
@@ -1893,13 +1915,7 @@
                 <w:rPr>
                   <w:rFonts w:ascii="Cambria Math" w:hAnsi="Cambria Math"/>
                 </w:rPr>
-                <m:t>1</m:t>
-              </m:r>
-              <m:r>
-                <w:rPr>
-                  <w:rFonts w:ascii="Cambria Math" w:hAnsi="Cambria Math"/>
-                </w:rPr>
-                <m:t>0</m:t>
+                <m:t>10</m:t>
               </m:r>
             </m:sub>
           </m:sSub>
@@ -2027,13 +2043,7 @@
                 <w:rPr>
                   <w:rFonts w:ascii="Cambria Math" w:hAnsi="Cambria Math"/>
                 </w:rPr>
-                <m:t>1</m:t>
-              </m:r>
-              <m:r>
-                <w:rPr>
-                  <w:rFonts w:ascii="Cambria Math" w:hAnsi="Cambria Math"/>
-                </w:rPr>
-                <m:t>2</m:t>
+                <m:t>12</m:t>
               </m:r>
             </m:sub>
           </m:sSub>
@@ -2097,13 +2107,7 @@
                 <w:rPr>
                   <w:rFonts w:ascii="Cambria Math" w:hAnsi="Cambria Math"/>
                 </w:rPr>
-                <m:t>1</m:t>
-              </m:r>
-              <m:r>
-                <w:rPr>
-                  <w:rFonts w:ascii="Cambria Math" w:hAnsi="Cambria Math"/>
-                </w:rPr>
-                <m:t>3</m:t>
+                <m:t>13</m:t>
               </m:r>
             </m:sub>
           </m:sSub>
@@ -2167,13 +2171,7 @@
                 <w:rPr>
                   <w:rFonts w:ascii="Cambria Math" w:hAnsi="Cambria Math"/>
                 </w:rPr>
-                <m:t>1</m:t>
-              </m:r>
-              <m:r>
-                <w:rPr>
-                  <w:rFonts w:ascii="Cambria Math" w:hAnsi="Cambria Math"/>
-                </w:rPr>
-                <m:t>4</m:t>
+                <m:t>14</m:t>
               </m:r>
             </m:sub>
           </m:sSub>
@@ -2237,13 +2235,7 @@
                 <w:rPr>
                   <w:rFonts w:ascii="Cambria Math" w:hAnsi="Cambria Math"/>
                 </w:rPr>
-                <m:t>1</m:t>
-              </m:r>
-              <m:r>
-                <w:rPr>
-                  <w:rFonts w:ascii="Cambria Math" w:hAnsi="Cambria Math"/>
-                </w:rPr>
-                <m:t>5</m:t>
+                <m:t>15</m:t>
               </m:r>
             </m:sub>
           </m:sSub>
@@ -2307,13 +2299,7 @@
                 <w:rPr>
                   <w:rFonts w:ascii="Cambria Math" w:hAnsi="Cambria Math"/>
                 </w:rPr>
-                <m:t>1</m:t>
-              </m:r>
-              <m:r>
-                <w:rPr>
-                  <w:rFonts w:ascii="Cambria Math" w:hAnsi="Cambria Math"/>
-                </w:rPr>
-                <m:t>6</m:t>
+                <m:t>16</m:t>
               </m:r>
             </m:sub>
           </m:sSub>
@@ -2377,13 +2363,7 @@
                 <w:rPr>
                   <w:rFonts w:ascii="Cambria Math" w:hAnsi="Cambria Math"/>
                 </w:rPr>
-                <m:t>1</m:t>
-              </m:r>
-              <m:r>
-                <w:rPr>
-                  <w:rFonts w:ascii="Cambria Math" w:hAnsi="Cambria Math"/>
-                </w:rPr>
-                <m:t>7</m:t>
+                <m:t>17</m:t>
               </m:r>
             </m:sub>
           </m:sSub>
@@ -2447,13 +2427,7 @@
                 <w:rPr>
                   <w:rFonts w:ascii="Cambria Math" w:hAnsi="Cambria Math"/>
                 </w:rPr>
-                <m:t>1</m:t>
-              </m:r>
-              <m:r>
-                <w:rPr>
-                  <w:rFonts w:ascii="Cambria Math" w:hAnsi="Cambria Math"/>
-                </w:rPr>
-                <m:t>8</m:t>
+                <m:t>18</m:t>
               </m:r>
             </m:sub>
           </m:sSub>
@@ -2517,13 +2491,7 @@
                 <w:rPr>
                   <w:rFonts w:ascii="Cambria Math" w:hAnsi="Cambria Math"/>
                 </w:rPr>
-                <m:t>1</m:t>
-              </m:r>
-              <m:r>
-                <w:rPr>
-                  <w:rFonts w:ascii="Cambria Math" w:hAnsi="Cambria Math"/>
-                </w:rPr>
-                <m:t>9</m:t>
+                <m:t>19</m:t>
               </m:r>
             </m:sub>
           </m:sSub>
@@ -2587,13 +2555,7 @@
                 <w:rPr>
                   <w:rFonts w:ascii="Cambria Math" w:hAnsi="Cambria Math"/>
                 </w:rPr>
-                <m:t>1</m:t>
-              </m:r>
-              <m:r>
-                <w:rPr>
-                  <w:rFonts w:ascii="Cambria Math" w:hAnsi="Cambria Math"/>
-                </w:rPr>
-                <m:t>9</m:t>
+                <m:t>19</m:t>
               </m:r>
             </m:sub>
           </m:sSub>
@@ -2721,13 +2683,7 @@
                 <w:rPr>
                   <w:rFonts w:ascii="Cambria Math" w:hAnsi="Cambria Math"/>
                 </w:rPr>
-                <m:t>2</m:t>
-              </m:r>
-              <m:r>
-                <w:rPr>
-                  <w:rFonts w:ascii="Cambria Math" w:hAnsi="Cambria Math"/>
-                </w:rPr>
-                <m:t>1</m:t>
+                <m:t>21</m:t>
               </m:r>
             </m:sub>
           </m:sSub>
@@ -5980,25 +5936,7 @@
         <w:rPr>
           <w:rFonts w:eastAsiaTheme="minorEastAsia"/>
         </w:rPr>
-        <w:t>: E</w:t>
-      </w:r>
-      <w:r>
-        <w:rPr>
-          <w:rFonts w:eastAsiaTheme="minorEastAsia"/>
-        </w:rPr>
-        <w:t>s el coeficiente estimado de</w:t>
-      </w:r>
-      <w:r>
-        <w:rPr>
-          <w:rFonts w:eastAsiaTheme="minorEastAsia"/>
-        </w:rPr>
-        <w:t xml:space="preserve"> la distancia de la vivienda al parque más próximo</w:t>
-      </w:r>
-      <w:r>
-        <w:rPr>
-          <w:rFonts w:eastAsiaTheme="minorEastAsia"/>
-        </w:rPr>
-        <w:t>.</w:t>
+        <w:t>: Es el coeficiente estimado de la distancia de la vivienda al parque más próximo.</w:t>
       </w:r>
     </w:p>
     <w:p>
@@ -6542,13 +6480,29 @@
         <w:jc w:val="both"/>
       </w:pPr>
       <w:r>
+        <w:rPr>
+          <w:b/>
+          <w:bCs/>
+        </w:rPr>
+        <w:t>Respuesta:</w:t>
+      </w:r>
+      <w:r>
+        <w:t xml:space="preserve"> </w:t>
+      </w:r>
+      <w:r>
         <w:t xml:space="preserve">A continuación, se presentan las 3 conclusiones basadas </w:t>
       </w:r>
       <w:r>
         <w:t xml:space="preserve">en el desarrollo de la metodología de los precios </w:t>
       </w:r>
       <w:r>
-        <w:t>Hedónicas</w:t>
+        <w:t>Hedónic</w:t>
+      </w:r>
+      <w:r>
+        <w:t>o</w:t>
+      </w:r>
+      <w:r>
+        <w:t>s</w:t>
       </w:r>
       <w:r>
         <w:t xml:space="preserve"> para la estimación de la Disponibilidad Marginal a Pagar de acuerdo con la proximidad de un parque en Bogotá:</w:t>
@@ -7313,6 +7267,24 @@
     </w:p>
     <w:p>
       <w:pPr>
+        <w:ind w:left="360"/>
+        <w:jc w:val="both"/>
+      </w:pPr>
+    </w:p>
+    <w:p>
+      <w:pPr>
+        <w:ind w:left="360"/>
+        <w:jc w:val="both"/>
+      </w:pPr>
+    </w:p>
+    <w:p>
+      <w:pPr>
+        <w:ind w:left="360"/>
+        <w:jc w:val="both"/>
+      </w:pPr>
+    </w:p>
+    <w:p>
+      <w:pPr>
         <w:pStyle w:val="Prrafodelista"/>
         <w:numPr>
           <w:ilvl w:val="0"/>
@@ -7321,6 +7293,7 @@
         <w:jc w:val="both"/>
       </w:pPr>
       <w:r>
+        <w:lastRenderedPageBreak/>
         <w:t>¿Cuál es el signo de esperado de los estimadores?,</w:t>
       </w:r>
     </w:p>
@@ -7357,7 +7330,6 @@
         <w:jc w:val="both"/>
       </w:pPr>
       <w:r>
-        <w:lastRenderedPageBreak/>
         <w:t>Los signos esperados de los estimadores son:</w:t>
       </w:r>
     </w:p>
@@ -7655,12 +7627,6 @@
         </w:tc>
       </w:tr>
     </w:tbl>
-    <w:p>
-      <w:pPr>
-        <w:ind w:left="720"/>
-        <w:jc w:val="both"/>
-      </w:pPr>
-    </w:p>
     <w:p>
       <w:pPr>
         <w:ind w:left="720"/>
@@ -8013,12 +7979,6 @@
         </w:tc>
       </w:tr>
     </w:tbl>
-    <w:p>
-      <w:pPr>
-        <w:ind w:left="720"/>
-        <w:jc w:val="both"/>
-      </w:pPr>
-    </w:p>
     <w:p>
       <w:pPr>
         <w:ind w:left="720"/>
@@ -8490,12 +8450,6 @@
     </w:p>
     <w:p>
       <w:pPr>
-        <w:ind w:left="720"/>
-        <w:jc w:val="both"/>
-      </w:pPr>
-    </w:p>
-    <w:p>
-      <w:pPr>
         <w:pStyle w:val="Prrafodelista"/>
         <w:numPr>
           <w:ilvl w:val="0"/>
@@ -8516,6 +8470,16 @@
           <w:bCs/>
         </w:rPr>
       </w:pPr>
+    </w:p>
+    <w:p>
+      <w:pPr>
+        <w:ind w:left="720"/>
+        <w:jc w:val="both"/>
+        <w:rPr>
+          <w:b/>
+          <w:bCs/>
+        </w:rPr>
+      </w:pPr>
       <w:r>
         <w:rPr>
           <w:b/>
@@ -8528,49 +8492,45 @@
       <w:pPr>
         <w:ind w:left="720"/>
         <w:jc w:val="both"/>
-        <w:rPr>
-          <w:i/>
-          <w:iCs/>
-        </w:rPr>
-      </w:pPr>
+      </w:pPr>
+      <w:r>
+        <w:t xml:space="preserve">Los tres modelos estimados presentan signos consistentes </w:t>
+      </w:r>
+      <w:r>
+        <w:t>entre sí</w:t>
+      </w:r>
+      <w:r>
+        <w:t>. El costo de viaje (cv1) tiene signo negativo y significativo en los tres modelos, confirmando que a mayor costo de desplazamiento menor es la demanda recreativa. El costo del sitio sustituto (cs1) tiene signo positivo y significativo, reflejando el efecto sustitución esperado. El ingreso mensual y la edad tienen los signos esperados — positivo y negativo respectivamente.</w:t>
+      </w:r>
     </w:p>
     <w:p>
       <w:pPr>
         <w:ind w:left="720"/>
         <w:jc w:val="both"/>
       </w:pPr>
-      <w:r>
-        <w:t xml:space="preserve">Los tres modelos estimados presentan signos consistentes </w:t>
-      </w:r>
-      <w:r>
-        <w:t>entre sí</w:t>
-      </w:r>
-      <w:r>
-        <w:t>. El costo de viaje (cv1) tiene signo negativo y significativo en los tres modelos, confirmando que a mayor costo de desplazamiento menor es la demanda recreativa. El costo del sitio sustituto (cs1) tiene signo positivo y significativo, reflejando el efecto sustitución esperado. El ingreso mensual y la edad tienen los signos esperados — positivo y negativo respectivamente.</w:t>
-      </w:r>
     </w:p>
     <w:p>
       <w:pPr>
         <w:ind w:left="720"/>
         <w:jc w:val="both"/>
       </w:pPr>
+      <w:r>
+        <w:t xml:space="preserve">La calidad del agua (agua) no resulta estadísticamente significativa en los modelos BN y </w:t>
+      </w:r>
+      <w:proofErr w:type="spellStart"/>
+      <w:r>
+        <w:t>Truncated</w:t>
+      </w:r>
+      <w:proofErr w:type="spellEnd"/>
+      <w:r>
+        <w:t xml:space="preserve"> NB, lo que puede explicarse por la escasa variación en la percepción de calidad entre los encuestados en 1996.</w:t>
+      </w:r>
     </w:p>
     <w:p>
       <w:pPr>
         <w:ind w:left="720"/>
         <w:jc w:val="both"/>
       </w:pPr>
-      <w:r>
-        <w:t xml:space="preserve">La calidad del agua (agua) no resulta estadísticamente significativa en los modelos BN y </w:t>
-      </w:r>
-      <w:proofErr w:type="spellStart"/>
-      <w:r>
-        <w:t>Truncated</w:t>
-      </w:r>
-      <w:proofErr w:type="spellEnd"/>
-      <w:r>
-        <w:t xml:space="preserve"> NB, lo que puede explicarse por la escasa variación en la percepción de calidad entre los encuestados en 1996.</w:t>
-      </w:r>
     </w:p>
     <w:p>
       <w:pPr>
@@ -8749,13 +8709,7 @@
         <w:t>área bajo la curva de demanda</w:t>
       </w:r>
       <w:r>
-        <w:t xml:space="preserve"> desde el costo actual hasta el costo que hace que las visitas sean cero</w:t>
-      </w:r>
-      <w:r>
-        <w:t>. E</w:t>
-      </w:r>
-      <w:r>
-        <w:t>s decir, el excedente del consumidor por visita multiplicado por el promedio de visitas.</w:t>
+        <w:t xml:space="preserve"> desde el costo actual hasta el costo que hace que las visitas sean cero. Es decir, el excedente del consumidor por visita multiplicado por el promedio de visitas.</w:t>
       </w:r>
     </w:p>
     <w:p>
@@ -9121,13 +9075,7 @@
         <w:jc w:val="both"/>
       </w:pPr>
       <w:r>
-        <w:t xml:space="preserve">La variación compensadora total para los 400.000 potenciales beneficiarios del parque La Florida asciende a $10.781.597.261 pesos </w:t>
-      </w:r>
-      <w:r>
-        <w:t xml:space="preserve">de </w:t>
-      </w:r>
-      <w:r>
-        <w:t>1996. En otras palabras, esta sería la compensación total que la sociedad debería recibir ante la eliminación del parque para mantener su nivel de bienestar colectivo, constituyendo una estimación del valor económico total del servicio recreativo del Parque La Florida.</w:t>
+        <w:t>La variación compensadora total para los 400.000 potenciales beneficiarios del parque La Florida asciende a $10.781.597.261 pesos de 1996. En otras palabras, esta sería la compensación total que la sociedad debería recibir ante la eliminación del parque para mantener su nivel de bienestar colectivo, constituyendo una estimación del valor económico total del servicio recreativo del Parque La Florida.</w:t>
       </w:r>
     </w:p>
     <w:p>
@@ -9142,11 +9090,8 @@
         <w:jc w:val="both"/>
       </w:pPr>
       <w:r>
-        <w:t xml:space="preserve">Los valores expresados para el año 2025, en promedio serían cercanos a los $61.988 millones de pesos, con un valor de compensación de $154.971 y manteniendo constante la cantidad de población </w:t>
-      </w:r>
-      <w:r>
         <w:lastRenderedPageBreak/>
-        <w:t xml:space="preserve">potencial. De esta manera, se cuantifica que el </w:t>
+        <w:t xml:space="preserve">Los valores expresados para el año 2025, en promedio serían cercanos a los $61.988 millones de pesos, con un valor de compensación de $154.971 y manteniendo constante la cantidad de población potencial. De esta manera, se cuantifica que el </w:t>
       </w:r>
       <w:r>
         <w:t>servicio ecosistémico que presta el Parque de la Florida representa un bien significativo para todos los Bogotanos</w:t>
@@ -9167,6 +9112,8 @@
     </w:p>
     <w:sectPr>
       <w:headerReference w:type="default" r:id="rId11"/>
+      <w:footerReference w:type="even" r:id="rId12"/>
+      <w:footerReference w:type="default" r:id="rId13"/>
       <w:pgSz w:w="12240" w:h="15840"/>
       <w:pgMar w:top="1417" w:right="1701" w:bottom="1417" w:left="1701" w:header="708" w:footer="708" w:gutter="0"/>
       <w:cols w:space="708"/>
@@ -9193,6 +9140,129 @@
     </w:p>
   </w:endnote>
 </w:endnotes>
+</file>
+
+<file path=word/footer1.xml><?xml version="1.0" encoding="utf-8"?>
+<w:ftr xmlns:wpc="http://schemas.microsoft.com/office/word/2010/wordprocessingCanvas" xmlns:cx="http://schemas.microsoft.com/office/drawing/2014/chartex" xmlns:cx1="http://schemas.microsoft.com/office/drawing/2015/9/8/chartex" xmlns:cx2="http://schemas.microsoft.com/office/drawing/2015/10/21/chartex" xmlns:cx3="http://schemas.microsoft.com/office/drawing/2016/5/9/chartex" xmlns:cx4="http://schemas.microsoft.com/office/drawing/2016/5/10/chartex" xmlns:cx5="http://schemas.microsoft.com/office/drawing/2016/5/11/chartex" xmlns:cx6="http://schemas.microsoft.com/office/drawing/2016/5/12/chartex" xmlns:cx7="http://schemas.microsoft.com/office/drawing/2016/5/13/chartex" xmlns:cx8="http://schemas.microsoft.com/office/drawing/2016/5/14/chartex" xmlns:mc="http://schemas.openxmlformats.org/markup-compatibility/2006" xmlns:aink="http://schemas.microsoft.com/office/drawing/2016/ink" xmlns:am3d="http://schemas.microsoft.com/office/drawing/2017/model3d" xmlns:o="urn:schemas-microsoft-com:office:office" xmlns:oel="http://schemas.microsoft.com/office/2019/extlst" xmlns:r="http://schemas.openxmlformats.org/officeDocument/2006/relationships" xmlns:m="http://schemas.openxmlformats.org/officeDocument/2006/math" xmlns:v="urn:schemas-microsoft-com:vml" xmlns:wp14="http://schemas.microsoft.com/office/word/2010/wordprocessingDrawing" xmlns:wp="http://schemas.openxmlformats.org/drawingml/2006/wordprocessingDrawing" xmlns:w10="urn:schemas-microsoft-com:office:word" xmlns:w="http://schemas.openxmlformats.org/wordprocessingml/2006/main" xmlns:w14="http://schemas.microsoft.com/office/word/2010/wordml" xmlns:w15="http://schemas.microsoft.com/office/word/2012/wordml" xmlns:w16cex="http://schemas.microsoft.com/office/word/2018/wordml/cex" xmlns:w16cid="http://schemas.microsoft.com/office/word/2016/wordml/cid" xmlns:w16="http://schemas.microsoft.com/office/word/2018/wordml" xmlns:w16du="http://schemas.microsoft.com/office/word/2023/wordml/word16du" xmlns:w16sdtdh="http://schemas.microsoft.com/office/word/2020/wordml/sdtdatahash" xmlns:w16sdtfl="http://schemas.microsoft.com/office/word/2024/wordml/sdtformatlock" xmlns:w16se="http://schemas.microsoft.com/office/word/2015/wordml/symex" xmlns:wpg="http://schemas.microsoft.com/office/word/2010/wordprocessingGroup" xmlns:wpi="http://schemas.microsoft.com/office/word/2010/wordprocessingInk" xmlns:wne="http://schemas.microsoft.com/office/word/2006/wordml" xmlns:wps="http://schemas.microsoft.com/office/word/2010/wordprocessingShape" mc:Ignorable="w14 w15 w16se w16cid w16 w16cex w16sdtdh w16sdtfl w16du wp14">
+  <w:sdt>
+    <w:sdtPr>
+      <w:rPr>
+        <w:rStyle w:val="Nmerodepgina"/>
+      </w:rPr>
+      <w:id w:val="137148372"/>
+      <w:docPartObj>
+        <w:docPartGallery w:val="Page Numbers (Bottom of Page)"/>
+        <w:docPartUnique/>
+      </w:docPartObj>
+    </w:sdtPr>
+    <w:sdtContent>
+      <w:p>
+        <w:pPr>
+          <w:pStyle w:val="Piedepgina"/>
+          <w:framePr w:wrap="none" w:vAnchor="text" w:hAnchor="margin" w:xAlign="right" w:y="1"/>
+          <w:rPr>
+            <w:rStyle w:val="Nmerodepgina"/>
+          </w:rPr>
+        </w:pPr>
+        <w:r>
+          <w:rPr>
+            <w:rStyle w:val="Nmerodepgina"/>
+          </w:rPr>
+          <w:fldChar w:fldCharType="begin"/>
+        </w:r>
+        <w:r>
+          <w:rPr>
+            <w:rStyle w:val="Nmerodepgina"/>
+          </w:rPr>
+          <w:instrText xml:space="preserve"> PAGE </w:instrText>
+        </w:r>
+        <w:r>
+          <w:rPr>
+            <w:rStyle w:val="Nmerodepgina"/>
+          </w:rPr>
+          <w:fldChar w:fldCharType="separate"/>
+        </w:r>
+        <w:r>
+          <w:rPr>
+            <w:rStyle w:val="Nmerodepgina"/>
+          </w:rPr>
+          <w:fldChar w:fldCharType="end"/>
+        </w:r>
+      </w:p>
+    </w:sdtContent>
+  </w:sdt>
+  <w:p>
+    <w:pPr>
+      <w:pStyle w:val="Piedepgina"/>
+      <w:ind w:right="360"/>
+    </w:pPr>
+  </w:p>
+</w:ftr>
+</file>
+
+<file path=word/footer2.xml><?xml version="1.0" encoding="utf-8"?>
+<w:ftr xmlns:wpc="http://schemas.microsoft.com/office/word/2010/wordprocessingCanvas" xmlns:cx="http://schemas.microsoft.com/office/drawing/2014/chartex" xmlns:cx1="http://schemas.microsoft.com/office/drawing/2015/9/8/chartex" xmlns:cx2="http://schemas.microsoft.com/office/drawing/2015/10/21/chartex" xmlns:cx3="http://schemas.microsoft.com/office/drawing/2016/5/9/chartex" xmlns:cx4="http://schemas.microsoft.com/office/drawing/2016/5/10/chartex" xmlns:cx5="http://schemas.microsoft.com/office/drawing/2016/5/11/chartex" xmlns:cx6="http://schemas.microsoft.com/office/drawing/2016/5/12/chartex" xmlns:cx7="http://schemas.microsoft.com/office/drawing/2016/5/13/chartex" xmlns:cx8="http://schemas.microsoft.com/office/drawing/2016/5/14/chartex" xmlns:mc="http://schemas.openxmlformats.org/markup-compatibility/2006" xmlns:aink="http://schemas.microsoft.com/office/drawing/2016/ink" xmlns:am3d="http://schemas.microsoft.com/office/drawing/2017/model3d" xmlns:o="urn:schemas-microsoft-com:office:office" xmlns:oel="http://schemas.microsoft.com/office/2019/extlst" xmlns:r="http://schemas.openxmlformats.org/officeDocument/2006/relationships" xmlns:m="http://schemas.openxmlformats.org/officeDocument/2006/math" xmlns:v="urn:schemas-microsoft-com:vml" xmlns:wp14="http://schemas.microsoft.com/office/word/2010/wordprocessingDrawing" xmlns:wp="http://schemas.openxmlformats.org/drawingml/2006/wordprocessingDrawing" xmlns:w10="urn:schemas-microsoft-com:office:word" xmlns:w="http://schemas.openxmlformats.org/wordprocessingml/2006/main" xmlns:w14="http://schemas.microsoft.com/office/word/2010/wordml" xmlns:w15="http://schemas.microsoft.com/office/word/2012/wordml" xmlns:w16cex="http://schemas.microsoft.com/office/word/2018/wordml/cex" xmlns:w16cid="http://schemas.microsoft.com/office/word/2016/wordml/cid" xmlns:w16="http://schemas.microsoft.com/office/word/2018/wordml" xmlns:w16du="http://schemas.microsoft.com/office/word/2023/wordml/word16du" xmlns:w16sdtdh="http://schemas.microsoft.com/office/word/2020/wordml/sdtdatahash" xmlns:w16sdtfl="http://schemas.microsoft.com/office/word/2024/wordml/sdtformatlock" xmlns:w16se="http://schemas.microsoft.com/office/word/2015/wordml/symex" xmlns:wpg="http://schemas.microsoft.com/office/word/2010/wordprocessingGroup" xmlns:wpi="http://schemas.microsoft.com/office/word/2010/wordprocessingInk" xmlns:wne="http://schemas.microsoft.com/office/word/2006/wordml" xmlns:wps="http://schemas.microsoft.com/office/word/2010/wordprocessingShape" mc:Ignorable="w14 w15 w16se w16cid w16 w16cex w16sdtdh w16sdtfl w16du wp14">
+  <w:sdt>
+    <w:sdtPr>
+      <w:rPr>
+        <w:rStyle w:val="Nmerodepgina"/>
+      </w:rPr>
+      <w:id w:val="-1950619773"/>
+      <w:docPartObj>
+        <w:docPartGallery w:val="Page Numbers (Bottom of Page)"/>
+        <w:docPartUnique/>
+      </w:docPartObj>
+    </w:sdtPr>
+    <w:sdtContent>
+      <w:p>
+        <w:pPr>
+          <w:pStyle w:val="Piedepgina"/>
+          <w:framePr w:wrap="none" w:vAnchor="text" w:hAnchor="margin" w:xAlign="right" w:y="1"/>
+          <w:rPr>
+            <w:rStyle w:val="Nmerodepgina"/>
+          </w:rPr>
+        </w:pPr>
+        <w:r>
+          <w:rPr>
+            <w:rStyle w:val="Nmerodepgina"/>
+          </w:rPr>
+          <w:fldChar w:fldCharType="begin"/>
+        </w:r>
+        <w:r>
+          <w:rPr>
+            <w:rStyle w:val="Nmerodepgina"/>
+          </w:rPr>
+          <w:instrText xml:space="preserve"> PAGE </w:instrText>
+        </w:r>
+        <w:r>
+          <w:rPr>
+            <w:rStyle w:val="Nmerodepgina"/>
+          </w:rPr>
+          <w:fldChar w:fldCharType="separate"/>
+        </w:r>
+        <w:r>
+          <w:rPr>
+            <w:rStyle w:val="Nmerodepgina"/>
+            <w:noProof/>
+          </w:rPr>
+          <w:t>1</w:t>
+        </w:r>
+        <w:r>
+          <w:rPr>
+            <w:rStyle w:val="Nmerodepgina"/>
+          </w:rPr>
+          <w:fldChar w:fldCharType="end"/>
+        </w:r>
+      </w:p>
+    </w:sdtContent>
+  </w:sdt>
+  <w:p>
+    <w:pPr>
+      <w:pStyle w:val="Piedepgina"/>
+      <w:ind w:right="360"/>
+    </w:pPr>
+  </w:p>
+</w:ftr>
 </file>
 
 <file path=word/footnotes.xml><?xml version="1.0" encoding="utf-8"?>
@@ -13542,6 +13612,14 @@
       <w:iCs/>
     </w:rPr>
   </w:style>
+  <w:style w:type="character" w:styleId="Nmerodepgina">
+    <w:name w:val="page number"/>
+    <w:basedOn w:val="Fuentedeprrafopredeter"/>
+    <w:uiPriority w:val="99"/>
+    <w:semiHidden/>
+    <w:unhideWhenUsed/>
+    <w:rsid w:val="00A81A36"/>
+  </w:style>
 </w:styles>
 </file>
 
